--- a/tests/STYLING_TEST_TEMPLATE.docx
+++ b/tests/STYLING_TEST_TEMPLATE.docx
@@ -30,21 +30,7 @@
             <w:shd w:val="clear" w:color="auto" w:fill="BFBFBF"/>
           </w:tcPr>
           <w:p>
-            <w:pPr>
-              <w:pStyle w:val="FootnoteText"/>
-              <w:jc w:val="center"/>
-              <w:rPr>
-                <w:b/>
-                <w:bCs/>
-              </w:rPr>
-            </w:pPr>
             <w:r>
-              <w:rPr>
-                <w:b/>
-                <w:bCs/>
-                <w:sz w:val="24"/>
-                <w:szCs w:val="24"/>
-              </w:rPr>
               <w:t>Group</w:t>
             </w:r>
           </w:p>
@@ -802,88 +788,6 @@
           <w:lang w:bidi="he-IL"/>
         </w:rPr>
       </w:pPr>
-      <w:r>
-        <w:rPr>
-          <w:noProof/>
-          <w:lang w:bidi="he-IL"/>
-        </w:rPr>
-        <mc:AlternateContent>
-          <mc:Choice Requires="wps">
-            <w:drawing>
-              <wp:anchor distT="0" distB="0" distL="114300" distR="114300" simplePos="0" relativeHeight="251658257" behindDoc="1" locked="0" layoutInCell="1" allowOverlap="1" wp14:anchorId="0D3FE3D6" wp14:editId="06E7FF5A">
-                <wp:simplePos x="0" y="0"/>
-                <wp:positionH relativeFrom="column">
-                  <wp:posOffset>-95250</wp:posOffset>
-                </wp:positionH>
-                <wp:positionV relativeFrom="paragraph">
-                  <wp:posOffset>142875</wp:posOffset>
-                </wp:positionV>
-                <wp:extent cx="5915025" cy="2713355"/>
-                <wp:effectExtent l="0" t="0" r="28575" b="10795"/>
-                <wp:wrapNone/>
-                <wp:docPr id="1" name="Rectangle 2"/>
-                <wp:cNvGraphicFramePr>
-                  <a:graphicFrameLocks xmlns:a="http://schemas.openxmlformats.org/drawingml/2006/main"/>
-                </wp:cNvGraphicFramePr>
-                <a:graphic xmlns:a="http://schemas.openxmlformats.org/drawingml/2006/main">
-                  <a:graphicData uri="http://schemas.microsoft.com/office/word/2010/wordprocessingShape">
-                    <wps:wsp>
-                      <wps:cNvSpPr>
-                        <a:spLocks noChangeArrowheads="1"/>
-                      </wps:cNvSpPr>
-                      <wps:spPr bwMode="auto">
-                        <a:xfrm>
-                          <a:off x="0" y="0"/>
-                          <a:ext cx="5915025" cy="2713355"/>
-                        </a:xfrm>
-                        <a:prstGeom prst="rect">
-                          <a:avLst/>
-                        </a:prstGeom>
-                        <a:solidFill>
-                          <a:srgbClr val="FFFFFF"/>
-                        </a:solidFill>
-                        <a:ln w="9525">
-                          <a:solidFill>
-                            <a:srgbClr val="000000"/>
-                          </a:solidFill>
-                          <a:miter lim="800000"/>
-                          <a:headEnd/>
-                          <a:tailEnd/>
-                        </a:ln>
-                      </wps:spPr>
-                      <wps:txbx>
-                        <w:txbxContent>
-                          <w:p/>
-                        </w:txbxContent>
-                      </wps:txbx>
-                      <wps:bodyPr rot="0" vert="horz" wrap="square" lIns="91440" tIns="45720" rIns="91440" bIns="45720" anchor="t" anchorCtr="0" upright="1">
-                        <a:noAutofit/>
-                      </wps:bodyPr>
-                    </wps:wsp>
-                  </a:graphicData>
-                </a:graphic>
-                <wp14:sizeRelH relativeFrom="page">
-                  <wp14:pctWidth>0</wp14:pctWidth>
-                </wp14:sizeRelH>
-                <wp14:sizeRelV relativeFrom="page">
-                  <wp14:pctHeight>0</wp14:pctHeight>
-                </wp14:sizeRelV>
-              </wp:anchor>
-            </w:drawing>
-          </mc:Choice>
-          <mc:Fallback>
-            <w:pict>
-              <v:rect w14:anchorId="0D3FE3D6" id="Rectangle 2" o:spid="_x0000_s1026" style="position:absolute;margin-left:-7.5pt;margin-top:11.25pt;width:465.75pt;height:213.65pt;z-index:-251658223;visibility:visible;mso-wrap-style:square;mso-width-percent:0;mso-height-percent:0;mso-wrap-distance-left:9pt;mso-wrap-distance-top:0;mso-wrap-distance-right:9pt;mso-wrap-distance-bottom:0;mso-position-horizontal:absolute;mso-position-horizontal-relative:text;mso-position-vertical:absolute;mso-position-vertical-relative:text;mso-width-percent:0;mso-height-percent:0;mso-width-relative:page;mso-height-relative:page;v-text-anchor:top" o:gfxdata="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">
-                <v:textbox>
-                  <w:txbxContent>
-                    <w:p/>
-                  </w:txbxContent>
-                </v:textbox>
-              </v:rect>
-            </w:pict>
-          </mc:Fallback>
-        </mc:AlternateContent>
-      </w:r>
     </w:p>
     <w:p>
       <w:pPr>
@@ -901,6 +805,7 @@
     </w:p>
     <w:p>
       <w:pPr>
+        <w:jc w:val="center"/>
         <w:rPr>
           <w:u w:val="single"/>
           <w:lang w:bidi="he-IL"/>
@@ -916,6 +821,7 @@
     </w:p>
     <w:p>
       <w:pPr>
+        <w:jc w:val="center"/>
         <w:rPr>
           <w:lang w:bidi="he-IL"/>
         </w:rPr>
@@ -929,16 +835,16 @@
       <w:r>
         <w:rPr>
           <w:b/>
+          <w:iCs/>
+          <w:lang w:bidi="he-IL"/>
+        </w:rPr>
+        <w:t>Item</w:t>
+      </w:r>
+      <w:r>
+        <w:rPr>
           <w:i/>
           <w:lang w:bidi="he-IL"/>
         </w:rPr>
-        <w:t>Item</w:t>
-      </w:r>
-      <w:r>
-        <w:rPr>
-          <w:i/>
-          <w:lang w:bidi="he-IL"/>
-        </w:rPr>
         <w:t xml:space="preserve"> </w:t>
       </w:r>
       <w:r>
@@ -970,6 +876,7 @@
     </w:p>
     <w:p>
       <w:pPr>
+        <w:jc w:val="center"/>
         <w:rPr>
           <w:lang w:bidi="he-IL"/>
         </w:rPr>
@@ -997,6 +904,7 @@
     </w:p>
     <w:p>
       <w:pPr>
+        <w:jc w:val="center"/>
         <w:rPr>
           <w:lang w:bidi="he-IL"/>
         </w:rPr>
@@ -1004,6 +912,7 @@
     </w:p>
     <w:p>
       <w:pPr>
+        <w:jc w:val="center"/>
         <w:rPr>
           <w:u w:val="single"/>
           <w:lang w:bidi="he-IL"/>
@@ -1019,6 +928,7 @@
     </w:p>
     <w:p>
       <w:pPr>
+        <w:jc w:val="center"/>
         <w:rPr>
           <w:b/>
           <w:lang w:bidi="he-IL"/>
@@ -1028,13 +938,25 @@
         <w:rPr>
           <w:lang w:bidi="he-IL"/>
         </w:rPr>
-        <w:t xml:space="preserve">Records of the approvals and release of this document version and its full revision history are available in the History Subview of the Revisions View of the related </w:t>
+        <w:t xml:space="preserve">Records of the approvals and release of this document version and its full revision history are available in the History </w:t>
+      </w:r>
+      <w:proofErr w:type="spellStart"/>
+      <w:r>
+        <w:rPr>
+          <w:lang w:bidi="he-IL"/>
+        </w:rPr>
+        <w:t>Subview</w:t>
+      </w:r>
+      <w:proofErr w:type="spellEnd"/>
+      <w:r>
+        <w:rPr>
+          <w:lang w:bidi="he-IL"/>
+        </w:rPr>
+        <w:t xml:space="preserve"> of the Revisions View of the related </w:t>
       </w:r>
       <w:r>
         <w:rPr>
           <w:b/>
-          <w:i/>
-          <w:iCs/>
           <w:lang w:bidi="he-IL"/>
         </w:rPr>
         <w:t>Item</w:t>
@@ -1122,7 +1044,7 @@
         <w:pStyle w:val="Heading2"/>
       </w:pPr>
       <w:r>
-        <w:t xml:space="preserve">1. Purpose and Scope</w:t>
+        <w:t xml:space="preserve">Purpose and Scope</w:t>
       </w:r>
     </w:p>
     <w:bookmarkStart w:id="1" w:name="purpose"/>
@@ -1131,7 +1053,7 @@
         <w:pStyle w:val="Heading3"/>
       </w:pPr>
       <w:r>
-        <w:t xml:space="preserve">1.1 Purpose</w:t>
+        <w:t xml:space="preserve">Purpose</w:t>
       </w:r>
     </w:p>
     <w:p>
@@ -1165,7 +1087,7 @@
         <w:pStyle w:val="Heading3"/>
       </w:pPr>
       <w:r>
-        <w:t xml:space="preserve">1.2 Scope</w:t>
+        <w:t xml:space="preserve">Scope</w:t>
       </w:r>
     </w:p>
     <w:p>
@@ -1174,148 +1096,6 @@
       </w:pPr>
       <w:r>
         <w:t xml:space="preserve">This test document includes examples of:</w:t>
-      </w:r>
-    </w:p>
-    <w:p>
-      <w:pPr>
-        <w:pStyle w:val="Compact"/>
-        <w:numPr>
-          <w:ilvl w:val="0"/>
-          <w:numId w:val="66"/>
-        </w:numPr>
-      </w:pPr>
-      <w:r>
-        <w:t xml:space="preserve">All heading levels</w:t>
-      </w:r>
-    </w:p>
-    <w:p>
-      <w:pPr>
-        <w:pStyle w:val="Compact"/>
-        <w:numPr>
-          <w:ilvl w:val="0"/>
-          <w:numId w:val="66"/>
-        </w:numPr>
-      </w:pPr>
-      <w:r>
-        <w:t xml:space="preserve">All table formats (pipe tables with alignment, grid tables)</w:t>
-      </w:r>
-    </w:p>
-    <w:p>
-      <w:pPr>
-        <w:pStyle w:val="Compact"/>
-        <w:numPr>
-          <w:ilvl w:val="0"/>
-          <w:numId w:val="66"/>
-        </w:numPr>
-      </w:pPr>
-      <w:r>
-        <w:t xml:space="preserve">Figures and images with captions</w:t>
-      </w:r>
-    </w:p>
-    <w:p>
-      <w:pPr>
-        <w:pStyle w:val="Compact"/>
-        <w:numPr>
-          <w:ilvl w:val="0"/>
-          <w:numId w:val="66"/>
-        </w:numPr>
-      </w:pPr>
-      <w:r>
-        <w:t xml:space="preserve">All list types (unordered, ordered, definition lists)</w:t>
-      </w:r>
-    </w:p>
-    <w:p>
-      <w:pPr>
-        <w:pStyle w:val="Compact"/>
-        <w:numPr>
-          <w:ilvl w:val="0"/>
-          <w:numId w:val="66"/>
-        </w:numPr>
-      </w:pPr>
-      <w:r>
-        <w:t xml:space="preserve">Code blocks with multiple language identifiers</w:t>
-      </w:r>
-    </w:p>
-    <w:p>
-      <w:pPr>
-        <w:pStyle w:val="Compact"/>
-        <w:numPr>
-          <w:ilvl w:val="0"/>
-          <w:numId w:val="66"/>
-        </w:numPr>
-      </w:pPr>
-      <w:r>
-        <w:t xml:space="preserve">Inline code and technical notation</w:t>
-      </w:r>
-    </w:p>
-    <w:p>
-      <w:pPr>
-        <w:pStyle w:val="Compact"/>
-        <w:numPr>
-          <w:ilvl w:val="0"/>
-          <w:numId w:val="66"/>
-        </w:numPr>
-      </w:pPr>
-      <w:r>
-        <w:t xml:space="preserve">Text emphasis (bold, italic, bold+italic)</w:t>
-      </w:r>
-    </w:p>
-    <w:p>
-      <w:pPr>
-        <w:pStyle w:val="Compact"/>
-        <w:numPr>
-          <w:ilvl w:val="0"/>
-          <w:numId w:val="66"/>
-        </w:numPr>
-      </w:pPr>
-      <w:r>
-        <w:t xml:space="preserve">Links and cross-references</w:t>
-      </w:r>
-    </w:p>
-    <w:p>
-      <w:pPr>
-        <w:pStyle w:val="Compact"/>
-        <w:numPr>
-          <w:ilvl w:val="0"/>
-          <w:numId w:val="66"/>
-        </w:numPr>
-      </w:pPr>
-      <w:r>
-        <w:t xml:space="preserve">Notes, warnings, and callouts</w:t>
-      </w:r>
-    </w:p>
-    <w:p>
-      <w:pPr>
-        <w:pStyle w:val="Compact"/>
-        <w:numPr>
-          <w:ilvl w:val="0"/>
-          <w:numId w:val="66"/>
-        </w:numPr>
-      </w:pPr>
-      <w:r>
-        <w:t xml:space="preserve">Math equations and footnotes</w:t>
-      </w:r>
-    </w:p>
-    <w:p>
-      <w:pPr>
-        <w:pStyle w:val="Compact"/>
-        <w:numPr>
-          <w:ilvl w:val="0"/>
-          <w:numId w:val="66"/>
-        </w:numPr>
-      </w:pPr>
-      <w:r>
-        <w:t xml:space="preserve">Proper spacing and line breaks</w:t>
-      </w:r>
-    </w:p>
-    <w:bookmarkEnd w:id="1"/>
-    <w:bookmarkStart w:id="3" w:name="medical-device-context"/>
-    <w:p>
-      <w:pPr>
-        <w:pStyle w:val="Heading3"/>
-      </w:pPr>
-      <w:r>
-        <w:t xml:space="preserve">1.3 Medical Device Context</w:t>
       </w:r>
     </w:p>
     <w:p>
@@ -1327,14 +1107,7 @@
         </w:numPr>
       </w:pPr>
       <w:r>
-        <w:rPr>
-          <w:b/>
-          <w:bCs/>
-        </w:rPr>
-        <w:t xml:space="preserve">Device Classification</w:t>
-      </w:r>
-      <w:r>
-        <w:t xml:space="preserve">: ISO 62304 Class B Medical Device</w:t>
+        <w:t xml:space="preserve">All heading levels</w:t>
       </w:r>
     </w:p>
     <w:p>
@@ -1346,14 +1119,7 @@
         </w:numPr>
       </w:pPr>
       <w:r>
-        <w:rPr>
-          <w:b/>
-          <w:bCs/>
-        </w:rPr>
-        <w:t xml:space="preserve">Regulatory</w:t>
-      </w:r>
-      <w:r>
-        <w:t xml:space="preserve">: FDA submission requirements</w:t>
+        <w:t xml:space="preserve">All table formats (pipe tables with alignment, grid tables)</w:t>
       </w:r>
     </w:p>
     <w:p>
@@ -1365,6 +1131,162 @@
         </w:numPr>
       </w:pPr>
       <w:r>
+        <w:t xml:space="preserve">Figures and images with captions</w:t>
+      </w:r>
+    </w:p>
+    <w:p>
+      <w:pPr>
+        <w:pStyle w:val="Compact"/>
+        <w:numPr>
+          <w:ilvl w:val="0"/>
+          <w:numId w:val="67"/>
+        </w:numPr>
+      </w:pPr>
+      <w:r>
+        <w:t xml:space="preserve">All list types (unordered, ordered, definition lists)</w:t>
+      </w:r>
+    </w:p>
+    <w:p>
+      <w:pPr>
+        <w:pStyle w:val="Compact"/>
+        <w:numPr>
+          <w:ilvl w:val="0"/>
+          <w:numId w:val="67"/>
+        </w:numPr>
+      </w:pPr>
+      <w:r>
+        <w:t xml:space="preserve">Code blocks with multiple language identifiers</w:t>
+      </w:r>
+    </w:p>
+    <w:p>
+      <w:pPr>
+        <w:pStyle w:val="Compact"/>
+        <w:numPr>
+          <w:ilvl w:val="0"/>
+          <w:numId w:val="67"/>
+        </w:numPr>
+      </w:pPr>
+      <w:r>
+        <w:t xml:space="preserve">Inline code and technical notation</w:t>
+      </w:r>
+    </w:p>
+    <w:p>
+      <w:pPr>
+        <w:pStyle w:val="Compact"/>
+        <w:numPr>
+          <w:ilvl w:val="0"/>
+          <w:numId w:val="67"/>
+        </w:numPr>
+      </w:pPr>
+      <w:r>
+        <w:t xml:space="preserve">Text emphasis (bold, italic, bold+italic)</w:t>
+      </w:r>
+    </w:p>
+    <w:p>
+      <w:pPr>
+        <w:pStyle w:val="Compact"/>
+        <w:numPr>
+          <w:ilvl w:val="0"/>
+          <w:numId w:val="67"/>
+        </w:numPr>
+      </w:pPr>
+      <w:r>
+        <w:t xml:space="preserve">Links and cross-references</w:t>
+      </w:r>
+    </w:p>
+    <w:p>
+      <w:pPr>
+        <w:pStyle w:val="Compact"/>
+        <w:numPr>
+          <w:ilvl w:val="0"/>
+          <w:numId w:val="67"/>
+        </w:numPr>
+      </w:pPr>
+      <w:r>
+        <w:t xml:space="preserve">Notes, warnings, and callouts</w:t>
+      </w:r>
+    </w:p>
+    <w:p>
+      <w:pPr>
+        <w:pStyle w:val="Compact"/>
+        <w:numPr>
+          <w:ilvl w:val="0"/>
+          <w:numId w:val="67"/>
+        </w:numPr>
+      </w:pPr>
+      <w:r>
+        <w:t xml:space="preserve">Math equations and footnotes</w:t>
+      </w:r>
+    </w:p>
+    <w:p>
+      <w:pPr>
+        <w:pStyle w:val="Compact"/>
+        <w:numPr>
+          <w:ilvl w:val="0"/>
+          <w:numId w:val="67"/>
+        </w:numPr>
+      </w:pPr>
+      <w:r>
+        <w:t xml:space="preserve">Proper spacing and line breaks</w:t>
+      </w:r>
+    </w:p>
+    <w:bookmarkEnd w:id="1"/>
+    <w:bookmarkStart w:id="3" w:name="medical-device-context"/>
+    <w:p>
+      <w:pPr>
+        <w:pStyle w:val="Heading3"/>
+      </w:pPr>
+      <w:r>
+        <w:t xml:space="preserve">Medical Device Context</w:t>
+      </w:r>
+    </w:p>
+    <w:p>
+      <w:pPr>
+        <w:pStyle w:val="Compact"/>
+        <w:numPr>
+          <w:ilvl w:val="0"/>
+          <w:numId w:val="68"/>
+        </w:numPr>
+      </w:pPr>
+      <w:r>
+        <w:rPr>
+          <w:b/>
+          <w:bCs/>
+        </w:rPr>
+        <w:t xml:space="preserve">Device Classification</w:t>
+      </w:r>
+      <w:r>
+        <w:t xml:space="preserve">: ISO 62304 Class B Medical Device</w:t>
+      </w:r>
+    </w:p>
+    <w:p>
+      <w:pPr>
+        <w:pStyle w:val="Compact"/>
+        <w:numPr>
+          <w:ilvl w:val="0"/>
+          <w:numId w:val="68"/>
+        </w:numPr>
+      </w:pPr>
+      <w:r>
+        <w:rPr>
+          <w:b/>
+          <w:bCs/>
+        </w:rPr>
+        <w:t xml:space="preserve">Regulatory</w:t>
+      </w:r>
+      <w:r>
+        <w:t xml:space="preserve">: FDA submission requirements</w:t>
+      </w:r>
+    </w:p>
+    <w:p>
+      <w:pPr>
+        <w:pStyle w:val="Compact"/>
+        <w:numPr>
+          <w:ilvl w:val="0"/>
+          <w:numId w:val="68"/>
+        </w:numPr>
+      </w:pPr>
+      <w:r>
         <w:rPr>
           <w:b/>
           <w:bCs/>
@@ -1383,7 +1305,7 @@
         <w:pStyle w:val="Heading2"/>
       </w:pPr>
       <w:r>
-        <w:t xml:space="preserve">2. Heading Level Examples</w:t>
+        <w:t xml:space="preserve">Heading Level Examples</w:t>
       </w:r>
     </w:p>
     <w:p>
@@ -1400,7 +1322,7 @@
         <w:pStyle w:val="Heading3"/>
       </w:pPr>
       <w:r>
-        <w:t xml:space="preserve">2.1 Subsection Level (Heading 2)</w:t>
+        <w:t xml:space="preserve">Subsection Level (Heading 2)</w:t>
       </w:r>
     </w:p>
     <w:p>
@@ -1426,7 +1348,7 @@
         <w:pStyle w:val="Heading4"/>
       </w:pPr>
       <w:r>
-        <w:t xml:space="preserve">2.1.1 Sub-subsection Level (Heading 3)</w:t>
+        <w:t xml:space="preserve">Sub-subsection Level (Heading 3)</w:t>
       </w:r>
     </w:p>
     <w:p>
@@ -1454,7 +1376,7 @@
         <w:pStyle w:val="Heading3"/>
       </w:pPr>
       <w:r>
-        <w:t xml:space="preserve">2.2 Nested Structure Example</w:t>
+        <w:t xml:space="preserve">Nested Structure Example</w:t>
       </w:r>
     </w:p>
     <w:bookmarkStart w:id="8" w:name="first-sub-subsection"/>
@@ -1463,7 +1385,7 @@
         <w:pStyle w:val="Heading4"/>
       </w:pPr>
       <w:r>
-        <w:t xml:space="preserve">2.2.1 First Sub-subsection</w:t>
+        <w:t xml:space="preserve">First Sub-subsection</w:t>
       </w:r>
     </w:p>
     <w:p>
@@ -1481,7 +1403,7 @@
         <w:pStyle w:val="Heading4"/>
       </w:pPr>
       <w:r>
-        <w:t xml:space="preserve">2.2.2 Second Sub-subsection</w:t>
+        <w:t xml:space="preserve">Second Sub-subsection</w:t>
       </w:r>
     </w:p>
     <w:p>
@@ -1501,7 +1423,7 @@
         <w:pStyle w:val="Heading2"/>
       </w:pPr>
       <w:r>
-        <w:t xml:space="preserve">3. Table Examples</w:t>
+        <w:t xml:space="preserve">Table Examples</w:t>
       </w:r>
     </w:p>
     <w:bookmarkStart w:id="11" w:name="X53b56df9a52f06d89d3c6493c854d39d0ad29ab"/>
@@ -1510,7 +1432,7 @@
         <w:pStyle w:val="Heading3"/>
       </w:pPr>
       <w:r>
-        <w:t xml:space="preserve">3.1 Pipe Table with Default Alignment (Left) - DilonTable_List Style</w:t>
+        <w:t xml:space="preserve">Pipe Table with Default Alignment (Left) - DilonTable_List Style</w:t>
       </w:r>
     </w:p>
     <w:p>
@@ -1790,7 +1712,7 @@
         <w:pStyle w:val="Heading3"/>
       </w:pPr>
       <w:r>
-        <w:t xml:space="preserve">3.2 Pipe Table with Mixed Alignment - Explicit DilonTable_List</w:t>
+        <w:t xml:space="preserve">Pipe Table with Mixed Alignment - Explicit DilonTable_List</w:t>
       </w:r>
     </w:p>
     <w:p>
@@ -2036,7 +1958,7 @@
         <w:pStyle w:val="Heading3"/>
       </w:pPr>
       <w:r>
-        <w:t xml:space="preserve">3.3 Multi-line Cells with</w:t>
+        <w:t xml:space="preserve">Multi-line Cells with</w:t>
       </w:r>
       <w:r>
         <w:t xml:space="preserve"> </w:t>
@@ -2240,7 +2162,7 @@
         <w:pStyle w:val="Heading3"/>
       </w:pPr>
       <w:r>
-        <w:t xml:space="preserve">3.4 Complex Pipe Table - DilonTable_Chart Style</w:t>
+        <w:t xml:space="preserve">Complex Pipe Table - DilonTable_Chart Style</w:t>
       </w:r>
     </w:p>
     <w:p>
@@ -2648,7 +2570,7 @@
         <w:pStyle w:val="Heading3"/>
       </w:pPr>
       <w:r>
-        <w:t xml:space="preserve">3.5 Grid Table (For Complex Content)</w:t>
+        <w:t xml:space="preserve">Grid Table (For Complex Content)</w:t>
       </w:r>
     </w:p>
     <w:p>
@@ -2874,7 +2796,7 @@
         <w:pStyle w:val="Heading3"/>
       </w:pPr>
       <w:r>
-        <w:t xml:space="preserve">3.6 Incorrect Table Style Tag</w:t>
+        <w:t xml:space="preserve">Incorrect Table Style Tag</w:t>
       </w:r>
     </w:p>
     <w:p>
@@ -2901,7 +2823,7 @@
         <w:pStyle w:val="Heading2"/>
       </w:pPr>
       <w:r>
-        <w:t xml:space="preserve">4. List Examples</w:t>
+        <w:t xml:space="preserve">List Examples</w:t>
       </w:r>
     </w:p>
     <w:bookmarkStart w:id="18" w:name="unordered-lists"/>
@@ -2910,7 +2832,7 @@
         <w:pStyle w:val="Heading3"/>
       </w:pPr>
       <w:r>
-        <w:t xml:space="preserve">4.1 Unordered Lists</w:t>
+        <w:t xml:space="preserve">Unordered Lists</w:t>
       </w:r>
     </w:p>
     <w:p>
@@ -2919,50 +2841,6 @@
       </w:pPr>
       <w:r>
         <w:t xml:space="preserve">Simple bulleted list:</w:t>
-      </w:r>
-    </w:p>
-    <w:p>
-      <w:pPr>
-        <w:pStyle w:val="Compact"/>
-        <w:numPr>
-          <w:ilvl w:val="0"/>
-          <w:numId w:val="68"/>
-        </w:numPr>
-      </w:pPr>
-      <w:r>
-        <w:t xml:space="preserve">First item</w:t>
-      </w:r>
-    </w:p>
-    <w:p>
-      <w:pPr>
-        <w:pStyle w:val="Compact"/>
-        <w:numPr>
-          <w:ilvl w:val="0"/>
-          <w:numId w:val="68"/>
-        </w:numPr>
-      </w:pPr>
-      <w:r>
-        <w:t xml:space="preserve">Second item</w:t>
-      </w:r>
-    </w:p>
-    <w:p>
-      <w:pPr>
-        <w:pStyle w:val="Compact"/>
-        <w:numPr>
-          <w:ilvl w:val="0"/>
-          <w:numId w:val="68"/>
-        </w:numPr>
-      </w:pPr>
-      <w:r>
-        <w:t xml:space="preserve">Third item</w:t>
-      </w:r>
-    </w:p>
-    <w:p>
-      <w:pPr>
-        <w:pStyle w:val="FirstParagraph"/>
-      </w:pPr>
-      <w:r>
-        <w:t xml:space="preserve">Nested unordered list:</w:t>
       </w:r>
     </w:p>
     <w:p>
@@ -2974,7 +2852,7 @@
         </w:numPr>
       </w:pPr>
       <w:r>
-        <w:t xml:space="preserve">Top level item 1</w:t>
+        <w:t xml:space="preserve">First item</w:t>
       </w:r>
     </w:p>
     <w:p>
@@ -2986,43 +2864,7 @@
         </w:numPr>
       </w:pPr>
       <w:r>
-        <w:t xml:space="preserve">Top level item 2</w:t>
-      </w:r>
-    </w:p>
-    <w:p>
-      <w:pPr>
-        <w:pStyle w:val="Compact"/>
-        <w:numPr>
-          <w:ilvl w:val="1"/>
-          <w:numId w:val="70"/>
-        </w:numPr>
-      </w:pPr>
-      <w:r>
-        <w:t xml:space="preserve">Nested item A</w:t>
-      </w:r>
-    </w:p>
-    <w:p>
-      <w:pPr>
-        <w:pStyle w:val="Compact"/>
-        <w:numPr>
-          <w:ilvl w:val="1"/>
-          <w:numId w:val="70"/>
-        </w:numPr>
-      </w:pPr>
-      <w:r>
-        <w:t xml:space="preserve">Nested item B</w:t>
-      </w:r>
-    </w:p>
-    <w:p>
-      <w:pPr>
-        <w:pStyle w:val="Compact"/>
-        <w:numPr>
-          <w:ilvl w:val="2"/>
-          <w:numId w:val="71"/>
-        </w:numPr>
-      </w:pPr>
-      <w:r>
-        <w:t xml:space="preserve">Deeply nested item</w:t>
+        <w:t xml:space="preserve">Second item</w:t>
       </w:r>
     </w:p>
     <w:p>
@@ -3034,17 +2876,7 @@
         </w:numPr>
       </w:pPr>
       <w:r>
-        <w:t xml:space="preserve">Top level item 3</w:t>
-      </w:r>
-    </w:p>
-    <w:bookmarkEnd w:id="17"/>
-    <w:bookmarkStart w:id="19" w:name="ordered-lists"/>
-    <w:p>
-      <w:pPr>
-        <w:pStyle w:val="Heading3"/>
-      </w:pPr>
-      <w:r>
-        <w:t xml:space="preserve">4.2 Ordered Lists</w:t>
+        <w:t xml:space="preserve">Third item</w:t>
       </w:r>
     </w:p>
     <w:p>
@@ -3052,7 +2884,7 @@
         <w:pStyle w:val="FirstParagraph"/>
       </w:pPr>
       <w:r>
-        <w:t xml:space="preserve">Simple numbered list:</w:t>
+        <w:t xml:space="preserve">Nested unordered list:</w:t>
       </w:r>
     </w:p>
     <w:p>
@@ -3060,11 +2892,11 @@
         <w:pStyle w:val="Compact"/>
         <w:numPr>
           <w:ilvl w:val="0"/>
-          <w:numId w:val="72"/>
+          <w:numId w:val="70"/>
         </w:numPr>
       </w:pPr>
       <w:r>
-        <w:t xml:space="preserve">First step</w:t>
+        <w:t xml:space="preserve">Top level item 1</w:t>
       </w:r>
     </w:p>
     <w:p>
@@ -3072,11 +2904,47 @@
         <w:pStyle w:val="Compact"/>
         <w:numPr>
           <w:ilvl w:val="0"/>
+          <w:numId w:val="70"/>
+        </w:numPr>
+      </w:pPr>
+      <w:r>
+        <w:t xml:space="preserve">Top level item 2</w:t>
+      </w:r>
+    </w:p>
+    <w:p>
+      <w:pPr>
+        <w:pStyle w:val="Compact"/>
+        <w:numPr>
+          <w:ilvl w:val="1"/>
+          <w:numId w:val="71"/>
+        </w:numPr>
+      </w:pPr>
+      <w:r>
+        <w:t xml:space="preserve">Nested item A</w:t>
+      </w:r>
+    </w:p>
+    <w:p>
+      <w:pPr>
+        <w:pStyle w:val="Compact"/>
+        <w:numPr>
+          <w:ilvl w:val="1"/>
+          <w:numId w:val="71"/>
+        </w:numPr>
+      </w:pPr>
+      <w:r>
+        <w:t xml:space="preserve">Nested item B</w:t>
+      </w:r>
+    </w:p>
+    <w:p>
+      <w:pPr>
+        <w:pStyle w:val="Compact"/>
+        <w:numPr>
+          <w:ilvl w:val="2"/>
           <w:numId w:val="72"/>
         </w:numPr>
       </w:pPr>
       <w:r>
-        <w:t xml:space="preserve">Second step</w:t>
+        <w:t xml:space="preserve">Deeply nested item</w:t>
       </w:r>
     </w:p>
     <w:p>
@@ -3084,11 +2952,21 @@
         <w:pStyle w:val="Compact"/>
         <w:numPr>
           <w:ilvl w:val="0"/>
-          <w:numId w:val="72"/>
+          <w:numId w:val="70"/>
         </w:numPr>
       </w:pPr>
       <w:r>
-        <w:t xml:space="preserve">Third step</w:t>
+        <w:t xml:space="preserve">Top level item 3</w:t>
+      </w:r>
+    </w:p>
+    <w:bookmarkEnd w:id="17"/>
+    <w:bookmarkStart w:id="19" w:name="ordered-lists"/>
+    <w:p>
+      <w:pPr>
+        <w:pStyle w:val="Heading3"/>
+      </w:pPr>
+      <w:r>
+        <w:t xml:space="preserve">Ordered Lists</w:t>
       </w:r>
     </w:p>
     <w:p>
@@ -3096,7 +2974,7 @@
         <w:pStyle w:val="FirstParagraph"/>
       </w:pPr>
       <w:r>
-        <w:t xml:space="preserve">Ordered list with nested bullets:</w:t>
+        <w:t xml:space="preserve">Simple numbered list:</w:t>
       </w:r>
     </w:p>
     <w:p>
@@ -3108,31 +2986,7 @@
         </w:numPr>
       </w:pPr>
       <w:r>
-        <w:t xml:space="preserve">Initialize I2C bus</w:t>
-      </w:r>
-    </w:p>
-    <w:p>
-      <w:pPr>
-        <w:pStyle w:val="Compact"/>
-        <w:numPr>
-          <w:ilvl w:val="1"/>
-          <w:numId w:val="74"/>
-        </w:numPr>
-      </w:pPr>
-      <w:r>
-        <w:t xml:space="preserve">Set clock frequency to 400 kHz</w:t>
-      </w:r>
-    </w:p>
-    <w:p>
-      <w:pPr>
-        <w:pStyle w:val="Compact"/>
-        <w:numPr>
-          <w:ilvl w:val="1"/>
-          <w:numId w:val="74"/>
-        </w:numPr>
-      </w:pPr>
-      <w:r>
-        <w:t xml:space="preserve">Enable internal pull-ups</w:t>
+        <w:t xml:space="preserve">First step</w:t>
       </w:r>
     </w:p>
     <w:p>
@@ -3144,7 +2998,39 @@
         </w:numPr>
       </w:pPr>
       <w:r>
-        <w:t xml:space="preserve">Scan for devices</w:t>
+        <w:t xml:space="preserve">Second step</w:t>
+      </w:r>
+    </w:p>
+    <w:p>
+      <w:pPr>
+        <w:pStyle w:val="Compact"/>
+        <w:numPr>
+          <w:ilvl w:val="0"/>
+          <w:numId w:val="73"/>
+        </w:numPr>
+      </w:pPr>
+      <w:r>
+        <w:t xml:space="preserve">Third step</w:t>
+      </w:r>
+    </w:p>
+    <w:p>
+      <w:pPr>
+        <w:pStyle w:val="FirstParagraph"/>
+      </w:pPr>
+      <w:r>
+        <w:t xml:space="preserve">Ordered list with nested bullets:</w:t>
+      </w:r>
+    </w:p>
+    <w:p>
+      <w:pPr>
+        <w:pStyle w:val="Compact"/>
+        <w:numPr>
+          <w:ilvl w:val="0"/>
+          <w:numId w:val="74"/>
+        </w:numPr>
+      </w:pPr>
+      <w:r>
+        <w:t xml:space="preserve">Initialize I2C bus</w:t>
       </w:r>
     </w:p>
     <w:p>
@@ -3156,7 +3042,7 @@
         </w:numPr>
       </w:pPr>
       <w:r>
-        <w:t xml:space="preserve">Check addresses 0x00-0x7F</w:t>
+        <w:t xml:space="preserve">Set clock frequency to 400 kHz</w:t>
       </w:r>
     </w:p>
     <w:p>
@@ -3168,7 +3054,7 @@
         </w:numPr>
       </w:pPr>
       <w:r>
-        <w:t xml:space="preserve">Record responding devices</w:t>
+        <w:t xml:space="preserve">Enable internal pull-ups</w:t>
       </w:r>
     </w:p>
     <w:p>
@@ -3176,11 +3062,11 @@
         <w:pStyle w:val="Compact"/>
         <w:numPr>
           <w:ilvl w:val="0"/>
-          <w:numId w:val="73"/>
+          <w:numId w:val="74"/>
         </w:numPr>
       </w:pPr>
       <w:r>
-        <w:t xml:space="preserve">Configure each device</w:t>
+        <w:t xml:space="preserve">Scan for devices</w:t>
       </w:r>
     </w:p>
     <w:p>
@@ -3192,7 +3078,7 @@
         </w:numPr>
       </w:pPr>
       <w:r>
-        <w:t xml:space="preserve">Write control registers</w:t>
+        <w:t xml:space="preserve">Check addresses 0x00-0x7F</w:t>
       </w:r>
     </w:p>
     <w:p>
@@ -3204,6 +3090,42 @@
         </w:numPr>
       </w:pPr>
       <w:r>
+        <w:t xml:space="preserve">Record responding devices</w:t>
+      </w:r>
+    </w:p>
+    <w:p>
+      <w:pPr>
+        <w:pStyle w:val="Compact"/>
+        <w:numPr>
+          <w:ilvl w:val="0"/>
+          <w:numId w:val="74"/>
+        </w:numPr>
+      </w:pPr>
+      <w:r>
+        <w:t xml:space="preserve">Configure each device</w:t>
+      </w:r>
+    </w:p>
+    <w:p>
+      <w:pPr>
+        <w:pStyle w:val="Compact"/>
+        <w:numPr>
+          <w:ilvl w:val="1"/>
+          <w:numId w:val="77"/>
+        </w:numPr>
+      </w:pPr>
+      <w:r>
+        <w:t xml:space="preserve">Write control registers</w:t>
+      </w:r>
+    </w:p>
+    <w:p>
+      <w:pPr>
+        <w:pStyle w:val="Compact"/>
+        <w:numPr>
+          <w:ilvl w:val="1"/>
+          <w:numId w:val="77"/>
+        </w:numPr>
+      </w:pPr>
+      <w:r>
         <w:t xml:space="preserve">Verify configuration</w:t>
       </w:r>
     </w:p>
@@ -3214,7 +3136,7 @@
         <w:pStyle w:val="Heading3"/>
       </w:pPr>
       <w:r>
-        <w:t xml:space="preserve">4.3 Definition Lists</w:t>
+        <w:t xml:space="preserve">Definition Lists</w:t>
       </w:r>
     </w:p>
     <w:p>
@@ -3325,7 +3247,7 @@
         <w:pStyle w:val="Heading2"/>
       </w:pPr>
       <w:r>
-        <w:t xml:space="preserve">5. Figures and Images</w:t>
+        <w:t xml:space="preserve">Figures and Images</w:t>
       </w:r>
     </w:p>
     <w:bookmarkStart w:id="22" w:name="figure-with-caption"/>
@@ -3334,26 +3256,88 @@
         <w:pStyle w:val="Heading3"/>
       </w:pPr>
       <w:r>
-        <w:t xml:space="preserve">5.1 Figure with Caption</w:t>
-      </w:r>
-    </w:p>
-    <w:p>
-      <w:pPr>
-        <w:pStyle w:val="FirstParagraph"/>
-      </w:pPr>
-    </w:p>
-    <w:p>
-      <w:pPr>
-        <w:pStyle w:val="BodyText"/>
-      </w:pPr>
-      <w:r>
-        <w:rPr>
-          <w:i/>
-          <w:iCs/>
-        </w:rPr>
-        <w:t xml:space="preserve">Figure 5.1: Complete I2C Bus Topology showing nRF52832 master connected to all peripheral devices.</w:t>
-      </w:r>
-    </w:p>
+        <w:t xml:space="preserve">Figure with Caption</w:t>
+      </w:r>
+    </w:p>
+    <w:bookmarkStart w:id="23" w:name="fig:i2c-bus-topology"/>
+    <w:p xmlns:a="http://schemas.openxmlformats.org/drawingml/2006/main" xmlns:pic="http://schemas.openxmlformats.org/drawingml/2006/picture">
+      <w:pPr>
+        <w:pStyle w:val="CaptionedFigure"/>
+      </w:pPr>
+      <w:r>
+        <w:drawing>
+          <wp:inline>
+            <wp:extent cx="5727700" cy="2863850"/>
+            <wp:effectExtent b="0" l="0" r="0" t="0"/>
+            <wp:docPr descr="Complete I2C Bus Topology showing nRF52832 master connected to all peripheral devices." title="" id="1" name="Picture"/>
+            <a:graphic>
+              <a:graphicData uri="http://schemas.openxmlformats.org/drawingml/2006/picture">
+                <pic:pic>
+                  <pic:nvPicPr>
+                    <pic:cNvPr descr="diagrams/placeholder_diagram.png" id="1" name="Picture"/>
+                    <pic:cNvPicPr>
+                      <a:picLocks noChangeArrowheads="1" noChangeAspect="1"/>
+                    </pic:cNvPicPr>
+                  </pic:nvPicPr>
+                  <pic:blipFill>
+                    <a:blip r:embed="rId15"/>
+                    <a:stretch>
+                      <a:fillRect/>
+                    </a:stretch>
+                  </pic:blipFill>
+                  <pic:spPr bwMode="auto">
+                    <a:xfrm>
+                      <a:off x="0" y="0"/>
+                      <a:ext cx="5727700" cy="2863850"/>
+                    </a:xfrm>
+                    <a:prstGeom prst="rect">
+                      <a:avLst/>
+                    </a:prstGeom>
+                    <a:noFill/>
+                    <a:ln w="9525">
+                      <a:noFill/>
+                      <a:headEnd/>
+                      <a:tailEnd/>
+                    </a:ln>
+                  </pic:spPr>
+                </pic:pic>
+              </a:graphicData>
+            </a:graphic>
+          </wp:inline>
+        </w:drawing>
+      </w:r>
+    </w:p>
+    <w:p>
+      <w:pPr>
+        <w:pStyle w:val="Caption"/>
+      </w:pPr>
+      <w:r>
+        <w:t xml:space="preserve">Figure </w:t>
+      </w:r>
+      <w:fldSimple w:instr=" STYLEREF 2 \s ">
+        <w:r>
+          <w:rPr>
+            <w:noProof/>
+          </w:rPr>
+          <w:t>1</w:t>
+        </w:r>
+      </w:fldSimple>
+      <w:r>
+        <w:t>.</w:t>
+      </w:r>
+      <w:fldSimple w:instr=" SEQ Figure \* ARABIC \s 2 ">
+        <w:r>
+          <w:rPr>
+            <w:noProof/>
+          </w:rPr>
+          <w:t>1</w:t>
+        </w:r>
+      </w:fldSimple>
+      <w:r>
+        <w:t xml:space="preserve"> - Complete I2C Bus Topology showing nRF52832 master connected to all peripheral devices.</w:t>
+      </w:r>
+    </w:p>
+    <w:bookmarkEnd w:id="21"/>
     <w:p>
       <w:pPr>
         <w:pStyle w:val="BodyText"/>
@@ -3366,188 +3350,456 @@
         <w:t xml:space="preserve">Note</w:t>
       </w:r>
       <w:r>
-        <w:t xml:space="preserve">: This is an example of a note following a figure caption. There are two blank lines before this note.</w:t>
-      </w:r>
-    </w:p>
-    <w:bookmarkEnd w:id="21"/>
-    <w:bookmarkStart w:id="23" w:name="second-figure-example"/>
+        <w:t xml:space="preserve">: The caption above is auto-numbered by the compiler - no number was typed in the markdown. See</w:t>
+      </w:r>
+      <w:r>
+        <w:t xml:space="preserve"> </w:t>
+      </w:r>
+      <w:hyperlink w:anchor="fig:i2c-bus-topology">
+        <w:r>
+          <w:rPr>
+            <w:rStyle w:val="Hyperlink"/>
+          </w:rPr>
+          <w:t xml:space="preserve">the figure</w:t>
+        </w:r>
+      </w:hyperlink>
+      <w:r>
+        <w:t xml:space="preserve"> </w:t>
+      </w:r>
+      <w:r>
+        <w:t xml:space="preserve">for an example of a working figure cross-reference.</w:t>
+      </w:r>
+    </w:p>
+    <w:bookmarkEnd w:id="22"/>
+    <w:bookmarkStart w:id="24" w:name="second-figure-example"/>
     <w:p>
       <w:pPr>
         <w:pStyle w:val="Heading3"/>
       </w:pPr>
       <w:r>
-        <w:t xml:space="preserve">5.2 Second Figure Example</w:t>
+        <w:t xml:space="preserve">Second Figure Example</w:t>
+      </w:r>
+    </w:p>
+    <w:bookmarkStart w:id="25" w:name="fig:cpld-interface"/>
+    <w:p xmlns:a="http://schemas.openxmlformats.org/drawingml/2006/main" xmlns:pic="http://schemas.openxmlformats.org/drawingml/2006/picture">
+      <w:pPr>
+        <w:pStyle w:val="CaptionedFigure"/>
+      </w:pPr>
+      <w:r>
+        <w:drawing>
+          <wp:inline>
+            <wp:extent cx="5727700" cy="2863850"/>
+            <wp:effectExtent b="0" l="0" r="0" t="0"/>
+            <wp:docPr descr="CPLD Interface Architecture via PCA9534 GPIO extenders." title="" id="2" name="Picture"/>
+            <a:graphic>
+              <a:graphicData uri="http://schemas.openxmlformats.org/drawingml/2006/picture">
+                <pic:pic>
+                  <pic:nvPicPr>
+                    <pic:cNvPr descr="diagrams/cpld_interface_placeholder.png" id="2" name="Picture"/>
+                    <pic:cNvPicPr>
+                      <a:picLocks noChangeArrowheads="1" noChangeAspect="1"/>
+                    </pic:cNvPicPr>
+                  </pic:nvPicPr>
+                  <pic:blipFill>
+                    <a:blip r:embed="rId16"/>
+                    <a:stretch>
+                      <a:fillRect/>
+                    </a:stretch>
+                  </pic:blipFill>
+                  <pic:spPr bwMode="auto">
+                    <a:xfrm>
+                      <a:off x="0" y="0"/>
+                      <a:ext cx="5727700" cy="2863850"/>
+                    </a:xfrm>
+                    <a:prstGeom prst="rect">
+                      <a:avLst/>
+                    </a:prstGeom>
+                    <a:noFill/>
+                    <a:ln w="9525">
+                      <a:noFill/>
+                      <a:headEnd/>
+                      <a:tailEnd/>
+                    </a:ln>
+                  </pic:spPr>
+                </pic:pic>
+              </a:graphicData>
+            </a:graphic>
+          </wp:inline>
+        </w:drawing>
+      </w:r>
+    </w:p>
+    <w:p>
+      <w:pPr>
+        <w:pStyle w:val="Caption"/>
+      </w:pPr>
+      <w:r>
+        <w:t xml:space="preserve">Figure </w:t>
+      </w:r>
+      <w:fldSimple w:instr=" STYLEREF 2 \s ">
+        <w:r>
+          <w:rPr>
+            <w:noProof/>
+          </w:rPr>
+          <w:t>1</w:t>
+        </w:r>
+      </w:fldSimple>
+      <w:r>
+        <w:t>.</w:t>
+      </w:r>
+      <w:fldSimple w:instr=" SEQ Figure \* ARABIC \s 2 ">
+        <w:r>
+          <w:rPr>
+            <w:noProof/>
+          </w:rPr>
+          <w:t>1</w:t>
+        </w:r>
+      </w:fldSimple>
+      <w:r>
+        <w:t xml:space="preserve"> - CPLD Interface Architecture via PCA9534 GPIO extenders.</w:t>
+      </w:r>
+    </w:p>
+    <w:bookmarkEnd w:id="23"/>
+    <w:bookmarkEnd w:id="24"/>
+    <w:bookmarkEnd w:id="25"/>
+    <w:bookmarkStart w:id="26" w:name="code-and-technical-content"/>
+    <w:p>
+      <w:pPr>
+        <w:pStyle w:val="Heading2"/>
+      </w:pPr>
+      <w:r>
+        <w:t xml:space="preserve">Code and Technical Content</w:t>
+      </w:r>
+    </w:p>
+    <w:bookmarkStart w:id="27" w:name="inline-code-examples"/>
+    <w:p>
+      <w:pPr>
+        <w:pStyle w:val="Heading3"/>
+      </w:pPr>
+      <w:r>
+        <w:t xml:space="preserve">Inline Code Examples</w:t>
       </w:r>
     </w:p>
     <w:p>
       <w:pPr>
         <w:pStyle w:val="FirstParagraph"/>
       </w:pPr>
+      <w:r>
+        <w:t xml:space="preserve">The</w:t>
+      </w:r>
+      <w:r>
+        <w:t xml:space="preserve"> </w:t>
+      </w:r>
+      <w:r>
+        <w:rPr>
+          <w:rStyle w:val="VerbatimChar"/>
+        </w:rPr>
+        <w:t xml:space="preserve">i2c_write()</w:t>
+      </w:r>
+      <w:r>
+        <w:t xml:space="preserve"> </w:t>
+      </w:r>
+      <w:r>
+        <w:t xml:space="preserve">function sends data to the device at address</w:t>
+      </w:r>
+      <w:r>
+        <w:t xml:space="preserve"> </w:t>
+      </w:r>
+      <w:r>
+        <w:rPr>
+          <w:rStyle w:val="VerbatimChar"/>
+        </w:rPr>
+        <w:t xml:space="preserve">0x50</w:t>
+      </w:r>
+      <w:r>
+        <w:t xml:space="preserve">. Memory address</w:t>
+      </w:r>
+      <w:r>
+        <w:t xml:space="preserve"> </w:t>
+      </w:r>
+      <w:r>
+        <w:rPr>
+          <w:rStyle w:val="VerbatimChar"/>
+        </w:rPr>
+        <w:t xml:space="preserve">0x00-0x01</w:t>
+      </w:r>
+      <w:r>
+        <w:t xml:space="preserve"> </w:t>
+      </w:r>
+      <w:r>
+        <w:t xml:space="preserve">contains the CRC-16 checksum.</w:t>
+      </w:r>
     </w:p>
     <w:p>
       <w:pPr>
         <w:pStyle w:val="BodyText"/>
       </w:pPr>
       <w:r>
-        <w:rPr>
-          <w:i/>
-          <w:iCs/>
-        </w:rPr>
-        <w:t xml:space="preserve">Figure 5.2: CPLD Interface Architecture via PCA9534 GPIO extenders.</w:t>
-      </w:r>
-    </w:p>
-    <w:bookmarkEnd w:id="22"/>
-    <w:bookmarkEnd w:id="23"/>
-    <w:bookmarkStart w:id="24" w:name="code-and-technical-content"/>
-    <w:p>
-      <w:pPr>
-        <w:pStyle w:val="Heading2"/>
-      </w:pPr>
-      <w:r>
-        <w:t xml:space="preserve">6. Code and Technical Content</w:t>
-      </w:r>
-    </w:p>
-    <w:bookmarkStart w:id="25" w:name="inline-code-examples"/>
+        <w:t xml:space="preserve">Register</w:t>
+      </w:r>
+      <w:r>
+        <w:t xml:space="preserve"> </w:t>
+      </w:r>
+      <w:r>
+        <w:rPr>
+          <w:rStyle w:val="VerbatimChar"/>
+        </w:rPr>
+        <w:t xml:space="preserve">CTRL_REG1</w:t>
+      </w:r>
+      <w:r>
+        <w:t xml:space="preserve"> </w:t>
+      </w:r>
+      <w:r>
+        <w:t xml:space="preserve">(address</w:t>
+      </w:r>
+      <w:r>
+        <w:t xml:space="preserve"> </w:t>
+      </w:r>
+      <w:r>
+        <w:rPr>
+          <w:rStyle w:val="VerbatimChar"/>
+        </w:rPr>
+        <w:t xml:space="preserve">0x20</w:t>
+      </w:r>
+      <w:r>
+        <w:t xml:space="preserve">) controls power mode. Set bit</w:t>
+      </w:r>
+      <w:r>
+        <w:t xml:space="preserve"> </w:t>
+      </w:r>
+      <w:r>
+        <w:rPr>
+          <w:rStyle w:val="VerbatimChar"/>
+        </w:rPr>
+        <w:t xml:space="preserve">PD1:PD0</w:t>
+      </w:r>
+      <w:r>
+        <w:t xml:space="preserve"> </w:t>
+      </w:r>
+      <w:r>
+        <w:t xml:space="preserve">to</w:t>
+      </w:r>
+      <w:r>
+        <w:t xml:space="preserve"> </w:t>
+      </w:r>
+      <w:r>
+        <w:rPr>
+          <w:rStyle w:val="VerbatimChar"/>
+        </w:rPr>
+        <w:t xml:space="preserve">00</w:t>
+      </w:r>
+      <w:r>
+        <w:t xml:space="preserve"> </w:t>
+      </w:r>
+      <w:r>
+        <w:t xml:space="preserve">for normal operation.</w:t>
+      </w:r>
+    </w:p>
+    <w:bookmarkEnd w:id="26"/>
+    <w:bookmarkStart w:id="28" w:name="code-blocks"/>
     <w:p>
       <w:pPr>
         <w:pStyle w:val="Heading3"/>
       </w:pPr>
       <w:r>
-        <w:t xml:space="preserve">6.1 Inline Code Examples</w:t>
-      </w:r>
-    </w:p>
-    <w:p>
-      <w:pPr>
-        <w:pStyle w:val="FirstParagraph"/>
-      </w:pPr>
-      <w:r>
-        <w:t xml:space="preserve">The</w:t>
-      </w:r>
-      <w:r>
-        <w:t xml:space="preserve"> </w:t>
-      </w:r>
+        <w:t xml:space="preserve">Code Blocks</w:t>
+      </w:r>
+    </w:p>
+    <w:bookmarkStart w:id="29" w:name="c-code-example"/>
+    <w:p>
+      <w:pPr>
+        <w:pStyle w:val="Heading4"/>
+      </w:pPr>
+      <w:r>
+        <w:t xml:space="preserve">C Code Example</w:t>
+      </w:r>
+    </w:p>
+    <w:p>
+      <w:pPr>
+        <w:pStyle w:val="SourceCode"/>
+      </w:pPr>
       <w:r>
         <w:rPr>
           <w:rStyle w:val="VerbatimChar"/>
         </w:rPr>
-        <w:t xml:space="preserve">i2c_write()</w:t>
-      </w:r>
-      <w:r>
-        <w:t xml:space="preserve"> </w:t>
-      </w:r>
-      <w:r>
-        <w:t xml:space="preserve">function sends data to the device at address</w:t>
-      </w:r>
-      <w:r>
-        <w:t xml:space="preserve"> </w:t>
+        <w:t xml:space="preserve">uint8_t data[8];</w:t>
+      </w:r>
+      <w:r>
+        <w:br/>
       </w:r>
       <w:r>
         <w:rPr>
           <w:rStyle w:val="VerbatimChar"/>
         </w:rPr>
-        <w:t xml:space="preserve">0x50</w:t>
-      </w:r>
-      <w:r>
-        <w:t xml:space="preserve">. Memory address</w:t>
-      </w:r>
-      <w:r>
-        <w:t xml:space="preserve"> </w:t>
+        <w:t xml:space="preserve">i2c_read(0x50, data, 8);</w:t>
+      </w:r>
+      <w:r>
+        <w:br/>
+      </w:r>
+      <w:r>
+        <w:br/>
       </w:r>
       <w:r>
         <w:rPr>
           <w:rStyle w:val="VerbatimChar"/>
         </w:rPr>
-        <w:t xml:space="preserve">0x00-0x01</w:t>
-      </w:r>
-      <w:r>
-        <w:t xml:space="preserve"> </w:t>
-      </w:r>
-      <w:r>
-        <w:t xml:space="preserve">contains the CRC-16 checksum.</w:t>
-      </w:r>
-    </w:p>
-    <w:p>
-      <w:pPr>
-        <w:pStyle w:val="BodyText"/>
-      </w:pPr>
-      <w:r>
-        <w:t xml:space="preserve">Register</w:t>
-      </w:r>
-      <w:r>
-        <w:t xml:space="preserve"> </w:t>
+        <w:t xml:space="preserve">void ee24aa02_read_buf(uint8_t address, uint8_t *buffer, size_t length) {</w:t>
+      </w:r>
+      <w:r>
+        <w:br/>
       </w:r>
       <w:r>
         <w:rPr>
           <w:rStyle w:val="VerbatimChar"/>
         </w:rPr>
-        <w:t xml:space="preserve">CTRL_REG1</w:t>
-      </w:r>
-      <w:r>
-        <w:t xml:space="preserve"> </w:t>
-      </w:r>
-      <w:r>
-        <w:t xml:space="preserve">(address</w:t>
-      </w:r>
-      <w:r>
-        <w:t xml:space="preserve"> </w:t>
+        <w:t xml:space="preserve">    i2c_write(0x50, &amp;address, 1);</w:t>
+      </w:r>
+      <w:r>
+        <w:br/>
       </w:r>
       <w:r>
         <w:rPr>
           <w:rStyle w:val="VerbatimChar"/>
         </w:rPr>
-        <w:t xml:space="preserve">0x20</w:t>
-      </w:r>
-      <w:r>
-        <w:t xml:space="preserve">) controls power mode. Set bit</w:t>
-      </w:r>
-      <w:r>
-        <w:t xml:space="preserve"> </w:t>
+        <w:t xml:space="preserve">    i2c_read(0x50, buffer, length);</w:t>
+      </w:r>
+      <w:r>
+        <w:br/>
       </w:r>
       <w:r>
         <w:rPr>
           <w:rStyle w:val="VerbatimChar"/>
         </w:rPr>
-        <w:t xml:space="preserve">PD1:PD0</w:t>
-      </w:r>
-      <w:r>
-        <w:t xml:space="preserve"> </w:t>
-      </w:r>
-      <w:r>
-        <w:t xml:space="preserve">to</w:t>
-      </w:r>
-      <w:r>
-        <w:t xml:space="preserve"> </w:t>
-      </w:r>
+        <w:t xml:space="preserve">}</w:t>
+      </w:r>
+    </w:p>
+    <w:bookmarkEnd w:id="27"/>
+    <w:bookmarkStart w:id="30" w:name="python-code-example"/>
+    <w:p>
+      <w:pPr>
+        <w:pStyle w:val="Heading4"/>
+      </w:pPr>
+      <w:r>
+        <w:t xml:space="preserve">Python Code Example</w:t>
+      </w:r>
+    </w:p>
+    <w:p>
+      <w:pPr>
+        <w:pStyle w:val="SourceCode"/>
+      </w:pPr>
       <w:r>
         <w:rPr>
           <w:rStyle w:val="VerbatimChar"/>
         </w:rPr>
-        <w:t xml:space="preserve">00</w:t>
-      </w:r>
-      <w:r>
-        <w:t xml:space="preserve"> </w:t>
-      </w:r>
-      <w:r>
-        <w:t xml:space="preserve">for normal operation.</w:t>
-      </w:r>
-    </w:p>
-    <w:bookmarkEnd w:id="24"/>
-    <w:bookmarkStart w:id="26" w:name="code-blocks"/>
-    <w:p>
-      <w:pPr>
-        <w:pStyle w:val="Heading3"/>
-      </w:pPr>
-      <w:r>
-        <w:t xml:space="preserve">6.2 Code Blocks</w:t>
-      </w:r>
-    </w:p>
-    <w:bookmarkStart w:id="27" w:name="c-code-example"/>
+        <w:t xml:space="preserve">def calculate_checksum(data):</w:t>
+      </w:r>
+      <w:r>
+        <w:br/>
+      </w:r>
+      <w:r>
+        <w:rPr>
+          <w:rStyle w:val="VerbatimChar"/>
+        </w:rPr>
+        <w:t xml:space="preserve">    """Calculate CRC-16 checksum using polynomial 0x8005."""</w:t>
+      </w:r>
+      <w:r>
+        <w:br/>
+      </w:r>
+      <w:r>
+        <w:rPr>
+          <w:rStyle w:val="VerbatimChar"/>
+        </w:rPr>
+        <w:t xml:space="preserve">    crc = 0xFFFF</w:t>
+      </w:r>
+      <w:r>
+        <w:br/>
+      </w:r>
+      <w:r>
+        <w:rPr>
+          <w:rStyle w:val="VerbatimChar"/>
+        </w:rPr>
+        <w:t xml:space="preserve">    for byte in data:</w:t>
+      </w:r>
+      <w:r>
+        <w:br/>
+      </w:r>
+      <w:r>
+        <w:rPr>
+          <w:rStyle w:val="VerbatimChar"/>
+        </w:rPr>
+        <w:t xml:space="preserve">        crc ^= byte &lt;&lt; 8</w:t>
+      </w:r>
+      <w:r>
+        <w:br/>
+      </w:r>
+      <w:r>
+        <w:rPr>
+          <w:rStyle w:val="VerbatimChar"/>
+        </w:rPr>
+        <w:t xml:space="preserve">        for _ in range(8):</w:t>
+      </w:r>
+      <w:r>
+        <w:br/>
+      </w:r>
+      <w:r>
+        <w:rPr>
+          <w:rStyle w:val="VerbatimChar"/>
+        </w:rPr>
+        <w:t xml:space="preserve">            if crc &amp; 0x8000:</w:t>
+      </w:r>
+      <w:r>
+        <w:br/>
+      </w:r>
+      <w:r>
+        <w:rPr>
+          <w:rStyle w:val="VerbatimChar"/>
+        </w:rPr>
+        <w:t xml:space="preserve">                crc = (crc &lt;&lt; 1) ^ 0x8005</w:t>
+      </w:r>
+      <w:r>
+        <w:br/>
+      </w:r>
+      <w:r>
+        <w:rPr>
+          <w:rStyle w:val="VerbatimChar"/>
+        </w:rPr>
+        <w:t xml:space="preserve">            else:</w:t>
+      </w:r>
+      <w:r>
+        <w:br/>
+      </w:r>
+      <w:r>
+        <w:rPr>
+          <w:rStyle w:val="VerbatimChar"/>
+        </w:rPr>
+        <w:t xml:space="preserve">                crc &lt;&lt;= 1</w:t>
+      </w:r>
+      <w:r>
+        <w:br/>
+      </w:r>
+      <w:r>
+        <w:rPr>
+          <w:rStyle w:val="VerbatimChar"/>
+        </w:rPr>
+        <w:t xml:space="preserve">            crc &amp;= 0xFFFF</w:t>
+      </w:r>
+      <w:r>
+        <w:br/>
+      </w:r>
+      <w:r>
+        <w:rPr>
+          <w:rStyle w:val="VerbatimChar"/>
+        </w:rPr>
+        <w:t xml:space="preserve">    return crc</w:t>
+      </w:r>
+    </w:p>
+    <w:bookmarkEnd w:id="28"/>
+    <w:bookmarkStart w:id="31" w:name="bashshell-commands"/>
     <w:p>
       <w:pPr>
         <w:pStyle w:val="Heading4"/>
       </w:pPr>
       <w:r>
-        <w:t xml:space="preserve">6.2.1 C Code Example</w:t>
+        <w:t xml:space="preserve">Bash/Shell Commands</w:t>
       </w:r>
     </w:p>
     <w:p>
@@ -3558,7 +3810,7 @@
         <w:rPr>
           <w:rStyle w:val="VerbatimChar"/>
         </w:rPr>
-        <w:t xml:space="preserve">uint8_t data[8];</w:t>
+        <w:t xml:space="preserve"># Generate PlantUML diagram</w:t>
       </w:r>
       <w:r>
         <w:br/>
@@ -3567,7 +3819,7 @@
         <w:rPr>
           <w:rStyle w:val="VerbatimChar"/>
         </w:rPr>
-        <w:t xml:space="preserve">i2c_read(0x50, data, 8);</w:t>
+        <w:t xml:space="preserve">plantuml -tpng diagram.puml</w:t>
       </w:r>
       <w:r>
         <w:br/>
@@ -3579,7 +3831,7 @@
         <w:rPr>
           <w:rStyle w:val="VerbatimChar"/>
         </w:rPr>
-        <w:t xml:space="preserve">void ee24aa02_read_buf(uint8_t address, uint8_t *buffer, size_t length) {</w:t>
+        <w:t xml:space="preserve"># Compile markdown to Word document</w:t>
       </w:r>
       <w:r>
         <w:br/>
@@ -3588,16 +3840,19 @@
         <w:rPr>
           <w:rStyle w:val="VerbatimChar"/>
         </w:rPr>
-        <w:t xml:space="preserve">    i2c_write(0x50, &amp;address, 1);</w:t>
+        <w:t xml:space="preserve">python generate_dilon_doc.py input.md output.docx</w:t>
       </w:r>
       <w:r>
         <w:br/>
       </w:r>
       <w:r>
+        <w:br/>
+      </w:r>
+      <w:r>
         <w:rPr>
           <w:rStyle w:val="VerbatimChar"/>
         </w:rPr>
-        <w:t xml:space="preserve">    i2c_read(0x50, buffer, length);</w:t>
+        <w:t xml:space="preserve"># Or use PowerShell alias</w:t>
       </w:r>
       <w:r>
         <w:br/>
@@ -3606,17 +3861,17 @@
         <w:rPr>
           <w:rStyle w:val="VerbatimChar"/>
         </w:rPr>
-        <w:t xml:space="preserve">}</w:t>
-      </w:r>
-    </w:p>
-    <w:bookmarkEnd w:id="25"/>
-    <w:bookmarkStart w:id="28" w:name="python-code-example"/>
+        <w:t xml:space="preserve">Compile-DilonDoc input.md</w:t>
+      </w:r>
+    </w:p>
+    <w:bookmarkEnd w:id="29"/>
+    <w:bookmarkStart w:id="32" w:name="vhdl-code-example"/>
     <w:p>
       <w:pPr>
         <w:pStyle w:val="Heading4"/>
       </w:pPr>
       <w:r>
-        <w:t xml:space="preserve">6.2.2 Python Code Example</w:t>
+        <w:t xml:space="preserve">VHDL Code Example</w:t>
       </w:r>
     </w:p>
     <w:p>
@@ -3627,7 +3882,7 @@
         <w:rPr>
           <w:rStyle w:val="VerbatimChar"/>
         </w:rPr>
-        <w:t xml:space="preserve">def calculate_checksum(data):</w:t>
+        <w:t xml:space="preserve">library IEEE;</w:t>
       </w:r>
       <w:r>
         <w:br/>
@@ -3636,16 +3891,19 @@
         <w:rPr>
           <w:rStyle w:val="VerbatimChar"/>
         </w:rPr>
-        <w:t xml:space="preserve">    """Calculate CRC-16 checksum using polynomial 0x8005."""</w:t>
+        <w:t xml:space="preserve">use IEEE.STD_LOGIC_1164.ALL;</w:t>
       </w:r>
       <w:r>
         <w:br/>
       </w:r>
       <w:r>
+        <w:br/>
+      </w:r>
+      <w:r>
         <w:rPr>
           <w:rStyle w:val="VerbatimChar"/>
         </w:rPr>
-        <w:t xml:space="preserve">    crc = 0xFFFF</w:t>
+        <w:t xml:space="preserve">entity counter is</w:t>
       </w:r>
       <w:r>
         <w:br/>
@@ -3654,7 +3912,7 @@
         <w:rPr>
           <w:rStyle w:val="VerbatimChar"/>
         </w:rPr>
-        <w:t xml:space="preserve">    for byte in data:</w:t>
+        <w:t xml:space="preserve">    Port ( clk : in STD_LOGIC;</w:t>
       </w:r>
       <w:r>
         <w:br/>
@@ -3663,7 +3921,7 @@
         <w:rPr>
           <w:rStyle w:val="VerbatimChar"/>
         </w:rPr>
-        <w:t xml:space="preserve">        crc ^= byte &lt;&lt; 8</w:t>
+        <w:t xml:space="preserve">           reset : in STD_LOGIC;</w:t>
       </w:r>
       <w:r>
         <w:br/>
@@ -3672,7 +3930,7 @@
         <w:rPr>
           <w:rStyle w:val="VerbatimChar"/>
         </w:rPr>
-        <w:t xml:space="preserve">        for _ in range(8):</w:t>
+        <w:t xml:space="preserve">           count : out STD_LOGIC_VECTOR(7 downto 0));</w:t>
       </w:r>
       <w:r>
         <w:br/>
@@ -3681,7 +3939,28 @@
         <w:rPr>
           <w:rStyle w:val="VerbatimChar"/>
         </w:rPr>
-        <w:t xml:space="preserve">            if crc &amp; 0x8000:</w:t>
+        <w:t xml:space="preserve">end counter;</w:t>
+      </w:r>
+    </w:p>
+    <w:bookmarkEnd w:id="30"/>
+    <w:bookmarkStart w:id="33" w:name="plain-text-block-no-language-identifier"/>
+    <w:p>
+      <w:pPr>
+        <w:pStyle w:val="Heading4"/>
+      </w:pPr>
+      <w:r>
+        <w:t xml:space="preserve">Plain Text Block (No Language Identifier)</w:t>
+      </w:r>
+    </w:p>
+    <w:p>
+      <w:pPr>
+        <w:pStyle w:val="SourceCode"/>
+      </w:pPr>
+      <w:r>
+        <w:rPr>
+          <w:rStyle w:val="VerbatimChar"/>
+        </w:rPr>
+        <w:t xml:space="preserve">This is a plain text block with no syntax highlighting.</w:t>
       </w:r>
       <w:r>
         <w:br/>
@@ -3690,16 +3969,19 @@
         <w:rPr>
           <w:rStyle w:val="VerbatimChar"/>
         </w:rPr>
-        <w:t xml:space="preserve">                crc = (crc &lt;&lt; 1) ^ 0x8005</w:t>
+        <w:t xml:space="preserve">It can be used for console output or generic text content.</w:t>
       </w:r>
       <w:r>
         <w:br/>
       </w:r>
       <w:r>
+        <w:br/>
+      </w:r>
+      <w:r>
         <w:rPr>
           <w:rStyle w:val="VerbatimChar"/>
         </w:rPr>
-        <w:t xml:space="preserve">            else:</w:t>
+        <w:t xml:space="preserve">Line 1</w:t>
       </w:r>
       <w:r>
         <w:br/>
@@ -3708,7 +3990,7 @@
         <w:rPr>
           <w:rStyle w:val="VerbatimChar"/>
         </w:rPr>
-        <w:t xml:space="preserve">                crc &lt;&lt;= 1</w:t>
+        <w:t xml:space="preserve">Line 2</w:t>
       </w:r>
       <w:r>
         <w:br/>
@@ -3717,236 +3999,17 @@
         <w:rPr>
           <w:rStyle w:val="VerbatimChar"/>
         </w:rPr>
-        <w:t xml:space="preserve">            crc &amp;= 0xFFFF</w:t>
-      </w:r>
-      <w:r>
-        <w:br/>
-      </w:r>
-      <w:r>
-        <w:rPr>
-          <w:rStyle w:val="VerbatimChar"/>
-        </w:rPr>
-        <w:t xml:space="preserve">    return crc</w:t>
-      </w:r>
-    </w:p>
-    <w:bookmarkEnd w:id="26"/>
-    <w:bookmarkStart w:id="29" w:name="bashshell-commands"/>
+        <w:t xml:space="preserve">Line 3</w:t>
+      </w:r>
+    </w:p>
+    <w:bookmarkEnd w:id="31"/>
+    <w:bookmarkStart w:id="34" w:name="custom-styled-single-paragraph"/>
     <w:p>
       <w:pPr>
         <w:pStyle w:val="Heading4"/>
       </w:pPr>
       <w:r>
-        <w:t xml:space="preserve">6.2.3 Bash/Shell Commands</w:t>
-      </w:r>
-    </w:p>
-    <w:p>
-      <w:pPr>
-        <w:pStyle w:val="SourceCode"/>
-      </w:pPr>
-      <w:r>
-        <w:rPr>
-          <w:rStyle w:val="VerbatimChar"/>
-        </w:rPr>
-        <w:t xml:space="preserve"># Generate PlantUML diagram</w:t>
-      </w:r>
-      <w:r>
-        <w:br/>
-      </w:r>
-      <w:r>
-        <w:rPr>
-          <w:rStyle w:val="VerbatimChar"/>
-        </w:rPr>
-        <w:t xml:space="preserve">plantuml -tpng diagram.puml</w:t>
-      </w:r>
-      <w:r>
-        <w:br/>
-      </w:r>
-      <w:r>
-        <w:br/>
-      </w:r>
-      <w:r>
-        <w:rPr>
-          <w:rStyle w:val="VerbatimChar"/>
-        </w:rPr>
-        <w:t xml:space="preserve"># Compile markdown to Word document</w:t>
-      </w:r>
-      <w:r>
-        <w:br/>
-      </w:r>
-      <w:r>
-        <w:rPr>
-          <w:rStyle w:val="VerbatimChar"/>
-        </w:rPr>
-        <w:t xml:space="preserve">python generate_dilon_doc.py input.md output.docx</w:t>
-      </w:r>
-      <w:r>
-        <w:br/>
-      </w:r>
-      <w:r>
-        <w:br/>
-      </w:r>
-      <w:r>
-        <w:rPr>
-          <w:rStyle w:val="VerbatimChar"/>
-        </w:rPr>
-        <w:t xml:space="preserve"># Or use PowerShell alias</w:t>
-      </w:r>
-      <w:r>
-        <w:br/>
-      </w:r>
-      <w:r>
-        <w:rPr>
-          <w:rStyle w:val="VerbatimChar"/>
-        </w:rPr>
-        <w:t xml:space="preserve">Compile-DilonDoc input.md</w:t>
-      </w:r>
-    </w:p>
-    <w:bookmarkEnd w:id="27"/>
-    <w:bookmarkStart w:id="30" w:name="vhdl-code-example"/>
-    <w:p>
-      <w:pPr>
-        <w:pStyle w:val="Heading4"/>
-      </w:pPr>
-      <w:r>
-        <w:t xml:space="preserve">6.2.4 VHDL Code Example</w:t>
-      </w:r>
-    </w:p>
-    <w:p>
-      <w:pPr>
-        <w:pStyle w:val="SourceCode"/>
-      </w:pPr>
-      <w:r>
-        <w:rPr>
-          <w:rStyle w:val="VerbatimChar"/>
-        </w:rPr>
-        <w:t xml:space="preserve">library IEEE;</w:t>
-      </w:r>
-      <w:r>
-        <w:br/>
-      </w:r>
-      <w:r>
-        <w:rPr>
-          <w:rStyle w:val="VerbatimChar"/>
-        </w:rPr>
-        <w:t xml:space="preserve">use IEEE.STD_LOGIC_1164.ALL;</w:t>
-      </w:r>
-      <w:r>
-        <w:br/>
-      </w:r>
-      <w:r>
-        <w:br/>
-      </w:r>
-      <w:r>
-        <w:rPr>
-          <w:rStyle w:val="VerbatimChar"/>
-        </w:rPr>
-        <w:t xml:space="preserve">entity counter is</w:t>
-      </w:r>
-      <w:r>
-        <w:br/>
-      </w:r>
-      <w:r>
-        <w:rPr>
-          <w:rStyle w:val="VerbatimChar"/>
-        </w:rPr>
-        <w:t xml:space="preserve">    Port ( clk : in STD_LOGIC;</w:t>
-      </w:r>
-      <w:r>
-        <w:br/>
-      </w:r>
-      <w:r>
-        <w:rPr>
-          <w:rStyle w:val="VerbatimChar"/>
-        </w:rPr>
-        <w:t xml:space="preserve">           reset : in STD_LOGIC;</w:t>
-      </w:r>
-      <w:r>
-        <w:br/>
-      </w:r>
-      <w:r>
-        <w:rPr>
-          <w:rStyle w:val="VerbatimChar"/>
-        </w:rPr>
-        <w:t xml:space="preserve">           count : out STD_LOGIC_VECTOR(7 downto 0));</w:t>
-      </w:r>
-      <w:r>
-        <w:br/>
-      </w:r>
-      <w:r>
-        <w:rPr>
-          <w:rStyle w:val="VerbatimChar"/>
-        </w:rPr>
-        <w:t xml:space="preserve">end counter;</w:t>
-      </w:r>
-    </w:p>
-    <w:bookmarkEnd w:id="28"/>
-    <w:bookmarkStart w:id="31" w:name="plain-text-block-no-language-identifier"/>
-    <w:p>
-      <w:pPr>
-        <w:pStyle w:val="Heading4"/>
-      </w:pPr>
-      <w:r>
-        <w:t xml:space="preserve">6.2.5 Plain Text Block (No Language Identifier)</w:t>
-      </w:r>
-    </w:p>
-    <w:p>
-      <w:pPr>
-        <w:pStyle w:val="SourceCode"/>
-      </w:pPr>
-      <w:r>
-        <w:rPr>
-          <w:rStyle w:val="VerbatimChar"/>
-        </w:rPr>
-        <w:t xml:space="preserve">This is a plain text block with no syntax highlighting.</w:t>
-      </w:r>
-      <w:r>
-        <w:br/>
-      </w:r>
-      <w:r>
-        <w:rPr>
-          <w:rStyle w:val="VerbatimChar"/>
-        </w:rPr>
-        <w:t xml:space="preserve">It can be used for console output or generic text content.</w:t>
-      </w:r>
-      <w:r>
-        <w:br/>
-      </w:r>
-      <w:r>
-        <w:br/>
-      </w:r>
-      <w:r>
-        <w:rPr>
-          <w:rStyle w:val="VerbatimChar"/>
-        </w:rPr>
-        <w:t xml:space="preserve">Line 1</w:t>
-      </w:r>
-      <w:r>
-        <w:br/>
-      </w:r>
-      <w:r>
-        <w:rPr>
-          <w:rStyle w:val="VerbatimChar"/>
-        </w:rPr>
-        <w:t xml:space="preserve">Line 2</w:t>
-      </w:r>
-      <w:r>
-        <w:br/>
-      </w:r>
-      <w:r>
-        <w:rPr>
-          <w:rStyle w:val="VerbatimChar"/>
-        </w:rPr>
-        <w:t xml:space="preserve">Line 3</w:t>
-      </w:r>
-    </w:p>
-    <w:bookmarkEnd w:id="29"/>
-    <w:bookmarkStart w:id="32" w:name="custom-styled-single-paragraph"/>
-    <w:p>
-      <w:pPr>
-        <w:pStyle w:val="Heading4"/>
-      </w:pPr>
-      <w:r>
-        <w:t xml:space="preserve">6.2.6 Custom Styled Single Paragraph</w:t>
+        <w:t xml:space="preserve">Custom Styled Single Paragraph</w:t>
       </w:r>
     </w:p>
     <w:p>
@@ -4010,14 +4073,14 @@
         <w:t xml:space="preserve">markers apply the SourceCode style to the paragraph between them. Both markers are automatically removed in the final Word document.</w:t>
       </w:r>
     </w:p>
-    <w:bookmarkEnd w:id="30"/>
-    <w:bookmarkStart w:id="33" w:name="custom-styled-multiple-paragraphs"/>
+    <w:bookmarkEnd w:id="32"/>
+    <w:bookmarkStart w:id="35" w:name="custom-styled-multiple-paragraphs"/>
     <w:p>
       <w:pPr>
         <w:pStyle w:val="Heading4"/>
       </w:pPr>
       <w:r>
-        <w:t xml:space="preserve">6.2.7 Custom Styled Multiple Paragraphs</w:t>
+        <w:t xml:space="preserve">Custom Styled Multiple Paragraphs</w:t>
       </w:r>
     </w:p>
     <w:p>
@@ -4104,14 +4167,14 @@
         <w:t xml:space="preserve">receive the specified formatting. Both markers are automatically removed from the final document.</w:t>
       </w:r>
     </w:p>
-    <w:bookmarkEnd w:id="31"/>
-    <w:bookmarkStart w:id="34" w:name="Xaa353934e7da4835b0ae30c00f2a9432d996178"/>
+    <w:bookmarkEnd w:id="33"/>
+    <w:bookmarkStart w:id="36" w:name="Xaa353934e7da4835b0ae30c00f2a9432d996178"/>
     <w:p>
       <w:pPr>
         <w:pStyle w:val="Heading4"/>
       </w:pPr>
       <w:r>
-        <w:t xml:space="preserve">6.2.8 Same Paragraph - Both Markers on One Line</w:t>
+        <w:t xml:space="preserve">Same Paragraph - Both Markers on One Line</w:t>
       </w:r>
     </w:p>
     <w:p>
@@ -4145,14 +4208,14 @@
         <w:t xml:space="preserve">: When both markers are on the same line, only that single paragraph receives the style.</w:t>
       </w:r>
     </w:p>
-    <w:bookmarkEnd w:id="32"/>
-    <w:bookmarkStart w:id="35" w:name="start-marker-alone-in-paragraph"/>
+    <w:bookmarkEnd w:id="34"/>
+    <w:bookmarkStart w:id="37" w:name="start-marker-alone-in-paragraph"/>
     <w:p>
       <w:pPr>
         <w:pStyle w:val="Heading4"/>
       </w:pPr>
       <w:r>
-        <w:t xml:space="preserve">6.2.9 Start Marker Alone in Paragraph</w:t>
+        <w:t xml:space="preserve">Start Marker Alone in Paragraph</w:t>
       </w:r>
     </w:p>
     <w:p>
@@ -4186,14 +4249,14 @@
         <w:t xml:space="preserve">: The START marker paragraph contains only the marker (after Pandoc processing with blank lines).</w:t>
       </w:r>
     </w:p>
-    <w:bookmarkEnd w:id="33"/>
-    <w:bookmarkStart w:id="36" w:name="end-marker-alone-in-paragraph"/>
+    <w:bookmarkEnd w:id="35"/>
+    <w:bookmarkStart w:id="38" w:name="end-marker-alone-in-paragraph"/>
     <w:p>
       <w:pPr>
         <w:pStyle w:val="Heading4"/>
       </w:pPr>
       <w:r>
-        <w:t xml:space="preserve">6.2.10 End Marker Alone in Paragraph</w:t>
+        <w:t xml:space="preserve">End Marker Alone in Paragraph</w:t>
       </w:r>
     </w:p>
     <w:p>
@@ -4227,15 +4290,15 @@
         <w:t xml:space="preserve">: The END marker paragraph contains only the marker (after Pandoc processing with blank lines).</w:t>
       </w:r>
     </w:p>
-    <w:bookmarkEnd w:id="34"/>
-    <w:bookmarkEnd w:id="35"/>
-    <w:bookmarkStart w:id="37" w:name="register-and-bit-field-notation"/>
+    <w:bookmarkEnd w:id="36"/>
+    <w:bookmarkEnd w:id="37"/>
+    <w:bookmarkStart w:id="39" w:name="register-and-bit-field-notation"/>
     <w:p>
       <w:pPr>
         <w:pStyle w:val="Heading3"/>
       </w:pPr>
       <w:r>
-        <w:t xml:space="preserve">6.3 Register and Bit Field Notation</w:t>
+        <w:t xml:space="preserve">Register and Bit Field Notation</w:t>
       </w:r>
     </w:p>
     <w:p>
@@ -4251,7 +4314,7 @@
         <w:pStyle w:val="Compact"/>
         <w:numPr>
           <w:ilvl w:val="0"/>
-          <w:numId w:val="77"/>
+          <w:numId w:val="78"/>
         </w:numPr>
       </w:pPr>
       <w:r>
@@ -4278,7 +4341,7 @@
         <w:pStyle w:val="Compact"/>
         <w:numPr>
           <w:ilvl w:val="0"/>
-          <w:numId w:val="77"/>
+          <w:numId w:val="78"/>
         </w:numPr>
       </w:pPr>
       <w:r>
@@ -4317,7 +4380,7 @@
         <w:pStyle w:val="Compact"/>
         <w:numPr>
           <w:ilvl w:val="0"/>
-          <w:numId w:val="77"/>
+          <w:numId w:val="78"/>
         </w:numPr>
       </w:pPr>
       <w:r>
@@ -4359,7 +4422,7 @@
         <w:pStyle w:val="Compact"/>
         <w:numPr>
           <w:ilvl w:val="0"/>
-          <w:numId w:val="77"/>
+          <w:numId w:val="78"/>
         </w:numPr>
       </w:pPr>
       <w:r>
@@ -4386,7 +4449,7 @@
         <w:pStyle w:val="Compact"/>
         <w:numPr>
           <w:ilvl w:val="0"/>
-          <w:numId w:val="77"/>
+          <w:numId w:val="78"/>
         </w:numPr>
       </w:pPr>
       <w:r>
@@ -4413,7 +4476,7 @@
         <w:pStyle w:val="Compact"/>
         <w:numPr>
           <w:ilvl w:val="0"/>
-          <w:numId w:val="77"/>
+          <w:numId w:val="78"/>
         </w:numPr>
       </w:pPr>
       <w:r>
@@ -4477,24 +4540,24 @@
         <w:t xml:space="preserve">STOP</w:t>
       </w:r>
     </w:p>
-    <w:bookmarkEnd w:id="36"/>
-    <w:bookmarkEnd w:id="37"/>
-    <w:bookmarkStart w:id="38" w:name="text-emphasis-and-formatting"/>
+    <w:bookmarkEnd w:id="38"/>
+    <w:bookmarkEnd w:id="39"/>
+    <w:bookmarkStart w:id="40" w:name="text-emphasis-and-formatting"/>
     <w:p>
       <w:pPr>
         <w:pStyle w:val="Heading2"/>
       </w:pPr>
       <w:r>
-        <w:t xml:space="preserve">7. Text Emphasis and Formatting</w:t>
-      </w:r>
-    </w:p>
-    <w:bookmarkStart w:id="39" w:name="bold-text"/>
+        <w:t xml:space="preserve">Text Emphasis and Formatting</w:t>
+      </w:r>
+    </w:p>
+    <w:bookmarkStart w:id="41" w:name="bold-text"/>
     <w:p>
       <w:pPr>
         <w:pStyle w:val="Heading3"/>
       </w:pPr>
       <w:r>
-        <w:t xml:space="preserve">7.1 Bold Text</w:t>
+        <w:t xml:space="preserve">Bold Text</w:t>
       </w:r>
     </w:p>
     <w:p>
@@ -4566,14 +4629,14 @@
         <w:t xml:space="preserve">: Bold the first mention of key technical terms.</w:t>
       </w:r>
     </w:p>
-    <w:bookmarkEnd w:id="38"/>
-    <w:bookmarkStart w:id="40" w:name="italic-text"/>
+    <w:bookmarkEnd w:id="40"/>
+    <w:bookmarkStart w:id="42" w:name="italic-text"/>
     <w:p>
       <w:pPr>
         <w:pStyle w:val="Heading3"/>
       </w:pPr>
       <w:r>
-        <w:t xml:space="preserve">7.2 Italic Text</w:t>
+        <w:t xml:space="preserve">Italic Text</w:t>
       </w:r>
     </w:p>
     <w:p>
@@ -4597,27 +4660,31 @@
         <w:t xml:space="preserve"> </w:t>
       </w:r>
       <w:r>
-        <w:t xml:space="preserve">for emphasis and figure captions:</w:t>
+        <w:t xml:space="preserve">for emphasis:</w:t>
       </w:r>
     </w:p>
     <w:p>
       <w:pPr>
         <w:pStyle w:val="BodyText"/>
       </w:pPr>
+      <w:r>
+        <w:t xml:space="preserve">The device operates in</w:t>
+      </w:r>
+      <w:r>
+        <w:t xml:space="preserve"> </w:t>
+      </w:r>
       <w:r>
         <w:rPr>
           <w:i/>
           <w:iCs/>
         </w:rPr>
-        <w:t xml:space="preserve">Figure captions are italicized as shown in Section 5.</w:t>
-      </w:r>
-    </w:p>
-    <w:p>
-      <w:pPr>
-        <w:pStyle w:val="BodyText"/>
-      </w:pPr>
-      <w:r>
-        <w:t xml:space="preserve">The device operates in</w:t>
+        <w:t xml:space="preserve">normal mode</w:t>
+      </w:r>
+      <w:r>
+        <w:t xml:space="preserve"> </w:t>
+      </w:r>
+      <w:r>
+        <w:t xml:space="preserve">by default but can be configured for</w:t>
       </w:r>
       <w:r>
         <w:t xml:space="preserve"> </w:t>
@@ -4627,36 +4694,20 @@
           <w:i/>
           <w:iCs/>
         </w:rPr>
-        <w:t xml:space="preserve">normal mode</w:t>
-      </w:r>
-      <w:r>
-        <w:t xml:space="preserve"> </w:t>
-      </w:r>
-      <w:r>
-        <w:t xml:space="preserve">by default but can be configured for</w:t>
-      </w:r>
-      <w:r>
-        <w:t xml:space="preserve"> </w:t>
-      </w:r>
-      <w:r>
-        <w:rPr>
-          <w:i/>
-          <w:iCs/>
-        </w:rPr>
         <w:t xml:space="preserve">low-power mode</w:t>
       </w:r>
       <w:r>
         <w:t xml:space="preserve">.</w:t>
       </w:r>
     </w:p>
-    <w:bookmarkEnd w:id="39"/>
-    <w:bookmarkStart w:id="41" w:name="bold-and-italic-combined"/>
+    <w:bookmarkEnd w:id="41"/>
+    <w:bookmarkStart w:id="43" w:name="bold-and-italic-combined"/>
     <w:p>
       <w:pPr>
         <w:pStyle w:val="Heading3"/>
       </w:pPr>
       <w:r>
-        <w:t xml:space="preserve">7.3 Bold and Italic Combined</w:t>
+        <w:t xml:space="preserve">Bold and Italic Combined</w:t>
       </w:r>
     </w:p>
     <w:p>
@@ -4719,24 +4770,24 @@
         <w:t xml:space="preserve">: This operation cannot be undone.</w:t>
       </w:r>
     </w:p>
-    <w:bookmarkEnd w:id="40"/>
-    <w:bookmarkEnd w:id="41"/>
-    <w:bookmarkStart w:id="42" w:name="links-and-cross-references"/>
+    <w:bookmarkEnd w:id="42"/>
+    <w:bookmarkEnd w:id="43"/>
+    <w:bookmarkStart w:id="44" w:name="links-and-cross-references"/>
     <w:p>
       <w:pPr>
         <w:pStyle w:val="Heading2"/>
       </w:pPr>
       <w:r>
-        <w:t xml:space="preserve">8. Links and Cross-References</w:t>
-      </w:r>
-    </w:p>
-    <w:bookmarkStart w:id="43" w:name="external-links"/>
+        <w:t xml:space="preserve">Links and Cross-References</w:t>
+      </w:r>
+    </w:p>
+    <w:bookmarkStart w:id="45" w:name="external-links"/>
     <w:p>
       <w:pPr>
         <w:pStyle w:val="Heading3"/>
       </w:pPr>
       <w:r>
-        <w:t xml:space="preserve">8.1 External Links</w:t>
+        <w:t xml:space="preserve">External Links</w:t>
       </w:r>
     </w:p>
     <w:p>
@@ -4749,7 +4800,7 @@
       <w:r>
         <w:t xml:space="preserve"> </w:t>
       </w:r>
-      <w:hyperlink r:id="rId15">
+      <w:hyperlink r:id="rId17">
         <w:r>
           <w:rPr>
             <w:rStyle w:val="Hyperlink"/>
@@ -4771,7 +4822,7 @@
       <w:r>
         <w:t xml:space="preserve"> </w:t>
       </w:r>
-      <w:hyperlink r:id="rId16">
+      <w:hyperlink r:id="rId18">
         <w:r>
           <w:rPr>
             <w:rStyle w:val="Hyperlink"/>
@@ -4796,7 +4847,7 @@
       <w:r>
         <w:t xml:space="preserve"> </w:t>
       </w:r>
-      <w:hyperlink r:id="rId17">
+      <w:hyperlink r:id="rId19">
         <w:r>
           <w:rPr>
             <w:rStyle w:val="Hyperlink"/>
@@ -4811,14 +4862,14 @@
         <w:t xml:space="preserve">for protocol details.</w:t>
       </w:r>
     </w:p>
-    <w:bookmarkEnd w:id="42"/>
-    <w:bookmarkStart w:id="44" w:name="internal-cross-references"/>
+    <w:bookmarkEnd w:id="44"/>
+    <w:bookmarkStart w:id="46" w:name="internal-cross-references"/>
     <w:p>
       <w:pPr>
         <w:pStyle w:val="Heading3"/>
       </w:pPr>
       <w:r>
-        <w:t xml:space="preserve">8.2 Internal Cross-References</w:t>
+        <w:t xml:space="preserve">Internal Cross-References</w:t>
       </w:r>
     </w:p>
     <w:p>
@@ -4994,7 +5045,19 @@
           <w:rPr>
             <w:rStyle w:val="Hyperlink"/>
           </w:rPr>
-          <w:t xml:space="preserve">Section 5.1</w:t>
+          <w:t xml:space="preserve">Section</w:t>
+        </w:r>
+        <w:r>
+          <w:rPr>
+            <w:rStyle w:val="Hyperlink"/>
+          </w:rPr>
+          <w:t xml:space="preserve"> </w:t>
+        </w:r>
+        <w:r>
+          <w:rPr>
+            <w:rStyle w:val="Hyperlink"/>
+          </w:rPr>
+          <w:t xml:space="preserve">“Figure with Caption”</w:t>
         </w:r>
       </w:hyperlink>
       <w:r>
@@ -5011,21 +5074,64 @@
           <w:rPr>
             <w:rStyle w:val="Hyperlink"/>
           </w:rPr>
-          <w:t xml:space="preserve">Section 5.2</w:t>
+          <w:t xml:space="preserve">Section</w:t>
+        </w:r>
+        <w:r>
+          <w:rPr>
+            <w:rStyle w:val="Hyperlink"/>
+          </w:rPr>
+          <w:t xml:space="preserve"> </w:t>
+        </w:r>
+        <w:r>
+          <w:rPr>
+            <w:rStyle w:val="Hyperlink"/>
+          </w:rPr>
+          <w:t xml:space="preserve">“Second Figure Example”</w:t>
         </w:r>
       </w:hyperlink>
       <w:r>
+        <w:t xml:space="preserve">. Direct figure cross-references (not just section links) work too: see</w:t>
+      </w:r>
+      <w:r>
+        <w:t xml:space="preserve"> </w:t>
+      </w:r>
+      <w:hyperlink w:anchor="fig:i2c-bus-topology">
+        <w:r>
+          <w:rPr>
+            <w:rStyle w:val="Hyperlink"/>
+          </w:rPr>
+          <w:t xml:space="preserve">Figure</w:t>
+        </w:r>
+      </w:hyperlink>
+      <w:r>
+        <w:t xml:space="preserve"> </w:t>
+      </w:r>
+      <w:r>
+        <w:t xml:space="preserve">and</w:t>
+      </w:r>
+      <w:r>
+        <w:t xml:space="preserve"> </w:t>
+      </w:r>
+      <w:hyperlink w:anchor="fig:cpld-interface">
+        <w:r>
+          <w:rPr>
+            <w:rStyle w:val="Hyperlink"/>
+          </w:rPr>
+          <w:t xml:space="preserve">Figure</w:t>
+        </w:r>
+      </w:hyperlink>
+      <w:r>
         <w:t xml:space="preserve">.</w:t>
       </w:r>
     </w:p>
-    <w:bookmarkEnd w:id="43"/>
-    <w:bookmarkStart w:id="45" w:name="code-references"/>
+    <w:bookmarkEnd w:id="45"/>
+    <w:bookmarkStart w:id="47" w:name="code-references"/>
     <w:p>
       <w:pPr>
         <w:pStyle w:val="Heading3"/>
       </w:pPr>
       <w:r>
-        <w:t xml:space="preserve">8.3 Code References</w:t>
+        <w:t xml:space="preserve">Code References</w:t>
       </w:r>
     </w:p>
     <w:p>
@@ -5132,24 +5238,24 @@
         <w:t xml:space="preserve">main.c:315</w:t>
       </w:r>
     </w:p>
-    <w:bookmarkEnd w:id="44"/>
-    <w:bookmarkEnd w:id="45"/>
-    <w:bookmarkStart w:id="46" w:name="notes-warnings-and-callouts"/>
+    <w:bookmarkEnd w:id="46"/>
+    <w:bookmarkEnd w:id="47"/>
+    <w:bookmarkStart w:id="48" w:name="notes-warnings-and-callouts"/>
     <w:p>
       <w:pPr>
         <w:pStyle w:val="Heading2"/>
       </w:pPr>
       <w:r>
-        <w:t xml:space="preserve">9. Notes, Warnings, and Callouts</w:t>
-      </w:r>
-    </w:p>
-    <w:bookmarkStart w:id="47" w:name="simple-notes"/>
+        <w:t xml:space="preserve">Notes, Warnings, and Callouts</w:t>
+      </w:r>
+    </w:p>
+    <w:bookmarkStart w:id="49" w:name="simple-notes"/>
     <w:p>
       <w:pPr>
         <w:pStyle w:val="Heading3"/>
       </w:pPr>
       <w:r>
-        <w:t xml:space="preserve">9.1 Simple Notes</w:t>
+        <w:t xml:space="preserve">Simple Notes</w:t>
       </w:r>
     </w:p>
     <w:p>
@@ -5182,14 +5288,14 @@
         <w:t xml:space="preserve">: Always check device address before initiating communication.</w:t>
       </w:r>
     </w:p>
-    <w:bookmarkEnd w:id="46"/>
-    <w:bookmarkStart w:id="48" w:name="important-and-warning-callouts"/>
+    <w:bookmarkEnd w:id="48"/>
+    <w:bookmarkStart w:id="50" w:name="important-and-warning-callouts"/>
     <w:p>
       <w:pPr>
         <w:pStyle w:val="Heading3"/>
       </w:pPr>
       <w:r>
-        <w:t xml:space="preserve">9.2 Important and Warning Callouts</w:t>
+        <w:t xml:space="preserve">Important and Warning Callouts</w:t>
       </w:r>
     </w:p>
     <w:p>
@@ -5237,14 +5343,14 @@
         <w:t xml:space="preserve">: Electrostatic discharge (ESD) sensitive components. Use proper grounding.</w:t>
       </w:r>
     </w:p>
-    <w:bookmarkEnd w:id="47"/>
-    <w:bookmarkStart w:id="49" w:name="block-quotes"/>
+    <w:bookmarkEnd w:id="49"/>
+    <w:bookmarkStart w:id="51" w:name="block-quotes"/>
     <w:p>
       <w:pPr>
         <w:pStyle w:val="Heading3"/>
       </w:pPr>
       <w:r>
-        <w:t xml:space="preserve">9.3 Block Quotes</w:t>
+        <w:t xml:space="preserve">Block Quotes</w:t>
       </w:r>
     </w:p>
     <w:p>
@@ -5309,24 +5415,24 @@
         <w:t xml:space="preserve">must ensure proper timing to avoid bus contention.</w:t>
       </w:r>
     </w:p>
-    <w:bookmarkEnd w:id="48"/>
-    <w:bookmarkEnd w:id="49"/>
-    <w:bookmarkStart w:id="50" w:name="spacing-and-line-break-examples"/>
+    <w:bookmarkEnd w:id="50"/>
+    <w:bookmarkEnd w:id="51"/>
+    <w:bookmarkStart w:id="52" w:name="spacing-and-line-break-examples"/>
     <w:p>
       <w:pPr>
         <w:pStyle w:val="Heading2"/>
       </w:pPr>
       <w:r>
-        <w:t xml:space="preserve">10. Spacing and Line Break Examples</w:t>
-      </w:r>
-    </w:p>
-    <w:bookmarkStart w:id="51" w:name="paragraph-spacing"/>
+        <w:t xml:space="preserve">Spacing and Line Break Examples</w:t>
+      </w:r>
+    </w:p>
+    <w:bookmarkStart w:id="53" w:name="paragraph-spacing"/>
     <w:p>
       <w:pPr>
         <w:pStyle w:val="Heading3"/>
       </w:pPr>
       <w:r>
-        <w:t xml:space="preserve">10.1 Paragraph Spacing</w:t>
+        <w:t xml:space="preserve">Paragraph Spacing</w:t>
       </w:r>
     </w:p>
     <w:p>
@@ -5366,7 +5472,7 @@
         <w:pStyle w:val="Compact"/>
         <w:numPr>
           <w:ilvl w:val="0"/>
-          <w:numId w:val="78"/>
+          <w:numId w:val="79"/>
         </w:numPr>
       </w:pPr>
       <w:r>
@@ -5378,7 +5484,7 @@
         <w:pStyle w:val="Compact"/>
         <w:numPr>
           <w:ilvl w:val="0"/>
-          <w:numId w:val="78"/>
+          <w:numId w:val="79"/>
         </w:numPr>
       </w:pPr>
       <w:r>
@@ -5390,7 +5496,7 @@
         <w:pStyle w:val="Compact"/>
         <w:numPr>
           <w:ilvl w:val="0"/>
-          <w:numId w:val="78"/>
+          <w:numId w:val="79"/>
         </w:numPr>
       </w:pPr>
       <w:r>
@@ -5405,14 +5511,14 @@
         <w:t xml:space="preserve">And this paragraph follows the list with proper spacing.</w:t>
       </w:r>
     </w:p>
-    <w:bookmarkEnd w:id="50"/>
-    <w:bookmarkStart w:id="52" w:name="section-break-with-horizontal-rule"/>
+    <w:bookmarkEnd w:id="52"/>
+    <w:bookmarkStart w:id="54" w:name="section-break-with-horizontal-rule"/>
     <w:p>
       <w:pPr>
         <w:pStyle w:val="Heading3"/>
       </w:pPr>
       <w:r>
-        <w:t xml:space="preserve">10.2 Section Break with Horizontal Rule</w:t>
+        <w:t xml:space="preserve">Section Break with Horizontal Rule</w:t>
       </w:r>
     </w:p>
     <w:p>
@@ -5445,24 +5551,24 @@
         </w:pict>
       </w:r>
     </w:p>
-    <w:bookmarkEnd w:id="51"/>
-    <w:bookmarkEnd w:id="52"/>
-    <w:bookmarkStart w:id="53" w:name="special-pandoc-features"/>
+    <w:bookmarkEnd w:id="53"/>
+    <w:bookmarkEnd w:id="54"/>
+    <w:bookmarkStart w:id="55" w:name="special-pandoc-features"/>
     <w:p>
       <w:pPr>
         <w:pStyle w:val="Heading2"/>
       </w:pPr>
       <w:r>
-        <w:t xml:space="preserve">11. Special Pandoc Features</w:t>
-      </w:r>
-    </w:p>
-    <w:bookmarkStart w:id="54" w:name="math-equations"/>
+        <w:t xml:space="preserve">Special Pandoc Features</w:t>
+      </w:r>
+    </w:p>
+    <w:bookmarkStart w:id="56" w:name="math-equations"/>
     <w:p>
       <w:pPr>
         <w:pStyle w:val="Heading3"/>
       </w:pPr>
       <w:r>
-        <w:t xml:space="preserve">11.1 Math Equations</w:t>
+        <w:t xml:space="preserve">Math Equations</w:t>
       </w:r>
     </w:p>
     <w:p>
@@ -5869,14 +5975,14 @@
         </m:oMath>
       </m:oMathPara>
     </w:p>
-    <w:bookmarkEnd w:id="53"/>
-    <w:bookmarkStart w:id="55" w:name="footnotes"/>
+    <w:bookmarkEnd w:id="55"/>
+    <w:bookmarkStart w:id="57" w:name="footnotes"/>
     <w:p>
       <w:pPr>
         <w:pStyle w:val="Heading3"/>
       </w:pPr>
       <w:r>
-        <w:t xml:space="preserve">11.2 Footnotes</w:t>
+        <w:t xml:space="preserve">Footnotes</w:t>
       </w:r>
     </w:p>
     <w:p>
@@ -5930,110 +6036,24 @@
         <w:footnoteReference w:id="5"/>
       </w:r>
     </w:p>
-    <w:bookmarkEnd w:id="54"/>
-    <w:bookmarkEnd w:id="55"/>
-    <w:bookmarkStart w:id="56" w:name="requirements-traceability-example"/>
+    <w:bookmarkEnd w:id="56"/>
+    <w:bookmarkEnd w:id="57"/>
+    <w:bookmarkStart w:id="58" w:name="requirements-traceability-example"/>
     <w:p>
       <w:pPr>
         <w:pStyle w:val="Heading2"/>
       </w:pPr>
       <w:r>
-        <w:t xml:space="preserve">12. Requirements Traceability Example</w:t>
-      </w:r>
-    </w:p>
-    <w:bookmarkStart w:id="57" w:name="functional-requirements"/>
+        <w:t xml:space="preserve">Requirements Traceability Example</w:t>
+      </w:r>
+    </w:p>
+    <w:bookmarkStart w:id="59" w:name="functional-requirements"/>
     <w:p>
       <w:pPr>
         <w:pStyle w:val="Heading3"/>
       </w:pPr>
       <w:r>
-        <w:t xml:space="preserve">12.1 Functional Requirements</w:t>
-      </w:r>
-    </w:p>
-    <w:p>
-      <w:pPr>
-        <w:pStyle w:val="Compact"/>
-        <w:numPr>
-          <w:ilvl w:val="0"/>
-          <w:numId w:val="79"/>
-        </w:numPr>
-      </w:pPr>
-      <w:r>
-        <w:rPr>
-          <w:b/>
-          <w:bCs/>
-        </w:rPr>
-        <w:t xml:space="preserve">REQ-001</w:t>
-      </w:r>
-      <w:r>
-        <w:t xml:space="preserve">: System SHALL initialize I2C bus at 400 kHz within 100ms of power-on</w:t>
-      </w:r>
-    </w:p>
-    <w:p>
-      <w:pPr>
-        <w:pStyle w:val="Compact"/>
-        <w:numPr>
-          <w:ilvl w:val="0"/>
-          <w:numId w:val="79"/>
-        </w:numPr>
-      </w:pPr>
-      <w:r>
-        <w:rPr>
-          <w:b/>
-          <w:bCs/>
-        </w:rPr>
-        <w:t xml:space="preserve">REQ-002</w:t>
-      </w:r>
-      <w:r>
-        <w:t xml:space="preserve">: System SHALL detect all connected I2C devices during initialization</w:t>
-      </w:r>
-    </w:p>
-    <w:p>
-      <w:pPr>
-        <w:pStyle w:val="Compact"/>
-        <w:numPr>
-          <w:ilvl w:val="0"/>
-          <w:numId w:val="79"/>
-        </w:numPr>
-      </w:pPr>
-      <w:r>
-        <w:rPr>
-          <w:b/>
-          <w:bCs/>
-        </w:rPr>
-        <w:t xml:space="preserve">REQ-003</w:t>
-      </w:r>
-      <w:r>
-        <w:t xml:space="preserve">: System SHALL log I2C communication errors to the error buffer</w:t>
-      </w:r>
-    </w:p>
-    <w:p>
-      <w:pPr>
-        <w:pStyle w:val="Compact"/>
-        <w:numPr>
-          <w:ilvl w:val="0"/>
-          <w:numId w:val="79"/>
-        </w:numPr>
-      </w:pPr>
-      <w:r>
-        <w:rPr>
-          <w:b/>
-          <w:bCs/>
-        </w:rPr>
-        <w:t xml:space="preserve">REQ-004</w:t>
-      </w:r>
-      <w:r>
-        <w:t xml:space="preserve">: System SHALL retry failed I2C transactions up to 3 times before reporting failure</w:t>
-      </w:r>
-    </w:p>
-    <w:bookmarkEnd w:id="56"/>
-    <w:bookmarkStart w:id="58" w:name="non-functional-requirements"/>
-    <w:p>
-      <w:pPr>
-        <w:pStyle w:val="Heading3"/>
-      </w:pPr>
-      <w:r>
-        <w:t xml:space="preserve">12.2 Non-Functional Requirements</w:t>
+        <w:t xml:space="preserve">Functional Requirements</w:t>
       </w:r>
     </w:p>
     <w:p>
@@ -6049,10 +6069,10 @@
           <w:b/>
           <w:bCs/>
         </w:rPr>
-        <w:t xml:space="preserve">REQ-005</w:t>
-      </w:r>
-      <w:r>
-        <w:t xml:space="preserve">: I2C communication latency SHALL NOT exceed 10ms per transaction</w:t>
+        <w:t xml:space="preserve">REQ-001</w:t>
+      </w:r>
+      <w:r>
+        <w:t xml:space="preserve">: System SHALL initialize I2C bus at 400 kHz within 100ms of power-on</w:t>
       </w:r>
     </w:p>
     <w:p>
@@ -6068,10 +6088,10 @@
           <w:b/>
           <w:bCs/>
         </w:rPr>
-        <w:t xml:space="preserve">REQ-006</w:t>
-      </w:r>
-      <w:r>
-        <w:t xml:space="preserve">: System SHALL support hot-plugging of I2C devices (if hardware permits)</w:t>
+        <w:t xml:space="preserve">REQ-002</w:t>
+      </w:r>
+      <w:r>
+        <w:t xml:space="preserve">: System SHALL detect all connected I2C devices during initialization</w:t>
       </w:r>
     </w:p>
     <w:p>
@@ -6087,30 +6107,39 @@
           <w:b/>
           <w:bCs/>
         </w:rPr>
-        <w:t xml:space="preserve">REQ-007</w:t>
-      </w:r>
-      <w:r>
-        <w:t xml:space="preserve">: I2C driver SHALL be thread-safe for multi-threaded environments</w:t>
-      </w:r>
-    </w:p>
-    <w:bookmarkEnd w:id="57"/>
+        <w:t xml:space="preserve">REQ-003</w:t>
+      </w:r>
+      <w:r>
+        <w:t xml:space="preserve">: System SHALL log I2C communication errors to the error buffer</w:t>
+      </w:r>
+    </w:p>
+    <w:p>
+      <w:pPr>
+        <w:pStyle w:val="Compact"/>
+        <w:numPr>
+          <w:ilvl w:val="0"/>
+          <w:numId w:val="80"/>
+        </w:numPr>
+      </w:pPr>
+      <w:r>
+        <w:rPr>
+          <w:b/>
+          <w:bCs/>
+        </w:rPr>
+        <w:t xml:space="preserve">REQ-004</w:t>
+      </w:r>
+      <w:r>
+        <w:t xml:space="preserve">: System SHALL retry failed I2C transactions up to 3 times before reporting failure</w:t>
+      </w:r>
+    </w:p>
     <w:bookmarkEnd w:id="58"/>
-    <w:bookmarkStart w:id="59" w:name="references-and-documentation"/>
-    <w:p>
-      <w:pPr>
-        <w:pStyle w:val="Heading2"/>
-      </w:pPr>
-      <w:r>
-        <w:t xml:space="preserve">13. References and Documentation</w:t>
-      </w:r>
-    </w:p>
-    <w:bookmarkStart w:id="60" w:name="internal-documents"/>
+    <w:bookmarkStart w:id="60" w:name="non-functional-requirements"/>
     <w:p>
       <w:pPr>
         <w:pStyle w:val="Heading3"/>
       </w:pPr>
       <w:r>
-        <w:t xml:space="preserve">13.1 Internal Documents</w:t>
+        <w:t xml:space="preserve">Non-Functional Requirements</w:t>
       </w:r>
     </w:p>
     <w:p>
@@ -6126,19 +6155,10 @@
           <w:b/>
           <w:bCs/>
         </w:rPr>
-        <w:t xml:space="preserve">Navigator 3.0 System Architecture</w:t>
-      </w:r>
-      <w:r>
-        <w:t xml:space="preserve">:</w:t>
-      </w:r>
-      <w:r>
-        <w:t xml:space="preserve"> </w:t>
-      </w:r>
-      <w:r>
-        <w:rPr>
-          <w:rStyle w:val="VerbatimChar"/>
-        </w:rPr>
-        <w:t xml:space="preserve">Documentation/Navigator_3_System_Architecture.md</w:t>
+        <w:t xml:space="preserve">REQ-005</w:t>
+      </w:r>
+      <w:r>
+        <w:t xml:space="preserve">: I2C communication latency SHALL NOT exceed 10ms per transaction</w:t>
       </w:r>
     </w:p>
     <w:p>
@@ -6154,19 +6174,10 @@
           <w:b/>
           <w:bCs/>
         </w:rPr>
-        <w:t xml:space="preserve">I2C Driver Implementation</w:t>
-      </w:r>
-      <w:r>
-        <w:t xml:space="preserve">:</w:t>
-      </w:r>
-      <w:r>
-        <w:t xml:space="preserve"> </w:t>
-      </w:r>
-      <w:r>
-        <w:rPr>
-          <w:rStyle w:val="VerbatimChar"/>
-        </w:rPr>
-        <w:t xml:space="preserve">dilon_counter/src/i2c_driver.c</w:t>
+        <w:t xml:space="preserve">REQ-006</w:t>
+      </w:r>
+      <w:r>
+        <w:t xml:space="preserve">: System SHALL support hot-plugging of I2C devices (if hardware permits)</w:t>
       </w:r>
     </w:p>
     <w:p>
@@ -6182,29 +6193,30 @@
           <w:b/>
           <w:bCs/>
         </w:rPr>
-        <w:t xml:space="preserve">Device Configuration Header</w:t>
-      </w:r>
-      <w:r>
-        <w:t xml:space="preserve">:</w:t>
-      </w:r>
-      <w:r>
-        <w:t xml:space="preserve"> </w:t>
-      </w:r>
-      <w:r>
-        <w:rPr>
-          <w:rStyle w:val="VerbatimChar"/>
-        </w:rPr>
-        <w:t xml:space="preserve">dilon_counter/include/device_config.h</w:t>
+        <w:t xml:space="preserve">REQ-007</w:t>
+      </w:r>
+      <w:r>
+        <w:t xml:space="preserve">: I2C driver SHALL be thread-safe for multi-threaded environments</w:t>
       </w:r>
     </w:p>
     <w:bookmarkEnd w:id="59"/>
-    <w:bookmarkStart w:id="61" w:name="external-datasheets-and-standards"/>
+    <w:bookmarkEnd w:id="60"/>
+    <w:bookmarkStart w:id="61" w:name="references-and-documentation"/>
+    <w:p>
+      <w:pPr>
+        <w:pStyle w:val="Heading2"/>
+      </w:pPr>
+      <w:r>
+        <w:t xml:space="preserve">References and Documentation</w:t>
+      </w:r>
+    </w:p>
+    <w:bookmarkStart w:id="62" w:name="internal-documents"/>
     <w:p>
       <w:pPr>
         <w:pStyle w:val="Heading3"/>
       </w:pPr>
       <w:r>
-        <w:t xml:space="preserve">13.2 External Datasheets and Standards</w:t>
+        <w:t xml:space="preserve">Internal Documents</w:t>
       </w:r>
     </w:p>
     <w:p>
@@ -6220,10 +6232,19 @@
           <w:b/>
           <w:bCs/>
         </w:rPr>
-        <w:t xml:space="preserve">LIS331 Accelerometer</w:t>
-      </w:r>
-      <w:r>
-        <w:t xml:space="preserve">: STMicroelectronics, Doc ID 17116 Rev 2</w:t>
+        <w:t xml:space="preserve">Navigator 3.0 System Architecture</w:t>
+      </w:r>
+      <w:r>
+        <w:t xml:space="preserve">:</w:t>
+      </w:r>
+      <w:r>
+        <w:t xml:space="preserve"> </w:t>
+      </w:r>
+      <w:r>
+        <w:rPr>
+          <w:rStyle w:val="VerbatimChar"/>
+        </w:rPr>
+        <w:t xml:space="preserve">Documentation/Navigator_3_System_Architecture.md</w:t>
       </w:r>
     </w:p>
     <w:p>
@@ -6239,10 +6260,19 @@
           <w:b/>
           <w:bCs/>
         </w:rPr>
-        <w:t xml:space="preserve">NCD9830 ADC</w:t>
-      </w:r>
-      <w:r>
-        <w:t xml:space="preserve">: ON Semiconductor, NCD9830 Datasheet Rev 2</w:t>
+        <w:t xml:space="preserve">I2C Driver Implementation</w:t>
+      </w:r>
+      <w:r>
+        <w:t xml:space="preserve">:</w:t>
+      </w:r>
+      <w:r>
+        <w:t xml:space="preserve"> </w:t>
+      </w:r>
+      <w:r>
+        <w:rPr>
+          <w:rStyle w:val="VerbatimChar"/>
+        </w:rPr>
+        <w:t xml:space="preserve">dilon_counter/src/i2c_driver.c</w:t>
       </w:r>
     </w:p>
     <w:p>
@@ -6258,39 +6288,29 @@
           <w:b/>
           <w:bCs/>
         </w:rPr>
-        <w:t xml:space="preserve">MAX17263 Fuel Gauge</w:t>
-      </w:r>
-      <w:r>
-        <w:t xml:space="preserve">: Maxim Integrated, MAX17263 Datasheet Rev 1</w:t>
-      </w:r>
-    </w:p>
-    <w:p>
-      <w:pPr>
-        <w:pStyle w:val="Compact"/>
-        <w:numPr>
-          <w:ilvl w:val="0"/>
-          <w:numId w:val="82"/>
-        </w:numPr>
-      </w:pPr>
-      <w:r>
-        <w:rPr>
-          <w:b/>
-          <w:bCs/>
-        </w:rPr>
-        <w:t xml:space="preserve">I2C Specification</w:t>
-      </w:r>
-      <w:r>
-        <w:t xml:space="preserve">: NXP UM10204, I2C-bus specification and user manual Rev 7.0</w:t>
-      </w:r>
-    </w:p>
-    <w:bookmarkEnd w:id="60"/>
-    <w:bookmarkStart w:id="62" w:name="regulatory-standards"/>
+        <w:t xml:space="preserve">Device Configuration Header</w:t>
+      </w:r>
+      <w:r>
+        <w:t xml:space="preserve">:</w:t>
+      </w:r>
+      <w:r>
+        <w:t xml:space="preserve"> </w:t>
+      </w:r>
+      <w:r>
+        <w:rPr>
+          <w:rStyle w:val="VerbatimChar"/>
+        </w:rPr>
+        <w:t xml:space="preserve">dilon_counter/include/device_config.h</w:t>
+      </w:r>
+    </w:p>
+    <w:bookmarkEnd w:id="61"/>
+    <w:bookmarkStart w:id="63" w:name="external-datasheets-and-standards"/>
     <w:p>
       <w:pPr>
         <w:pStyle w:val="Heading3"/>
       </w:pPr>
       <w:r>
-        <w:t xml:space="preserve">13.3 Regulatory Standards</w:t>
+        <w:t xml:space="preserve">External Datasheets and Standards</w:t>
       </w:r>
     </w:p>
     <w:p>
@@ -6306,10 +6326,10 @@
           <w:b/>
           <w:bCs/>
         </w:rPr>
-        <w:t xml:space="preserve">ISO 62304</w:t>
-      </w:r>
-      <w:r>
-        <w:t xml:space="preserve">: Medical device software - Software life cycle processes</w:t>
+        <w:t xml:space="preserve">LIS331 Accelerometer</w:t>
+      </w:r>
+      <w:r>
+        <w:t xml:space="preserve">: STMicroelectronics, Doc ID 17116 Rev 2</w:t>
       </w:r>
     </w:p>
     <w:p>
@@ -6325,10 +6345,10 @@
           <w:b/>
           <w:bCs/>
         </w:rPr>
-        <w:t xml:space="preserve">IEC 60601-1</w:t>
-      </w:r>
-      <w:r>
-        <w:t xml:space="preserve">: Medical electrical equipment - Part 1: General requirements for basic safety and essential performance</w:t>
+        <w:t xml:space="preserve">NCD9830 ADC</w:t>
+      </w:r>
+      <w:r>
+        <w:t xml:space="preserve">: ON Semiconductor, NCD9830 Datasheet Rev 2</w:t>
       </w:r>
     </w:p>
     <w:p>
@@ -6344,21 +6364,107 @@
           <w:b/>
           <w:bCs/>
         </w:rPr>
+        <w:t xml:space="preserve">MAX17263 Fuel Gauge</w:t>
+      </w:r>
+      <w:r>
+        <w:t xml:space="preserve">: Maxim Integrated, MAX17263 Datasheet Rev 1</w:t>
+      </w:r>
+    </w:p>
+    <w:p>
+      <w:pPr>
+        <w:pStyle w:val="Compact"/>
+        <w:numPr>
+          <w:ilvl w:val="0"/>
+          <w:numId w:val="83"/>
+        </w:numPr>
+      </w:pPr>
+      <w:r>
+        <w:rPr>
+          <w:b/>
+          <w:bCs/>
+        </w:rPr>
+        <w:t xml:space="preserve">I2C Specification</w:t>
+      </w:r>
+      <w:r>
+        <w:t xml:space="preserve">: NXP UM10204, I2C-bus specification and user manual Rev 7.0</w:t>
+      </w:r>
+    </w:p>
+    <w:bookmarkEnd w:id="62"/>
+    <w:bookmarkStart w:id="64" w:name="regulatory-standards"/>
+    <w:p>
+      <w:pPr>
+        <w:pStyle w:val="Heading3"/>
+      </w:pPr>
+      <w:r>
+        <w:t xml:space="preserve">Regulatory Standards</w:t>
+      </w:r>
+    </w:p>
+    <w:p>
+      <w:pPr>
+        <w:pStyle w:val="Compact"/>
+        <w:numPr>
+          <w:ilvl w:val="0"/>
+          <w:numId w:val="84"/>
+        </w:numPr>
+      </w:pPr>
+      <w:r>
+        <w:rPr>
+          <w:b/>
+          <w:bCs/>
+        </w:rPr>
+        <w:t xml:space="preserve">ISO 62304</w:t>
+      </w:r>
+      <w:r>
+        <w:t xml:space="preserve">: Medical device software - Software life cycle processes</w:t>
+      </w:r>
+    </w:p>
+    <w:p>
+      <w:pPr>
+        <w:pStyle w:val="Compact"/>
+        <w:numPr>
+          <w:ilvl w:val="0"/>
+          <w:numId w:val="84"/>
+        </w:numPr>
+      </w:pPr>
+      <w:r>
+        <w:rPr>
+          <w:b/>
+          <w:bCs/>
+        </w:rPr>
+        <w:t xml:space="preserve">IEC 60601-1</w:t>
+      </w:r>
+      <w:r>
+        <w:t xml:space="preserve">: Medical electrical equipment - Part 1: General requirements for basic safety and essential performance</w:t>
+      </w:r>
+    </w:p>
+    <w:p>
+      <w:pPr>
+        <w:pStyle w:val="Compact"/>
+        <w:numPr>
+          <w:ilvl w:val="0"/>
+          <w:numId w:val="84"/>
+        </w:numPr>
+      </w:pPr>
+      <w:r>
+        <w:rPr>
+          <w:b/>
+          <w:bCs/>
+        </w:rPr>
         <w:t xml:space="preserve">FDA 21 CFR Part 820</w:t>
       </w:r>
       <w:r>
         <w:t xml:space="preserve">: Quality System Regulation</w:t>
       </w:r>
     </w:p>
-    <w:bookmarkEnd w:id="61"/>
-    <w:bookmarkEnd w:id="62"/>
-    <w:bookmarkStart w:id="63" w:name="revision-history-summary"/>
+    <w:bookmarkEnd w:id="63"/>
+    <w:bookmarkEnd w:id="64"/>
+    <w:bookmarkStart w:id="65" w:name="revision-history-summary"/>
     <w:p>
       <w:pPr>
         <w:pStyle w:val="Heading2"/>
       </w:pPr>
       <w:r>
-        <w:t xml:space="preserve">14. Revision History Summary</w:t>
+        <w:t xml:space="preserve">Revision History Summary</w:t>
       </w:r>
     </w:p>
     <w:p>
@@ -6533,14 +6639,14 @@
         </w:tc>
       </w:tr>
     </w:tbl>
-    <w:bookmarkEnd w:id="63"/>
-    <w:bookmarkStart w:id="64" w:name="conclusion"/>
+    <w:bookmarkEnd w:id="65"/>
+    <w:bookmarkStart w:id="66" w:name="automatic-section-numbering-verification"/>
     <w:p>
       <w:pPr>
         <w:pStyle w:val="Heading2"/>
       </w:pPr>
       <w:r>
-        <w:t xml:space="preserve">15. Conclusion</w:t>
+        <w:t xml:space="preserve">Automatic Section Numbering Verification</w:t>
       </w:r>
     </w:p>
     <w:p>
@@ -6548,216 +6654,303 @@
         <w:pStyle w:val="FirstParagraph"/>
       </w:pPr>
       <w:r>
+        <w:t xml:space="preserve">None of the headings in this section have a number typed into their markdown text. The Word templates link the Heading 2/3/4 styles to an automatic multilevel list, so Word generates the</w:t>
+      </w:r>
+      <w:r>
+        <w:t xml:space="preserve"> </w:t>
+      </w:r>
+      <w:r>
+        <w:t xml:space="preserve">“N.”</w:t>
+      </w:r>
+      <w:r>
+        <w:t xml:space="preserve"> </w:t>
+      </w:r>
+      <w:r>
+        <w:t xml:space="preserve">/</w:t>
+      </w:r>
+      <w:r>
+        <w:t xml:space="preserve"> </w:t>
+      </w:r>
+      <w:r>
+        <w:t xml:space="preserve">“N.M”</w:t>
+      </w:r>
+      <w:r>
+        <w:t xml:space="preserve"> </w:t>
+      </w:r>
+      <w:r>
+        <w:t xml:space="preserve">/</w:t>
+      </w:r>
+      <w:r>
+        <w:t xml:space="preserve"> </w:t>
+      </w:r>
+      <w:r>
+        <w:t xml:space="preserve">“N.M.P”</w:t>
+      </w:r>
+      <w:r>
+        <w:t xml:space="preserve"> </w:t>
+      </w:r>
+      <w:r>
+        <w:t xml:space="preserve">numbers itself, purely from each heading’s position in the document. The expected number is called out after each heading below so it can be checked against what Word actually renders; if a number doesn’t match (or is missing/doubled), the template’s numbering setup has a problem.</w:t>
+      </w:r>
+    </w:p>
+    <w:p>
+      <w:pPr>
+        <w:pStyle w:val="BodyText"/>
+      </w:pPr>
+      <w:r>
+        <w:t xml:space="preserve">This is the 15th major (</w:t>
+      </w:r>
+      <w:r>
+        <w:rPr>
+          <w:rStyle w:val="VerbatimChar"/>
+        </w:rPr>
+        <w:t xml:space="preserve">##</w:t>
+      </w:r>
+      <w:r>
+        <w:t xml:space="preserve">) section in the document, so it should render as</w:t>
+      </w:r>
+      <w:r>
+        <w:t xml:space="preserve"> </w:t>
+      </w:r>
+      <w:r>
+        <w:rPr>
+          <w:b/>
+          <w:bCs/>
+        </w:rPr>
+        <w:t xml:space="preserve">15.</w:t>
+      </w:r>
+    </w:p>
+    <w:bookmarkStart w:id="67" w:name="first-subsection"/>
+    <w:p>
+      <w:pPr>
+        <w:pStyle w:val="Heading3"/>
+      </w:pPr>
+      <w:r>
+        <w:t xml:space="preserve">First Subsection</w:t>
+      </w:r>
+    </w:p>
+    <w:p>
+      <w:pPr>
+        <w:pStyle w:val="FirstParagraph"/>
+      </w:pPr>
+      <w:r>
+        <w:t xml:space="preserve">Expected Word auto-number:</w:t>
+      </w:r>
+      <w:r>
+        <w:t xml:space="preserve"> </w:t>
+      </w:r>
+      <w:r>
+        <w:rPr>
+          <w:b/>
+          <w:bCs/>
+        </w:rPr>
+        <w:t xml:space="preserve">15.1</w:t>
+      </w:r>
+    </w:p>
+    <w:bookmarkStart w:id="68" w:name="first-nested-item"/>
+    <w:p>
+      <w:pPr>
+        <w:pStyle w:val="Heading4"/>
+      </w:pPr>
+      <w:r>
+        <w:t xml:space="preserve">First Nested Item</w:t>
+      </w:r>
+    </w:p>
+    <w:p>
+      <w:pPr>
+        <w:pStyle w:val="FirstParagraph"/>
+      </w:pPr>
+      <w:r>
+        <w:t xml:space="preserve">Expected Word auto-number:</w:t>
+      </w:r>
+      <w:r>
+        <w:t xml:space="preserve"> </w:t>
+      </w:r>
+      <w:r>
+        <w:rPr>
+          <w:b/>
+          <w:bCs/>
+        </w:rPr>
+        <w:t xml:space="preserve">15.1.1</w:t>
+      </w:r>
+    </w:p>
+    <w:bookmarkEnd w:id="66"/>
+    <w:bookmarkStart w:id="69" w:name="second-nested-item"/>
+    <w:p>
+      <w:pPr>
+        <w:pStyle w:val="Heading4"/>
+      </w:pPr>
+      <w:r>
+        <w:t xml:space="preserve">Second Nested Item</w:t>
+      </w:r>
+    </w:p>
+    <w:p>
+      <w:pPr>
+        <w:pStyle w:val="FirstParagraph"/>
+      </w:pPr>
+      <w:r>
+        <w:t xml:space="preserve">Expected Word auto-number:</w:t>
+      </w:r>
+      <w:r>
+        <w:t xml:space="preserve"> </w:t>
+      </w:r>
+      <w:r>
+        <w:rPr>
+          <w:b/>
+          <w:bCs/>
+        </w:rPr>
+        <w:t xml:space="preserve">15.1.2</w:t>
+      </w:r>
+      <w:r>
+        <w:t xml:space="preserve"> </w:t>
+      </w:r>
+      <w:r>
+        <w:t xml:space="preserve">— proves the sub-subsection counter increments across siblings under the same subsection.</w:t>
+      </w:r>
+    </w:p>
+    <w:bookmarkEnd w:id="67"/>
+    <w:bookmarkEnd w:id="68"/>
+    <w:bookmarkStart w:id="70" w:name="second-subsection"/>
+    <w:p>
+      <w:pPr>
+        <w:pStyle w:val="Heading3"/>
+      </w:pPr>
+      <w:r>
+        <w:t xml:space="preserve">Second Subsection</w:t>
+      </w:r>
+    </w:p>
+    <w:p>
+      <w:pPr>
+        <w:pStyle w:val="FirstParagraph"/>
+      </w:pPr>
+      <w:r>
+        <w:t xml:space="preserve">Expected Word auto-number:</w:t>
+      </w:r>
+      <w:r>
+        <w:t xml:space="preserve"> </w:t>
+      </w:r>
+      <w:r>
+        <w:rPr>
+          <w:b/>
+          <w:bCs/>
+        </w:rPr>
+        <w:t xml:space="preserve">15.2</w:t>
+      </w:r>
+    </w:p>
+    <w:bookmarkStart w:id="71" w:name="first-nested-item-1"/>
+    <w:p>
+      <w:pPr>
+        <w:pStyle w:val="Heading4"/>
+      </w:pPr>
+      <w:r>
+        <w:t xml:space="preserve">First Nested Item</w:t>
+      </w:r>
+    </w:p>
+    <w:p>
+      <w:pPr>
+        <w:pStyle w:val="FirstParagraph"/>
+      </w:pPr>
+      <w:r>
+        <w:t xml:space="preserve">Expected Word auto-number:</w:t>
+      </w:r>
+      <w:r>
+        <w:t xml:space="preserve"> </w:t>
+      </w:r>
+      <w:r>
+        <w:rPr>
+          <w:b/>
+          <w:bCs/>
+        </w:rPr>
+        <w:t xml:space="preserve">15.2.1</w:t>
+      </w:r>
+      <w:r>
+        <w:t xml:space="preserve"> </w:t>
+      </w:r>
+      <w:r>
+        <w:t xml:space="preserve">— reuses the heading title</w:t>
+      </w:r>
+      <w:r>
+        <w:t xml:space="preserve"> </w:t>
+      </w:r>
+      <w:r>
+        <w:t xml:space="preserve">“First Nested Item”</w:t>
+      </w:r>
+      <w:r>
+        <w:t xml:space="preserve"> </w:t>
+      </w:r>
+      <w:r>
+        <w:t xml:space="preserve">from the previous subsection on purpose: the counter must reset to 1 here rather than continuing as 15.1.3.</w:t>
+      </w:r>
+    </w:p>
+    <w:bookmarkEnd w:id="69"/>
+    <w:bookmarkEnd w:id="70"/>
+    <w:bookmarkStart w:id="72" w:name="third-subsection"/>
+    <w:p>
+      <w:pPr>
+        <w:pStyle w:val="Heading3"/>
+      </w:pPr>
+      <w:r>
+        <w:t xml:space="preserve">Third Subsection</w:t>
+      </w:r>
+    </w:p>
+    <w:p>
+      <w:pPr>
+        <w:pStyle w:val="FirstParagraph"/>
+      </w:pPr>
+      <w:r>
+        <w:t xml:space="preserve">Expected Word auto-number:</w:t>
+      </w:r>
+      <w:r>
+        <w:t xml:space="preserve"> </w:t>
+      </w:r>
+      <w:r>
+        <w:rPr>
+          <w:b/>
+          <w:bCs/>
+        </w:rPr>
+        <w:t xml:space="preserve">15.3</w:t>
+      </w:r>
+    </w:p>
+    <w:p>
+      <w:pPr>
+        <w:pStyle w:val="BodyText"/>
+      </w:pPr>
+      <w:r>
+        <w:t xml:space="preserve">This subsection has no</w:t>
+      </w:r>
+      <w:r>
+        <w:t xml:space="preserve"> </w:t>
+      </w:r>
+      <w:r>
+        <w:rPr>
+          <w:rStyle w:val="VerbatimChar"/>
+        </w:rPr>
+        <w:t xml:space="preserve">####</w:t>
+      </w:r>
+      <w:r>
+        <w:t xml:space="preserve"> </w:t>
+      </w:r>
+      <w:r>
+        <w:t xml:space="preserve">children, proving a subsection doesn’t need nested headings for the numbering to stay correct going into the next major section.</w:t>
+      </w:r>
+    </w:p>
+    <w:bookmarkEnd w:id="71"/>
+    <w:bookmarkEnd w:id="72"/>
+    <w:bookmarkStart w:id="73" w:name="conclusion"/>
+    <w:p>
+      <w:pPr>
+        <w:pStyle w:val="Heading2"/>
+      </w:pPr>
+      <w:r>
+        <w:t xml:space="preserve">Conclusion</w:t>
+      </w:r>
+    </w:p>
+    <w:p>
+      <w:pPr>
+        <w:pStyle w:val="FirstParagraph"/>
+      </w:pPr>
+      <w:r>
         <w:t xml:space="preserve">This test document demonstrates all styling elements defined in the Markdown Styling Guide (MARKDOWN_STYLING_GUIDE.md). It includes:</w:t>
-      </w:r>
-    </w:p>
-    <w:p>
-      <w:pPr>
-        <w:pStyle w:val="Compact"/>
-        <w:numPr>
-          <w:ilvl w:val="0"/>
-          <w:numId w:val="84"/>
-        </w:numPr>
-      </w:pPr>
-      <w:r>
-        <w:t xml:space="preserve">✅ YAML front matter with multiple revisions</w:t>
-      </w:r>
-    </w:p>
-    <w:p>
-      <w:pPr>
-        <w:pStyle w:val="Compact"/>
-        <w:numPr>
-          <w:ilvl w:val="0"/>
-          <w:numId w:val="84"/>
-        </w:numPr>
-      </w:pPr>
-      <w:r>
-        <w:t xml:space="preserve">✅ All heading levels (##, ###, ####)</w:t>
-      </w:r>
-    </w:p>
-    <w:p>
-      <w:pPr>
-        <w:pStyle w:val="Compact"/>
-        <w:numPr>
-          <w:ilvl w:val="0"/>
-          <w:numId w:val="84"/>
-        </w:numPr>
-      </w:pPr>
-      <w:r>
-        <w:t xml:space="preserve">✅ Pipe tables with all alignment types</w:t>
-      </w:r>
-    </w:p>
-    <w:p>
-      <w:pPr>
-        <w:pStyle w:val="Compact"/>
-        <w:numPr>
-          <w:ilvl w:val="0"/>
-          <w:numId w:val="84"/>
-        </w:numPr>
-      </w:pPr>
-      <w:r>
-        <w:t xml:space="preserve">✅ Grid tables for complex content</w:t>
-      </w:r>
-    </w:p>
-    <w:p>
-      <w:pPr>
-        <w:pStyle w:val="Compact"/>
-        <w:numPr>
-          <w:ilvl w:val="0"/>
-          <w:numId w:val="84"/>
-        </w:numPr>
-      </w:pPr>
-      <w:r>
-        <w:t xml:space="preserve">✅ Figures with proper captions</w:t>
-      </w:r>
-    </w:p>
-    <w:p>
-      <w:pPr>
-        <w:pStyle w:val="Compact"/>
-        <w:numPr>
-          <w:ilvl w:val="0"/>
-          <w:numId w:val="84"/>
-        </w:numPr>
-      </w:pPr>
-      <w:r>
-        <w:t xml:space="preserve">✅ All list types (unordered, ordered, definition)</w:t>
-      </w:r>
-    </w:p>
-    <w:p>
-      <w:pPr>
-        <w:pStyle w:val="Compact"/>
-        <w:numPr>
-          <w:ilvl w:val="0"/>
-          <w:numId w:val="84"/>
-        </w:numPr>
-      </w:pPr>
-      <w:r>
-        <w:t xml:space="preserve">✅ Code blocks with multiple language identifiers</w:t>
-      </w:r>
-    </w:p>
-    <w:p>
-      <w:pPr>
-        <w:pStyle w:val="Compact"/>
-        <w:numPr>
-          <w:ilvl w:val="0"/>
-          <w:numId w:val="84"/>
-        </w:numPr>
-      </w:pPr>
-      <w:r>
-        <w:t xml:space="preserve">✅ Inline code and register notation</w:t>
-      </w:r>
-    </w:p>
-    <w:p>
-      <w:pPr>
-        <w:pStyle w:val="Compact"/>
-        <w:numPr>
-          <w:ilvl w:val="0"/>
-          <w:numId w:val="84"/>
-        </w:numPr>
-      </w:pPr>
-      <w:r>
-        <w:t xml:space="preserve">✅ Bold, italic, and bold+italic text</w:t>
-      </w:r>
-    </w:p>
-    <w:p>
-      <w:pPr>
-        <w:pStyle w:val="Compact"/>
-        <w:numPr>
-          <w:ilvl w:val="0"/>
-          <w:numId w:val="84"/>
-        </w:numPr>
-      </w:pPr>
-      <w:r>
-        <w:t xml:space="preserve">✅ External links and internal cross-references</w:t>
-      </w:r>
-    </w:p>
-    <w:p>
-      <w:pPr>
-        <w:pStyle w:val="Compact"/>
-        <w:numPr>
-          <w:ilvl w:val="0"/>
-          <w:numId w:val="84"/>
-        </w:numPr>
-      </w:pPr>
-      <w:r>
-        <w:t xml:space="preserve">✅ Code references with file:line format</w:t>
-      </w:r>
-    </w:p>
-    <w:p>
-      <w:pPr>
-        <w:pStyle w:val="Compact"/>
-        <w:numPr>
-          <w:ilvl w:val="0"/>
-          <w:numId w:val="84"/>
-        </w:numPr>
-      </w:pPr>
-      <w:r>
-        <w:t xml:space="preserve">✅ Notes, warnings, and block quotes</w:t>
-      </w:r>
-    </w:p>
-    <w:p>
-      <w:pPr>
-        <w:pStyle w:val="Compact"/>
-        <w:numPr>
-          <w:ilvl w:val="0"/>
-          <w:numId w:val="84"/>
-        </w:numPr>
-      </w:pPr>
-      <w:r>
-        <w:t xml:space="preserve">✅ Horizontal rules</w:t>
-      </w:r>
-    </w:p>
-    <w:p>
-      <w:pPr>
-        <w:pStyle w:val="Compact"/>
-        <w:numPr>
-          <w:ilvl w:val="0"/>
-          <w:numId w:val="84"/>
-        </w:numPr>
-      </w:pPr>
-      <w:r>
-        <w:t xml:space="preserve">✅ Math equations (inline and display)</w:t>
-      </w:r>
-    </w:p>
-    <w:p>
-      <w:pPr>
-        <w:pStyle w:val="Compact"/>
-        <w:numPr>
-          <w:ilvl w:val="0"/>
-          <w:numId w:val="84"/>
-        </w:numPr>
-      </w:pPr>
-      <w:r>
-        <w:t xml:space="preserve">✅ Footnotes</w:t>
-      </w:r>
-    </w:p>
-    <w:p>
-      <w:pPr>
-        <w:pStyle w:val="Compact"/>
-        <w:numPr>
-          <w:ilvl w:val="0"/>
-          <w:numId w:val="84"/>
-        </w:numPr>
-      </w:pPr>
-      <w:r>
-        <w:t xml:space="preserve">✅ Proper spacing and line breaks</w:t>
-      </w:r>
-    </w:p>
-    <w:bookmarkStart w:id="65" w:name="testing-instructions"/>
-    <w:p>
-      <w:pPr>
-        <w:pStyle w:val="Heading3"/>
-      </w:pPr>
-      <w:r>
-        <w:t xml:space="preserve">15.1 Testing Instructions</w:t>
-      </w:r>
-    </w:p>
-    <w:p>
-      <w:pPr>
-        <w:pStyle w:val="FirstParagraph"/>
-      </w:pPr>
-      <w:r>
-        <w:t xml:space="preserve">To test this document:</w:t>
       </w:r>
     </w:p>
     <w:p>
@@ -6769,16 +6962,7 @@
         </w:numPr>
       </w:pPr>
       <w:r>
-        <w:t xml:space="preserve">Generate Word output:</w:t>
-      </w:r>
-      <w:r>
-        <w:t xml:space="preserve"> </w:t>
-      </w:r>
-      <w:r>
-        <w:rPr>
-          <w:rStyle w:val="VerbatimChar"/>
-        </w:rPr>
-        <w:t xml:space="preserve">Compile-DilonDoc STYLING_TEST_TEMPLATE.md</w:t>
+        <w:t xml:space="preserve">✅ YAML front matter with multiple revisions</w:t>
       </w:r>
     </w:p>
     <w:p>
@@ -6790,22 +6974,7 @@
         </w:numPr>
       </w:pPr>
       <w:r>
-        <w:t xml:space="preserve">Review the generated</w:t>
-      </w:r>
-      <w:r>
-        <w:t xml:space="preserve"> </w:t>
-      </w:r>
-      <w:r>
-        <w:rPr>
-          <w:rStyle w:val="VerbatimChar"/>
-        </w:rPr>
-        <w:t xml:space="preserve">.docx</w:t>
-      </w:r>
-      <w:r>
-        <w:t xml:space="preserve"> </w:t>
-      </w:r>
-      <w:r>
-        <w:t xml:space="preserve">file</w:t>
+        <w:t xml:space="preserve">✅ All heading levels (##, ###, ####)</w:t>
       </w:r>
     </w:p>
     <w:p>
@@ -6817,7 +6986,7 @@
         </w:numPr>
       </w:pPr>
       <w:r>
-        <w:t xml:space="preserve">Verify that all styling elements render correctly</w:t>
+        <w:t xml:space="preserve">✅ Pipe tables with all alignment types</w:t>
       </w:r>
     </w:p>
     <w:p>
@@ -6829,7 +6998,7 @@
         </w:numPr>
       </w:pPr>
       <w:r>
-        <w:t xml:space="preserve">Identify any formatting issues or inconsistencies</w:t>
+        <w:t xml:space="preserve">✅ Grid tables for complex content</w:t>
       </w:r>
     </w:p>
     <w:p>
@@ -6841,17 +7010,172 @@
         </w:numPr>
       </w:pPr>
       <w:r>
-        <w:t xml:space="preserve">Update the styling guide based on findings</w:t>
-      </w:r>
-    </w:p>
-    <w:bookmarkEnd w:id="64"/>
-    <w:bookmarkStart w:id="66" w:name="expected-output-verification"/>
+        <w:t xml:space="preserve">✅ Figures with proper captions</w:t>
+      </w:r>
+    </w:p>
+    <w:p>
+      <w:pPr>
+        <w:pStyle w:val="Compact"/>
+        <w:numPr>
+          <w:ilvl w:val="0"/>
+          <w:numId w:val="85"/>
+        </w:numPr>
+      </w:pPr>
+      <w:r>
+        <w:t xml:space="preserve">✅ All list types (unordered, ordered, definition)</w:t>
+      </w:r>
+    </w:p>
+    <w:p>
+      <w:pPr>
+        <w:pStyle w:val="Compact"/>
+        <w:numPr>
+          <w:ilvl w:val="0"/>
+          <w:numId w:val="85"/>
+        </w:numPr>
+      </w:pPr>
+      <w:r>
+        <w:t xml:space="preserve">✅ Code blocks with multiple language identifiers</w:t>
+      </w:r>
+    </w:p>
+    <w:p>
+      <w:pPr>
+        <w:pStyle w:val="Compact"/>
+        <w:numPr>
+          <w:ilvl w:val="0"/>
+          <w:numId w:val="85"/>
+        </w:numPr>
+      </w:pPr>
+      <w:r>
+        <w:t xml:space="preserve">✅ Inline code and register notation</w:t>
+      </w:r>
+    </w:p>
+    <w:p>
+      <w:pPr>
+        <w:pStyle w:val="Compact"/>
+        <w:numPr>
+          <w:ilvl w:val="0"/>
+          <w:numId w:val="85"/>
+        </w:numPr>
+      </w:pPr>
+      <w:r>
+        <w:t xml:space="preserve">✅ Bold, italic, and bold+italic text</w:t>
+      </w:r>
+    </w:p>
+    <w:p>
+      <w:pPr>
+        <w:pStyle w:val="Compact"/>
+        <w:numPr>
+          <w:ilvl w:val="0"/>
+          <w:numId w:val="85"/>
+        </w:numPr>
+      </w:pPr>
+      <w:r>
+        <w:t xml:space="preserve">✅ External links and internal cross-references</w:t>
+      </w:r>
+    </w:p>
+    <w:p>
+      <w:pPr>
+        <w:pStyle w:val="Compact"/>
+        <w:numPr>
+          <w:ilvl w:val="0"/>
+          <w:numId w:val="85"/>
+        </w:numPr>
+      </w:pPr>
+      <w:r>
+        <w:t xml:space="preserve">✅ Code references with file:line format</w:t>
+      </w:r>
+    </w:p>
+    <w:p>
+      <w:pPr>
+        <w:pStyle w:val="Compact"/>
+        <w:numPr>
+          <w:ilvl w:val="0"/>
+          <w:numId w:val="85"/>
+        </w:numPr>
+      </w:pPr>
+      <w:r>
+        <w:t xml:space="preserve">✅ Notes, warnings, and block quotes</w:t>
+      </w:r>
+    </w:p>
+    <w:p>
+      <w:pPr>
+        <w:pStyle w:val="Compact"/>
+        <w:numPr>
+          <w:ilvl w:val="0"/>
+          <w:numId w:val="85"/>
+        </w:numPr>
+      </w:pPr>
+      <w:r>
+        <w:t xml:space="preserve">✅ Horizontal rules</w:t>
+      </w:r>
+    </w:p>
+    <w:p>
+      <w:pPr>
+        <w:pStyle w:val="Compact"/>
+        <w:numPr>
+          <w:ilvl w:val="0"/>
+          <w:numId w:val="85"/>
+        </w:numPr>
+      </w:pPr>
+      <w:r>
+        <w:t xml:space="preserve">✅ Math equations (inline and display)</w:t>
+      </w:r>
+    </w:p>
+    <w:p>
+      <w:pPr>
+        <w:pStyle w:val="Compact"/>
+        <w:numPr>
+          <w:ilvl w:val="0"/>
+          <w:numId w:val="85"/>
+        </w:numPr>
+      </w:pPr>
+      <w:r>
+        <w:t xml:space="preserve">✅ Footnotes</w:t>
+      </w:r>
+    </w:p>
+    <w:p>
+      <w:pPr>
+        <w:pStyle w:val="Compact"/>
+        <w:numPr>
+          <w:ilvl w:val="0"/>
+          <w:numId w:val="85"/>
+        </w:numPr>
+      </w:pPr>
+      <w:r>
+        <w:t xml:space="preserve">✅ Proper spacing and line breaks</w:t>
+      </w:r>
+    </w:p>
+    <w:p>
+      <w:pPr>
+        <w:pStyle w:val="Compact"/>
+        <w:numPr>
+          <w:ilvl w:val="0"/>
+          <w:numId w:val="85"/>
+        </w:numPr>
+      </w:pPr>
+      <w:r>
+        <w:t xml:space="preserve">✅ Automatic Word-native section numbering (no manually-typed heading numbers)</w:t>
+      </w:r>
+    </w:p>
+    <w:p>
+      <w:pPr>
+        <w:pStyle w:val="Compact"/>
+        <w:numPr>
+          <w:ilvl w:val="0"/>
+          <w:numId w:val="85"/>
+        </w:numPr>
+      </w:pPr>
+      <w:r>
+        <w:t xml:space="preserve">✅ Automatic Word-native figure numbering and cross-references (no manually-typed figure numbers)</w:t>
+      </w:r>
+    </w:p>
+    <w:bookmarkStart w:id="74" w:name="testing-instructions"/>
     <w:p>
       <w:pPr>
         <w:pStyle w:val="Heading3"/>
       </w:pPr>
       <w:r>
-        <w:t xml:space="preserve">15.2 Expected Output Verification</w:t>
+        <w:t xml:space="preserve">Testing Instructions</w:t>
       </w:r>
     </w:p>
     <w:p>
@@ -6859,7 +7183,7 @@
         <w:pStyle w:val="FirstParagraph"/>
       </w:pPr>
       <w:r>
-        <w:t xml:space="preserve">Check the following in the generated Word document:</w:t>
+        <w:t xml:space="preserve">To test this document:</w:t>
       </w:r>
     </w:p>
     <w:p>
@@ -6871,7 +7195,97 @@
         </w:numPr>
       </w:pPr>
       <w:r>
-        <w:t xml:space="preserve">Title page with correct document number and revision</w:t>
+        <w:t xml:space="preserve">Generate Word output:</w:t>
+      </w:r>
+      <w:r>
+        <w:t xml:space="preserve"> </w:t>
+      </w:r>
+      <w:r>
+        <w:rPr>
+          <w:rStyle w:val="VerbatimChar"/>
+        </w:rPr>
+        <w:t xml:space="preserve">Compile-DilonDoc STYLING_TEST_TEMPLATE.md</w:t>
+      </w:r>
+    </w:p>
+    <w:p>
+      <w:pPr>
+        <w:pStyle w:val="Compact"/>
+        <w:numPr>
+          <w:ilvl w:val="0"/>
+          <w:numId w:val="86"/>
+        </w:numPr>
+      </w:pPr>
+      <w:r>
+        <w:t xml:space="preserve">Review the generated</w:t>
+      </w:r>
+      <w:r>
+        <w:t xml:space="preserve"> </w:t>
+      </w:r>
+      <w:r>
+        <w:rPr>
+          <w:rStyle w:val="VerbatimChar"/>
+        </w:rPr>
+        <w:t xml:space="preserve">.docx</w:t>
+      </w:r>
+      <w:r>
+        <w:t xml:space="preserve"> </w:t>
+      </w:r>
+      <w:r>
+        <w:t xml:space="preserve">file</w:t>
+      </w:r>
+    </w:p>
+    <w:p>
+      <w:pPr>
+        <w:pStyle w:val="Compact"/>
+        <w:numPr>
+          <w:ilvl w:val="0"/>
+          <w:numId w:val="86"/>
+        </w:numPr>
+      </w:pPr>
+      <w:r>
+        <w:t xml:space="preserve">Verify that all styling elements render correctly</w:t>
+      </w:r>
+    </w:p>
+    <w:p>
+      <w:pPr>
+        <w:pStyle w:val="Compact"/>
+        <w:numPr>
+          <w:ilvl w:val="0"/>
+          <w:numId w:val="86"/>
+        </w:numPr>
+      </w:pPr>
+      <w:r>
+        <w:t xml:space="preserve">Identify any formatting issues or inconsistencies</w:t>
+      </w:r>
+    </w:p>
+    <w:p>
+      <w:pPr>
+        <w:pStyle w:val="Compact"/>
+        <w:numPr>
+          <w:ilvl w:val="0"/>
+          <w:numId w:val="86"/>
+        </w:numPr>
+      </w:pPr>
+      <w:r>
+        <w:t xml:space="preserve">Update the styling guide based on findings</w:t>
+      </w:r>
+    </w:p>
+    <w:bookmarkEnd w:id="73"/>
+    <w:bookmarkStart w:id="75" w:name="expected-output-verification"/>
+    <w:p>
+      <w:pPr>
+        <w:pStyle w:val="Heading3"/>
+      </w:pPr>
+      <w:r>
+        <w:t xml:space="preserve">Expected Output Verification</w:t>
+      </w:r>
+    </w:p>
+    <w:p>
+      <w:pPr>
+        <w:pStyle w:val="FirstParagraph"/>
+      </w:pPr>
+      <w:r>
+        <w:t xml:space="preserve">Check the following in the generated Word document:</w:t>
       </w:r>
     </w:p>
     <w:p>
@@ -6883,7 +7297,7 @@
         </w:numPr>
       </w:pPr>
       <w:r>
-        <w:t xml:space="preserve">Signature page with all three approvers</w:t>
+        <w:t xml:space="preserve">Title page with correct document number and revision</w:t>
       </w:r>
     </w:p>
     <w:p>
@@ -6895,7 +7309,7 @@
         </w:numPr>
       </w:pPr>
       <w:r>
-        <w:t xml:space="preserve">Revision history table with all entries</w:t>
+        <w:t xml:space="preserve">Signature page with all three approvers</w:t>
       </w:r>
     </w:p>
     <w:p>
@@ -6907,7 +7321,7 @@
         </w:numPr>
       </w:pPr>
       <w:r>
-        <w:t xml:space="preserve">Table of contents with correct page numbers</w:t>
+        <w:t xml:space="preserve">Revision history table with all entries</w:t>
       </w:r>
     </w:p>
     <w:p>
@@ -6919,7 +7333,7 @@
         </w:numPr>
       </w:pPr>
       <w:r>
-        <w:t xml:space="preserve">All headings styled correctly (Heading 1, 2, 3)</w:t>
+        <w:t xml:space="preserve">Table of contents with correct page numbers</w:t>
       </w:r>
     </w:p>
     <w:p>
@@ -6931,7 +7345,7 @@
         </w:numPr>
       </w:pPr>
       <w:r>
-        <w:t xml:space="preserve">Tables display correct column alignment (left, center, right)</w:t>
+        <w:t xml:space="preserve">All headings styled correctly (Heading 1, 2, 3)</w:t>
       </w:r>
     </w:p>
     <w:p>
@@ -6943,7 +7357,43 @@
         </w:numPr>
       </w:pPr>
       <w:r>
-        <w:t xml:space="preserve">Figures display correctly with italicized captions</w:t>
+        <w:t xml:space="preserve">Headings show single, correctly-nested auto-numbers (</w:t>
+      </w:r>
+      <w:r>
+        <w:t xml:space="preserve">“15.”</w:t>
+      </w:r>
+      <w:r>
+        <w:t xml:space="preserve">,</w:t>
+      </w:r>
+      <w:r>
+        <w:t xml:space="preserve"> </w:t>
+      </w:r>
+      <w:r>
+        <w:t xml:space="preserve">“15.1”</w:t>
+      </w:r>
+      <w:r>
+        <w:t xml:space="preserve">,</w:t>
+      </w:r>
+      <w:r>
+        <w:t xml:space="preserve"> </w:t>
+      </w:r>
+      <w:r>
+        <w:t xml:space="preserve">“15.1.1”</w:t>
+      </w:r>
+      <w:r>
+        <w:t xml:space="preserve">) in the</w:t>
+      </w:r>
+      <w:r>
+        <w:t xml:space="preserve"> </w:t>
+      </w:r>
+      <w:r>
+        <w:t xml:space="preserve">“Automatic Section Numbering Verification”</w:t>
+      </w:r>
+      <w:r>
+        <w:t xml:space="preserve"> </w:t>
+      </w:r>
+      <w:r>
+        <w:t xml:space="preserve">section — no missing or doubled numbers</w:t>
       </w:r>
     </w:p>
     <w:p>
@@ -6955,19 +7405,7 @@
         </w:numPr>
       </w:pPr>
       <w:r>
-        <w:t xml:space="preserve">Code blocks use</w:t>
-      </w:r>
-      <w:r>
-        <w:t xml:space="preserve"> </w:t>
-      </w:r>
-      <w:r>
-        <w:t xml:space="preserve">“Source Code”</w:t>
-      </w:r>
-      <w:r>
-        <w:t xml:space="preserve"> </w:t>
-      </w:r>
-      <w:r>
-        <w:t xml:space="preserve">style</w:t>
+        <w:t xml:space="preserve">Tables display correct column alignment (left, center, right)</w:t>
       </w:r>
     </w:p>
     <w:p>
@@ -6979,7 +7417,19 @@
         </w:numPr>
       </w:pPr>
       <w:r>
-        <w:t xml:space="preserve">Bold and italic text render correctly</w:t>
+        <w:t xml:space="preserve">Figures display correctly with italicized, centered</w:t>
+      </w:r>
+      <w:r>
+        <w:t xml:space="preserve"> </w:t>
+      </w:r>
+      <w:r>
+        <w:t xml:space="preserve">“Figure N.M - Description”</w:t>
+      </w:r>
+      <w:r>
+        <w:t xml:space="preserve"> </w:t>
+      </w:r>
+      <w:r>
+        <w:t xml:space="preserve">captions - no manually-typed numbers, no missing/doubled numbers</w:t>
       </w:r>
     </w:p>
     <w:p>
@@ -6991,7 +7441,31 @@
         </w:numPr>
       </w:pPr>
       <w:r>
-        <w:t xml:space="preserve">Footnotes appear at bottom of pages</w:t>
+        <w:t xml:space="preserve">Ctrl+click on</w:t>
+      </w:r>
+      <w:r>
+        <w:t xml:space="preserve"> </w:t>
+      </w:r>
+      <w:r>
+        <w:t xml:space="preserve">“the figure”</w:t>
+      </w:r>
+      <w:r>
+        <w:t xml:space="preserve"> </w:t>
+      </w:r>
+      <w:r>
+        <w:t xml:space="preserve">in the</w:t>
+      </w:r>
+      <w:r>
+        <w:t xml:space="preserve"> </w:t>
+      </w:r>
+      <w:r>
+        <w:t xml:space="preserve">“Figure with Caption”</w:t>
+      </w:r>
+      <w:r>
+        <w:t xml:space="preserve"> </w:t>
+      </w:r>
+      <w:r>
+        <w:t xml:space="preserve">note jumps to that figure</w:t>
       </w:r>
     </w:p>
     <w:p>
@@ -7003,7 +7477,19 @@
         </w:numPr>
       </w:pPr>
       <w:r>
-        <w:t xml:space="preserve">Math equations render properly</w:t>
+        <w:t xml:space="preserve">Code blocks use</w:t>
+      </w:r>
+      <w:r>
+        <w:t xml:space="preserve"> </w:t>
+      </w:r>
+      <w:r>
+        <w:t xml:space="preserve">“Source Code”</w:t>
+      </w:r>
+      <w:r>
+        <w:t xml:space="preserve"> </w:t>
+      </w:r>
+      <w:r>
+        <w:t xml:space="preserve">style</w:t>
       </w:r>
     </w:p>
     <w:p>
@@ -7015,6 +7501,42 @@
         </w:numPr>
       </w:pPr>
       <w:r>
+        <w:t xml:space="preserve">Bold and italic text render correctly</w:t>
+      </w:r>
+    </w:p>
+    <w:p>
+      <w:pPr>
+        <w:pStyle w:val="Compact"/>
+        <w:numPr>
+          <w:ilvl w:val="0"/>
+          <w:numId w:val="98"/>
+        </w:numPr>
+      </w:pPr>
+      <w:r>
+        <w:t xml:space="preserve">Footnotes appear at bottom of pages</w:t>
+      </w:r>
+    </w:p>
+    <w:p>
+      <w:pPr>
+        <w:pStyle w:val="Compact"/>
+        <w:numPr>
+          <w:ilvl w:val="0"/>
+          <w:numId w:val="99"/>
+        </w:numPr>
+      </w:pPr>
+      <w:r>
+        <w:t xml:space="preserve">Math equations render properly</w:t>
+      </w:r>
+    </w:p>
+    <w:p>
+      <w:pPr>
+        <w:pStyle w:val="Compact"/>
+        <w:numPr>
+          <w:ilvl w:val="0"/>
+          <w:numId w:val="100"/>
+        </w:numPr>
+      </w:pPr>
+      <w:r>
         <w:t xml:space="preserve">No formatting artifacts or errors</w:t>
       </w:r>
     </w:p>
@@ -7066,8 +7588,8 @@
         <w:t xml:space="preserve">: Dilon Engineering Team</w:t>
       </w:r>
     </w:p>
-    <w:bookmarkEnd w:id="65"/>
-    <w:bookmarkEnd w:id="66"/>
+    <w:bookmarkEnd w:id="74"/>
+    <w:bookmarkEnd w:id="75"/>
     <w:sectPr>
       <w:headerReference w:type="default" r:id="rId11"/>
       <w:footerReference w:type="default" r:id="rId12"/>
@@ -7288,7 +7810,7 @@
               <wp:inline distT="0" distB="0" distL="0" distR="0" wp14:anchorId="252AFDB9" wp14:editId="7720A69F">
                 <wp:extent cx="804545" cy="600075"/>
                 <wp:effectExtent l="0" t="0" r="0" b="9525"/>
-                <wp:docPr id="2" name="Picture 1053709729"/>
+                <wp:docPr id="3" name="Picture 1053709729"/>
                 <wp:cNvGraphicFramePr>
                   <a:graphicFrameLocks xmlns:a="http://schemas.openxmlformats.org/drawingml/2006/main" noChangeAspect="1"/>
                 </wp:cNvGraphicFramePr>
@@ -7296,7 +7818,7 @@
                   <a:graphicData uri="http://schemas.openxmlformats.org/drawingml/2006/picture">
                     <pic:pic xmlns:pic="http://schemas.openxmlformats.org/drawingml/2006/picture">
                       <pic:nvPicPr>
-                        <pic:cNvPr id="1" name="Picture 1"/>
+                        <pic:cNvPr id="3" name="Picture 1"/>
                         <pic:cNvPicPr>
                           <a:picLocks noChangeAspect="1" noChangeArrowheads="1"/>
                         </pic:cNvPicPr>
@@ -11503,6 +12025,126 @@
     </w:lvl>
   </w:abstractNum>
   <w:abstractNum w:abstractNumId="44" w15:restartNumberingAfterBreak="0">
+    <w:nsid w:val="54034C84"/>
+    <w:multiLevelType w:val="multilevel"/>
+    <w:tmpl w:val="EAF0A91E"/>
+    <w:lvl w:ilvl="0">
+      <w:start w:val="1"/>
+      <w:numFmt w:val="decimal"/>
+      <w:pStyle w:val="Heading2"/>
+      <w:lvlText w:val="%1."/>
+      <w:lvlJc w:val="left"/>
+      <w:pPr>
+        <w:ind w:left="360" w:hanging="360"/>
+      </w:pPr>
+      <w:rPr>
+        <w:rFonts w:hint="default"/>
+      </w:rPr>
+    </w:lvl>
+    <w:lvl w:ilvl="1">
+      <w:start w:val="1"/>
+      <w:numFmt w:val="decimal"/>
+      <w:pStyle w:val="Heading3"/>
+      <w:lvlText w:val="%1.%2 "/>
+      <w:lvlJc w:val="left"/>
+      <w:pPr>
+        <w:ind w:left="360" w:hanging="360"/>
+      </w:pPr>
+      <w:rPr>
+        <w:rFonts w:hint="default"/>
+      </w:rPr>
+    </w:lvl>
+    <w:lvl w:ilvl="2">
+      <w:start w:val="1"/>
+      <w:numFmt w:val="decimal"/>
+      <w:pStyle w:val="Heading4"/>
+      <w:lvlText w:val="%1.%2.%3"/>
+      <w:lvlJc w:val="left"/>
+      <w:pPr>
+        <w:ind w:left="360" w:hanging="360"/>
+      </w:pPr>
+      <w:rPr>
+        <w:rFonts w:hint="default"/>
+      </w:rPr>
+    </w:lvl>
+    <w:lvl w:ilvl="3">
+      <w:start w:val="1"/>
+      <w:numFmt w:val="decimal"/>
+      <w:pStyle w:val="Heading5"/>
+      <w:lvlText w:val="%1.%2.%3.%4"/>
+      <w:lvlJc w:val="left"/>
+      <w:pPr>
+        <w:ind w:left="360" w:hanging="360"/>
+      </w:pPr>
+      <w:rPr>
+        <w:rFonts w:hint="default"/>
+      </w:rPr>
+    </w:lvl>
+    <w:lvl w:ilvl="4">
+      <w:start w:val="1"/>
+      <w:numFmt w:val="decimal"/>
+      <w:pStyle w:val="Heading6"/>
+      <w:lvlText w:val="%1.%2.%3.%4.%5"/>
+      <w:lvlJc w:val="left"/>
+      <w:pPr>
+        <w:ind w:left="360" w:hanging="360"/>
+      </w:pPr>
+      <w:rPr>
+        <w:rFonts w:hint="default"/>
+      </w:rPr>
+    </w:lvl>
+    <w:lvl w:ilvl="5">
+      <w:start w:val="1"/>
+      <w:numFmt w:val="decimal"/>
+      <w:pStyle w:val="Heading7"/>
+      <w:lvlText w:val="%1.%2.%3.%4.%5.%6"/>
+      <w:lvlJc w:val="left"/>
+      <w:pPr>
+        <w:ind w:left="360" w:hanging="360"/>
+      </w:pPr>
+      <w:rPr>
+        <w:rFonts w:hint="default"/>
+      </w:rPr>
+    </w:lvl>
+    <w:lvl w:ilvl="6">
+      <w:start w:val="1"/>
+      <w:numFmt w:val="decimal"/>
+      <w:pStyle w:val="Heading8"/>
+      <w:lvlText w:val="%1.%2.%3.%4.%5.%6.%7"/>
+      <w:lvlJc w:val="left"/>
+      <w:pPr>
+        <w:ind w:left="360" w:hanging="360"/>
+      </w:pPr>
+      <w:rPr>
+        <w:rFonts w:hint="default"/>
+      </w:rPr>
+    </w:lvl>
+    <w:lvl w:ilvl="7">
+      <w:start w:val="1"/>
+      <w:numFmt w:val="lowerLetter"/>
+      <w:lvlText w:val="%8."/>
+      <w:lvlJc w:val="left"/>
+      <w:pPr>
+        <w:ind w:left="360" w:hanging="360"/>
+      </w:pPr>
+      <w:rPr>
+        <w:rFonts w:hint="default"/>
+      </w:rPr>
+    </w:lvl>
+    <w:lvl w:ilvl="8">
+      <w:start w:val="1"/>
+      <w:numFmt w:val="lowerRoman"/>
+      <w:lvlText w:val="%9."/>
+      <w:lvlJc w:val="left"/>
+      <w:pPr>
+        <w:ind w:left="360" w:hanging="360"/>
+      </w:pPr>
+      <w:rPr>
+        <w:rFonts w:hint="default"/>
+      </w:rPr>
+    </w:lvl>
+  </w:abstractNum>
+  <w:abstractNum w:abstractNumId="45" w15:restartNumberingAfterBreak="0">
     <w:nsid w:val="54865123"/>
     <w:multiLevelType w:val="hybridMultilevel"/>
     <w:tmpl w:val="CD9ECFD4"/>
@@ -11591,7 +12233,7 @@
       </w:pPr>
     </w:lvl>
   </w:abstractNum>
-  <w:abstractNum w:abstractNumId="45" w15:restartNumberingAfterBreak="0">
+  <w:abstractNum w:abstractNumId="46" w15:restartNumberingAfterBreak="0">
     <w:nsid w:val="559E612A"/>
     <w:multiLevelType w:val="hybridMultilevel"/>
     <w:tmpl w:val="8184049C"/>
@@ -11729,7 +12371,7 @@
       </w:rPr>
     </w:lvl>
   </w:abstractNum>
-  <w:abstractNum w:abstractNumId="46" w15:restartNumberingAfterBreak="0">
+  <w:abstractNum w:abstractNumId="47" w15:restartNumberingAfterBreak="0">
     <w:nsid w:val="57BE4A08"/>
     <w:multiLevelType w:val="hybridMultilevel"/>
     <w:tmpl w:val="F3EA0F90"/>
@@ -11842,7 +12484,7 @@
       </w:rPr>
     </w:lvl>
   </w:abstractNum>
-  <w:abstractNum w:abstractNumId="47" w15:restartNumberingAfterBreak="0">
+  <w:abstractNum w:abstractNumId="48" w15:restartNumberingAfterBreak="0">
     <w:nsid w:val="588A5DC1"/>
     <w:multiLevelType w:val="hybridMultilevel"/>
     <w:tmpl w:val="68BEC2E0"/>
@@ -11955,7 +12597,7 @@
       </w:rPr>
     </w:lvl>
   </w:abstractNum>
-  <w:abstractNum w:abstractNumId="48" w15:restartNumberingAfterBreak="0">
+  <w:abstractNum w:abstractNumId="49" w15:restartNumberingAfterBreak="0">
     <w:nsid w:val="58B306F4"/>
     <w:multiLevelType w:val="hybridMultilevel"/>
     <w:tmpl w:val="BB649AB8"/>
@@ -12044,7 +12686,7 @@
       </w:pPr>
     </w:lvl>
   </w:abstractNum>
-  <w:abstractNum w:abstractNumId="49" w15:restartNumberingAfterBreak="0">
+  <w:abstractNum w:abstractNumId="50" w15:restartNumberingAfterBreak="0">
     <w:nsid w:val="5D85070E"/>
     <w:multiLevelType w:val="hybridMultilevel"/>
     <w:tmpl w:val="C7689C94"/>
@@ -12133,7 +12775,7 @@
       </w:pPr>
     </w:lvl>
   </w:abstractNum>
-  <w:abstractNum w:abstractNumId="50" w15:restartNumberingAfterBreak="0">
+  <w:abstractNum w:abstractNumId="51" w15:restartNumberingAfterBreak="0">
     <w:nsid w:val="5E720785"/>
     <w:multiLevelType w:val="hybridMultilevel"/>
     <w:tmpl w:val="BA945176"/>
@@ -12222,7 +12864,7 @@
       </w:pPr>
     </w:lvl>
   </w:abstractNum>
-  <w:abstractNum w:abstractNumId="51" w15:restartNumberingAfterBreak="0">
+  <w:abstractNum w:abstractNumId="52" w15:restartNumberingAfterBreak="0">
     <w:nsid w:val="5E802029"/>
     <w:multiLevelType w:val="multilevel"/>
     <w:tmpl w:val="0409001F"/>
@@ -12308,7 +12950,7 @@
       </w:pPr>
     </w:lvl>
   </w:abstractNum>
-  <w:abstractNum w:abstractNumId="52" w15:restartNumberingAfterBreak="0">
+  <w:abstractNum w:abstractNumId="53" w15:restartNumberingAfterBreak="0">
     <w:nsid w:val="64F67F71"/>
     <w:multiLevelType w:val="hybridMultilevel"/>
     <w:tmpl w:val="BCCC962A"/>
@@ -12397,7 +13039,7 @@
       </w:pPr>
     </w:lvl>
   </w:abstractNum>
-  <w:abstractNum w:abstractNumId="53" w15:restartNumberingAfterBreak="0">
+  <w:abstractNum w:abstractNumId="54" w15:restartNumberingAfterBreak="0">
     <w:nsid w:val="675B559B"/>
     <w:multiLevelType w:val="hybridMultilevel"/>
     <w:tmpl w:val="D2E40AF6"/>
@@ -12486,7 +13128,7 @@
       </w:pPr>
     </w:lvl>
   </w:abstractNum>
-  <w:abstractNum w:abstractNumId="54" w15:restartNumberingAfterBreak="0">
+  <w:abstractNum w:abstractNumId="55" w15:restartNumberingAfterBreak="0">
     <w:nsid w:val="6BCB28F7"/>
     <w:multiLevelType w:val="hybridMultilevel"/>
     <w:tmpl w:val="8B1AF07A"/>
@@ -12575,7 +13217,7 @@
       </w:pPr>
     </w:lvl>
   </w:abstractNum>
-  <w:abstractNum w:abstractNumId="55" w15:restartNumberingAfterBreak="0">
+  <w:abstractNum w:abstractNumId="56" w15:restartNumberingAfterBreak="0">
     <w:nsid w:val="6C7D43C2"/>
     <w:multiLevelType w:val="multilevel"/>
     <w:tmpl w:val="E1EC9586"/>
@@ -12715,7 +13357,7 @@
       </w:rPr>
     </w:lvl>
   </w:abstractNum>
-  <w:abstractNum w:abstractNumId="56" w15:restartNumberingAfterBreak="0">
+  <w:abstractNum w:abstractNumId="57" w15:restartNumberingAfterBreak="0">
     <w:nsid w:val="6CE01E01"/>
     <w:multiLevelType w:val="hybridMultilevel"/>
     <w:tmpl w:val="A2B45DDE"/>
@@ -12804,7 +13446,7 @@
       </w:pPr>
     </w:lvl>
   </w:abstractNum>
-  <w:abstractNum w:abstractNumId="57" w15:restartNumberingAfterBreak="0">
+  <w:abstractNum w:abstractNumId="58" w15:restartNumberingAfterBreak="0">
     <w:nsid w:val="6F780EFC"/>
     <w:multiLevelType w:val="hybridMultilevel"/>
     <w:tmpl w:val="36AA8D9E"/>
@@ -12917,7 +13559,7 @@
       </w:rPr>
     </w:lvl>
   </w:abstractNum>
-  <w:abstractNum w:abstractNumId="58" w15:restartNumberingAfterBreak="0">
+  <w:abstractNum w:abstractNumId="59" w15:restartNumberingAfterBreak="0">
     <w:nsid w:val="70720344"/>
     <w:multiLevelType w:val="hybridMultilevel"/>
     <w:tmpl w:val="DE506256"/>
@@ -13006,7 +13648,7 @@
       </w:pPr>
     </w:lvl>
   </w:abstractNum>
-  <w:abstractNum w:abstractNumId="59" w15:restartNumberingAfterBreak="0">
+  <w:abstractNum w:abstractNumId="60" w15:restartNumberingAfterBreak="0">
     <w:nsid w:val="71D71CCC"/>
     <w:multiLevelType w:val="hybridMultilevel"/>
     <w:tmpl w:val="FBCED286"/>
@@ -13095,7 +13737,7 @@
       </w:pPr>
     </w:lvl>
   </w:abstractNum>
-  <w:abstractNum w:abstractNumId="60" w15:restartNumberingAfterBreak="0">
+  <w:abstractNum w:abstractNumId="61" w15:restartNumberingAfterBreak="0">
     <w:nsid w:val="73387463"/>
     <w:multiLevelType w:val="multilevel"/>
     <w:tmpl w:val="9AF0948C"/>
@@ -13208,7 +13850,7 @@
       </w:rPr>
     </w:lvl>
   </w:abstractNum>
-  <w:abstractNum w:abstractNumId="61" w15:restartNumberingAfterBreak="0">
+  <w:abstractNum w:abstractNumId="62" w15:restartNumberingAfterBreak="0">
     <w:nsid w:val="746F2046"/>
     <w:multiLevelType w:val="hybridMultilevel"/>
     <w:tmpl w:val="BA945176"/>
@@ -13297,7 +13939,7 @@
       </w:pPr>
     </w:lvl>
   </w:abstractNum>
-  <w:abstractNum w:abstractNumId="62" w15:restartNumberingAfterBreak="0">
+  <w:abstractNum w:abstractNumId="63" w15:restartNumberingAfterBreak="0">
     <w:nsid w:val="79352AEA"/>
     <w:multiLevelType w:val="hybridMultilevel"/>
     <w:tmpl w:val="334EB83A"/>
@@ -13386,7 +14028,7 @@
       </w:pPr>
     </w:lvl>
   </w:abstractNum>
-  <w:abstractNum w:abstractNumId="63" w15:restartNumberingAfterBreak="0">
+  <w:abstractNum w:abstractNumId="64" w15:restartNumberingAfterBreak="0">
     <w:nsid w:val="79551691"/>
     <w:multiLevelType w:val="hybridMultilevel"/>
     <w:tmpl w:val="CB726154"/>
@@ -13475,7 +14117,7 @@
       </w:pPr>
     </w:lvl>
   </w:abstractNum>
-  <w:abstractNum w:abstractNumId="64" w15:restartNumberingAfterBreak="0">
+  <w:abstractNum w:abstractNumId="65" w15:restartNumberingAfterBreak="0">
     <w:nsid w:val="79E80608"/>
     <w:multiLevelType w:val="hybridMultilevel"/>
     <w:tmpl w:val="07A474F8"/>
@@ -13564,8 +14206,8 @@
       </w:pPr>
     </w:lvl>
   </w:abstractNum>
-  <w:abstractNum w:abstractNumId="65">
-    <w:nsid w:val="016EBE8B"/>
+  <w:abstractNum w:abstractNumId="66">
+    <w:nsid w:val="03ECE2B5"/>
     <w:multiLevelType w:val="multilevel"/>
     <w:lvl w:ilvl="0">
       <w:numFmt w:val="bullet"/>
@@ -13667,8 +14309,8 @@
       </w:rPr>
     </w:lvl>
   </w:abstractNum>
-  <w:abstractNum w:abstractNumId="66">
-    <w:nsid w:val="046441A1"/>
+  <w:abstractNum w:abstractNumId="67">
+    <w:nsid w:val="036CDF40"/>
     <w:multiLevelType w:val="multilevel"/>
     <w:lvl w:ilvl="0">
       <w:start w:val="1"/>
@@ -13752,8 +14394,8 @@
       </w:pPr>
     </w:lvl>
   </w:abstractNum>
-  <w:abstractNum w:abstractNumId="67">
-    <w:nsid w:val="02EDDD99"/>
+  <w:abstractNum w:abstractNumId="68">
+    <w:nsid w:val="030923CF"/>
     <w:multiLevelType w:val="multilevel"/>
     <w:lvl w:ilvl="0">
       <w:numFmt w:val="bullet"/>
@@ -13829,7 +14471,7 @@
     </w:lvl>
   </w:abstractNum>
   <w:num w:numId="1" w16cid:durableId="256212643">
-    <w:abstractNumId w:val="54"/>
+    <w:abstractNumId w:val="55"/>
   </w:num>
   <w:num w:numId="2" w16cid:durableId="843863947">
     <w:abstractNumId w:val="16"/>
@@ -13850,7 +14492,7 @@
     <w:abstractNumId w:val="6"/>
   </w:num>
   <w:num w:numId="8" w16cid:durableId="1961762463">
-    <w:abstractNumId w:val="45"/>
+    <w:abstractNumId w:val="46"/>
   </w:num>
   <w:num w:numId="9" w16cid:durableId="1768228453">
     <w:abstractNumId w:val="24"/>
@@ -13862,19 +14504,19 @@
     <w:abstractNumId w:val="21"/>
   </w:num>
   <w:num w:numId="12" w16cid:durableId="584727594">
-    <w:abstractNumId w:val="55"/>
+    <w:abstractNumId w:val="56"/>
   </w:num>
   <w:num w:numId="13" w16cid:durableId="270361624">
     <w:abstractNumId w:val="2"/>
   </w:num>
   <w:num w:numId="14" w16cid:durableId="701051204">
-    <w:abstractNumId w:val="60"/>
+    <w:abstractNumId w:val="61"/>
   </w:num>
   <w:num w:numId="15" w16cid:durableId="1108352778">
     <w:abstractNumId w:val="41"/>
   </w:num>
   <w:num w:numId="16" w16cid:durableId="1948005820">
-    <w:abstractNumId w:val="62"/>
+    <w:abstractNumId w:val="63"/>
   </w:num>
   <w:num w:numId="17" w16cid:durableId="1003171093">
     <w:abstractNumId w:val="36"/>
@@ -13883,16 +14525,16 @@
     <w:abstractNumId w:val="11"/>
   </w:num>
   <w:num w:numId="19" w16cid:durableId="673846312">
-    <w:abstractNumId w:val="48"/>
+    <w:abstractNumId w:val="49"/>
   </w:num>
   <w:num w:numId="20" w16cid:durableId="1946183586">
-    <w:abstractNumId w:val="52"/>
+    <w:abstractNumId w:val="53"/>
   </w:num>
   <w:num w:numId="21" w16cid:durableId="130294524">
     <w:abstractNumId w:val="26"/>
   </w:num>
   <w:num w:numId="22" w16cid:durableId="1857111577">
-    <w:abstractNumId w:val="46"/>
+    <w:abstractNumId w:val="47"/>
   </w:num>
   <w:num w:numId="23" w16cid:durableId="1782457513">
     <w:abstractNumId w:val="43"/>
@@ -13904,7 +14546,7 @@
     <w:abstractNumId w:val="27"/>
   </w:num>
   <w:num w:numId="26" w16cid:durableId="806124995">
-    <w:abstractNumId w:val="64"/>
+    <w:abstractNumId w:val="65"/>
   </w:num>
   <w:num w:numId="27" w16cid:durableId="8341873">
     <w:abstractNumId w:val="37"/>
@@ -13916,19 +14558,19 @@
     <w:abstractNumId w:val="25"/>
   </w:num>
   <w:num w:numId="30" w16cid:durableId="1479300397">
-    <w:abstractNumId w:val="59"/>
+    <w:abstractNumId w:val="60"/>
   </w:num>
   <w:num w:numId="31" w16cid:durableId="29960902">
     <w:abstractNumId w:val="28"/>
   </w:num>
   <w:num w:numId="32" w16cid:durableId="913782485">
-    <w:abstractNumId w:val="44"/>
+    <w:abstractNumId w:val="45"/>
   </w:num>
   <w:num w:numId="33" w16cid:durableId="1370106582">
     <w:abstractNumId w:val="1"/>
   </w:num>
   <w:num w:numId="34" w16cid:durableId="1914125208">
-    <w:abstractNumId w:val="56"/>
+    <w:abstractNumId w:val="57"/>
   </w:num>
   <w:num w:numId="35" w16cid:durableId="1693722901">
     <w:abstractNumId w:val="32"/>
@@ -13943,7 +14585,7 @@
     <w:abstractNumId w:val="18"/>
   </w:num>
   <w:num w:numId="39" w16cid:durableId="1003122700">
-    <w:abstractNumId w:val="49"/>
+    <w:abstractNumId w:val="50"/>
   </w:num>
   <w:num w:numId="40" w16cid:durableId="1077359595">
     <w:abstractNumId w:val="9"/>
@@ -13964,10 +14606,10 @@
     <w:abstractNumId w:val="14"/>
   </w:num>
   <w:num w:numId="46" w16cid:durableId="843711647">
-    <w:abstractNumId w:val="58"/>
+    <w:abstractNumId w:val="59"/>
   </w:num>
   <w:num w:numId="47" w16cid:durableId="987053659">
-    <w:abstractNumId w:val="57"/>
+    <w:abstractNumId w:val="58"/>
   </w:num>
   <w:num w:numId="48" w16cid:durableId="1639258828">
     <w:abstractNumId w:val="39"/>
@@ -13976,7 +14618,7 @@
     <w:abstractNumId w:val="38"/>
   </w:num>
   <w:num w:numId="50" w16cid:durableId="642082001">
-    <w:abstractNumId w:val="53"/>
+    <w:abstractNumId w:val="54"/>
   </w:num>
   <w:num w:numId="51" w16cid:durableId="1396509661">
     <w:abstractNumId w:val="42"/>
@@ -13988,7 +14630,7 @@
     <w:abstractNumId w:val="29"/>
   </w:num>
   <w:num w:numId="54" w16cid:durableId="1551919221">
-    <w:abstractNumId w:val="47"/>
+    <w:abstractNumId w:val="48"/>
   </w:num>
   <w:num w:numId="55" w16cid:durableId="555092028">
     <w:abstractNumId w:val="3"/>
@@ -13997,7 +14639,7 @@
     <w:abstractNumId w:val="40"/>
   </w:num>
   <w:num w:numId="57" w16cid:durableId="2138258999">
-    <w:abstractNumId w:val="63"/>
+    <w:abstractNumId w:val="64"/>
   </w:num>
   <w:num w:numId="58" w16cid:durableId="1832526315">
     <w:abstractNumId w:val="5"/>
@@ -14009,10 +14651,10 @@
     <w:abstractNumId w:val="34"/>
   </w:num>
   <w:num w:numId="61" w16cid:durableId="755858674">
-    <w:abstractNumId w:val="50"/>
+    <w:abstractNumId w:val="51"/>
   </w:num>
   <w:num w:numId="62" w16cid:durableId="1477063418">
-    <w:abstractNumId w:val="61"/>
+    <w:abstractNumId w:val="62"/>
   </w:num>
   <w:num w:numId="63" w16cid:durableId="2001469530">
     <w:abstractNumId w:val="10"/>
@@ -14020,56 +14662,29 @@
   <w:num w:numId="64" w16cid:durableId="1613853853">
     <w:abstractNumId w:val="22"/>
   </w:num>
-  <w:num w:numId="66">
-    <w:abstractNumId w:val="65"/>
+  <w:num w:numId="65" w16cid:durableId="1825776060">
+    <w:abstractNumId w:val="52"/>
   </w:num>
   <w:num w:numId="67">
-    <w:abstractNumId w:val="65"/>
+    <w:abstractNumId w:val="66"/>
   </w:num>
   <w:num w:numId="68">
-    <w:abstractNumId w:val="65"/>
+    <w:abstractNumId w:val="66"/>
   </w:num>
   <w:num w:numId="69">
-    <w:abstractNumId w:val="65"/>
+    <w:abstractNumId w:val="66"/>
   </w:num>
   <w:num w:numId="70">
-    <w:abstractNumId w:val="65"/>
+    <w:abstractNumId w:val="66"/>
   </w:num>
   <w:num w:numId="71">
-    <w:abstractNumId w:val="65"/>
+    <w:abstractNumId w:val="66"/>
   </w:num>
   <w:num w:numId="72">
     <w:abstractNumId w:val="66"/>
-    <w:lvlOverride w:ilvl="0">
-      <w:startOverride w:val="1"/>
-    </w:lvlOverride>
-    <w:lvlOverride w:ilvl="1">
-      <w:startOverride w:val="1"/>
-    </w:lvlOverride>
-    <w:lvlOverride w:ilvl="2">
-      <w:startOverride w:val="1"/>
-    </w:lvlOverride>
-    <w:lvlOverride w:ilvl="3">
-      <w:startOverride w:val="1"/>
-    </w:lvlOverride>
-    <w:lvlOverride w:ilvl="4">
-      <w:startOverride w:val="1"/>
-    </w:lvlOverride>
-    <w:lvlOverride w:ilvl="5">
-      <w:startOverride w:val="1"/>
-    </w:lvlOverride>
-    <w:lvlOverride w:ilvl="6">
-      <w:startOverride w:val="1"/>
-    </w:lvlOverride>
-    <w:lvlOverride w:ilvl="7">
-      <w:startOverride w:val="1"/>
-    </w:lvlOverride>
-    <w:lvlOverride w:ilvl="8">
-      <w:startOverride w:val="1"/>
-    </w:lvlOverride>
   </w:num>
   <w:num w:numId="73">
-    <w:abstractNumId w:val="66"/>
+    <w:abstractNumId w:val="67"/>
     <w:lvlOverride w:ilvl="0">
       <w:startOverride w:val="1"/>
     </w:lvlOverride>
@@ -14099,40 +14714,7 @@
     </w:lvlOverride>
   </w:num>
   <w:num w:numId="74">
-    <w:abstractNumId w:val="65"/>
-  </w:num>
-  <w:num w:numId="75">
-    <w:abstractNumId w:val="65"/>
-  </w:num>
-  <w:num w:numId="76">
-    <w:abstractNumId w:val="65"/>
-  </w:num>
-  <w:num w:numId="77">
-    <w:abstractNumId w:val="65"/>
-  </w:num>
-  <w:num w:numId="78">
-    <w:abstractNumId w:val="65"/>
-  </w:num>
-  <w:num w:numId="79">
-    <w:abstractNumId w:val="65"/>
-  </w:num>
-  <w:num w:numId="80">
-    <w:abstractNumId w:val="65"/>
-  </w:num>
-  <w:num w:numId="81">
-    <w:abstractNumId w:val="65"/>
-  </w:num>
-  <w:num w:numId="82">
-    <w:abstractNumId w:val="65"/>
-  </w:num>
-  <w:num w:numId="83">
-    <w:abstractNumId w:val="65"/>
-  </w:num>
-  <w:num w:numId="84">
-    <w:abstractNumId w:val="65"/>
-  </w:num>
-  <w:num w:numId="85">
-    <w:abstractNumId w:val="66"/>
+    <w:abstractNumId w:val="67"/>
     <w:lvlOverride w:ilvl="0">
       <w:startOverride w:val="1"/>
     </w:lvlOverride>
@@ -14161,44 +14743,113 @@
       <w:startOverride w:val="1"/>
     </w:lvlOverride>
   </w:num>
+  <w:num w:numId="75">
+    <w:abstractNumId w:val="66"/>
+  </w:num>
+  <w:num w:numId="76">
+    <w:abstractNumId w:val="66"/>
+  </w:num>
+  <w:num w:numId="77">
+    <w:abstractNumId w:val="66"/>
+  </w:num>
+  <w:num w:numId="78">
+    <w:abstractNumId w:val="66"/>
+  </w:num>
+  <w:num w:numId="79">
+    <w:abstractNumId w:val="66"/>
+  </w:num>
+  <w:num w:numId="80">
+    <w:abstractNumId w:val="66"/>
+  </w:num>
+  <w:num w:numId="81">
+    <w:abstractNumId w:val="66"/>
+  </w:num>
+  <w:num w:numId="82">
+    <w:abstractNumId w:val="66"/>
+  </w:num>
+  <w:num w:numId="83">
+    <w:abstractNumId w:val="66"/>
+  </w:num>
+  <w:num w:numId="84">
+    <w:abstractNumId w:val="66"/>
+  </w:num>
+  <w:num w:numId="85">
+    <w:abstractNumId w:val="66"/>
+  </w:num>
   <w:num w:numId="86">
     <w:abstractNumId w:val="67"/>
+    <w:lvlOverride w:ilvl="0">
+      <w:startOverride w:val="1"/>
+    </w:lvlOverride>
+    <w:lvlOverride w:ilvl="1">
+      <w:startOverride w:val="1"/>
+    </w:lvlOverride>
+    <w:lvlOverride w:ilvl="2">
+      <w:startOverride w:val="1"/>
+    </w:lvlOverride>
+    <w:lvlOverride w:ilvl="3">
+      <w:startOverride w:val="1"/>
+    </w:lvlOverride>
+    <w:lvlOverride w:ilvl="4">
+      <w:startOverride w:val="1"/>
+    </w:lvlOverride>
+    <w:lvlOverride w:ilvl="5">
+      <w:startOverride w:val="1"/>
+    </w:lvlOverride>
+    <w:lvlOverride w:ilvl="6">
+      <w:startOverride w:val="1"/>
+    </w:lvlOverride>
+    <w:lvlOverride w:ilvl="7">
+      <w:startOverride w:val="1"/>
+    </w:lvlOverride>
+    <w:lvlOverride w:ilvl="8">
+      <w:startOverride w:val="1"/>
+    </w:lvlOverride>
   </w:num>
   <w:num w:numId="87">
-    <w:abstractNumId w:val="67"/>
+    <w:abstractNumId w:val="68"/>
   </w:num>
   <w:num w:numId="88">
-    <w:abstractNumId w:val="67"/>
+    <w:abstractNumId w:val="68"/>
   </w:num>
   <w:num w:numId="89">
-    <w:abstractNumId w:val="67"/>
+    <w:abstractNumId w:val="68"/>
   </w:num>
   <w:num w:numId="90">
-    <w:abstractNumId w:val="67"/>
+    <w:abstractNumId w:val="68"/>
   </w:num>
   <w:num w:numId="91">
-    <w:abstractNumId w:val="67"/>
+    <w:abstractNumId w:val="68"/>
   </w:num>
   <w:num w:numId="92">
-    <w:abstractNumId w:val="67"/>
+    <w:abstractNumId w:val="68"/>
   </w:num>
   <w:num w:numId="93">
-    <w:abstractNumId w:val="67"/>
+    <w:abstractNumId w:val="68"/>
   </w:num>
   <w:num w:numId="94">
-    <w:abstractNumId w:val="67"/>
+    <w:abstractNumId w:val="68"/>
   </w:num>
   <w:num w:numId="95">
-    <w:abstractNumId w:val="67"/>
+    <w:abstractNumId w:val="68"/>
   </w:num>
   <w:num w:numId="96">
-    <w:abstractNumId w:val="67"/>
+    <w:abstractNumId w:val="68"/>
   </w:num>
   <w:num w:numId="97">
-    <w:abstractNumId w:val="67"/>
+    <w:abstractNumId w:val="68"/>
   </w:num>
-  <w:num w:numId="65" w16cid:durableId="1825776060">
-    <w:abstractNumId w:val="51"/>
+  <w:num w:numId="98">
+    <w:abstractNumId w:val="68"/>
+  </w:num>
+  <w:num w:numId="99">
+    <w:abstractNumId w:val="68"/>
+  </w:num>
+  <w:num w:numId="100">
+    <w:abstractNumId w:val="68"/>
+  </w:num>
+  <w:num w:numId="66" w16cid:durableId="1241646612">
+    <w:abstractNumId w:val="44"/>
   </w:num>
   <w:numIdMacAtCleanup w:val="65"/>
 </w:numbering>
@@ -14604,13 +15255,13 @@
   <w:style w:type="paragraph" w:default="1" w:styleId="Normal">
     <w:name w:val="Normal"/>
     <w:qFormat/>
-    <w:rsid w:val="000B3CB4"/>
+    <w:rsid w:val="00EE743F"/>
     <w:pPr>
       <w:overflowPunct w:val="0"/>
       <w:autoSpaceDE w:val="0"/>
       <w:autoSpaceDN w:val="0"/>
       <w:adjustRightInd w:val="0"/>
-      <w:spacing w:after="0" w:line="240" w:lineRule="auto"/>
+      <w:spacing w:before="120" w:after="120" w:line="240" w:lineRule="auto"/>
       <w:textAlignment w:val="baseline"/>
     </w:pPr>
     <w:rPr>
@@ -14652,6 +15303,9 @@
     <w:pPr>
       <w:keepNext/>
       <w:pageBreakBefore/>
+      <w:numPr>
+        <w:numId w:val="66"/>
+      </w:numPr>
       <w:spacing w:before="240"/>
       <w:outlineLvl w:val="1"/>
     </w:pPr>
@@ -14670,16 +15324,19 @@
     <w:uiPriority w:val="99"/>
     <w:unhideWhenUsed/>
     <w:qFormat/>
-    <w:rsid w:val="00266334"/>
+    <w:rsid w:val="00B32420"/>
     <w:pPr>
       <w:keepNext/>
       <w:keepLines/>
+      <w:numPr>
+        <w:ilvl w:val="1"/>
+        <w:numId w:val="66"/>
+      </w:numPr>
       <w:spacing w:before="160" w:after="80"/>
       <w:outlineLvl w:val="2"/>
     </w:pPr>
     <w:rPr>
       <w:rFonts w:eastAsiaTheme="majorEastAsia" w:cstheme="majorBidi"/>
-      <w:i/>
       <w:color w:val="0F4761" w:themeColor="accent1" w:themeShade="BF"/>
       <w:sz w:val="32"/>
       <w:szCs w:val="28"/>
@@ -14692,16 +15349,19 @@
     <w:link w:val="Heading4Char"/>
     <w:unhideWhenUsed/>
     <w:qFormat/>
-    <w:rsid w:val="00602229"/>
+    <w:rsid w:val="00B32420"/>
     <w:pPr>
       <w:keepNext/>
       <w:keepLines/>
+      <w:numPr>
+        <w:ilvl w:val="2"/>
+        <w:numId w:val="66"/>
+      </w:numPr>
       <w:spacing w:before="80" w:after="40"/>
       <w:outlineLvl w:val="3"/>
     </w:pPr>
     <w:rPr>
       <w:rFonts w:eastAsiaTheme="majorEastAsia" w:cstheme="majorBidi"/>
-      <w:i/>
       <w:iCs/>
       <w:color w:val="0F4761" w:themeColor="accent1" w:themeShade="BF"/>
     </w:rPr>
@@ -14717,6 +15377,10 @@
     <w:pPr>
       <w:keepNext/>
       <w:keepLines/>
+      <w:numPr>
+        <w:ilvl w:val="3"/>
+        <w:numId w:val="66"/>
+      </w:numPr>
       <w:spacing w:before="80" w:after="40"/>
       <w:outlineLvl w:val="4"/>
     </w:pPr>
@@ -14736,6 +15400,10 @@
     <w:pPr>
       <w:keepNext/>
       <w:keepLines/>
+      <w:numPr>
+        <w:ilvl w:val="4"/>
+        <w:numId w:val="66"/>
+      </w:numPr>
       <w:spacing w:before="40"/>
       <w:outlineLvl w:val="5"/>
     </w:pPr>
@@ -14757,6 +15425,10 @@
     <w:pPr>
       <w:keepNext/>
       <w:keepLines/>
+      <w:numPr>
+        <w:ilvl w:val="5"/>
+        <w:numId w:val="66"/>
+      </w:numPr>
       <w:spacing w:before="40"/>
       <w:outlineLvl w:val="6"/>
     </w:pPr>
@@ -14776,6 +15448,10 @@
     <w:pPr>
       <w:keepNext/>
       <w:keepLines/>
+      <w:numPr>
+        <w:ilvl w:val="6"/>
+        <w:numId w:val="66"/>
+      </w:numPr>
       <w:outlineLvl w:val="7"/>
     </w:pPr>
     <w:rPr>
@@ -14865,10 +15541,9 @@
     <w:basedOn w:val="DefaultParagraphFont"/>
     <w:link w:val="Heading3"/>
     <w:uiPriority w:val="99"/>
-    <w:rsid w:val="00266334"/>
+    <w:rsid w:val="00B32420"/>
     <w:rPr>
       <w:rFonts w:ascii="Times New Roman" w:eastAsiaTheme="majorEastAsia" w:hAnsi="Times New Roman" w:cstheme="majorBidi"/>
-      <w:i/>
       <w:color w:val="0F4761" w:themeColor="accent1" w:themeShade="BF"/>
       <w:kern w:val="0"/>
       <w:sz w:val="32"/>
@@ -14881,14 +15556,16 @@
     <w:name w:val="Heading 4 Char"/>
     <w:basedOn w:val="DefaultParagraphFont"/>
     <w:link w:val="Heading4"/>
-    <w:uiPriority w:val="9"/>
-    <w:semiHidden/>
-    <w:rsid w:val="00602229"/>
+    <w:rsid w:val="00B32420"/>
     <w:rPr>
-      <w:rFonts w:eastAsiaTheme="majorEastAsia" w:cstheme="majorBidi"/>
-      <w:i/>
+      <w:rFonts w:ascii="Times New Roman" w:eastAsiaTheme="majorEastAsia" w:hAnsi="Times New Roman" w:cstheme="majorBidi"/>
       <w:iCs/>
       <w:color w:val="0F4761" w:themeColor="accent1" w:themeShade="BF"/>
+      <w:kern w:val="0"/>
+      <w:sz w:val="24"/>
+      <w:szCs w:val="20"/>
+      <w:lang w:bidi="ar-SA"/>
+      <w14:ligatures w14:val="none"/>
     </w:rPr>
   </w:style>
   <w:style w:type="character" w:customStyle="1" w:styleId="Heading5Char">
@@ -15589,7 +16266,6 @@
         <w:right w:val="single" w:sz="4" w:space="4" w:color="F5F5F5"/>
       </w:pBdr>
       <w:shd w:val="clear" w:color="auto" w:fill="F5F5F5"/>
-      <w:spacing w:before="120" w:after="120"/>
       <w:ind w:left="360"/>
     </w:pPr>
     <w:rPr>
@@ -15620,6 +16296,34 @@
       <w:color w:val="3A3A3A" w:themeColor="background2" w:themeShade="40"/>
       <w:sz w:val="22"/>
     </w:rPr>
+  </w:style>
+  <w:style w:type="paragraph" w:styleId="Caption">
+    <w:name w:val="caption"/>
+    <w:basedOn w:val="Normal"/>
+    <w:next w:val="Normal"/>
+    <w:uiPriority w:val="35"/>
+    <w:semiHidden/>
+    <w:unhideWhenUsed/>
+    <w:qFormat/>
+    <w:rsid w:val="0003744F"/>
+    <w:pPr>
+      <w:spacing w:before="0" w:after="200"/>
+      <w:jc w:val="center"/>
+    </w:pPr>
+    <w:rPr>
+      <w:i/>
+      <w:iCs/>
+      <w:color w:val="0E2841" w:themeColor="text2"/>
+      <w:szCs w:val="18"/>
+    </w:rPr>
+  </w:style>
+  <w:style w:type="paragraph" w:customStyle="1" w:styleId="CaptionedFigure">
+    <w:name w:val="Captioned Figure"/>
+    <w:basedOn w:val="Normal"/>
+  </w:style>
+  <w:style w:type="paragraph" w:customStyle="1" w:styleId="ImageCaption">
+    <w:name w:val="Image Caption"/>
+    <w:basedOn w:val="Normal"/>
   </w:style>
 </w:styles>
 </file>
@@ -15932,19 +16636,6 @@
 </file>
 
 <file path=customXml/item2.xml><?xml version="1.0" encoding="utf-8"?>
-<?mso-contentType ?>
-<FormTemplates xmlns="http://schemas.microsoft.com/sharepoint/v3/contenttype/forms">
-  <Display>DocumentLibraryForm</Display>
-  <Edit>DocumentLibraryForm</Edit>
-  <New>DocumentLibraryForm</New>
-</FormTemplates>
-</file>
-
-<file path=customXml/item3.xml><?xml version="1.0" encoding="utf-8"?>
-<b:Sources xmlns:b="http://schemas.openxmlformats.org/officeDocument/2006/bibliography" xmlns="http://schemas.openxmlformats.org/officeDocument/2006/bibliography" SelectedStyle="\APASixthEditionOfficeOnline.xsl" StyleName="APA" Version="6"/>
-</file>
-
-<file path=customXml/item4.xml><?xml version="1.0" encoding="utf-8"?>
 <ct:contentTypeSchema xmlns:ct="http://schemas.microsoft.com/office/2006/metadata/contentType" xmlns:ma="http://schemas.microsoft.com/office/2006/metadata/properties/metaAttributes" ct:_="" ma:_="" ma:contentTypeName="Document" ma:contentTypeID="0x01010097F8571949118944A44552DCE70F9EBD" ma:contentTypeVersion="14" ma:contentTypeDescription="Create a new document." ma:contentTypeScope="" ma:versionID="1baecbd0e49fa7b0dfe9f28182595f2e">
   <xsd:schema xmlns:xsd="http://www.w3.org/2001/XMLSchema" xmlns:xs="http://www.w3.org/2001/XMLSchema" xmlns:p="http://schemas.microsoft.com/office/2006/metadata/properties" xmlns:ns2="ff91e89a-fa89-409e-b2c2-0afa0b8362dc" xmlns:ns3="14fbb133-db97-4d09-8590-d31f72208e11" targetNamespace="http://schemas.microsoft.com/office/2006/metadata/properties" ma:root="true" ma:fieldsID="75805e7a8f6b447aa2bdfad3b9e935b1" ns2:_="" ns3:_="">
     <xsd:import namespace="ff91e89a-fa89-409e-b2c2-0afa0b8362dc"/>
@@ -16151,6 +16842,19 @@
 </ct:contentTypeSchema>
 </file>
 
+<file path=customXml/item3.xml><?xml version="1.0" encoding="utf-8"?>
+<b:Sources xmlns:b="http://schemas.openxmlformats.org/officeDocument/2006/bibliography" xmlns="http://schemas.openxmlformats.org/officeDocument/2006/bibliography" SelectedStyle="\APASixthEditionOfficeOnline.xsl" StyleName="APA" Version="6"/>
+</file>
+
+<file path=customXml/item4.xml><?xml version="1.0" encoding="utf-8"?>
+<?mso-contentType ?>
+<FormTemplates xmlns="http://schemas.microsoft.com/sharepoint/v3/contenttype/forms">
+  <Display>DocumentLibraryForm</Display>
+  <Edit>DocumentLibraryForm</Edit>
+  <New>DocumentLibraryForm</New>
+</FormTemplates>
+</file>
+
 <file path=customXml/itemProps1.xml><?xml version="1.0" encoding="utf-8"?>
 <ds:datastoreItem xmlns:ds="http://schemas.openxmlformats.org/officeDocument/2006/customXml" ds:itemID="{D1B430AD-7F5E-4A6C-AC1E-18B5A5C8823C}">
   <ds:schemaRefs>
@@ -16163,22 +16867,6 @@
 </file>
 
 <file path=customXml/itemProps2.xml><?xml version="1.0" encoding="utf-8"?>
-<ds:datastoreItem xmlns:ds="http://schemas.openxmlformats.org/officeDocument/2006/customXml" ds:itemID="{F43CE1E5-002C-49C3-ABAF-F4181BBA83E9}">
-  <ds:schemaRefs>
-    <ds:schemaRef ds:uri="http://schemas.microsoft.com/sharepoint/v3/contenttype/forms"/>
-  </ds:schemaRefs>
-</ds:datastoreItem>
-</file>
-
-<file path=customXml/itemProps3.xml><?xml version="1.0" encoding="utf-8"?>
-<ds:datastoreItem xmlns:ds="http://schemas.openxmlformats.org/officeDocument/2006/customXml" ds:itemID="{79F96F0D-53C7-457F-BF3B-DB3D5A728589}">
-  <ds:schemaRefs>
-    <ds:schemaRef ds:uri="http://schemas.openxmlformats.org/officeDocument/2006/bibliography"/>
-  </ds:schemaRefs>
-</ds:datastoreItem>
-</file>
-
-<file path=customXml/itemProps4.xml><?xml version="1.0" encoding="utf-8"?>
 <ds:datastoreItem xmlns:ds="http://schemas.openxmlformats.org/officeDocument/2006/customXml" ds:itemID="{3E5D323C-384B-42D5-B47B-6F44F9FD8BE0}">
   <ds:schemaRefs>
     <ds:schemaRef ds:uri="http://schemas.microsoft.com/office/2006/metadata/contentType"/>
@@ -16195,4 +16883,20 @@
     <ds:schemaRef ds:uri="http://schemas.microsoft.com/internal/obd"/>
   </ds:schemaRefs>
 </ds:datastoreItem>
+</file>
+
+<file path=customXml/itemProps3.xml><?xml version="1.0" encoding="utf-8"?>
+<ds:datastoreItem xmlns:ds="http://schemas.openxmlformats.org/officeDocument/2006/customXml" ds:itemID="{79F96F0D-53C7-457F-BF3B-DB3D5A728589}">
+  <ds:schemaRefs>
+    <ds:schemaRef ds:uri="http://schemas.openxmlformats.org/officeDocument/2006/bibliography"/>
+  </ds:schemaRefs>
+</ds:datastoreItem>
+</file>
+
+<file path=customXml/itemProps4.xml><?xml version="1.0" encoding="utf-8"?>
+<ds:datastoreItem xmlns:ds="http://schemas.openxmlformats.org/officeDocument/2006/customXml" ds:itemID="{F43CE1E5-002C-49C3-ABAF-F4181BBA83E9}">
+  <ds:schemaRefs>
+    <ds:schemaRef ds:uri="http://schemas.microsoft.com/sharepoint/v3/contenttype/forms"/>
+  </ds:schemaRefs>
+</ds:datastoreItem>
 </file>
--- a/tests/STYLING_TEST_TEMPLATE.docx
+++ b/tests/STYLING_TEST_TEMPLATE.docx
@@ -4,57 +4,48 @@
   <w:body>
     <w:tbl>
       <w:tblPr>
-        <w:tblW w:w="9615" w:type="dxa"/>
+        <w:tblW w:type="auto" w:w="0"/>
+        <w:jc w:val="center"/>
         <w:tblLayout w:type="fixed"/>
-        <w:tblLook w:val="00A0" w:firstRow="1" w:lastRow="0" w:firstColumn="1" w:lastColumn="0" w:noHBand="0" w:noVBand="0"/>
+        <w:tblLook w:firstColumn="1" w:firstRow="1" w:lastColumn="0" w:lastRow="0" w:noHBand="0" w:noVBand="1" w:val="04A0"/>
+        <w:tblBorders>
+          <w:top w:val="single" w:sz="8" w:space="0" w:color="auto"/>
+          <w:left w:val="single" w:sz="8" w:space="0" w:color="auto"/>
+          <w:bottom w:val="single" w:sz="8" w:space="0" w:color="auto"/>
+          <w:right w:val="single" w:sz="8" w:space="0" w:color="auto"/>
+          <w:insideH w:val="single" w:sz="8" w:space="0" w:color="auto"/>
+          <w:insideV w:val="single" w:sz="8" w:space="0" w:color="auto"/>
+        </w:tblBorders>
       </w:tblPr>
       <w:tblGrid>
-        <w:gridCol w:w="2235"/>
-        <w:gridCol w:w="4950"/>
-        <w:gridCol w:w="2430"/>
+        <w:gridCol w:w="2330"/>
+        <w:gridCol w:w="4976"/>
+        <w:gridCol w:w="2440"/>
       </w:tblGrid>
       <w:tr>
-        <w:trPr>
-          <w:cantSplit/>
-          <w:trHeight w:val="338"/>
-        </w:trPr>
         <w:tc>
           <w:tcPr>
-            <w:tcW w:w="2235" w:type="dxa"/>
-            <w:tcBorders>
-              <w:top w:val="single" w:sz="8" w:space="0" w:color="auto"/>
-              <w:left w:val="single" w:sz="12" w:space="0" w:color="auto"/>
-              <w:bottom w:val="single" w:sz="12" w:space="0" w:color="auto"/>
-              <w:right w:val="single" w:sz="8" w:space="0" w:color="auto"/>
-            </w:tcBorders>
-            <w:shd w:val="clear" w:color="auto" w:fill="BFBFBF"/>
+            <w:tcW w:type="dxa" w:w="2330"/>
+            <w:shd w:fill="BFBFBF"/>
           </w:tcPr>
           <w:p>
+            <w:pPr>
+              <w:jc w:val="center"/>
+            </w:pPr>
             <w:r>
+              <w:rPr>
+                <w:b/>
+              </w:rPr>
               <w:t>Group</w:t>
             </w:r>
           </w:p>
         </w:tc>
         <w:tc>
           <w:tcPr>
-            <w:tcW w:w="4950" w:type="dxa"/>
-            <w:tcBorders>
-              <w:top w:val="single" w:sz="8" w:space="0" w:color="auto"/>
-              <w:left w:val="single" w:sz="8" w:space="0" w:color="auto"/>
-              <w:bottom w:val="single" w:sz="12" w:space="0" w:color="auto"/>
-              <w:right w:val="single" w:sz="8" w:space="0" w:color="auto"/>
-            </w:tcBorders>
-            <w:shd w:val="clear" w:color="auto" w:fill="BFBFBF"/>
+            <w:tcW w:type="dxa" w:w="4976"/>
+            <w:shd w:fill="BFBFBF"/>
           </w:tcPr>
           <w:p>
-            <w:pPr>
-              <w:tabs>
-                <w:tab w:val="left" w:pos="252"/>
-              </w:tabs>
-              <w:rPr>
-                <w:b/>
-              </w:rPr>
-            </w:pPr>
             <w:r>
               <w:rPr>
                 <w:b/>
@@ -65,21 +56,12 @@
         </w:tc>
         <w:tc>
           <w:tcPr>
-            <w:tcW w:w="2430" w:type="dxa"/>
-            <w:tcBorders>
-              <w:top w:val="single" w:sz="8" w:space="0" w:color="auto"/>
-              <w:left w:val="single" w:sz="8" w:space="0" w:color="auto"/>
-              <w:bottom w:val="single" w:sz="12" w:space="0" w:color="auto"/>
-              <w:right w:val="single" w:sz="12" w:space="0" w:color="auto"/>
-            </w:tcBorders>
-            <w:shd w:val="clear" w:color="auto" w:fill="BFBFBF"/>
+            <w:tcW w:type="dxa" w:w="2440"/>
+            <w:shd w:fill="BFBFBF"/>
           </w:tcPr>
           <w:p>
             <w:pPr>
               <w:jc w:val="center"/>
-              <w:rPr>
-                <w:b/>
-              </w:rPr>
             </w:pPr>
             <w:r>
               <w:rPr>
@@ -91,100 +73,63 @@
         </w:tc>
       </w:tr>
       <w:tr>
-        <w:trPr>
-          <w:cantSplit/>
-          <w:trHeight w:val="338"/>
-        </w:trPr>
         <w:tc>
           <w:tcPr>
-            <w:tcW w:w="2235" w:type="dxa"/>
-            <w:tcBorders>
-              <w:top w:val="single" w:sz="12" w:space="0" w:color="auto"/>
-              <w:left w:val="single" w:sz="12" w:space="0" w:color="auto"/>
-              <w:bottom w:val="single" w:sz="8" w:space="0" w:color="auto"/>
-              <w:right w:val="single" w:sz="8" w:space="0" w:color="auto"/>
-            </w:tcBorders>
-            <w:shd w:val="clear" w:color="auto" w:fill="FFFFFF"/>
-          </w:tcPr>
-          <w:p>
-            <w:pPr>
-              <w:tabs>
-                <w:tab w:val="left" w:pos="252"/>
-              </w:tabs>
-              <w:jc w:val="center"/>
-            </w:pPr>
-            <w:r>
-              <w:t xml:space="preserve">Engineering</w:t>
-            </w:r>
-          </w:p>
-        </w:tc>
-        <w:tc>
-          <w:tcPr>
-            <w:tcW w:w="4950" w:type="dxa"/>
-            <w:tcBorders>
-              <w:top w:val="single" w:sz="12" w:space="0" w:color="auto"/>
-              <w:left w:val="single" w:sz="8" w:space="0" w:color="auto"/>
-              <w:bottom w:val="single" w:sz="8" w:space="0" w:color="auto"/>
-              <w:right w:val="single" w:sz="8" w:space="0" w:color="auto"/>
-            </w:tcBorders>
-            <w:shd w:val="clear" w:color="auto" w:fill="FFFFFF"/>
-          </w:tcPr>
-          <w:p>
-            <w:pPr>
-              <w:tabs>
-                <w:tab w:val="left" w:pos="252"/>
-              </w:tabs>
-            </w:pPr>
-            <w:r>
-              <w:t xml:space="preserve">Dilon Engineering Team</w:t>
-            </w:r>
-          </w:p>
-        </w:tc>
-        <w:tc>
-          <w:tcPr>
-            <w:tcW w:w="2430" w:type="dxa"/>
-            <w:tcBorders>
-              <w:top w:val="single" w:sz="12" w:space="0" w:color="auto"/>
-              <w:left w:val="single" w:sz="8" w:space="0" w:color="auto"/>
-              <w:bottom w:val="single" w:sz="8" w:space="0" w:color="auto"/>
-              <w:right w:val="single" w:sz="12" w:space="0" w:color="auto"/>
-            </w:tcBorders>
+            <w:tcW w:type="dxa" w:w="2330"/>
+            <w:shd w:fill="FFFFFF"/>
           </w:tcPr>
           <w:p>
             <w:pPr>
               <w:jc w:val="center"/>
             </w:pPr>
             <w:r>
+              <w:rPr>
+                <w:b w:val="0"/>
+              </w:rPr>
+              <w:t>Engineering</w:t>
+            </w:r>
+          </w:p>
+        </w:tc>
+        <w:tc>
+          <w:tcPr>
+            <w:tcW w:type="dxa" w:w="4976"/>
+            <w:shd w:fill="FFFFFF"/>
+          </w:tcPr>
+          <w:p>
+            <w:r>
+              <w:rPr>
+                <w:b w:val="0"/>
+              </w:rPr>
+              <w:t>Dilon Engineering Team</w:t>
+            </w:r>
+          </w:p>
+        </w:tc>
+        <w:tc>
+          <w:tcPr>
+            <w:tcW w:type="dxa" w:w="2440"/>
+          </w:tcPr>
+          <w:p>
+            <w:pPr>
+              <w:jc w:val="center"/>
+            </w:pPr>
+            <w:r>
+              <w:rPr>
+                <w:b w:val="0"/>
+              </w:rPr>
               <w:t>Electronic</w:t>
             </w:r>
           </w:p>
         </w:tc>
       </w:tr>
       <w:tr>
-        <w:trPr>
-          <w:cantSplit/>
-          <w:trHeight w:val="339"/>
-        </w:trPr>
         <w:tc>
           <w:tcPr>
-            <w:tcW w:w="2235" w:type="dxa"/>
-            <w:tcBorders>
-              <w:top w:val="single" w:sz="8" w:space="0" w:color="auto"/>
-              <w:left w:val="single" w:sz="8" w:space="0" w:color="auto"/>
-              <w:bottom w:val="single" w:sz="8" w:space="0" w:color="auto"/>
-              <w:right w:val="single" w:sz="8" w:space="0" w:color="auto"/>
-            </w:tcBorders>
-            <w:shd w:val="clear" w:color="auto" w:fill="C0C0C0"/>
+            <w:tcW w:type="dxa" w:w="2330"/>
+            <w:shd w:fill="C0C0C0"/>
           </w:tcPr>
           <w:p>
             <w:pPr>
-              <w:tabs>
-                <w:tab w:val="left" w:pos="360"/>
-              </w:tabs>
               <w:jc w:val="center"/>
-              <w:rPr>
-                <w:b/>
-              </w:rPr>
             </w:pPr>
             <w:r>
               <w:rPr>
@@ -196,24 +141,10 @@
         </w:tc>
         <w:tc>
           <w:tcPr>
-            <w:tcW w:w="4950" w:type="dxa"/>
-            <w:tcBorders>
-              <w:top w:val="single" w:sz="8" w:space="0" w:color="auto"/>
-              <w:left w:val="single" w:sz="8" w:space="0" w:color="auto"/>
-              <w:bottom w:val="single" w:sz="8" w:space="0" w:color="auto"/>
-              <w:right w:val="single" w:sz="8" w:space="0" w:color="auto"/>
-            </w:tcBorders>
-            <w:shd w:val="clear" w:color="auto" w:fill="C0C0C0"/>
+            <w:tcW w:type="dxa" w:w="4976"/>
+            <w:shd w:fill="C0C0C0"/>
           </w:tcPr>
           <w:p>
-            <w:pPr>
-              <w:tabs>
-                <w:tab w:val="left" w:pos="252"/>
-              </w:tabs>
-              <w:rPr>
-                <w:b/>
-              </w:rPr>
-            </w:pPr>
             <w:r>
               <w:rPr>
                 <w:b/>
@@ -224,21 +155,12 @@
         </w:tc>
         <w:tc>
           <w:tcPr>
-            <w:tcW w:w="2430" w:type="dxa"/>
-            <w:tcBorders>
-              <w:top w:val="single" w:sz="8" w:space="0" w:color="auto"/>
-              <w:left w:val="single" w:sz="8" w:space="0" w:color="auto"/>
-              <w:bottom w:val="single" w:sz="8" w:space="0" w:color="auto"/>
-              <w:right w:val="single" w:sz="12" w:space="0" w:color="auto"/>
-            </w:tcBorders>
-            <w:shd w:val="clear" w:color="auto" w:fill="C0C0C0"/>
+            <w:tcW w:type="dxa" w:w="2440"/>
+            <w:shd w:fill="C0C0C0"/>
           </w:tcPr>
           <w:p>
             <w:pPr>
               <w:jc w:val="center"/>
-              <w:rPr>
-                <w:b/>
-              </w:rPr>
             </w:pPr>
             <w:r>
               <w:rPr>
@@ -250,236 +172,166 @@
         </w:tc>
       </w:tr>
       <w:tr>
-        <w:trPr>
-          <w:cantSplit/>
-          <w:trHeight w:val="338"/>
-        </w:trPr>
         <w:tc>
           <w:tcPr>
-            <w:tcW w:w="2235" w:type="dxa"/>
-            <w:tcBorders>
-              <w:top w:val="single" w:sz="8" w:space="0" w:color="auto"/>
-              <w:left w:val="single" w:sz="8" w:space="0" w:color="auto"/>
-              <w:bottom w:val="single" w:sz="8" w:space="0" w:color="auto"/>
-              <w:right w:val="single" w:sz="8" w:space="0" w:color="auto"/>
-            </w:tcBorders>
+            <w:tcW w:type="dxa" w:w="2330"/>
           </w:tcPr>
           <w:p>
             <w:pPr>
-              <w:tabs>
-                <w:tab w:val="left" w:pos="360"/>
-              </w:tabs>
               <w:jc w:val="center"/>
             </w:pPr>
             <w:r>
+              <w:rPr>
+                <w:b w:val="0"/>
+              </w:rPr>
               <w:t>Regulatory</w:t>
             </w:r>
           </w:p>
         </w:tc>
         <w:tc>
           <w:tcPr>
-            <w:tcW w:w="4950" w:type="dxa"/>
-            <w:tcBorders>
-              <w:top w:val="single" w:sz="8" w:space="0" w:color="auto"/>
-              <w:left w:val="single" w:sz="8" w:space="0" w:color="auto"/>
-              <w:bottom w:val="single" w:sz="8" w:space="0" w:color="auto"/>
-              <w:right w:val="single" w:sz="8" w:space="0" w:color="auto"/>
-            </w:tcBorders>
+            <w:tcW w:type="dxa" w:w="4976"/>
           </w:tcPr>
           <w:p>
-            <w:pPr>
-              <w:tabs>
-                <w:tab w:val="left" w:pos="252"/>
-              </w:tabs>
-            </w:pPr>
             <w:r>
-              <w:t xml:space="preserve">Shannon Smith</w:t>
+              <w:rPr>
+                <w:b w:val="0"/>
+              </w:rPr>
+              <w:t>Shannon Smith</w:t>
             </w:r>
           </w:p>
         </w:tc>
         <w:tc>
           <w:tcPr>
-            <w:tcW w:w="2430" w:type="dxa"/>
-            <w:tcBorders>
-              <w:top w:val="single" w:sz="8" w:space="0" w:color="auto"/>
-              <w:left w:val="single" w:sz="8" w:space="0" w:color="auto"/>
-              <w:bottom w:val="single" w:sz="8" w:space="0" w:color="auto"/>
-              <w:right w:val="single" w:sz="12" w:space="0" w:color="auto"/>
-            </w:tcBorders>
+            <w:tcW w:type="dxa" w:w="2440"/>
           </w:tcPr>
           <w:p>
             <w:pPr>
               <w:jc w:val="center"/>
             </w:pPr>
             <w:r>
+              <w:rPr>
+                <w:b w:val="0"/>
+              </w:rPr>
               <w:t>Electronic</w:t>
             </w:r>
           </w:p>
         </w:tc>
       </w:tr>
       <w:tr>
-        <w:trPr>
-          <w:cantSplit/>
-          <w:trHeight w:val="338"/>
-        </w:trPr>
         <w:tc>
           <w:tcPr>
-            <w:tcW w:w="2235" w:type="dxa"/>
-            <w:tcBorders>
-              <w:top w:val="single" w:sz="8" w:space="0" w:color="auto"/>
-              <w:left w:val="single" w:sz="8" w:space="0" w:color="auto"/>
-              <w:bottom w:val="single" w:sz="8" w:space="0" w:color="auto"/>
-              <w:right w:val="single" w:sz="8" w:space="0" w:color="auto"/>
-            </w:tcBorders>
+            <w:tcW w:type="dxa" w:w="2330"/>
           </w:tcPr>
           <w:p>
             <w:pPr>
-              <w:tabs>
-                <w:tab w:val="left" w:pos="360"/>
-              </w:tabs>
               <w:jc w:val="center"/>
             </w:pPr>
             <w:r>
+              <w:rPr>
+                <w:b w:val="0"/>
+              </w:rPr>
               <w:t>Quality</w:t>
             </w:r>
           </w:p>
         </w:tc>
         <w:tc>
           <w:tcPr>
-            <w:tcW w:w="4950" w:type="dxa"/>
-            <w:tcBorders>
-              <w:top w:val="single" w:sz="8" w:space="0" w:color="auto"/>
-              <w:left w:val="single" w:sz="8" w:space="0" w:color="auto"/>
-              <w:bottom w:val="single" w:sz="8" w:space="0" w:color="auto"/>
-              <w:right w:val="single" w:sz="8" w:space="0" w:color="auto"/>
-            </w:tcBorders>
+            <w:tcW w:type="dxa" w:w="4976"/>
           </w:tcPr>
           <w:p>
-            <w:pPr>
-              <w:tabs>
-                <w:tab w:val="left" w:pos="252"/>
-              </w:tabs>
-            </w:pPr>
             <w:r>
-              <w:t xml:space="preserve">Kevin Johnson</w:t>
+              <w:rPr>
+                <w:b w:val="0"/>
+              </w:rPr>
+              <w:t>Kevin Johnson</w:t>
             </w:r>
           </w:p>
         </w:tc>
         <w:tc>
           <w:tcPr>
-            <w:tcW w:w="2430" w:type="dxa"/>
-            <w:tcBorders>
-              <w:top w:val="single" w:sz="8" w:space="0" w:color="auto"/>
-              <w:left w:val="single" w:sz="8" w:space="0" w:color="auto"/>
-              <w:bottom w:val="single" w:sz="8" w:space="0" w:color="auto"/>
-              <w:right w:val="single" w:sz="12" w:space="0" w:color="auto"/>
-            </w:tcBorders>
+            <w:tcW w:type="dxa" w:w="2440"/>
           </w:tcPr>
           <w:p>
             <w:pPr>
               <w:jc w:val="center"/>
             </w:pPr>
             <w:r>
+              <w:rPr>
+                <w:b w:val="0"/>
+              </w:rPr>
               <w:t>Electronic</w:t>
             </w:r>
           </w:p>
         </w:tc>
       </w:tr>
       <w:tr>
-        <w:trPr>
-          <w:cantSplit/>
-          <w:trHeight w:val="339"/>
-        </w:trPr>
         <w:tc>
           <w:tcPr>
-            <w:tcW w:w="2235" w:type="dxa"/>
-            <w:tcBorders>
-              <w:top w:val="single" w:sz="8" w:space="0" w:color="auto"/>
-              <w:left w:val="single" w:sz="8" w:space="0" w:color="auto"/>
-              <w:bottom w:val="single" w:sz="8" w:space="0" w:color="auto"/>
-              <w:right w:val="single" w:sz="8" w:space="0" w:color="auto"/>
-            </w:tcBorders>
-          </w:tcPr>
-          <w:p>
-            <w:pPr>
-              <w:tabs>
-                <w:tab w:val="left" w:pos="360"/>
-              </w:tabs>
-              <w:jc w:val="center"/>
-            </w:pPr>
-            <w:r>
-              <w:t xml:space="preserve">Engineering</w:t>
-            </w:r>
-          </w:p>
-        </w:tc>
-        <w:tc>
-          <w:tcPr>
-            <w:tcW w:w="4950" w:type="dxa"/>
-            <w:tcBorders>
-              <w:top w:val="single" w:sz="8" w:space="0" w:color="auto"/>
-              <w:left w:val="single" w:sz="8" w:space="0" w:color="auto"/>
-              <w:bottom w:val="single" w:sz="8" w:space="0" w:color="auto"/>
-              <w:right w:val="single" w:sz="8" w:space="0" w:color="auto"/>
-            </w:tcBorders>
-          </w:tcPr>
-          <w:p>
-            <w:pPr>
-              <w:tabs>
-                <w:tab w:val="left" w:pos="252"/>
-              </w:tabs>
-            </w:pPr>
-            <w:r>
-              <w:t xml:space="preserve">Josh Williams</w:t>
-            </w:r>
-          </w:p>
-        </w:tc>
-        <w:tc>
-          <w:tcPr>
-            <w:tcW w:w="2430" w:type="dxa"/>
-            <w:tcBorders>
-              <w:top w:val="single" w:sz="8" w:space="0" w:color="auto"/>
-              <w:left w:val="single" w:sz="8" w:space="0" w:color="auto"/>
-              <w:bottom w:val="single" w:sz="8" w:space="0" w:color="auto"/>
-              <w:right w:val="single" w:sz="12" w:space="0" w:color="auto"/>
-            </w:tcBorders>
+            <w:tcW w:type="dxa" w:w="2330"/>
           </w:tcPr>
           <w:p>
             <w:pPr>
               <w:jc w:val="center"/>
             </w:pPr>
             <w:r>
+              <w:rPr>
+                <w:b w:val="0"/>
+              </w:rPr>
+              <w:t>Engineering</w:t>
+            </w:r>
+          </w:p>
+        </w:tc>
+        <w:tc>
+          <w:tcPr>
+            <w:tcW w:type="dxa" w:w="4976"/>
+          </w:tcPr>
+          <w:p>
+            <w:r>
+              <w:rPr>
+                <w:b w:val="0"/>
+              </w:rPr>
+              <w:t>Josh Williams</w:t>
+            </w:r>
+          </w:p>
+        </w:tc>
+        <w:tc>
+          <w:tcPr>
+            <w:tcW w:type="dxa" w:w="2440"/>
+          </w:tcPr>
+          <w:p>
+            <w:pPr>
+              <w:jc w:val="center"/>
+            </w:pPr>
+            <w:r>
+              <w:rPr>
+                <w:b w:val="0"/>
+              </w:rPr>
               <w:t>Electronic</w:t>
             </w:r>
           </w:p>
         </w:tc>
       </w:tr>
     </w:tbl>
-    <w:p>
-      <w:pPr>
-        <w:rPr>
-          <w:rStyle w:val="Emphasis"/>
-          <w:i w:val="0"/>
-          <w:iCs w:val="0"/>
-        </w:rPr>
-      </w:pPr>
-    </w:p>
+    <w:p/>
     <w:tbl>
       <w:tblPr>
         <w:tblStyle w:val="TableGrid"/>
         <w:tblW w:type="auto" w:w="0"/>
         <w:jc w:val="center"/>
+        <w:tblLayout w:type="fixed"/>
         <w:tblLook w:firstColumn="1" w:firstRow="1" w:lastColumn="0" w:lastRow="0" w:noHBand="0" w:noVBand="1" w:val="04A0"/>
       </w:tblPr>
       <w:tblGrid>
-        <w:gridCol w:w="864"/>
-        <w:gridCol w:w="5040"/>
-        <w:gridCol w:w="1440"/>
-        <w:gridCol w:w="1440"/>
+        <w:gridCol w:w="805"/>
+        <w:gridCol w:w="5786"/>
+        <w:gridCol w:w="1620"/>
+        <w:gridCol w:w="1535"/>
       </w:tblGrid>
       <w:tr>
         <w:tc>
           <w:tcPr>
-            <w:tcW w:type="dxa" w:w="8640"/>
+            <w:tcW w:type="dxa" w:w="9746"/>
             <w:gridSpan w:val="4"/>
             <w:shd w:fill="C0C0C0"/>
           </w:tcPr>
@@ -500,7 +352,7 @@
       <w:tr>
         <w:tc>
           <w:tcPr>
-            <w:tcW w:type="dxa" w:w="2160"/>
+            <w:tcW w:type="dxa" w:w="805"/>
             <w:shd w:fill="C0C0C0"/>
           </w:tcPr>
           <w:p>
@@ -518,7 +370,7 @@
         </w:tc>
         <w:tc>
           <w:tcPr>
-            <w:tcW w:type="dxa" w:w="2160"/>
+            <w:tcW w:type="dxa" w:w="5786"/>
             <w:shd w:fill="C0C0C0"/>
           </w:tcPr>
           <w:p>
@@ -536,7 +388,7 @@
         </w:tc>
         <w:tc>
           <w:tcPr>
-            <w:tcW w:type="dxa" w:w="2160"/>
+            <w:tcW w:type="dxa" w:w="1620"/>
             <w:shd w:fill="C0C0C0"/>
           </w:tcPr>
           <w:p>
@@ -554,7 +406,7 @@
         </w:tc>
         <w:tc>
           <w:tcPr>
-            <w:tcW w:type="dxa" w:w="2160"/>
+            <w:tcW w:type="dxa" w:w="1535"/>
             <w:shd w:fill="C0C0C0"/>
           </w:tcPr>
           <w:p>
@@ -574,7 +426,7 @@
       <w:tr>
         <w:tc>
           <w:tcPr>
-            <w:tcW w:type="dxa" w:w="2160"/>
+            <w:tcW w:type="dxa" w:w="805"/>
           </w:tcPr>
           <w:p>
             <w:pPr>
@@ -587,7 +439,7 @@
         </w:tc>
         <w:tc>
           <w:tcPr>
-            <w:tcW w:type="dxa" w:w="2160"/>
+            <w:tcW w:type="dxa" w:w="5786"/>
           </w:tcPr>
           <w:p>
             <w:r>
@@ -597,7 +449,7 @@
         </w:tc>
         <w:tc>
           <w:tcPr>
-            <w:tcW w:type="dxa" w:w="2160"/>
+            <w:tcW w:type="dxa" w:w="1620"/>
           </w:tcPr>
           <w:p>
             <w:pPr>
@@ -610,7 +462,7 @@
         </w:tc>
         <w:tc>
           <w:tcPr>
-            <w:tcW w:type="dxa" w:w="2160"/>
+            <w:tcW w:type="dxa" w:w="1535"/>
           </w:tcPr>
           <w:p>
             <w:pPr>
@@ -625,7 +477,7 @@
       <w:tr>
         <w:tc>
           <w:tcPr>
-            <w:tcW w:type="dxa" w:w="2160"/>
+            <w:tcW w:type="dxa" w:w="805"/>
           </w:tcPr>
           <w:p>
             <w:pPr>
@@ -638,7 +490,7 @@
         </w:tc>
         <w:tc>
           <w:tcPr>
-            <w:tcW w:type="dxa" w:w="2160"/>
+            <w:tcW w:type="dxa" w:w="5786"/>
           </w:tcPr>
           <w:p>
             <w:r>
@@ -648,7 +500,7 @@
         </w:tc>
         <w:tc>
           <w:tcPr>
-            <w:tcW w:type="dxa" w:w="2160"/>
+            <w:tcW w:type="dxa" w:w="1620"/>
           </w:tcPr>
           <w:p>
             <w:pPr>
@@ -661,7 +513,7 @@
         </w:tc>
         <w:tc>
           <w:tcPr>
-            <w:tcW w:type="dxa" w:w="2160"/>
+            <w:tcW w:type="dxa" w:w="1535"/>
           </w:tcPr>
           <w:p>
             <w:pPr>
@@ -674,344 +526,6 @@
         </w:tc>
       </w:tr>
     </w:tbl>
-    <w:p>
-      <w:pPr>
-        <w:pStyle w:val="Title"/>
-        <w:rPr>
-          <w:sz w:val="48"/>
-          <w:lang w:bidi="he-IL"/>
-        </w:rPr>
-      </w:pPr>
-      <w:r>
-        <w:rPr>
-          <w:lang w:bidi="he-IL"/>
-        </w:rPr>
-        <w:t xml:space="preserve">Markdown Styling Test Document</w:t>
-      </w:r>
-    </w:p>
-    <w:tbl>
-      <w:tblPr>
-        <w:tblpPr w:leftFromText="180" w:rightFromText="180" w:vertAnchor="text" w:horzAnchor="margin" w:tblpXSpec="center" w:tblpY="171"/>
-        <w:tblW w:w="9428" w:type="dxa"/>
-        <w:tblBorders>
-          <w:top w:val="single" w:sz="4" w:space="0" w:color="auto"/>
-          <w:left w:val="single" w:sz="4" w:space="0" w:color="auto"/>
-          <w:bottom w:val="single" w:sz="4" w:space="0" w:color="auto"/>
-          <w:right w:val="single" w:sz="4" w:space="0" w:color="auto"/>
-          <w:insideH w:val="single" w:sz="4" w:space="0" w:color="auto"/>
-          <w:insideV w:val="single" w:sz="4" w:space="0" w:color="auto"/>
-        </w:tblBorders>
-        <w:tblLook w:val="00A0" w:firstRow="1" w:lastRow="0" w:firstColumn="1" w:lastColumn="0" w:noHBand="0" w:noVBand="0"/>
-      </w:tblPr>
-      <w:tblGrid>
-        <w:gridCol w:w="2495"/>
-        <w:gridCol w:w="6933"/>
-      </w:tblGrid>
-      <w:tr>
-        <w:trPr>
-          <w:trHeight w:val="287"/>
-        </w:trPr>
-        <w:tc>
-          <w:tcPr>
-            <w:tcW w:w="2495" w:type="dxa"/>
-            <w:vAlign w:val="center"/>
-          </w:tcPr>
-          <w:p>
-            <w:pPr>
-              <w:overflowPunct/>
-              <w:autoSpaceDE/>
-              <w:autoSpaceDN/>
-              <w:bidi/>
-              <w:adjustRightInd/>
-              <w:ind w:right="36"/>
-              <w:textAlignment w:val="auto"/>
-              <w:rPr>
-                <w:rFonts w:asciiTheme="majorBidi" w:hAnsiTheme="majorBidi" w:cstheme="majorBidi"/>
-                <w:b/>
-                <w:szCs w:val="24"/>
-                <w:lang w:bidi="he-IL"/>
-              </w:rPr>
-            </w:pPr>
-            <w:r>
-              <w:rPr>
-                <w:rFonts w:asciiTheme="majorBidi" w:hAnsiTheme="majorBidi" w:cstheme="majorBidi"/>
-                <w:b/>
-                <w:szCs w:val="24"/>
-                <w:lang w:bidi="he-IL"/>
-              </w:rPr>
-              <w:t>Author/Revised by:</w:t>
-            </w:r>
-          </w:p>
-        </w:tc>
-        <w:tc>
-          <w:tcPr>
-            <w:tcW w:w="6933" w:type="dxa"/>
-          </w:tcPr>
-          <w:p>
-            <w:pPr>
-              <w:overflowPunct/>
-              <w:autoSpaceDE/>
-              <w:autoSpaceDN/>
-              <w:adjustRightInd/>
-              <w:spacing w:before="120" w:after="120"/>
-              <w:textAlignment w:val="auto"/>
-              <w:rPr>
-                <w:rFonts w:asciiTheme="majorBidi" w:hAnsiTheme="majorBidi" w:cstheme="majorBidi"/>
-                <w:szCs w:val="24"/>
-                <w:lang w:bidi="he-IL"/>
-              </w:rPr>
-            </w:pPr>
-            <w:r>
-              <w:rPr>
-                <w:rFonts w:asciiTheme="majorBidi" w:hAnsiTheme="majorBidi" w:cstheme="majorBidi"/>
-                <w:szCs w:val="24"/>
-                <w:lang w:bidi="he-IL"/>
-              </w:rPr>
-              <w:t xml:space="preserve">Dilon Engineering Team</w:t>
-            </w:r>
-          </w:p>
-        </w:tc>
-      </w:tr>
-    </w:tbl>
-    <w:p/>
-    <w:p/>
-    <w:p>
-      <w:pPr>
-        <w:rPr>
-          <w:lang w:bidi="he-IL"/>
-        </w:rPr>
-      </w:pPr>
-    </w:p>
-    <w:p>
-      <w:pPr>
-        <w:rPr>
-          <w:lang w:bidi="he-IL"/>
-        </w:rPr>
-      </w:pPr>
-    </w:p>
-    <w:p>
-      <w:pPr>
-        <w:jc w:val="center"/>
-        <w:rPr>
-          <w:rStyle w:val="Strong"/>
-        </w:rPr>
-      </w:pPr>
-      <w:r>
-        <w:rPr>
-          <w:rStyle w:val="Strong"/>
-        </w:rPr>
-        <w:t>Master Document</w:t>
-      </w:r>
-    </w:p>
-    <w:p>
-      <w:pPr>
-        <w:jc w:val="center"/>
-        <w:rPr>
-          <w:u w:val="single"/>
-          <w:lang w:bidi="he-IL"/>
-        </w:rPr>
-      </w:pPr>
-      <w:r>
-        <w:rPr>
-          <w:u w:val="single"/>
-          <w:lang w:bidi="he-IL"/>
-        </w:rPr>
-        <w:t>Effectivity and Location:</w:t>
-      </w:r>
-    </w:p>
-    <w:p>
-      <w:pPr>
-        <w:jc w:val="center"/>
-        <w:rPr>
-          <w:lang w:bidi="he-IL"/>
-        </w:rPr>
-      </w:pPr>
-      <w:r>
-        <w:rPr>
-          <w:lang w:bidi="he-IL"/>
-        </w:rPr>
-        <w:t xml:space="preserve">This is an electronic document, the authoritative master copy of which is the electronic file, in Adobe Acrobat format (PDF), which is associated with the effective revision of the related </w:t>
-      </w:r>
-      <w:r>
-        <w:rPr>
-          <w:b/>
-          <w:iCs/>
-          <w:lang w:bidi="he-IL"/>
-        </w:rPr>
-        <w:t>Item</w:t>
-      </w:r>
-      <w:r>
-        <w:rPr>
-          <w:i/>
-          <w:lang w:bidi="he-IL"/>
-        </w:rPr>
-        <w:t xml:space="preserve"> </w:t>
-      </w:r>
-      <w:r>
-        <w:rPr>
-          <w:lang w:bidi="he-IL"/>
-        </w:rPr>
-        <w:t xml:space="preserve">in the </w:t>
-      </w:r>
-      <w:r>
-        <w:rPr>
-          <w:b/>
-          <w:lang w:bidi="he-IL"/>
-        </w:rPr>
-        <w:t>Dilon Technologies</w:t>
-      </w:r>
-      <w:r>
-        <w:rPr>
-          <w:lang w:bidi="he-IL"/>
-        </w:rPr>
-        <w:t xml:space="preserve"> Production Workspace in the </w:t>
-      </w:r>
-      <w:r>
-        <w:rPr>
-          <w:b/>
-          <w:lang w:bidi="he-IL"/>
-        </w:rPr>
-        <w:t>ARENA PLM system.</w:t>
-      </w:r>
-    </w:p>
-    <w:p>
-      <w:pPr>
-        <w:jc w:val="center"/>
-        <w:rPr>
-          <w:lang w:bidi="he-IL"/>
-        </w:rPr>
-      </w:pPr>
-      <w:r>
-        <w:rPr>
-          <w:lang w:bidi="he-IL"/>
-        </w:rPr>
-        <w:br/>
-        <w:t xml:space="preserve">All other copies of this document, either in electronic or physical media, shall be considered as </w:t>
-      </w:r>
-      <w:r>
-        <w:rPr>
-          <w:b/>
-          <w:lang w:bidi="he-IL"/>
-        </w:rPr>
-        <w:t>non-authoritative</w:t>
-      </w:r>
-      <w:r>
-        <w:rPr>
-          <w:lang w:bidi="he-IL"/>
-        </w:rPr>
-        <w:t xml:space="preserve"> copies.</w:t>
-      </w:r>
-    </w:p>
-    <w:p>
-      <w:pPr>
-        <w:jc w:val="center"/>
-        <w:rPr>
-          <w:lang w:bidi="he-IL"/>
-        </w:rPr>
-      </w:pPr>
-    </w:p>
-    <w:p>
-      <w:pPr>
-        <w:jc w:val="center"/>
-        <w:rPr>
-          <w:u w:val="single"/>
-          <w:lang w:bidi="he-IL"/>
-        </w:rPr>
-      </w:pPr>
-      <w:r>
-        <w:rPr>
-          <w:u w:val="single"/>
-          <w:lang w:bidi="he-IL"/>
-        </w:rPr>
-        <w:t>Approval, Release and Change History:</w:t>
-      </w:r>
-    </w:p>
-    <w:p>
-      <w:pPr>
-        <w:jc w:val="center"/>
-        <w:rPr>
-          <w:b/>
-          <w:lang w:bidi="he-IL"/>
-        </w:rPr>
-      </w:pPr>
-      <w:r>
-        <w:rPr>
-          <w:lang w:bidi="he-IL"/>
-        </w:rPr>
-        <w:t xml:space="preserve">Records of the approvals and release of this document version and its full revision history are available in the History </w:t>
-      </w:r>
-      <w:proofErr w:type="spellStart"/>
-      <w:r>
-        <w:rPr>
-          <w:lang w:bidi="he-IL"/>
-        </w:rPr>
-        <w:t>Subview</w:t>
-      </w:r>
-      <w:proofErr w:type="spellEnd"/>
-      <w:r>
-        <w:rPr>
-          <w:lang w:bidi="he-IL"/>
-        </w:rPr>
-        <w:t xml:space="preserve"> of the Revisions View of the related </w:t>
-      </w:r>
-      <w:r>
-        <w:rPr>
-          <w:b/>
-          <w:lang w:bidi="he-IL"/>
-        </w:rPr>
-        <w:t>Item</w:t>
-      </w:r>
-      <w:r>
-        <w:rPr>
-          <w:lang w:bidi="he-IL"/>
-        </w:rPr>
-        <w:t xml:space="preserve"> in the </w:t>
-      </w:r>
-      <w:r>
-        <w:rPr>
-          <w:b/>
-          <w:lang w:bidi="he-IL"/>
-        </w:rPr>
-        <w:t>Dilon Technologies Production Workspace</w:t>
-      </w:r>
-      <w:r>
-        <w:rPr>
-          <w:lang w:bidi="he-IL"/>
-        </w:rPr>
-        <w:t xml:space="preserve"> in the </w:t>
-      </w:r>
-      <w:r>
-        <w:rPr>
-          <w:b/>
-          <w:lang w:bidi="he-IL"/>
-        </w:rPr>
-        <w:t>ARENA PLM system</w:t>
-      </w:r>
-    </w:p>
-    <w:p>
-      <w:pPr>
-        <w:rPr>
-          <w:lang w:bidi="he-IL"/>
-        </w:rPr>
-      </w:pPr>
-    </w:p>
-    <w:p>
-      <w:pPr>
-        <w:rPr>
-          <w:lang w:bidi="he-IL"/>
-        </w:rPr>
-      </w:pPr>
-    </w:p>
-    <w:p>
-      <w:pPr>
-        <w:overflowPunct/>
-        <w:autoSpaceDE/>
-        <w:autoSpaceDN/>
-        <w:adjustRightInd/>
-        <w:spacing w:after="160" w:line="259" w:lineRule="auto"/>
-        <w:textAlignment w:val="auto"/>
-      </w:pPr>
-    </w:p>
     <w:sdt>
       <w:sdtPr>
         <w:docPartObj>
@@ -1080,7 +594,7 @@
         <w:t xml:space="preserve">defined in the Markdown Styling Guide (MARKDOWN_STYLING_GUIDE.md). It serves as a comprehensive test case for the Dilon Document Compiler and a reference for refining the styling guide itself.</w:t>
       </w:r>
     </w:p>
-    <w:bookmarkEnd w:id="0"/>
+    <w:bookmarkEnd w:id="1"/>
     <w:bookmarkStart w:id="2" w:name="scope"/>
     <w:p>
       <w:pPr>
@@ -1103,7 +617,7 @@
         <w:pStyle w:val="Compact"/>
         <w:numPr>
           <w:ilvl w:val="0"/>
-          <w:numId w:val="67"/>
+          <w:numId w:val="69"/>
         </w:numPr>
       </w:pPr>
       <w:r>
@@ -1115,7 +629,7 @@
         <w:pStyle w:val="Compact"/>
         <w:numPr>
           <w:ilvl w:val="0"/>
-          <w:numId w:val="67"/>
+          <w:numId w:val="69"/>
         </w:numPr>
       </w:pPr>
       <w:r>
@@ -1127,7 +641,7 @@
         <w:pStyle w:val="Compact"/>
         <w:numPr>
           <w:ilvl w:val="0"/>
-          <w:numId w:val="67"/>
+          <w:numId w:val="69"/>
         </w:numPr>
       </w:pPr>
       <w:r>
@@ -1139,7 +653,7 @@
         <w:pStyle w:val="Compact"/>
         <w:numPr>
           <w:ilvl w:val="0"/>
-          <w:numId w:val="67"/>
+          <w:numId w:val="69"/>
         </w:numPr>
       </w:pPr>
       <w:r>
@@ -1151,7 +665,7 @@
         <w:pStyle w:val="Compact"/>
         <w:numPr>
           <w:ilvl w:val="0"/>
-          <w:numId w:val="67"/>
+          <w:numId w:val="69"/>
         </w:numPr>
       </w:pPr>
       <w:r>
@@ -1163,7 +677,7 @@
         <w:pStyle w:val="Compact"/>
         <w:numPr>
           <w:ilvl w:val="0"/>
-          <w:numId w:val="67"/>
+          <w:numId w:val="69"/>
         </w:numPr>
       </w:pPr>
       <w:r>
@@ -1175,7 +689,7 @@
         <w:pStyle w:val="Compact"/>
         <w:numPr>
           <w:ilvl w:val="0"/>
-          <w:numId w:val="67"/>
+          <w:numId w:val="69"/>
         </w:numPr>
       </w:pPr>
       <w:r>
@@ -1187,7 +701,7 @@
         <w:pStyle w:val="Compact"/>
         <w:numPr>
           <w:ilvl w:val="0"/>
-          <w:numId w:val="67"/>
+          <w:numId w:val="69"/>
         </w:numPr>
       </w:pPr>
       <w:r>
@@ -1199,7 +713,7 @@
         <w:pStyle w:val="Compact"/>
         <w:numPr>
           <w:ilvl w:val="0"/>
-          <w:numId w:val="67"/>
+          <w:numId w:val="69"/>
         </w:numPr>
       </w:pPr>
       <w:r>
@@ -1211,7 +725,7 @@
         <w:pStyle w:val="Compact"/>
         <w:numPr>
           <w:ilvl w:val="0"/>
-          <w:numId w:val="67"/>
+          <w:numId w:val="69"/>
         </w:numPr>
       </w:pPr>
       <w:r>
@@ -1223,14 +737,14 @@
         <w:pStyle w:val="Compact"/>
         <w:numPr>
           <w:ilvl w:val="0"/>
-          <w:numId w:val="67"/>
+          <w:numId w:val="69"/>
         </w:numPr>
       </w:pPr>
       <w:r>
         <w:t xml:space="preserve">Proper spacing and line breaks</w:t>
       </w:r>
     </w:p>
-    <w:bookmarkEnd w:id="1"/>
+    <w:bookmarkEnd w:id="2"/>
     <w:bookmarkStart w:id="3" w:name="medical-device-context"/>
     <w:p>
       <w:pPr>
@@ -1245,7 +759,7 @@
         <w:pStyle w:val="Compact"/>
         <w:numPr>
           <w:ilvl w:val="0"/>
-          <w:numId w:val="68"/>
+          <w:numId w:val="70"/>
         </w:numPr>
       </w:pPr>
       <w:r>
@@ -1264,7 +778,7 @@
         <w:pStyle w:val="Compact"/>
         <w:numPr>
           <w:ilvl w:val="0"/>
-          <w:numId w:val="68"/>
+          <w:numId w:val="70"/>
         </w:numPr>
       </w:pPr>
       <w:r>
@@ -1283,7 +797,7 @@
         <w:pStyle w:val="Compact"/>
         <w:numPr>
           <w:ilvl w:val="0"/>
-          <w:numId w:val="68"/>
+          <w:numId w:val="70"/>
         </w:numPr>
       </w:pPr>
       <w:r>
@@ -1297,8 +811,8 @@
         <w:t xml:space="preserve">: Real-time gamma ray detection for surgical navigation</w:t>
       </w:r>
     </w:p>
-    <w:bookmarkEnd w:id="2"/>
     <w:bookmarkEnd w:id="3"/>
+    <w:bookmarkEnd w:id="0"/>
     <w:bookmarkStart w:id="4" w:name="heading-level-examples"/>
     <w:p>
       <w:pPr>
@@ -1368,7 +882,7 @@
         <w:t xml:space="preserve">). It represents the third level of hierarchy.</w:t>
       </w:r>
     </w:p>
-    <w:bookmarkEnd w:id="4"/>
+    <w:bookmarkEnd w:id="6"/>
     <w:bookmarkEnd w:id="5"/>
     <w:bookmarkStart w:id="7" w:name="nested-structure-example"/>
     <w:p>
@@ -1396,7 +910,7 @@
         <w:t xml:space="preserve">Content under first sub-subsection.</w:t>
       </w:r>
     </w:p>
-    <w:bookmarkEnd w:id="6"/>
+    <w:bookmarkEnd w:id="8"/>
     <w:bookmarkStart w:id="9" w:name="second-sub-subsection"/>
     <w:p>
       <w:pPr>
@@ -1414,9 +928,9 @@
         <w:t xml:space="preserve">Content under second sub-subsection.</w:t>
       </w:r>
     </w:p>
+    <w:bookmarkEnd w:id="9"/>
     <w:bookmarkEnd w:id="7"/>
-    <w:bookmarkEnd w:id="8"/>
-    <w:bookmarkEnd w:id="9"/>
+    <w:bookmarkEnd w:id="4"/>
     <w:bookmarkStart w:id="10" w:name="table-examples"/>
     <w:p>
       <w:pPr>
@@ -1705,7 +1219,7 @@
         </w:tc>
       </w:tr>
     </w:tbl>
-    <w:bookmarkEnd w:id="10"/>
+    <w:bookmarkEnd w:id="11"/>
     <w:bookmarkStart w:id="12" w:name="Xb67622ad397629d6296db8340932149b67f597e"/>
     <w:p>
       <w:pPr>
@@ -1951,7 +1465,7 @@
         </w:tc>
       </w:tr>
     </w:tbl>
-    <w:bookmarkEnd w:id="11"/>
+    <w:bookmarkEnd w:id="12"/>
     <w:bookmarkStart w:id="13" w:name="multi-line-cells-with-br-tags"/>
     <w:p>
       <w:pPr>
@@ -2155,7 +1669,7 @@
         <w:t xml:space="preserve">tags do not render as line breaks in Word output. Pandoc may not process HTML tags in pipe table cells. For multi-line content in cells, use grid tables instead (see Section 3.5).</w:t>
       </w:r>
     </w:p>
-    <w:bookmarkEnd w:id="12"/>
+    <w:bookmarkEnd w:id="13"/>
     <w:bookmarkStart w:id="14" w:name="Xbe5b612c449dc24197482dd033aee42ad167509"/>
     <w:p>
       <w:pPr>
@@ -2563,7 +2077,7 @@
         <w:t xml:space="preserve">: In DilonTable_Chart style, both the first row AND first column should have gray background with bold text. The style marker tells the compiler to apply the specified table style during post-processing.</w:t>
       </w:r>
     </w:p>
-    <w:bookmarkEnd w:id="13"/>
+    <w:bookmarkEnd w:id="14"/>
     <w:bookmarkStart w:id="15" w:name="grid-table-for-complex-content"/>
     <w:p>
       <w:pPr>
@@ -2789,7 +2303,7 @@
         </w:tc>
       </w:tr>
     </w:tbl>
-    <w:bookmarkEnd w:id="14"/>
+    <w:bookmarkEnd w:id="15"/>
     <w:bookmarkStart w:id="16" w:name="incorrect-table-style-tag"/>
     <w:p>
       <w:pPr>
@@ -2815,8 +2329,8 @@
         <w:t xml:space="preserve">There should be a warning within the compilation step that says there is a floating style tag.</w:t>
       </w:r>
     </w:p>
-    <w:bookmarkEnd w:id="15"/>
     <w:bookmarkEnd w:id="16"/>
+    <w:bookmarkEnd w:id="10"/>
     <w:bookmarkStart w:id="17" w:name="list-examples"/>
     <w:p>
       <w:pPr>
@@ -2848,7 +2362,7 @@
         <w:pStyle w:val="Compact"/>
         <w:numPr>
           <w:ilvl w:val="0"/>
-          <w:numId w:val="69"/>
+          <w:numId w:val="71"/>
         </w:numPr>
       </w:pPr>
       <w:r>
@@ -2860,7 +2374,7 @@
         <w:pStyle w:val="Compact"/>
         <w:numPr>
           <w:ilvl w:val="0"/>
-          <w:numId w:val="69"/>
+          <w:numId w:val="71"/>
         </w:numPr>
       </w:pPr>
       <w:r>
@@ -2872,7 +2386,7 @@
         <w:pStyle w:val="Compact"/>
         <w:numPr>
           <w:ilvl w:val="0"/>
-          <w:numId w:val="69"/>
+          <w:numId w:val="71"/>
         </w:numPr>
       </w:pPr>
       <w:r>
@@ -2892,7 +2406,7 @@
         <w:pStyle w:val="Compact"/>
         <w:numPr>
           <w:ilvl w:val="0"/>
-          <w:numId w:val="70"/>
+          <w:numId w:val="72"/>
         </w:numPr>
       </w:pPr>
       <w:r>
@@ -2904,7 +2418,7 @@
         <w:pStyle w:val="Compact"/>
         <w:numPr>
           <w:ilvl w:val="0"/>
-          <w:numId w:val="70"/>
+          <w:numId w:val="72"/>
         </w:numPr>
       </w:pPr>
       <w:r>
@@ -2916,7 +2430,7 @@
         <w:pStyle w:val="Compact"/>
         <w:numPr>
           <w:ilvl w:val="1"/>
-          <w:numId w:val="71"/>
+          <w:numId w:val="73"/>
         </w:numPr>
       </w:pPr>
       <w:r>
@@ -2928,7 +2442,7 @@
         <w:pStyle w:val="Compact"/>
         <w:numPr>
           <w:ilvl w:val="1"/>
-          <w:numId w:val="71"/>
+          <w:numId w:val="73"/>
         </w:numPr>
       </w:pPr>
       <w:r>
@@ -2940,7 +2454,7 @@
         <w:pStyle w:val="Compact"/>
         <w:numPr>
           <w:ilvl w:val="2"/>
-          <w:numId w:val="72"/>
+          <w:numId w:val="74"/>
         </w:numPr>
       </w:pPr>
       <w:r>
@@ -2952,14 +2466,14 @@
         <w:pStyle w:val="Compact"/>
         <w:numPr>
           <w:ilvl w:val="0"/>
-          <w:numId w:val="70"/>
+          <w:numId w:val="72"/>
         </w:numPr>
       </w:pPr>
       <w:r>
         <w:t xml:space="preserve">Top level item 3</w:t>
       </w:r>
     </w:p>
-    <w:bookmarkEnd w:id="17"/>
+    <w:bookmarkEnd w:id="18"/>
     <w:bookmarkStart w:id="19" w:name="ordered-lists"/>
     <w:p>
       <w:pPr>
@@ -2974,15 +2488,15 @@
         <w:pStyle w:val="FirstParagraph"/>
       </w:pPr>
       <w:r>
-        <w:t xml:space="preserve">Simple numbered list:</w:t>
-      </w:r>
-    </w:p>
-    <w:p>
-      <w:pPr>
-        <w:pStyle w:val="Compact"/>
+        <w:t xml:space="preserve">Simple auto-numbered list:</w:t>
+      </w:r>
+    </w:p>
+    <w:p>
+      <w:pPr>
+        <w:pStyle w:val="DilonStepList"/>
         <w:numPr>
           <w:ilvl w:val="0"/>
-          <w:numId w:val="73"/>
+          <w:numId w:val="76"/>
         </w:numPr>
       </w:pPr>
       <w:r>
@@ -2991,10 +2505,10 @@
     </w:p>
     <w:p>
       <w:pPr>
-        <w:pStyle w:val="Compact"/>
+        <w:pStyle w:val="DilonStepList"/>
         <w:numPr>
           <w:ilvl w:val="0"/>
-          <w:numId w:val="73"/>
+          <w:numId w:val="76"/>
         </w:numPr>
       </w:pPr>
       <w:r>
@@ -3003,10 +2517,10 @@
     </w:p>
     <w:p>
       <w:pPr>
-        <w:pStyle w:val="Compact"/>
+        <w:pStyle w:val="DilonStepList"/>
         <w:numPr>
           <w:ilvl w:val="0"/>
-          <w:numId w:val="73"/>
+          <w:numId w:val="76"/>
         </w:numPr>
       </w:pPr>
       <w:r>
@@ -3018,15 +2532,15 @@
         <w:pStyle w:val="FirstParagraph"/>
       </w:pPr>
       <w:r>
-        <w:t xml:space="preserve">Ordered list with nested bullets:</w:t>
-      </w:r>
-    </w:p>
-    <w:p>
-      <w:pPr>
-        <w:pStyle w:val="Compact"/>
+        <w:t xml:space="preserve">Auto-numbered list with nested bullets:</w:t>
+      </w:r>
+    </w:p>
+    <w:p>
+      <w:pPr>
+        <w:pStyle w:val="DilonStepList"/>
         <w:numPr>
           <w:ilvl w:val="0"/>
-          <w:numId w:val="74"/>
+          <w:numId w:val="77"/>
         </w:numPr>
       </w:pPr>
       <w:r>
@@ -3038,7 +2552,7 @@
         <w:pStyle w:val="Compact"/>
         <w:numPr>
           <w:ilvl w:val="1"/>
-          <w:numId w:val="75"/>
+          <w:numId w:val="78"/>
         </w:numPr>
       </w:pPr>
       <w:r>
@@ -3050,7 +2564,7 @@
         <w:pStyle w:val="Compact"/>
         <w:numPr>
           <w:ilvl w:val="1"/>
-          <w:numId w:val="75"/>
+          <w:numId w:val="78"/>
         </w:numPr>
       </w:pPr>
       <w:r>
@@ -3059,10 +2573,10 @@
     </w:p>
     <w:p>
       <w:pPr>
-        <w:pStyle w:val="Compact"/>
+        <w:pStyle w:val="DilonStepList"/>
         <w:numPr>
           <w:ilvl w:val="0"/>
-          <w:numId w:val="74"/>
+          <w:numId w:val="77"/>
         </w:numPr>
       </w:pPr>
       <w:r>
@@ -3074,7 +2588,7 @@
         <w:pStyle w:val="Compact"/>
         <w:numPr>
           <w:ilvl w:val="1"/>
-          <w:numId w:val="76"/>
+          <w:numId w:val="79"/>
         </w:numPr>
       </w:pPr>
       <w:r>
@@ -3086,7 +2600,7 @@
         <w:pStyle w:val="Compact"/>
         <w:numPr>
           <w:ilvl w:val="1"/>
-          <w:numId w:val="76"/>
+          <w:numId w:val="79"/>
         </w:numPr>
       </w:pPr>
       <w:r>
@@ -3095,10 +2609,10 @@
     </w:p>
     <w:p>
       <w:pPr>
-        <w:pStyle w:val="Compact"/>
+        <w:pStyle w:val="DilonStepList"/>
         <w:numPr>
           <w:ilvl w:val="0"/>
-          <w:numId w:val="74"/>
+          <w:numId w:val="77"/>
         </w:numPr>
       </w:pPr>
       <w:r>
@@ -3110,7 +2624,7 @@
         <w:pStyle w:val="Compact"/>
         <w:numPr>
           <w:ilvl w:val="1"/>
-          <w:numId w:val="77"/>
+          <w:numId w:val="80"/>
         </w:numPr>
       </w:pPr>
       <w:r>
@@ -3122,15 +2636,152 @@
         <w:pStyle w:val="Compact"/>
         <w:numPr>
           <w:ilvl w:val="1"/>
-          <w:numId w:val="77"/>
+          <w:numId w:val="80"/>
         </w:numPr>
       </w:pPr>
       <w:r>
         <w:t xml:space="preserve">Verify configuration</w:t>
       </w:r>
     </w:p>
-    <w:bookmarkEnd w:id="18"/>
-    <w:bookmarkStart w:id="20" w:name="definition-lists"/>
+    <w:p>
+      <w:pPr>
+        <w:pStyle w:val="FirstParagraph"/>
+      </w:pPr>
+      <w:r>
+        <w:t xml:space="preserve">Three-level nested ordered list:</w:t>
+      </w:r>
+    </w:p>
+    <w:p>
+      <w:pPr>
+        <w:pStyle w:val="DilonStepList"/>
+        <w:numPr>
+          <w:ilvl w:val="0"/>
+          <w:numId w:val="81"/>
+        </w:numPr>
+      </w:pPr>
+      <w:r>
+        <w:t xml:space="preserve">Top level item</w:t>
+      </w:r>
+    </w:p>
+    <w:p>
+      <w:pPr>
+        <w:pStyle w:val="DilonStepList"/>
+        <w:numPr>
+          <w:ilvl w:val="1"/>
+          <w:numId w:val="82"/>
+        </w:numPr>
+      </w:pPr>
+      <w:r>
+        <w:t xml:space="preserve">Second level item</w:t>
+      </w:r>
+    </w:p>
+    <w:p>
+      <w:pPr>
+        <w:pStyle w:val="DilonStepList"/>
+        <w:numPr>
+          <w:ilvl w:val="2"/>
+          <w:numId w:val="83"/>
+        </w:numPr>
+      </w:pPr>
+      <w:r>
+        <w:t xml:space="preserve">Third level item</w:t>
+      </w:r>
+    </w:p>
+    <w:p>
+      <w:pPr>
+        <w:pStyle w:val="DilonStepList"/>
+        <w:numPr>
+          <w:ilvl w:val="1"/>
+          <w:numId w:val="82"/>
+        </w:numPr>
+      </w:pPr>
+      <w:r>
+        <w:t xml:space="preserve">Second level item, sibling</w:t>
+      </w:r>
+    </w:p>
+    <w:p>
+      <w:pPr>
+        <w:pStyle w:val="DilonStepList"/>
+        <w:numPr>
+          <w:ilvl w:val="0"/>
+          <w:numId w:val="81"/>
+        </w:numPr>
+      </w:pPr>
+      <w:r>
+        <w:t xml:space="preserve">Top level item, sibling</w:t>
+      </w:r>
+    </w:p>
+    <w:p>
+      <w:pPr>
+        <w:pStyle w:val="FirstParagraph"/>
+      </w:pPr>
+      <w:r>
+        <w:t xml:space="preserve">Interrupted and continued ordered list:</w:t>
+      </w:r>
+    </w:p>
+    <w:p>
+      <w:pPr>
+        <w:pStyle w:val="DilonStepList"/>
+        <w:numPr>
+          <w:ilvl w:val="0"/>
+          <w:numId w:val="84"/>
+        </w:numPr>
+      </w:pPr>
+      <w:r>
+        <w:t xml:space="preserve">First item</w:t>
+      </w:r>
+    </w:p>
+    <w:p>
+      <w:pPr>
+        <w:pStyle w:val="DilonStepList"/>
+        <w:numPr>
+          <w:ilvl w:val="0"/>
+          <w:numId w:val="84"/>
+        </w:numPr>
+      </w:pPr>
+      <w:r>
+        <w:t xml:space="preserve">Second item</w:t>
+      </w:r>
+      <w:r>
+        <w:t xml:space="preserve"> </w:t>
+      </w:r>
+      <w:bookmarkStart w:id="20" w:name="list:i2c-setup"/>
+      <w:bookmarkEnd w:id="20"/>
+    </w:p>
+    <w:p>
+      <w:pPr>
+        <w:pStyle w:val="FirstParagraph"/>
+      </w:pPr>
+      <w:r>
+        <w:t xml:space="preserve">An interrupting paragraph describing what comes next.</w:t>
+      </w:r>
+    </w:p>
+    <w:p>
+      <w:pPr>
+        <w:pStyle w:val="DilonStepList"/>
+        <w:numPr>
+          <w:ilvl w:val="0"/>
+          <w:numId w:val="84"/>
+        </w:numPr>
+      </w:pPr>
+      <w:r>
+        <w:t xml:space="preserve">Third item (continues from 2, not a restart at 1)</w:t>
+      </w:r>
+    </w:p>
+    <w:p>
+      <w:pPr>
+        <w:pStyle w:val="DilonStepList"/>
+        <w:numPr>
+          <w:ilvl w:val="0"/>
+          <w:numId w:val="84"/>
+        </w:numPr>
+      </w:pPr>
+      <w:r>
+        <w:t xml:space="preserve">Fourth item</w:t>
+      </w:r>
+    </w:p>
+    <w:bookmarkEnd w:id="19"/>
+    <w:bookmarkStart w:id="21" w:name="definition-lists"/>
     <w:p>
       <w:pPr>
         <w:pStyle w:val="Heading3"/>
@@ -3239,18 +2890,1021 @@
         <w:t xml:space="preserve">A device that responds to requests from the master device.</w:t>
       </w:r>
     </w:p>
-    <w:bookmarkEnd w:id="19"/>
-    <w:bookmarkEnd w:id="20"/>
-    <w:bookmarkStart w:id="21" w:name="figures-and-images"/>
+    <w:bookmarkEnd w:id="21"/>
+    <w:bookmarkEnd w:id="17"/>
+    <w:bookmarkStart w:id="22" w:name="numbered-step-list-examples"/>
     <w:p>
       <w:pPr>
         <w:pStyle w:val="Heading2"/>
       </w:pPr>
       <w:r>
+        <w:t xml:space="preserve">Numbered Step List Examples</w:t>
+      </w:r>
+    </w:p>
+    <w:p>
+      <w:pPr>
+        <w:pStyle w:val="FirstParagraph"/>
+      </w:pPr>
+      <w:r>
+        <w:t xml:space="preserve">A forward reference, resolved before its target step is even declared below - proving the reference is a live field keyed on the step’s bookmark, not on document order: see </w:t>
+      </w:r>
+      <w:r>
+        <w:t xml:space="preserve">Step </w:t>
+      </w:r>
+      <w:r>
+        <w:fldChar w:fldCharType="begin"/>
+      </w:r>
+      <w:r>
+        <w:instrText xml:space="preserve">REF step:hold-board-by-edges \h</w:instrText>
+      </w:r>
+      <w:r>
+        <w:fldChar w:fldCharType="separate"/>
+      </w:r>
+      <w:r>
+        <w:t>1</w:t>
+      </w:r>
+      <w:r>
+        <w:fldChar w:fldCharType="end"/>
+      </w:r>
+      <w:r>
+        <w:t xml:space="preserve"> in the “Cross-References” section below. The same is true for figures and sections: see </w:t>
+      </w:r>
+      <w:r>
+        <w:fldChar w:fldCharType="begin"/>
+      </w:r>
+      <w:r>
+        <w:instrText xml:space="preserve">REF fig:i2c-bus-topology \h</w:instrText>
+      </w:r>
+      <w:r>
+        <w:fldChar w:fldCharType="separate"/>
+      </w:r>
+      <w:r>
+        <w:t>1</w:t>
+      </w:r>
+      <w:r>
+        <w:fldChar w:fldCharType="end"/>
+      </w:r>
+      <w:r>
+        <w:t xml:space="preserve"> and </w:t>
+      </w:r>
+      <w:r>
+        <w:t xml:space="preserve">Section </w:t>
+      </w:r>
+      <w:r>
+        <w:fldChar w:fldCharType="begin"/>
+      </w:r>
+      <w:r>
+        <w:instrText xml:space="preserve">REF sec:figures-and-images \r \h</w:instrText>
+      </w:r>
+      <w:r>
+        <w:fldChar w:fldCharType="separate"/>
+      </w:r>
+      <w:r>
+        <w:t>1</w:t>
+      </w:r>
+      <w:r>
+        <w:fldChar w:fldCharType="end"/>
+      </w:r>
+      <w:r>
+        <w:t xml:space="preserve"> below, both resolved here even though neither target has appeared yet.</w:t>
+      </w:r>
+    </w:p>
+    <w:bookmarkStart w:id="23" w:name="cleaning-procedure"/>
+    <w:p>
+      <w:pPr>
+        <w:pStyle w:val="Heading3"/>
+      </w:pPr>
+      <w:r>
+        <w:t xml:space="preserve">Cleaning Procedure</w:t>
+      </w:r>
+    </w:p>
+    <w:p>
+      <w:pPr>
+        <w:pStyle w:val="FirstParagraph"/>
+      </w:pPr>
+      <w:r>
+        <w:t xml:space="preserve">No manually-typed numbers - Word applies a live</w:t>
+      </w:r>
+      <w:r>
+        <w:t xml:space="preserve"> </w:t>
+      </w:r>
+      <w:r>
+        <w:rPr>
+          <w:rStyle w:val="VerbatimChar"/>
+        </w:rPr>
+        <w:t xml:space="preserve">&lt;H2&gt;.&lt;H3&gt;.&lt;n&gt;</w:t>
+      </w:r>
+      <w:r>
+        <w:t xml:space="preserve"> </w:t>
+      </w:r>
+      <w:r>
+        <w:t xml:space="preserve">number</w:t>
+      </w:r>
+      <w:r>
+        <w:t xml:space="preserve"> </w:t>
+      </w:r>
+      <w:r>
+        <w:t xml:space="preserve">itself (e.g. </w:t>
+      </w:r>
+      <w:r>
+        <w:rPr>
+          <w:rStyle w:val="VerbatimChar"/>
+        </w:rPr>
+        <w:t xml:space="preserve">5.1.1</w:t>
+      </w:r>
+      <w:r>
+        <w:t xml:space="preserve">), scoped to this</w:t>
+      </w:r>
+      <w:r>
+        <w:t xml:space="preserve"> </w:t>
+      </w:r>
+      <w:r>
+        <w:t xml:space="preserve">“Cleaning Procedure”</w:t>
+      </w:r>
+      <w:r>
+        <w:t xml:space="preserve"> </w:t>
+      </w:r>
+      <w:r>
+        <w:t xml:space="preserve">(Heading 3)</w:t>
+      </w:r>
+      <w:r>
+        <w:t xml:space="preserve"> </w:t>
+      </w:r>
+      <w:r>
+        <w:t xml:space="preserve">subsection. A nested</w:t>
+      </w:r>
+      <w:r>
+        <w:t xml:space="preserve"> </w:t>
+      </w:r>
+      <w:r>
+        <w:rPr>
+          <w:rStyle w:val="VerbatimChar"/>
+        </w:rPr>
+        <w:t xml:space="preserve">#.</w:t>
+      </w:r>
+      <w:r>
+        <w:t xml:space="preserve"> </w:t>
+      </w:r>
+      <w:r>
+        <w:t xml:space="preserve">item reletters as</w:t>
+      </w:r>
+      <w:r>
+        <w:t xml:space="preserve"> </w:t>
+      </w:r>
+      <w:r>
+        <w:rPr>
+          <w:rStyle w:val="VerbatimChar"/>
+        </w:rPr>
+        <w:t xml:space="preserve">a.</w:t>
+      </w:r>
+      <w:r>
+        <w:t xml:space="preserve">,</w:t>
+      </w:r>
+      <w:r>
+        <w:t xml:space="preserve"> </w:t>
+      </w:r>
+      <w:r>
+        <w:rPr>
+          <w:rStyle w:val="VerbatimChar"/>
+        </w:rPr>
+        <w:t xml:space="preserve">b.</w:t>
+      </w:r>
+      <w:r>
+        <w:t xml:space="preserve">, …; a nested</w:t>
+      </w:r>
+      <w:r>
+        <w:t xml:space="preserve"> </w:t>
+      </w:r>
+      <w:r>
+        <w:rPr>
+          <w:rStyle w:val="VerbatimChar"/>
+        </w:rPr>
+        <w:t xml:space="preserve">-</w:t>
+      </w:r>
+      <w:r>
+        <w:t xml:space="preserve"> </w:t>
+      </w:r>
+      <w:r>
+        <w:t xml:space="preserve">item stays a plain bullet:</w:t>
+      </w:r>
+    </w:p>
+    <w:p>
+      <w:pPr>
+        <w:pStyle w:val="DilonStepHeading"/>
+      </w:pPr>
+      <w:fldSimple w:instr=" STYLEREF 3 \s ">
+        <w:r>
+          <w:rPr>
+            <w:noProof/>
+          </w:rPr>
+          <w:t>1</w:t>
+        </w:r>
+      </w:fldSimple>
+      <w:r>
+        <w:t>.</w:t>
+      </w:r>
+      <w:fldSimple w:instr=" SEQ DilonStep \* ARABIC \s 3 ">
+        <w:r>
+          <w:rPr>
+            <w:noProof/>
+          </w:rPr>
+          <w:t>1</w:t>
+        </w:r>
+      </w:fldSimple>
+      <w:r>
+        <w:tab/>
+      </w:r>
+      <w:r>
+        <w:t xml:space="preserve">Wear clean gloves before handling any board.</w:t>
+      </w:r>
+    </w:p>
+    <w:p>
+      <w:pPr>
+        <w:pStyle w:val="DilonStepHeading"/>
+      </w:pPr>
+      <w:bookmarkStart w:id="24" w:name="step:hold-board-by-edges"/>
+      <w:fldSimple w:instr=" STYLEREF 3 \s ">
+        <w:r>
+          <w:rPr>
+            <w:noProof/>
+          </w:rPr>
+          <w:t>1</w:t>
+        </w:r>
+      </w:fldSimple>
+      <w:r>
+        <w:t>.</w:t>
+      </w:r>
+      <w:fldSimple w:instr=" SEQ DilonStep \* ARABIC \s 3 ">
+        <w:r>
+          <w:rPr>
+            <w:noProof/>
+          </w:rPr>
+          <w:t>1</w:t>
+        </w:r>
+      </w:fldSimple>
+      <w:bookmarkEnd w:id="24"/>
+      <w:r>
+        <w:tab/>
+      </w:r>
+      <w:r>
+        <w:t xml:space="preserve">Hold the board by the edges.</w:t>
+      </w:r>
+      <w:r>
+        <w:t xml:space="preserve"> </w:t>
+      </w:r>
+    </w:p>
+    <w:p>
+      <w:pPr>
+        <w:pStyle w:val="DilonStepClarificationList"/>
+        <w:numPr>
+          <w:ilvl w:val="0"/>
+          <w:numId w:val="86"/>
+        </w:numPr>
+      </w:pPr>
+      <w:r>
+        <w:t xml:space="preserve">Simple dirt such as lint or light dust can be blown away before wiping.</w:t>
+      </w:r>
+    </w:p>
+    <w:p>
+      <w:pPr>
+        <w:pStyle w:val="DilonStepClarificationList"/>
+        <w:numPr>
+          <w:ilvl w:val="0"/>
+          <w:numId w:val="86"/>
+        </w:numPr>
+      </w:pPr>
+      <w:r>
+        <w:t xml:space="preserve">Wipe with</w:t>
+      </w:r>
+      <w:r>
+        <w:t xml:space="preserve"> </w:t>
+      </w:r>
+      <w:r>
+        <w:rPr>
+          <w:b/>
+          <w:bCs/>
+        </w:rPr>
+        <w:t xml:space="preserve">IPA</w:t>
+      </w:r>
+      <w:r>
+        <w:t xml:space="preserve"> </w:t>
+      </w:r>
+      <w:r>
+        <w:t xml:space="preserve">and a lint-free cloth.</w:t>
+      </w:r>
+    </w:p>
+    <w:p>
+      <w:pPr>
+        <w:pStyle w:val="Compact"/>
+        <w:numPr>
+          <w:ilvl w:val="1"/>
+          <w:numId w:val="87"/>
+        </w:numPr>
+      </w:pPr>
+      <w:r>
+        <w:t xml:space="preserve">A visible smear does not always mean contamination is present.</w:t>
+      </w:r>
+    </w:p>
+    <w:p>
+      <w:pPr>
+        <w:pStyle w:val="BodyText"/>
+      </w:pPr>
+      <w:r>
+        <w:t xml:space="preserve">A procedure interrupted by prose picks back up automatically within the</w:t>
+      </w:r>
+      <w:r>
+        <w:t xml:space="preserve"> </w:t>
+      </w:r>
+      <w:r>
+        <w:t xml:space="preserve">same Heading 3 subsection - no marker needed - continuing the number</w:t>
+      </w:r>
+      <w:r>
+        <w:t xml:space="preserve"> </w:t>
+      </w:r>
+      <w:r>
+        <w:t xml:space="preserve">sequence above, not restarting at 1:</w:t>
+      </w:r>
+    </w:p>
+    <w:p>
+      <w:pPr>
+        <w:pStyle w:val="BodyText"/>
+      </w:pPr>
+      <w:r>
+        <w:t xml:space="preserve">NOTE: Clean the entire crystal but give special attention to ensure the</w:t>
+      </w:r>
+      <w:r>
+        <w:t xml:space="preserve"> </w:t>
+      </w:r>
+      <w:r>
+        <w:t xml:space="preserve">polished end is free of dust, as that is the bonding surface.</w:t>
+      </w:r>
+    </w:p>
+    <w:p>
+      <w:pPr>
+        <w:pStyle w:val="DilonStepHeading"/>
+      </w:pPr>
+      <w:fldSimple w:instr=" STYLEREF 3 \s ">
+        <w:r>
+          <w:rPr>
+            <w:noProof/>
+          </w:rPr>
+          <w:t>1</w:t>
+        </w:r>
+      </w:fldSimple>
+      <w:r>
+        <w:t>.</w:t>
+      </w:r>
+      <w:fldSimple w:instr=" SEQ DilonStep \* ARABIC \s 3 ">
+        <w:r>
+          <w:rPr>
+            <w:noProof/>
+          </w:rPr>
+          <w:t>1</w:t>
+        </w:r>
+      </w:fldSimple>
+      <w:r>
+        <w:tab/>
+      </w:r>
+      <w:r>
+        <w:t xml:space="preserve">Visually inspect both the crystal and the photomultiplier for any physical defects or anomalies such as scratches, chips, or cracks.</w:t>
+      </w:r>
+    </w:p>
+    <w:p>
+      <w:pPr>
+        <w:pStyle w:val="DilonStepHeading"/>
+      </w:pPr>
+      <w:fldSimple w:instr=" STYLEREF 3 \s ">
+        <w:r>
+          <w:rPr>
+            <w:noProof/>
+          </w:rPr>
+          <w:t>1</w:t>
+        </w:r>
+      </w:fldSimple>
+      <w:r>
+        <w:t>.</w:t>
+      </w:r>
+      <w:fldSimple w:instr=" SEQ DilonStep \* ARABIC \s 3 ">
+        <w:r>
+          <w:rPr>
+            <w:noProof/>
+          </w:rPr>
+          <w:t>1</w:t>
+        </w:r>
+      </w:fldSimple>
+      <w:r>
+        <w:tab/>
+      </w:r>
+      <w:r>
+        <w:t xml:space="preserve">Set the cleaned crystals aside on a clean lint-free cloth for installation later.</w:t>
+      </w:r>
+    </w:p>
+    <w:bookmarkEnd w:id="23"/>
+    <w:bookmarkStart w:id="25" w:name="digit-adjacent-step-text"/>
+    <w:p>
+      <w:pPr>
+        <w:pStyle w:val="Heading3"/>
+      </w:pPr>
+      <w:r>
+        <w:t xml:space="preserve">Digit-Adjacent Step Text</w:t>
+      </w:r>
+    </w:p>
+    <w:p>
+      <w:pPr>
+        <w:pStyle w:val="FirstParagraph"/>
+      </w:pPr>
+      <w:r>
+        <w:t xml:space="preserve">A new Heading 3 always starts step numbering fresh at 1, even while</w:t>
+      </w:r>
+      <w:r>
+        <w:t xml:space="preserve"> </w:t>
+      </w:r>
+      <w:r>
+        <w:t xml:space="preserve">still under the same</w:t>
+      </w:r>
+      <w:r>
+        <w:t xml:space="preserve"> </w:t>
+      </w:r>
+      <w:r>
+        <w:t xml:space="preserve">“Numbered Step List Examples”</w:t>
+      </w:r>
+      <w:r>
+        <w:t xml:space="preserve"> </w:t>
+      </w:r>
+      <w:r>
+        <w:t xml:space="preserve">(Heading 2) section -</w:t>
+      </w:r>
+      <w:r>
+        <w:t xml:space="preserve"> </w:t>
+      </w:r>
+      <w:r>
+        <w:t xml:space="preserve">proving the reset is scoped to Heading 3, not Heading 2. Also exercises</w:t>
+      </w:r>
+      <w:r>
+        <w:t xml:space="preserve"> </w:t>
+      </w:r>
+      <w:r>
+        <w:t xml:space="preserve">a step whose text starts with a number - a common shape in real work</w:t>
+      </w:r>
+      <w:r>
+        <w:t xml:space="preserve"> </w:t>
+      </w:r>
+      <w:r>
+        <w:t xml:space="preserve">instructions (</w:t>
+      </w:r>
+      <w:r>
+        <w:t xml:space="preserve">“5 minutes”</w:t>
+      </w:r>
+      <w:r>
+        <w:t xml:space="preserve">,</w:t>
+      </w:r>
+      <w:r>
+        <w:t xml:space="preserve"> </w:t>
+      </w:r>
+      <w:r>
+        <w:t xml:space="preserve">“10 mA”</w:t>
+      </w:r>
+      <w:r>
+        <w:t xml:space="preserve">) that must not corrupt the step’s own</w:t>
+      </w:r>
+      <w:r>
+        <w:t xml:space="preserve"> </w:t>
+      </w:r>
+      <w:r>
+        <w:t xml:space="preserve">internal numbering:</w:t>
+      </w:r>
+    </w:p>
+    <w:p>
+      <w:pPr>
+        <w:pStyle w:val="DilonStepHeading"/>
+      </w:pPr>
+      <w:fldSimple w:instr=" STYLEREF 3 \s ">
+        <w:r>
+          <w:rPr>
+            <w:noProof/>
+          </w:rPr>
+          <w:t>1</w:t>
+        </w:r>
+      </w:fldSimple>
+      <w:r>
+        <w:t>.</w:t>
+      </w:r>
+      <w:fldSimple w:instr=" SEQ DilonStep \* ARABIC \s 3 ">
+        <w:r>
+          <w:rPr>
+            <w:noProof/>
+          </w:rPr>
+          <w:t>1</w:t>
+        </w:r>
+      </w:fldSimple>
+      <w:r>
+        <w:tab/>
+      </w:r>
+      <w:r>
+        <w:t xml:space="preserve">Apply epoxy to the mounting surface.</w:t>
+      </w:r>
+    </w:p>
+    <w:p>
+      <w:pPr>
+        <w:pStyle w:val="DilonStepHeading"/>
+      </w:pPr>
+      <w:fldSimple w:instr=" STYLEREF 3 \s ">
+        <w:r>
+          <w:rPr>
+            <w:noProof/>
+          </w:rPr>
+          <w:t>1</w:t>
+        </w:r>
+      </w:fldSimple>
+      <w:r>
+        <w:t>.</w:t>
+      </w:r>
+      <w:fldSimple w:instr=" SEQ DilonStep \* ARABIC \s 3 ">
+        <w:r>
+          <w:rPr>
+            <w:noProof/>
+          </w:rPr>
+          <w:t>1</w:t>
+        </w:r>
+      </w:fldSimple>
+      <w:r>
+        <w:tab/>
+      </w:r>
+      <w:r>
+        <w:t xml:space="preserve">5 minutes of curing time is required before proceeding.</w:t>
+      </w:r>
+    </w:p>
+    <w:p>
+      <w:pPr>
+        <w:pStyle w:val="DilonStepHeading"/>
+      </w:pPr>
+      <w:fldSimple w:instr=" STYLEREF 3 \s ">
+        <w:r>
+          <w:rPr>
+            <w:noProof/>
+          </w:rPr>
+          <w:t>1</w:t>
+        </w:r>
+      </w:fldSimple>
+      <w:r>
+        <w:t>.</w:t>
+      </w:r>
+      <w:fldSimple w:instr=" SEQ DilonStep \* ARABIC \s 3 ">
+        <w:r>
+          <w:rPr>
+            <w:noProof/>
+          </w:rPr>
+          <w:t>1</w:t>
+        </w:r>
+      </w:fldSimple>
+      <w:r>
+        <w:tab/>
+      </w:r>
+      <w:r>
+        <w:t xml:space="preserve">24 AWG wire only - do not substitute a heavier gauge.</w:t>
+      </w:r>
+    </w:p>
+    <w:bookmarkEnd w:id="25"/>
+    <w:bookmarkStart w:id="26" w:name="cross-references"/>
+    <w:p>
+      <w:pPr>
+        <w:pStyle w:val="Heading3"/>
+      </w:pPr>
+      <w:r>
+        <w:t xml:space="preserve">Cross-References</w:t>
+      </w:r>
+    </w:p>
+    <w:p>
+      <w:pPr>
+        <w:pStyle w:val="FirstParagraph"/>
+      </w:pPr>
+      <w:r>
+        <w:t xml:space="preserve">Give a step an anchor with</w:t>
+      </w:r>
+      <w:r>
+        <w:t xml:space="preserve"> </w:t>
+      </w:r>
+      <w:r>
+        <w:rPr>
+          <w:rStyle w:val="VerbatimChar"/>
+        </w:rPr>
+        <w:t xml:space="preserve">[]{#step:label}</w:t>
+      </w:r>
+      <w:r>
+        <w:t xml:space="preserve"> </w:t>
+      </w:r>
+      <w:r>
+        <w:t xml:space="preserve">(as done above on</w:t>
+      </w:r>
+      <w:r>
+        <w:t xml:space="preserve"> </w:t>
+      </w:r>
+      <w:r>
+        <w:t xml:space="preserve">“Hold the</w:t>
+      </w:r>
+      <w:r>
+        <w:t xml:space="preserve"> </w:t>
+      </w:r>
+      <w:r>
+        <w:t xml:space="preserve">board by the edges”</w:t>
+      </w:r>
+      <w:r>
+        <w:t xml:space="preserve">), then reference it elsewhere with an</w:t>
+      </w:r>
+      <w:r>
+        <w:t xml:space="preserve"> </w:t>
+      </w:r>
+      <w:r>
+        <w:rPr>
+          <w:b/>
+          <w:bCs/>
+        </w:rPr>
+        <w:t xml:space="preserve">empty-text</w:t>
+      </w:r>
+      <w:r>
+        <w:t xml:space="preserve"> </w:t>
+      </w:r>
+      <w:r>
+        <w:t xml:space="preserve">link - the number fills in live as</w:t>
+      </w:r>
+      <w:r>
+        <w:t xml:space="preserve"> </w:t>
+      </w:r>
+      <w:r>
+        <w:rPr>
+          <w:rStyle w:val="VerbatimChar"/>
+        </w:rPr>
+        <w:t xml:space="preserve">Step &lt;n&gt;.&lt;m&gt;.&lt;p&gt;</w:t>
+      </w:r>
+      <w:r>
+        <w:t xml:space="preserve">, so it stays</w:t>
+      </w:r>
+      <w:r>
+        <w:t xml:space="preserve"> </w:t>
+      </w:r>
+      <w:r>
+        <w:t xml:space="preserve">correct even if steps are added or removed above it:</w:t>
+      </w:r>
+    </w:p>
+    <w:p>
+      <w:pPr>
+        <w:pStyle w:val="BodyText"/>
+      </w:pPr>
+      <w:r>
+        <w:t xml:space="preserve">As described in </w:t>
+      </w:r>
+      <w:r>
+        <w:t xml:space="preserve">Step </w:t>
+      </w:r>
+      <w:r>
+        <w:fldChar w:fldCharType="begin"/>
+      </w:r>
+      <w:r>
+        <w:instrText xml:space="preserve">REF step:hold-board-by-edges \h</w:instrText>
+      </w:r>
+      <w:r>
+        <w:fldChar w:fldCharType="separate"/>
+      </w:r>
+      <w:r>
+        <w:t>1</w:t>
+      </w:r>
+      <w:r>
+        <w:fldChar w:fldCharType="end"/>
+      </w:r>
+      <w:r>
+        <w:t xml:space="preserve">, always support the board by its edges, not its face - see also </w:t>
+      </w:r>
+      <w:r>
+        <w:t xml:space="preserve">Step </w:t>
+      </w:r>
+      <w:r>
+        <w:fldChar w:fldCharType="begin"/>
+      </w:r>
+      <w:r>
+        <w:instrText xml:space="preserve">REF step:hold-board-by-edges \h</w:instrText>
+      </w:r>
+      <w:r>
+        <w:fldChar w:fldCharType="separate"/>
+      </w:r>
+      <w:r>
+        <w:t>1</w:t>
+      </w:r>
+      <w:r>
+        <w:fldChar w:fldCharType="end"/>
+      </w:r>
+      <w:r>
+        <w:t xml:space="preserve"> for the same step referenced a second time in one sentence.</w:t>
+      </w:r>
+    </w:p>
+    <w:p>
+      <w:pPr>
+        <w:pStyle w:val="BodyText"/>
+      </w:pPr>
+      <w:r>
+        <w:t xml:space="preserve">Supplying real link text instead of an empty one is left completely</w:t>
+      </w:r>
+      <w:r>
+        <w:t xml:space="preserve"> </w:t>
+      </w:r>
+      <w:r>
+        <w:t xml:space="preserve">untouched, exactly like a figure or section cross-reference: see</w:t>
+      </w:r>
+      <w:r>
+        <w:t xml:space="preserve"> </w:t>
+      </w:r>
+      <w:hyperlink w:anchor="step:hold-board-by-edges">
+        <w:r>
+          <w:rPr>
+            <w:rStyle w:val="Hyperlink"/>
+          </w:rPr>
+          <w:t xml:space="preserve">the board-handling step</w:t>
+        </w:r>
+      </w:hyperlink>
+      <w:r>
+        <w:t xml:space="preserve"> </w:t>
+      </w:r>
+      <w:r>
+        <w:t xml:space="preserve">above, or</w:t>
+      </w:r>
+      <w:r>
+        <w:t xml:space="preserve"> </w:t>
+      </w:r>
+      <w:hyperlink w:anchor="sec:figures-and-images">
+        <w:r>
+          <w:rPr>
+            <w:rStyle w:val="Hyperlink"/>
+          </w:rPr>
+          <w:t xml:space="preserve">the Figures and Images section</w:t>
+        </w:r>
+      </w:hyperlink>
+      <w:r>
+        <w:t xml:space="preserve"> </w:t>
+      </w:r>
+      <w:r>
+        <w:t xml:space="preserve">below.</w:t>
+      </w:r>
+    </w:p>
+    <w:bookmarkEnd w:id="26"/>
+    <w:bookmarkStart w:id="27" w:name="syntax-shown-as-a-documentation-example"/>
+    <w:p>
+      <w:pPr>
+        <w:pStyle w:val="Heading3"/>
+      </w:pPr>
+      <w:r>
+        <w:t xml:space="preserve">Syntax Shown as a Documentation Example</w:t>
+      </w:r>
+    </w:p>
+    <w:p>
+      <w:pPr>
+        <w:pStyle w:val="FirstParagraph"/>
+      </w:pPr>
+      <w:r>
+        <w:t xml:space="preserve">The</w:t>
+      </w:r>
+      <w:r>
+        <w:t xml:space="preserve"> </w:t>
+      </w:r>
+      <w:r>
+        <w:rPr>
+          <w:rStyle w:val="VerbatimChar"/>
+        </w:rPr>
+        <w:t xml:space="preserve">@@@STEPS@@@</w:t>
+      </w:r>
+      <w:r>
+        <w:t xml:space="preserve"> </w:t>
+      </w:r>
+      <w:r>
+        <w:t xml:space="preserve">marker syntax itself, shown inside a fenced code block</w:t>
+      </w:r>
+      <w:r>
+        <w:t xml:space="preserve"> </w:t>
+      </w:r>
+      <w:r>
+        <w:t xml:space="preserve">for documentation purposes, must render as plain example text - not be</w:t>
+      </w:r>
+      <w:r>
+        <w:t xml:space="preserve"> </w:t>
+      </w:r>
+      <w:r>
+        <w:t xml:space="preserve">converted into a real numbered list:</w:t>
+      </w:r>
+    </w:p>
+    <w:p>
+      <w:pPr>
+        <w:pStyle w:val="SourceCode"/>
+      </w:pPr>
+      <w:r>
+        <w:rPr>
+          <w:rStyle w:val="VerbatimChar"/>
+        </w:rPr>
+        <w:t xml:space="preserve">@@@STEPS@@@</w:t>
+      </w:r>
+      <w:r>
+        <w:br/>
+      </w:r>
+      <w:r>
+        <w:br/>
+      </w:r>
+      <w:r>
+        <w:rPr>
+          <w:rStyle w:val="VerbatimChar"/>
+        </w:rPr>
+        <w:t xml:space="preserve">#. Example step one</w:t>
+      </w:r>
+      <w:r>
+        <w:br/>
+      </w:r>
+      <w:r>
+        <w:rPr>
+          <w:rStyle w:val="VerbatimChar"/>
+        </w:rPr>
+        <w:t xml:space="preserve">#. Example step two</w:t>
+      </w:r>
+      <w:r>
+        <w:br/>
+      </w:r>
+      <w:r>
+        <w:br/>
+      </w:r>
+      <w:r>
+        <w:rPr>
+          <w:rStyle w:val="VerbatimChar"/>
+        </w:rPr>
+        <w:t xml:space="preserve">@@@END_STEPS@@@</w:t>
+      </w:r>
+    </w:p>
+    <w:bookmarkEnd w:id="27"/>
+    <w:bookmarkEnd w:id="22"/>
+    <w:bookmarkStart w:id="28" w:name="second-numbered-step-list-section"/>
+    <w:p>
+      <w:pPr>
+        <w:pStyle w:val="Heading2"/>
+      </w:pPr>
+      <w:r>
+        <w:t xml:space="preserve">Second Numbered Step List Section</w:t>
+      </w:r>
+    </w:p>
+    <w:p>
+      <w:pPr>
+        <w:pStyle w:val="FirstParagraph"/>
+      </w:pPr>
+      <w:r>
+        <w:t xml:space="preserve">A new Heading 2 (with a fresh Heading 3 beneath it) always starts step</w:t>
+      </w:r>
+      <w:r>
+        <w:t xml:space="preserve"> </w:t>
+      </w:r>
+      <w:r>
+        <w:t xml:space="preserve">numbering fresh at 1, regardless of how far the previous section’s</w:t>
+      </w:r>
+      <w:r>
+        <w:t xml:space="preserve"> </w:t>
+      </w:r>
+      <w:r>
+        <w:t xml:space="preserve">steps counted:</w:t>
+      </w:r>
+    </w:p>
+    <w:bookmarkStart w:id="29" w:name="housing-inspection"/>
+    <w:p>
+      <w:pPr>
+        <w:pStyle w:val="Heading3"/>
+      </w:pPr>
+      <w:r>
+        <w:t xml:space="preserve">Housing Inspection</w:t>
+      </w:r>
+    </w:p>
+    <w:p>
+      <w:pPr>
+        <w:pStyle w:val="DilonStepHeading"/>
+      </w:pPr>
+      <w:fldSimple w:instr=" STYLEREF 3 \s ">
+        <w:r>
+          <w:rPr>
+            <w:noProof/>
+          </w:rPr>
+          <w:t>1</w:t>
+        </w:r>
+      </w:fldSimple>
+      <w:r>
+        <w:t>.</w:t>
+      </w:r>
+      <w:fldSimple w:instr=" SEQ DilonStep \* ARABIC \s 3 ">
+        <w:r>
+          <w:rPr>
+            <w:noProof/>
+          </w:rPr>
+          <w:t>1</w:t>
+        </w:r>
+      </w:fldSimple>
+      <w:r>
+        <w:tab/>
+      </w:r>
+      <w:r>
+        <w:t xml:space="preserve">Inspect the housing for visible cracks.</w:t>
+      </w:r>
+    </w:p>
+    <w:p>
+      <w:pPr>
+        <w:pStyle w:val="DilonStepHeading"/>
+      </w:pPr>
+      <w:fldSimple w:instr=" STYLEREF 3 \s ">
+        <w:r>
+          <w:rPr>
+            <w:noProof/>
+          </w:rPr>
+          <w:t>1</w:t>
+        </w:r>
+      </w:fldSimple>
+      <w:r>
+        <w:t>.</w:t>
+      </w:r>
+      <w:fldSimple w:instr=" SEQ DilonStep \* ARABIC \s 3 ">
+        <w:r>
+          <w:rPr>
+            <w:noProof/>
+          </w:rPr>
+          <w:t>1</w:t>
+        </w:r>
+      </w:fldSimple>
+      <w:r>
+        <w:tab/>
+      </w:r>
+      <w:r>
+        <w:t xml:space="preserve">Check that all mounting screws are present.</w:t>
+      </w:r>
+    </w:p>
+    <w:p>
+      <w:pPr>
+        <w:pStyle w:val="DilonStepHeading"/>
+      </w:pPr>
+      <w:fldSimple w:instr=" STYLEREF 3 \s ">
+        <w:r>
+          <w:rPr>
+            <w:noProof/>
+          </w:rPr>
+          <w:t>1</w:t>
+        </w:r>
+      </w:fldSimple>
+      <w:r>
+        <w:t>.</w:t>
+      </w:r>
+      <w:fldSimple w:instr=" SEQ DilonStep \* ARABIC \s 3 ">
+        <w:r>
+          <w:rPr>
+            <w:noProof/>
+          </w:rPr>
+          <w:t>1</w:t>
+        </w:r>
+      </w:fldSimple>
+      <w:r>
+        <w:tab/>
+      </w:r>
+      <w:r>
+        <w:t xml:space="preserve">Torque the mounting screws to 4 in-lb.</w:t>
+      </w:r>
+    </w:p>
+    <w:bookmarkEnd w:id="29"/>
+    <w:bookmarkEnd w:id="28"/>
+    <w:bookmarkStart w:id="30" w:name="sec:figures-and-images"/>
+    <w:p>
+      <w:pPr>
+        <w:pStyle w:val="Heading2"/>
+      </w:pPr>
+      <w:r>
         <w:t xml:space="preserve">Figures and Images</w:t>
       </w:r>
     </w:p>
-    <w:bookmarkStart w:id="22" w:name="figure-with-caption"/>
+    <w:bookmarkEnd w:id="30"/>
+    <w:p>
+      <w:pPr>
+        <w:pStyle w:val="FirstParagraph"/>
+      </w:pPr>
+      <w:r>
+        <w:t xml:space="preserve">This section itself carries a {#sec:figures-and-images} id, matching the forward reference above: see </w:t>
+      </w:r>
+      <w:r>
+        <w:t xml:space="preserve">Section </w:t>
+      </w:r>
+      <w:r>
+        <w:fldChar w:fldCharType="begin"/>
+      </w:r>
+      <w:r>
+        <w:instrText xml:space="preserve">REF sec:figures-and-images \r \h</w:instrText>
+      </w:r>
+      <w:r>
+        <w:fldChar w:fldCharType="separate"/>
+      </w:r>
+      <w:r>
+        <w:t>1</w:t>
+      </w:r>
+      <w:r>
+        <w:fldChar w:fldCharType="end"/>
+      </w:r>
+      <w:r>
+        <w:t xml:space="preserve"> for an empty-text live reference back to this same section.</w:t>
+      </w:r>
+    </w:p>
+    <w:bookmarkStart w:id="31" w:name="figure-with-caption"/>
     <w:p>
       <w:pPr>
         <w:pStyle w:val="Heading3"/>
@@ -3259,15 +3913,15 @@
         <w:t xml:space="preserve">Figure with Caption</w:t>
       </w:r>
     </w:p>
-    <w:bookmarkStart w:id="23" w:name="fig:i2c-bus-topology"/>
     <w:p xmlns:a="http://schemas.openxmlformats.org/drawingml/2006/main" xmlns:pic="http://schemas.openxmlformats.org/drawingml/2006/picture">
       <w:pPr>
         <w:pStyle w:val="CaptionedFigure"/>
+        <w:jc w:val="center"/>
       </w:pPr>
       <w:r>
         <w:drawing>
           <wp:inline>
-            <wp:extent cx="5727700" cy="2863850"/>
+            <wp:extent cx="6184900" cy="3092450"/>
             <wp:effectExtent b="0" l="0" r="0" t="0"/>
             <wp:docPr descr="Complete I2C Bus Topology showing nRF52832 master connected to all peripheral devices." title="" id="1" name="Picture"/>
             <a:graphic>
@@ -3280,7 +3934,7 @@
                     </pic:cNvPicPr>
                   </pic:nvPicPr>
                   <pic:blipFill>
-                    <a:blip r:embed="rId15"/>
+                    <a:blip r:embed="rId19"/>
                     <a:stretch>
                       <a:fillRect/>
                     </a:stretch>
@@ -3288,7 +3942,7 @@
                   <pic:spPr bwMode="auto">
                     <a:xfrm>
                       <a:off x="0" y="0"/>
-                      <a:ext cx="5727700" cy="2863850"/>
+                      <a:ext cx="6184900" cy="3092450"/>
                     </a:xfrm>
                     <a:prstGeom prst="rect">
                       <a:avLst/>
@@ -3311,6 +3965,7 @@
       <w:pPr>
         <w:pStyle w:val="Caption"/>
       </w:pPr>
+      <w:bookmarkStart w:id="32" w:name="fig:i2c-bus-topology"/>
       <w:r>
         <w:t xml:space="preserve">Figure </w:t>
       </w:r>
@@ -3333,28 +3988,15 @@
           <w:t>1</w:t>
         </w:r>
       </w:fldSimple>
+      <w:bookmarkEnd w:id="32"/>
       <w:r>
         <w:t xml:space="preserve"> - Complete I2C Bus Topology showing nRF52832 master connected to all peripheral devices.</w:t>
       </w:r>
     </w:p>
-    <w:bookmarkEnd w:id="21"/>
     <w:p>
       <w:pPr>
         <w:pStyle w:val="BodyText"/>
       </w:pPr>
-      <w:r>
-        <w:rPr>
-          <w:b/>
-          <w:bCs/>
-        </w:rPr>
-        <w:t xml:space="preserve">Note</w:t>
-      </w:r>
-      <w:r>
-        <w:t xml:space="preserve">: The caption above is auto-numbered by the compiler - no number was typed in the markdown. See</w:t>
-      </w:r>
-      <w:r>
-        <w:t xml:space="preserve"> </w:t>
-      </w:r>
       <w:hyperlink w:anchor="fig:i2c-bus-topology">
         <w:r>
           <w:rPr>
@@ -3364,14 +4006,29 @@
         </w:r>
       </w:hyperlink>
       <w:r>
-        <w:t xml:space="preserve"> </w:t>
-      </w:r>
-      <w:r>
-        <w:t xml:space="preserve">for an example of a working figure cross-reference.</w:t>
-      </w:r>
-    </w:p>
-    <w:bookmarkEnd w:id="22"/>
-    <w:bookmarkStart w:id="24" w:name="second-figure-example"/>
+        <w:t xml:space="preserve">Note: The caption above is auto-numbered by the compiler - no number was typed in the markdown. See the figure for an example of a working figure cross-reference, or </w:t>
+      </w:r>
+      <w:r>
+        <w:fldChar w:fldCharType="begin"/>
+      </w:r>
+      <w:r>
+        <w:instrText xml:space="preserve">REF fig:i2c-bus-topology \h</w:instrText>
+      </w:r>
+      <w:r>
+        <w:fldChar w:fldCharType="separate"/>
+      </w:r>
+      <w:r>
+        <w:t>1</w:t>
+      </w:r>
+      <w:r>
+        <w:fldChar w:fldCharType="end"/>
+      </w:r>
+      <w:r>
+        <w:t xml:space="preserve"> for the same figure referenced with an empty-text link (renders as a live “Figure N.M”).</w:t>
+      </w:r>
+    </w:p>
+    <w:bookmarkEnd w:id="31"/>
+    <w:bookmarkStart w:id="33" w:name="second-figure-example"/>
     <w:p>
       <w:pPr>
         <w:pStyle w:val="Heading3"/>
@@ -3380,15 +4037,15 @@
         <w:t xml:space="preserve">Second Figure Example</w:t>
       </w:r>
     </w:p>
-    <w:bookmarkStart w:id="25" w:name="fig:cpld-interface"/>
     <w:p xmlns:a="http://schemas.openxmlformats.org/drawingml/2006/main" xmlns:pic="http://schemas.openxmlformats.org/drawingml/2006/picture">
       <w:pPr>
         <w:pStyle w:val="CaptionedFigure"/>
+        <w:jc w:val="center"/>
       </w:pPr>
       <w:r>
         <w:drawing>
           <wp:inline>
-            <wp:extent cx="5727700" cy="2863850"/>
+            <wp:extent cx="6184900" cy="3092450"/>
             <wp:effectExtent b="0" l="0" r="0" t="0"/>
             <wp:docPr descr="CPLD Interface Architecture via PCA9534 GPIO extenders." title="" id="2" name="Picture"/>
             <a:graphic>
@@ -3401,7 +4058,7 @@
                     </pic:cNvPicPr>
                   </pic:nvPicPr>
                   <pic:blipFill>
-                    <a:blip r:embed="rId16"/>
+                    <a:blip r:embed="rId20"/>
                     <a:stretch>
                       <a:fillRect/>
                     </a:stretch>
@@ -3409,7 +4066,7 @@
                   <pic:spPr bwMode="auto">
                     <a:xfrm>
                       <a:off x="0" y="0"/>
-                      <a:ext cx="5727700" cy="2863850"/>
+                      <a:ext cx="6184900" cy="3092450"/>
                     </a:xfrm>
                     <a:prstGeom prst="rect">
                       <a:avLst/>
@@ -3432,6 +4089,7 @@
       <w:pPr>
         <w:pStyle w:val="Caption"/>
       </w:pPr>
+      <w:bookmarkStart w:id="34" w:name="fig:cpld-interface"/>
       <w:r>
         <w:t xml:space="preserve">Figure </w:t>
       </w:r>
@@ -3454,14 +4112,13 @@
           <w:t>1</w:t>
         </w:r>
       </w:fldSimple>
+      <w:bookmarkEnd w:id="34"/>
       <w:r>
         <w:t xml:space="preserve"> - CPLD Interface Architecture via PCA9534 GPIO extenders.</w:t>
       </w:r>
     </w:p>
-    <w:bookmarkEnd w:id="23"/>
-    <w:bookmarkEnd w:id="24"/>
-    <w:bookmarkEnd w:id="25"/>
-    <w:bookmarkStart w:id="26" w:name="code-and-technical-content"/>
+    <w:bookmarkEnd w:id="33"/>
+    <w:bookmarkStart w:id="35" w:name="code-and-technical-content"/>
     <w:p>
       <w:pPr>
         <w:pStyle w:val="Heading2"/>
@@ -3470,7 +4127,7 @@
         <w:t xml:space="preserve">Code and Technical Content</w:t>
       </w:r>
     </w:p>
-    <w:bookmarkStart w:id="27" w:name="inline-code-examples"/>
+    <w:bookmarkStart w:id="36" w:name="inline-code-examples"/>
     <w:p>
       <w:pPr>
         <w:pStyle w:val="Heading3"/>
@@ -3594,8 +4251,8 @@
         <w:t xml:space="preserve">for normal operation.</w:t>
       </w:r>
     </w:p>
-    <w:bookmarkEnd w:id="26"/>
-    <w:bookmarkStart w:id="28" w:name="code-blocks"/>
+    <w:bookmarkEnd w:id="36"/>
+    <w:bookmarkStart w:id="37" w:name="code-blocks"/>
     <w:p>
       <w:pPr>
         <w:pStyle w:val="Heading3"/>
@@ -3604,7 +4261,7 @@
         <w:t xml:space="preserve">Code Blocks</w:t>
       </w:r>
     </w:p>
-    <w:bookmarkStart w:id="29" w:name="c-code-example"/>
+    <w:bookmarkStart w:id="38" w:name="c-code-example"/>
     <w:p>
       <w:pPr>
         <w:pStyle w:val="Heading4"/>
@@ -3672,8 +4329,8 @@
         <w:t xml:space="preserve">}</w:t>
       </w:r>
     </w:p>
-    <w:bookmarkEnd w:id="27"/>
-    <w:bookmarkStart w:id="30" w:name="python-code-example"/>
+    <w:bookmarkEnd w:id="38"/>
+    <w:bookmarkStart w:id="39" w:name="python-code-example"/>
     <w:p>
       <w:pPr>
         <w:pStyle w:val="Heading4"/>
@@ -3792,8 +4449,8 @@
         <w:t xml:space="preserve">    return crc</w:t>
       </w:r>
     </w:p>
-    <w:bookmarkEnd w:id="28"/>
-    <w:bookmarkStart w:id="31" w:name="bashshell-commands"/>
+    <w:bookmarkEnd w:id="39"/>
+    <w:bookmarkStart w:id="40" w:name="bashshell-commands"/>
     <w:p>
       <w:pPr>
         <w:pStyle w:val="Heading4"/>
@@ -3806,27 +4463,6 @@
       <w:pPr>
         <w:pStyle w:val="SourceCode"/>
       </w:pPr>
-      <w:r>
-        <w:rPr>
-          <w:rStyle w:val="VerbatimChar"/>
-        </w:rPr>
-        <w:t xml:space="preserve"># Generate PlantUML diagram</w:t>
-      </w:r>
-      <w:r>
-        <w:br/>
-      </w:r>
-      <w:r>
-        <w:rPr>
-          <w:rStyle w:val="VerbatimChar"/>
-        </w:rPr>
-        <w:t xml:space="preserve">plantuml -tpng diagram.puml</w:t>
-      </w:r>
-      <w:r>
-        <w:br/>
-      </w:r>
-      <w:r>
-        <w:br/>
-      </w:r>
       <w:r>
         <w:rPr>
           <w:rStyle w:val="VerbatimChar"/>
@@ -3864,8 +4500,8 @@
         <w:t xml:space="preserve">Compile-DilonDoc input.md</w:t>
       </w:r>
     </w:p>
-    <w:bookmarkEnd w:id="29"/>
-    <w:bookmarkStart w:id="32" w:name="vhdl-code-example"/>
+    <w:bookmarkEnd w:id="40"/>
+    <w:bookmarkStart w:id="41" w:name="vhdl-code-example"/>
     <w:p>
       <w:pPr>
         <w:pStyle w:val="Heading4"/>
@@ -3942,8 +4578,8 @@
         <w:t xml:space="preserve">end counter;</w:t>
       </w:r>
     </w:p>
-    <w:bookmarkEnd w:id="30"/>
-    <w:bookmarkStart w:id="33" w:name="plain-text-block-no-language-identifier"/>
+    <w:bookmarkEnd w:id="41"/>
+    <w:bookmarkStart w:id="42" w:name="plain-text-block-no-language-identifier"/>
     <w:p>
       <w:pPr>
         <w:pStyle w:val="Heading4"/>
@@ -4002,8 +4638,8 @@
         <w:t xml:space="preserve">Line 3</w:t>
       </w:r>
     </w:p>
-    <w:bookmarkEnd w:id="31"/>
-    <w:bookmarkStart w:id="34" w:name="custom-styled-single-paragraph"/>
+    <w:bookmarkEnd w:id="42"/>
+    <w:bookmarkStart w:id="43" w:name="custom-styled-single-paragraph"/>
     <w:p>
       <w:pPr>
         <w:pStyle w:val="Heading4"/>
@@ -4073,8 +4709,8 @@
         <w:t xml:space="preserve">markers apply the SourceCode style to the paragraph between them. Both markers are automatically removed in the final Word document.</w:t>
       </w:r>
     </w:p>
-    <w:bookmarkEnd w:id="32"/>
-    <w:bookmarkStart w:id="35" w:name="custom-styled-multiple-paragraphs"/>
+    <w:bookmarkEnd w:id="43"/>
+    <w:bookmarkStart w:id="44" w:name="custom-styled-multiple-paragraphs"/>
     <w:p>
       <w:pPr>
         <w:pStyle w:val="Heading4"/>
@@ -4167,8 +4803,8 @@
         <w:t xml:space="preserve">receive the specified formatting. Both markers are automatically removed from the final document.</w:t>
       </w:r>
     </w:p>
-    <w:bookmarkEnd w:id="33"/>
-    <w:bookmarkStart w:id="36" w:name="Xaa353934e7da4835b0ae30c00f2a9432d996178"/>
+    <w:bookmarkEnd w:id="44"/>
+    <w:bookmarkStart w:id="45" w:name="Xaa353934e7da4835b0ae30c00f2a9432d996178"/>
     <w:p>
       <w:pPr>
         <w:pStyle w:val="Heading4"/>
@@ -4208,8 +4844,8 @@
         <w:t xml:space="preserve">: When both markers are on the same line, only that single paragraph receives the style.</w:t>
       </w:r>
     </w:p>
-    <w:bookmarkEnd w:id="34"/>
-    <w:bookmarkStart w:id="37" w:name="start-marker-alone-in-paragraph"/>
+    <w:bookmarkEnd w:id="45"/>
+    <w:bookmarkStart w:id="46" w:name="start-marker-alone-in-paragraph"/>
     <w:p>
       <w:pPr>
         <w:pStyle w:val="Heading4"/>
@@ -4249,8 +4885,8 @@
         <w:t xml:space="preserve">: The START marker paragraph contains only the marker (after Pandoc processing with blank lines).</w:t>
       </w:r>
     </w:p>
-    <w:bookmarkEnd w:id="35"/>
-    <w:bookmarkStart w:id="38" w:name="end-marker-alone-in-paragraph"/>
+    <w:bookmarkEnd w:id="46"/>
+    <w:bookmarkStart w:id="47" w:name="end-marker-alone-in-paragraph"/>
     <w:p>
       <w:pPr>
         <w:pStyle w:val="Heading4"/>
@@ -4290,9 +4926,9 @@
         <w:t xml:space="preserve">: The END marker paragraph contains only the marker (after Pandoc processing with blank lines).</w:t>
       </w:r>
     </w:p>
-    <w:bookmarkEnd w:id="36"/>
+    <w:bookmarkEnd w:id="47"/>
     <w:bookmarkEnd w:id="37"/>
-    <w:bookmarkStart w:id="39" w:name="register-and-bit-field-notation"/>
+    <w:bookmarkStart w:id="48" w:name="register-and-bit-field-notation"/>
     <w:p>
       <w:pPr>
         <w:pStyle w:val="Heading3"/>
@@ -4314,7 +4950,7 @@
         <w:pStyle w:val="Compact"/>
         <w:numPr>
           <w:ilvl w:val="0"/>
-          <w:numId w:val="78"/>
+          <w:numId w:val="88"/>
         </w:numPr>
       </w:pPr>
       <w:r>
@@ -4341,7 +4977,7 @@
         <w:pStyle w:val="Compact"/>
         <w:numPr>
           <w:ilvl w:val="0"/>
-          <w:numId w:val="78"/>
+          <w:numId w:val="88"/>
         </w:numPr>
       </w:pPr>
       <w:r>
@@ -4380,7 +5016,7 @@
         <w:pStyle w:val="Compact"/>
         <w:numPr>
           <w:ilvl w:val="0"/>
-          <w:numId w:val="78"/>
+          <w:numId w:val="88"/>
         </w:numPr>
       </w:pPr>
       <w:r>
@@ -4422,7 +5058,7 @@
         <w:pStyle w:val="Compact"/>
         <w:numPr>
           <w:ilvl w:val="0"/>
-          <w:numId w:val="78"/>
+          <w:numId w:val="88"/>
         </w:numPr>
       </w:pPr>
       <w:r>
@@ -4449,7 +5085,7 @@
         <w:pStyle w:val="Compact"/>
         <w:numPr>
           <w:ilvl w:val="0"/>
-          <w:numId w:val="78"/>
+          <w:numId w:val="88"/>
         </w:numPr>
       </w:pPr>
       <w:r>
@@ -4476,7 +5112,7 @@
         <w:pStyle w:val="Compact"/>
         <w:numPr>
           <w:ilvl w:val="0"/>
-          <w:numId w:val="78"/>
+          <w:numId w:val="88"/>
         </w:numPr>
       </w:pPr>
       <w:r>
@@ -4540,9 +5176,9 @@
         <w:t xml:space="preserve">STOP</w:t>
       </w:r>
     </w:p>
-    <w:bookmarkEnd w:id="38"/>
-    <w:bookmarkEnd w:id="39"/>
-    <w:bookmarkStart w:id="40" w:name="text-emphasis-and-formatting"/>
+    <w:bookmarkEnd w:id="48"/>
+    <w:bookmarkEnd w:id="35"/>
+    <w:bookmarkStart w:id="49" w:name="text-emphasis-and-formatting"/>
     <w:p>
       <w:pPr>
         <w:pStyle w:val="Heading2"/>
@@ -4551,7 +5187,7 @@
         <w:t xml:space="preserve">Text Emphasis and Formatting</w:t>
       </w:r>
     </w:p>
-    <w:bookmarkStart w:id="41" w:name="bold-text"/>
+    <w:bookmarkStart w:id="50" w:name="bold-text"/>
     <w:p>
       <w:pPr>
         <w:pStyle w:val="Heading3"/>
@@ -4629,8 +5265,8 @@
         <w:t xml:space="preserve">: Bold the first mention of key technical terms.</w:t>
       </w:r>
     </w:p>
-    <w:bookmarkEnd w:id="40"/>
-    <w:bookmarkStart w:id="42" w:name="italic-text"/>
+    <w:bookmarkEnd w:id="50"/>
+    <w:bookmarkStart w:id="51" w:name="italic-text"/>
     <w:p>
       <w:pPr>
         <w:pStyle w:val="Heading3"/>
@@ -4700,8 +5336,8 @@
         <w:t xml:space="preserve">.</w:t>
       </w:r>
     </w:p>
-    <w:bookmarkEnd w:id="41"/>
-    <w:bookmarkStart w:id="43" w:name="bold-and-italic-combined"/>
+    <w:bookmarkEnd w:id="51"/>
+    <w:bookmarkStart w:id="52" w:name="bold-and-italic-combined"/>
     <w:p>
       <w:pPr>
         <w:pStyle w:val="Heading3"/>
@@ -4770,9 +5406,9 @@
         <w:t xml:space="preserve">: This operation cannot be undone.</w:t>
       </w:r>
     </w:p>
-    <w:bookmarkEnd w:id="42"/>
-    <w:bookmarkEnd w:id="43"/>
-    <w:bookmarkStart w:id="44" w:name="links-and-cross-references"/>
+    <w:bookmarkEnd w:id="52"/>
+    <w:bookmarkEnd w:id="49"/>
+    <w:bookmarkStart w:id="53" w:name="links-and-cross-references"/>
     <w:p>
       <w:pPr>
         <w:pStyle w:val="Heading2"/>
@@ -4781,7 +5417,7 @@
         <w:t xml:space="preserve">Links and Cross-References</w:t>
       </w:r>
     </w:p>
-    <w:bookmarkStart w:id="45" w:name="external-links"/>
+    <w:bookmarkStart w:id="54" w:name="external-links"/>
     <w:p>
       <w:pPr>
         <w:pStyle w:val="Heading3"/>
@@ -4800,7 +5436,7 @@
       <w:r>
         <w:t xml:space="preserve"> </w:t>
       </w:r>
-      <w:hyperlink r:id="rId17">
+      <w:hyperlink r:id="rId21">
         <w:r>
           <w:rPr>
             <w:rStyle w:val="Hyperlink"/>
@@ -4822,7 +5458,7 @@
       <w:r>
         <w:t xml:space="preserve"> </w:t>
       </w:r>
-      <w:hyperlink r:id="rId18">
+      <w:hyperlink r:id="rId22">
         <w:r>
           <w:rPr>
             <w:rStyle w:val="Hyperlink"/>
@@ -4847,7 +5483,7 @@
       <w:r>
         <w:t xml:space="preserve"> </w:t>
       </w:r>
-      <w:hyperlink r:id="rId19">
+      <w:hyperlink r:id="rId23">
         <w:r>
           <w:rPr>
             <w:rStyle w:val="Hyperlink"/>
@@ -4862,8 +5498,8 @@
         <w:t xml:space="preserve">for protocol details.</w:t>
       </w:r>
     </w:p>
-    <w:bookmarkEnd w:id="44"/>
-    <w:bookmarkStart w:id="46" w:name="internal-cross-references"/>
+    <w:bookmarkEnd w:id="54"/>
+    <w:bookmarkStart w:id="55" w:name="internal-cross-references"/>
     <w:p>
       <w:pPr>
         <w:pStyle w:val="Heading3"/>
@@ -5124,8 +5760,8 @@
         <w:t xml:space="preserve">.</w:t>
       </w:r>
     </w:p>
-    <w:bookmarkEnd w:id="45"/>
-    <w:bookmarkStart w:id="47" w:name="code-references"/>
+    <w:bookmarkEnd w:id="55"/>
+    <w:bookmarkStart w:id="56" w:name="code-references"/>
     <w:p>
       <w:pPr>
         <w:pStyle w:val="Heading3"/>
@@ -5238,9 +5874,9 @@
         <w:t xml:space="preserve">main.c:315</w:t>
       </w:r>
     </w:p>
-    <w:bookmarkEnd w:id="46"/>
-    <w:bookmarkEnd w:id="47"/>
-    <w:bookmarkStart w:id="48" w:name="notes-warnings-and-callouts"/>
+    <w:bookmarkEnd w:id="56"/>
+    <w:bookmarkEnd w:id="53"/>
+    <w:bookmarkStart w:id="57" w:name="notes-warnings-and-callouts"/>
     <w:p>
       <w:pPr>
         <w:pStyle w:val="Heading2"/>
@@ -5249,7 +5885,7 @@
         <w:t xml:space="preserve">Notes, Warnings, and Callouts</w:t>
       </w:r>
     </w:p>
-    <w:bookmarkStart w:id="49" w:name="simple-notes"/>
+    <w:bookmarkStart w:id="58" w:name="simple-notes"/>
     <w:p>
       <w:pPr>
         <w:pStyle w:val="Heading3"/>
@@ -5288,8 +5924,8 @@
         <w:t xml:space="preserve">: Always check device address before initiating communication.</w:t>
       </w:r>
     </w:p>
-    <w:bookmarkEnd w:id="48"/>
-    <w:bookmarkStart w:id="50" w:name="important-and-warning-callouts"/>
+    <w:bookmarkEnd w:id="58"/>
+    <w:bookmarkStart w:id="59" w:name="important-and-warning-callouts"/>
     <w:p>
       <w:pPr>
         <w:pStyle w:val="Heading3"/>
@@ -5343,8 +5979,8 @@
         <w:t xml:space="preserve">: Electrostatic discharge (ESD) sensitive components. Use proper grounding.</w:t>
       </w:r>
     </w:p>
-    <w:bookmarkEnd w:id="49"/>
-    <w:bookmarkStart w:id="51" w:name="block-quotes"/>
+    <w:bookmarkEnd w:id="59"/>
+    <w:bookmarkStart w:id="60" w:name="block-quotes"/>
     <w:p>
       <w:pPr>
         <w:pStyle w:val="Heading3"/>
@@ -5415,9 +6051,9 @@
         <w:t xml:space="preserve">must ensure proper timing to avoid bus contention.</w:t>
       </w:r>
     </w:p>
-    <w:bookmarkEnd w:id="50"/>
-    <w:bookmarkEnd w:id="51"/>
-    <w:bookmarkStart w:id="52" w:name="spacing-and-line-break-examples"/>
+    <w:bookmarkEnd w:id="60"/>
+    <w:bookmarkEnd w:id="57"/>
+    <w:bookmarkStart w:id="61" w:name="spacing-and-line-break-examples"/>
     <w:p>
       <w:pPr>
         <w:pStyle w:val="Heading2"/>
@@ -5426,7 +6062,7 @@
         <w:t xml:space="preserve">Spacing and Line Break Examples</w:t>
       </w:r>
     </w:p>
-    <w:bookmarkStart w:id="53" w:name="paragraph-spacing"/>
+    <w:bookmarkStart w:id="62" w:name="paragraph-spacing"/>
     <w:p>
       <w:pPr>
         <w:pStyle w:val="Heading3"/>
@@ -5472,7 +6108,7 @@
         <w:pStyle w:val="Compact"/>
         <w:numPr>
           <w:ilvl w:val="0"/>
-          <w:numId w:val="79"/>
+          <w:numId w:val="89"/>
         </w:numPr>
       </w:pPr>
       <w:r>
@@ -5484,7 +6120,7 @@
         <w:pStyle w:val="Compact"/>
         <w:numPr>
           <w:ilvl w:val="0"/>
-          <w:numId w:val="79"/>
+          <w:numId w:val="89"/>
         </w:numPr>
       </w:pPr>
       <w:r>
@@ -5496,7 +6132,7 @@
         <w:pStyle w:val="Compact"/>
         <w:numPr>
           <w:ilvl w:val="0"/>
-          <w:numId w:val="79"/>
+          <w:numId w:val="89"/>
         </w:numPr>
       </w:pPr>
       <w:r>
@@ -5511,8 +6147,8 @@
         <w:t xml:space="preserve">And this paragraph follows the list with proper spacing.</w:t>
       </w:r>
     </w:p>
-    <w:bookmarkEnd w:id="52"/>
-    <w:bookmarkStart w:id="54" w:name="section-break-with-horizontal-rule"/>
+    <w:bookmarkEnd w:id="62"/>
+    <w:bookmarkStart w:id="63" w:name="section-break-with-horizontal-rule"/>
     <w:p>
       <w:pPr>
         <w:pStyle w:val="Heading3"/>
@@ -5551,9 +6187,9 @@
         </w:pict>
       </w:r>
     </w:p>
-    <w:bookmarkEnd w:id="53"/>
-    <w:bookmarkEnd w:id="54"/>
-    <w:bookmarkStart w:id="55" w:name="special-pandoc-features"/>
+    <w:bookmarkEnd w:id="63"/>
+    <w:bookmarkEnd w:id="61"/>
+    <w:bookmarkStart w:id="64" w:name="special-pandoc-features"/>
     <w:p>
       <w:pPr>
         <w:pStyle w:val="Heading2"/>
@@ -5562,7 +6198,7 @@
         <w:t xml:space="preserve">Special Pandoc Features</w:t>
       </w:r>
     </w:p>
-    <w:bookmarkStart w:id="56" w:name="math-equations"/>
+    <w:bookmarkStart w:id="65" w:name="math-equations"/>
     <w:p>
       <w:pPr>
         <w:pStyle w:val="Heading3"/>
@@ -5975,8 +6611,8 @@
         </m:oMath>
       </m:oMathPara>
     </w:p>
-    <w:bookmarkEnd w:id="55"/>
-    <w:bookmarkStart w:id="57" w:name="footnotes"/>
+    <w:bookmarkEnd w:id="65"/>
+    <w:bookmarkStart w:id="66" w:name="footnotes"/>
     <w:p>
       <w:pPr>
         <w:pStyle w:val="Heading3"/>
@@ -6036,9 +6672,9 @@
         <w:footnoteReference w:id="5"/>
       </w:r>
     </w:p>
-    <w:bookmarkEnd w:id="56"/>
-    <w:bookmarkEnd w:id="57"/>
-    <w:bookmarkStart w:id="58" w:name="requirements-traceability-example"/>
+    <w:bookmarkEnd w:id="66"/>
+    <w:bookmarkEnd w:id="64"/>
+    <w:bookmarkStart w:id="67" w:name="requirements-traceability-example"/>
     <w:p>
       <w:pPr>
         <w:pStyle w:val="Heading2"/>
@@ -6047,7 +6683,7 @@
         <w:t xml:space="preserve">Requirements Traceability Example</w:t>
       </w:r>
     </w:p>
-    <w:bookmarkStart w:id="59" w:name="functional-requirements"/>
+    <w:bookmarkStart w:id="68" w:name="functional-requirements"/>
     <w:p>
       <w:pPr>
         <w:pStyle w:val="Heading3"/>
@@ -6061,7 +6697,7 @@
         <w:pStyle w:val="Compact"/>
         <w:numPr>
           <w:ilvl w:val="0"/>
-          <w:numId w:val="80"/>
+          <w:numId w:val="90"/>
         </w:numPr>
       </w:pPr>
       <w:r>
@@ -6080,7 +6716,7 @@
         <w:pStyle w:val="Compact"/>
         <w:numPr>
           <w:ilvl w:val="0"/>
-          <w:numId w:val="80"/>
+          <w:numId w:val="90"/>
         </w:numPr>
       </w:pPr>
       <w:r>
@@ -6099,7 +6735,7 @@
         <w:pStyle w:val="Compact"/>
         <w:numPr>
           <w:ilvl w:val="0"/>
-          <w:numId w:val="80"/>
+          <w:numId w:val="90"/>
         </w:numPr>
       </w:pPr>
       <w:r>
@@ -6118,7 +6754,7 @@
         <w:pStyle w:val="Compact"/>
         <w:numPr>
           <w:ilvl w:val="0"/>
-          <w:numId w:val="80"/>
+          <w:numId w:val="90"/>
         </w:numPr>
       </w:pPr>
       <w:r>
@@ -6132,8 +6768,8 @@
         <w:t xml:space="preserve">: System SHALL retry failed I2C transactions up to 3 times before reporting failure</w:t>
       </w:r>
     </w:p>
-    <w:bookmarkEnd w:id="58"/>
-    <w:bookmarkStart w:id="60" w:name="non-functional-requirements"/>
+    <w:bookmarkEnd w:id="68"/>
+    <w:bookmarkStart w:id="69" w:name="non-functional-requirements"/>
     <w:p>
       <w:pPr>
         <w:pStyle w:val="Heading3"/>
@@ -6147,7 +6783,7 @@
         <w:pStyle w:val="Compact"/>
         <w:numPr>
           <w:ilvl w:val="0"/>
-          <w:numId w:val="81"/>
+          <w:numId w:val="91"/>
         </w:numPr>
       </w:pPr>
       <w:r>
@@ -6166,7 +6802,7 @@
         <w:pStyle w:val="Compact"/>
         <w:numPr>
           <w:ilvl w:val="0"/>
-          <w:numId w:val="81"/>
+          <w:numId w:val="91"/>
         </w:numPr>
       </w:pPr>
       <w:r>
@@ -6185,7 +6821,7 @@
         <w:pStyle w:val="Compact"/>
         <w:numPr>
           <w:ilvl w:val="0"/>
-          <w:numId w:val="81"/>
+          <w:numId w:val="91"/>
         </w:numPr>
       </w:pPr>
       <w:r>
@@ -6199,9 +6835,9 @@
         <w:t xml:space="preserve">: I2C driver SHALL be thread-safe for multi-threaded environments</w:t>
       </w:r>
     </w:p>
-    <w:bookmarkEnd w:id="59"/>
-    <w:bookmarkEnd w:id="60"/>
-    <w:bookmarkStart w:id="61" w:name="references-and-documentation"/>
+    <w:bookmarkEnd w:id="69"/>
+    <w:bookmarkEnd w:id="67"/>
+    <w:bookmarkStart w:id="70" w:name="references-and-documentation"/>
     <w:p>
       <w:pPr>
         <w:pStyle w:val="Heading2"/>
@@ -6210,7 +6846,7 @@
         <w:t xml:space="preserve">References and Documentation</w:t>
       </w:r>
     </w:p>
-    <w:bookmarkStart w:id="62" w:name="internal-documents"/>
+    <w:bookmarkStart w:id="71" w:name="internal-documents"/>
     <w:p>
       <w:pPr>
         <w:pStyle w:val="Heading3"/>
@@ -6224,7 +6860,7 @@
         <w:pStyle w:val="Compact"/>
         <w:numPr>
           <w:ilvl w:val="0"/>
-          <w:numId w:val="82"/>
+          <w:numId w:val="92"/>
         </w:numPr>
       </w:pPr>
       <w:r>
@@ -6252,7 +6888,7 @@
         <w:pStyle w:val="Compact"/>
         <w:numPr>
           <w:ilvl w:val="0"/>
-          <w:numId w:val="82"/>
+          <w:numId w:val="92"/>
         </w:numPr>
       </w:pPr>
       <w:r>
@@ -6280,7 +6916,7 @@
         <w:pStyle w:val="Compact"/>
         <w:numPr>
           <w:ilvl w:val="0"/>
-          <w:numId w:val="82"/>
+          <w:numId w:val="92"/>
         </w:numPr>
       </w:pPr>
       <w:r>
@@ -6303,8 +6939,8 @@
         <w:t xml:space="preserve">dilon_counter/include/device_config.h</w:t>
       </w:r>
     </w:p>
-    <w:bookmarkEnd w:id="61"/>
-    <w:bookmarkStart w:id="63" w:name="external-datasheets-and-standards"/>
+    <w:bookmarkEnd w:id="71"/>
+    <w:bookmarkStart w:id="72" w:name="external-datasheets-and-standards"/>
     <w:p>
       <w:pPr>
         <w:pStyle w:val="Heading3"/>
@@ -6318,7 +6954,7 @@
         <w:pStyle w:val="Compact"/>
         <w:numPr>
           <w:ilvl w:val="0"/>
-          <w:numId w:val="83"/>
+          <w:numId w:val="93"/>
         </w:numPr>
       </w:pPr>
       <w:r>
@@ -6337,7 +6973,7 @@
         <w:pStyle w:val="Compact"/>
         <w:numPr>
           <w:ilvl w:val="0"/>
-          <w:numId w:val="83"/>
+          <w:numId w:val="93"/>
         </w:numPr>
       </w:pPr>
       <w:r>
@@ -6356,7 +6992,7 @@
         <w:pStyle w:val="Compact"/>
         <w:numPr>
           <w:ilvl w:val="0"/>
-          <w:numId w:val="83"/>
+          <w:numId w:val="93"/>
         </w:numPr>
       </w:pPr>
       <w:r>
@@ -6375,7 +7011,7 @@
         <w:pStyle w:val="Compact"/>
         <w:numPr>
           <w:ilvl w:val="0"/>
-          <w:numId w:val="83"/>
+          <w:numId w:val="93"/>
         </w:numPr>
       </w:pPr>
       <w:r>
@@ -6389,8 +7025,8 @@
         <w:t xml:space="preserve">: NXP UM10204, I2C-bus specification and user manual Rev 7.0</w:t>
       </w:r>
     </w:p>
-    <w:bookmarkEnd w:id="62"/>
-    <w:bookmarkStart w:id="64" w:name="regulatory-standards"/>
+    <w:bookmarkEnd w:id="72"/>
+    <w:bookmarkStart w:id="73" w:name="regulatory-standards"/>
     <w:p>
       <w:pPr>
         <w:pStyle w:val="Heading3"/>
@@ -6404,7 +7040,7 @@
         <w:pStyle w:val="Compact"/>
         <w:numPr>
           <w:ilvl w:val="0"/>
-          <w:numId w:val="84"/>
+          <w:numId w:val="94"/>
         </w:numPr>
       </w:pPr>
       <w:r>
@@ -6423,7 +7059,7 @@
         <w:pStyle w:val="Compact"/>
         <w:numPr>
           <w:ilvl w:val="0"/>
-          <w:numId w:val="84"/>
+          <w:numId w:val="94"/>
         </w:numPr>
       </w:pPr>
       <w:r>
@@ -6442,7 +7078,7 @@
         <w:pStyle w:val="Compact"/>
         <w:numPr>
           <w:ilvl w:val="0"/>
-          <w:numId w:val="84"/>
+          <w:numId w:val="94"/>
         </w:numPr>
       </w:pPr>
       <w:r>
@@ -6456,9 +7092,9 @@
         <w:t xml:space="preserve">: Quality System Regulation</w:t>
       </w:r>
     </w:p>
-    <w:bookmarkEnd w:id="63"/>
-    <w:bookmarkEnd w:id="64"/>
-    <w:bookmarkStart w:id="65" w:name="revision-history-summary"/>
+    <w:bookmarkEnd w:id="73"/>
+    <w:bookmarkEnd w:id="70"/>
+    <w:bookmarkStart w:id="74" w:name="revision-history-summary"/>
     <w:p>
       <w:pPr>
         <w:pStyle w:val="Heading2"/>
@@ -6639,8 +7275,8 @@
         </w:tc>
       </w:tr>
     </w:tbl>
-    <w:bookmarkEnd w:id="65"/>
-    <w:bookmarkStart w:id="66" w:name="automatic-section-numbering-verification"/>
+    <w:bookmarkEnd w:id="74"/>
+    <w:bookmarkStart w:id="75" w:name="automatic-section-numbering-verification"/>
     <w:p>
       <w:pPr>
         <w:pStyle w:val="Heading2"/>
@@ -6698,7 +7334,7 @@
         <w:pStyle w:val="BodyText"/>
       </w:pPr>
       <w:r>
-        <w:t xml:space="preserve">This is the 15th major (</w:t>
+        <w:t xml:space="preserve">This is the 17th major (</w:t>
       </w:r>
       <w:r>
         <w:rPr>
@@ -6717,10 +7353,10 @@
           <w:b/>
           <w:bCs/>
         </w:rPr>
-        <w:t xml:space="preserve">15.</w:t>
-      </w:r>
-    </w:p>
-    <w:bookmarkStart w:id="67" w:name="first-subsection"/>
+        <w:t xml:space="preserve">17.</w:t>
+      </w:r>
+    </w:p>
+    <w:bookmarkStart w:id="76" w:name="first-subsection"/>
     <w:p>
       <w:pPr>
         <w:pStyle w:val="Heading3"/>
@@ -6744,10 +7380,10 @@
           <w:b/>
           <w:bCs/>
         </w:rPr>
-        <w:t xml:space="preserve">15.1</w:t>
-      </w:r>
-    </w:p>
-    <w:bookmarkStart w:id="68" w:name="first-nested-item"/>
+        <w:t xml:space="preserve">17.1</w:t>
+      </w:r>
+    </w:p>
+    <w:bookmarkStart w:id="77" w:name="first-nested-item"/>
     <w:p>
       <w:pPr>
         <w:pStyle w:val="Heading4"/>
@@ -6771,11 +7407,11 @@
           <w:b/>
           <w:bCs/>
         </w:rPr>
-        <w:t xml:space="preserve">15.1.1</w:t>
-      </w:r>
-    </w:p>
-    <w:bookmarkEnd w:id="66"/>
-    <w:bookmarkStart w:id="69" w:name="second-nested-item"/>
+        <w:t xml:space="preserve">17.1.1</w:t>
+      </w:r>
+    </w:p>
+    <w:bookmarkEnd w:id="77"/>
+    <w:bookmarkStart w:id="78" w:name="second-nested-item"/>
     <w:p>
       <w:pPr>
         <w:pStyle w:val="Heading4"/>
@@ -6799,7 +7435,7 @@
           <w:b/>
           <w:bCs/>
         </w:rPr>
-        <w:t xml:space="preserve">15.1.2</w:t>
+        <w:t xml:space="preserve">17.1.2</w:t>
       </w:r>
       <w:r>
         <w:t xml:space="preserve"> </w:t>
@@ -6808,9 +7444,9 @@
         <w:t xml:space="preserve">— proves the sub-subsection counter increments across siblings under the same subsection.</w:t>
       </w:r>
     </w:p>
-    <w:bookmarkEnd w:id="67"/>
-    <w:bookmarkEnd w:id="68"/>
-    <w:bookmarkStart w:id="70" w:name="second-subsection"/>
+    <w:bookmarkEnd w:id="78"/>
+    <w:bookmarkEnd w:id="76"/>
+    <w:bookmarkStart w:id="79" w:name="second-subsection"/>
     <w:p>
       <w:pPr>
         <w:pStyle w:val="Heading3"/>
@@ -6834,10 +7470,10 @@
           <w:b/>
           <w:bCs/>
         </w:rPr>
-        <w:t xml:space="preserve">15.2</w:t>
-      </w:r>
-    </w:p>
-    <w:bookmarkStart w:id="71" w:name="first-nested-item-1"/>
+        <w:t xml:space="preserve">17.2</w:t>
+      </w:r>
+    </w:p>
+    <w:bookmarkStart w:id="80" w:name="first-nested-item-1"/>
     <w:p>
       <w:pPr>
         <w:pStyle w:val="Heading4"/>
@@ -6861,7 +7497,7 @@
           <w:b/>
           <w:bCs/>
         </w:rPr>
-        <w:t xml:space="preserve">15.2.1</w:t>
+        <w:t xml:space="preserve">17.2.1</w:t>
       </w:r>
       <w:r>
         <w:t xml:space="preserve"> </w:t>
@@ -6879,12 +7515,12 @@
         <w:t xml:space="preserve"> </w:t>
       </w:r>
       <w:r>
-        <w:t xml:space="preserve">from the previous subsection on purpose: the counter must reset to 1 here rather than continuing as 15.1.3.</w:t>
-      </w:r>
-    </w:p>
-    <w:bookmarkEnd w:id="69"/>
-    <w:bookmarkEnd w:id="70"/>
-    <w:bookmarkStart w:id="72" w:name="third-subsection"/>
+        <w:t xml:space="preserve">from the previous subsection on purpose: the counter must reset to 1 here rather than continuing as 17.1.3.</w:t>
+      </w:r>
+    </w:p>
+    <w:bookmarkEnd w:id="80"/>
+    <w:bookmarkEnd w:id="79"/>
+    <w:bookmarkStart w:id="81" w:name="third-subsection"/>
     <w:p>
       <w:pPr>
         <w:pStyle w:val="Heading3"/>
@@ -6908,7 +7544,7 @@
           <w:b/>
           <w:bCs/>
         </w:rPr>
-        <w:t xml:space="preserve">15.3</w:t>
+        <w:t xml:space="preserve">17.3</w:t>
       </w:r>
     </w:p>
     <w:p>
@@ -6934,9 +7570,9 @@
         <w:t xml:space="preserve">children, proving a subsection doesn’t need nested headings for the numbering to stay correct going into the next major section.</w:t>
       </w:r>
     </w:p>
-    <w:bookmarkEnd w:id="71"/>
-    <w:bookmarkEnd w:id="72"/>
-    <w:bookmarkStart w:id="73" w:name="conclusion"/>
+    <w:bookmarkEnd w:id="81"/>
+    <w:bookmarkEnd w:id="75"/>
+    <w:bookmarkStart w:id="82" w:name="conclusion"/>
     <w:p>
       <w:pPr>
         <w:pStyle w:val="Heading2"/>
@@ -6951,485 +7587,6 @@
       </w:pPr>
       <w:r>
         <w:t xml:space="preserve">This test document demonstrates all styling elements defined in the Markdown Styling Guide (MARKDOWN_STYLING_GUIDE.md). It includes:</w:t>
-      </w:r>
-    </w:p>
-    <w:p>
-      <w:pPr>
-        <w:pStyle w:val="Compact"/>
-        <w:numPr>
-          <w:ilvl w:val="0"/>
-          <w:numId w:val="85"/>
-        </w:numPr>
-      </w:pPr>
-      <w:r>
-        <w:t xml:space="preserve">✅ YAML front matter with multiple revisions</w:t>
-      </w:r>
-    </w:p>
-    <w:p>
-      <w:pPr>
-        <w:pStyle w:val="Compact"/>
-        <w:numPr>
-          <w:ilvl w:val="0"/>
-          <w:numId w:val="85"/>
-        </w:numPr>
-      </w:pPr>
-      <w:r>
-        <w:t xml:space="preserve">✅ All heading levels (##, ###, ####)</w:t>
-      </w:r>
-    </w:p>
-    <w:p>
-      <w:pPr>
-        <w:pStyle w:val="Compact"/>
-        <w:numPr>
-          <w:ilvl w:val="0"/>
-          <w:numId w:val="85"/>
-        </w:numPr>
-      </w:pPr>
-      <w:r>
-        <w:t xml:space="preserve">✅ Pipe tables with all alignment types</w:t>
-      </w:r>
-    </w:p>
-    <w:p>
-      <w:pPr>
-        <w:pStyle w:val="Compact"/>
-        <w:numPr>
-          <w:ilvl w:val="0"/>
-          <w:numId w:val="85"/>
-        </w:numPr>
-      </w:pPr>
-      <w:r>
-        <w:t xml:space="preserve">✅ Grid tables for complex content</w:t>
-      </w:r>
-    </w:p>
-    <w:p>
-      <w:pPr>
-        <w:pStyle w:val="Compact"/>
-        <w:numPr>
-          <w:ilvl w:val="0"/>
-          <w:numId w:val="85"/>
-        </w:numPr>
-      </w:pPr>
-      <w:r>
-        <w:t xml:space="preserve">✅ Figures with proper captions</w:t>
-      </w:r>
-    </w:p>
-    <w:p>
-      <w:pPr>
-        <w:pStyle w:val="Compact"/>
-        <w:numPr>
-          <w:ilvl w:val="0"/>
-          <w:numId w:val="85"/>
-        </w:numPr>
-      </w:pPr>
-      <w:r>
-        <w:t xml:space="preserve">✅ All list types (unordered, ordered, definition)</w:t>
-      </w:r>
-    </w:p>
-    <w:p>
-      <w:pPr>
-        <w:pStyle w:val="Compact"/>
-        <w:numPr>
-          <w:ilvl w:val="0"/>
-          <w:numId w:val="85"/>
-        </w:numPr>
-      </w:pPr>
-      <w:r>
-        <w:t xml:space="preserve">✅ Code blocks with multiple language identifiers</w:t>
-      </w:r>
-    </w:p>
-    <w:p>
-      <w:pPr>
-        <w:pStyle w:val="Compact"/>
-        <w:numPr>
-          <w:ilvl w:val="0"/>
-          <w:numId w:val="85"/>
-        </w:numPr>
-      </w:pPr>
-      <w:r>
-        <w:t xml:space="preserve">✅ Inline code and register notation</w:t>
-      </w:r>
-    </w:p>
-    <w:p>
-      <w:pPr>
-        <w:pStyle w:val="Compact"/>
-        <w:numPr>
-          <w:ilvl w:val="0"/>
-          <w:numId w:val="85"/>
-        </w:numPr>
-      </w:pPr>
-      <w:r>
-        <w:t xml:space="preserve">✅ Bold, italic, and bold+italic text</w:t>
-      </w:r>
-    </w:p>
-    <w:p>
-      <w:pPr>
-        <w:pStyle w:val="Compact"/>
-        <w:numPr>
-          <w:ilvl w:val="0"/>
-          <w:numId w:val="85"/>
-        </w:numPr>
-      </w:pPr>
-      <w:r>
-        <w:t xml:space="preserve">✅ External links and internal cross-references</w:t>
-      </w:r>
-    </w:p>
-    <w:p>
-      <w:pPr>
-        <w:pStyle w:val="Compact"/>
-        <w:numPr>
-          <w:ilvl w:val="0"/>
-          <w:numId w:val="85"/>
-        </w:numPr>
-      </w:pPr>
-      <w:r>
-        <w:t xml:space="preserve">✅ Code references with file:line format</w:t>
-      </w:r>
-    </w:p>
-    <w:p>
-      <w:pPr>
-        <w:pStyle w:val="Compact"/>
-        <w:numPr>
-          <w:ilvl w:val="0"/>
-          <w:numId w:val="85"/>
-        </w:numPr>
-      </w:pPr>
-      <w:r>
-        <w:t xml:space="preserve">✅ Notes, warnings, and block quotes</w:t>
-      </w:r>
-    </w:p>
-    <w:p>
-      <w:pPr>
-        <w:pStyle w:val="Compact"/>
-        <w:numPr>
-          <w:ilvl w:val="0"/>
-          <w:numId w:val="85"/>
-        </w:numPr>
-      </w:pPr>
-      <w:r>
-        <w:t xml:space="preserve">✅ Horizontal rules</w:t>
-      </w:r>
-    </w:p>
-    <w:p>
-      <w:pPr>
-        <w:pStyle w:val="Compact"/>
-        <w:numPr>
-          <w:ilvl w:val="0"/>
-          <w:numId w:val="85"/>
-        </w:numPr>
-      </w:pPr>
-      <w:r>
-        <w:t xml:space="preserve">✅ Math equations (inline and display)</w:t>
-      </w:r>
-    </w:p>
-    <w:p>
-      <w:pPr>
-        <w:pStyle w:val="Compact"/>
-        <w:numPr>
-          <w:ilvl w:val="0"/>
-          <w:numId w:val="85"/>
-        </w:numPr>
-      </w:pPr>
-      <w:r>
-        <w:t xml:space="preserve">✅ Footnotes</w:t>
-      </w:r>
-    </w:p>
-    <w:p>
-      <w:pPr>
-        <w:pStyle w:val="Compact"/>
-        <w:numPr>
-          <w:ilvl w:val="0"/>
-          <w:numId w:val="85"/>
-        </w:numPr>
-      </w:pPr>
-      <w:r>
-        <w:t xml:space="preserve">✅ Proper spacing and line breaks</w:t>
-      </w:r>
-    </w:p>
-    <w:p>
-      <w:pPr>
-        <w:pStyle w:val="Compact"/>
-        <w:numPr>
-          <w:ilvl w:val="0"/>
-          <w:numId w:val="85"/>
-        </w:numPr>
-      </w:pPr>
-      <w:r>
-        <w:t xml:space="preserve">✅ Automatic Word-native section numbering (no manually-typed heading numbers)</w:t>
-      </w:r>
-    </w:p>
-    <w:p>
-      <w:pPr>
-        <w:pStyle w:val="Compact"/>
-        <w:numPr>
-          <w:ilvl w:val="0"/>
-          <w:numId w:val="85"/>
-        </w:numPr>
-      </w:pPr>
-      <w:r>
-        <w:t xml:space="preserve">✅ Automatic Word-native figure numbering and cross-references (no manually-typed figure numbers)</w:t>
-      </w:r>
-    </w:p>
-    <w:bookmarkStart w:id="74" w:name="testing-instructions"/>
-    <w:p>
-      <w:pPr>
-        <w:pStyle w:val="Heading3"/>
-      </w:pPr>
-      <w:r>
-        <w:t xml:space="preserve">Testing Instructions</w:t>
-      </w:r>
-    </w:p>
-    <w:p>
-      <w:pPr>
-        <w:pStyle w:val="FirstParagraph"/>
-      </w:pPr>
-      <w:r>
-        <w:t xml:space="preserve">To test this document:</w:t>
-      </w:r>
-    </w:p>
-    <w:p>
-      <w:pPr>
-        <w:pStyle w:val="Compact"/>
-        <w:numPr>
-          <w:ilvl w:val="0"/>
-          <w:numId w:val="86"/>
-        </w:numPr>
-      </w:pPr>
-      <w:r>
-        <w:t xml:space="preserve">Generate Word output:</w:t>
-      </w:r>
-      <w:r>
-        <w:t xml:space="preserve"> </w:t>
-      </w:r>
-      <w:r>
-        <w:rPr>
-          <w:rStyle w:val="VerbatimChar"/>
-        </w:rPr>
-        <w:t xml:space="preserve">Compile-DilonDoc STYLING_TEST_TEMPLATE.md</w:t>
-      </w:r>
-    </w:p>
-    <w:p>
-      <w:pPr>
-        <w:pStyle w:val="Compact"/>
-        <w:numPr>
-          <w:ilvl w:val="0"/>
-          <w:numId w:val="86"/>
-        </w:numPr>
-      </w:pPr>
-      <w:r>
-        <w:t xml:space="preserve">Review the generated</w:t>
-      </w:r>
-      <w:r>
-        <w:t xml:space="preserve"> </w:t>
-      </w:r>
-      <w:r>
-        <w:rPr>
-          <w:rStyle w:val="VerbatimChar"/>
-        </w:rPr>
-        <w:t xml:space="preserve">.docx</w:t>
-      </w:r>
-      <w:r>
-        <w:t xml:space="preserve"> </w:t>
-      </w:r>
-      <w:r>
-        <w:t xml:space="preserve">file</w:t>
-      </w:r>
-    </w:p>
-    <w:p>
-      <w:pPr>
-        <w:pStyle w:val="Compact"/>
-        <w:numPr>
-          <w:ilvl w:val="0"/>
-          <w:numId w:val="86"/>
-        </w:numPr>
-      </w:pPr>
-      <w:r>
-        <w:t xml:space="preserve">Verify that all styling elements render correctly</w:t>
-      </w:r>
-    </w:p>
-    <w:p>
-      <w:pPr>
-        <w:pStyle w:val="Compact"/>
-        <w:numPr>
-          <w:ilvl w:val="0"/>
-          <w:numId w:val="86"/>
-        </w:numPr>
-      </w:pPr>
-      <w:r>
-        <w:t xml:space="preserve">Identify any formatting issues or inconsistencies</w:t>
-      </w:r>
-    </w:p>
-    <w:p>
-      <w:pPr>
-        <w:pStyle w:val="Compact"/>
-        <w:numPr>
-          <w:ilvl w:val="0"/>
-          <w:numId w:val="86"/>
-        </w:numPr>
-      </w:pPr>
-      <w:r>
-        <w:t xml:space="preserve">Update the styling guide based on findings</w:t>
-      </w:r>
-    </w:p>
-    <w:bookmarkEnd w:id="73"/>
-    <w:bookmarkStart w:id="75" w:name="expected-output-verification"/>
-    <w:p>
-      <w:pPr>
-        <w:pStyle w:val="Heading3"/>
-      </w:pPr>
-      <w:r>
-        <w:t xml:space="preserve">Expected Output Verification</w:t>
-      </w:r>
-    </w:p>
-    <w:p>
-      <w:pPr>
-        <w:pStyle w:val="FirstParagraph"/>
-      </w:pPr>
-      <w:r>
-        <w:t xml:space="preserve">Check the following in the generated Word document:</w:t>
-      </w:r>
-    </w:p>
-    <w:p>
-      <w:pPr>
-        <w:pStyle w:val="Compact"/>
-        <w:numPr>
-          <w:ilvl w:val="0"/>
-          <w:numId w:val="87"/>
-        </w:numPr>
-      </w:pPr>
-      <w:r>
-        <w:t xml:space="preserve">Title page with correct document number and revision</w:t>
-      </w:r>
-    </w:p>
-    <w:p>
-      <w:pPr>
-        <w:pStyle w:val="Compact"/>
-        <w:numPr>
-          <w:ilvl w:val="0"/>
-          <w:numId w:val="88"/>
-        </w:numPr>
-      </w:pPr>
-      <w:r>
-        <w:t xml:space="preserve">Signature page with all three approvers</w:t>
-      </w:r>
-    </w:p>
-    <w:p>
-      <w:pPr>
-        <w:pStyle w:val="Compact"/>
-        <w:numPr>
-          <w:ilvl w:val="0"/>
-          <w:numId w:val="89"/>
-        </w:numPr>
-      </w:pPr>
-      <w:r>
-        <w:t xml:space="preserve">Revision history table with all entries</w:t>
-      </w:r>
-    </w:p>
-    <w:p>
-      <w:pPr>
-        <w:pStyle w:val="Compact"/>
-        <w:numPr>
-          <w:ilvl w:val="0"/>
-          <w:numId w:val="90"/>
-        </w:numPr>
-      </w:pPr>
-      <w:r>
-        <w:t xml:space="preserve">Table of contents with correct page numbers</w:t>
-      </w:r>
-    </w:p>
-    <w:p>
-      <w:pPr>
-        <w:pStyle w:val="Compact"/>
-        <w:numPr>
-          <w:ilvl w:val="0"/>
-          <w:numId w:val="91"/>
-        </w:numPr>
-      </w:pPr>
-      <w:r>
-        <w:t xml:space="preserve">All headings styled correctly (Heading 1, 2, 3)</w:t>
-      </w:r>
-    </w:p>
-    <w:p>
-      <w:pPr>
-        <w:pStyle w:val="Compact"/>
-        <w:numPr>
-          <w:ilvl w:val="0"/>
-          <w:numId w:val="92"/>
-        </w:numPr>
-      </w:pPr>
-      <w:r>
-        <w:t xml:space="preserve">Headings show single, correctly-nested auto-numbers (</w:t>
-      </w:r>
-      <w:r>
-        <w:t xml:space="preserve">“15.”</w:t>
-      </w:r>
-      <w:r>
-        <w:t xml:space="preserve">,</w:t>
-      </w:r>
-      <w:r>
-        <w:t xml:space="preserve"> </w:t>
-      </w:r>
-      <w:r>
-        <w:t xml:space="preserve">“15.1”</w:t>
-      </w:r>
-      <w:r>
-        <w:t xml:space="preserve">,</w:t>
-      </w:r>
-      <w:r>
-        <w:t xml:space="preserve"> </w:t>
-      </w:r>
-      <w:r>
-        <w:t xml:space="preserve">“15.1.1”</w:t>
-      </w:r>
-      <w:r>
-        <w:t xml:space="preserve">) in the</w:t>
-      </w:r>
-      <w:r>
-        <w:t xml:space="preserve"> </w:t>
-      </w:r>
-      <w:r>
-        <w:t xml:space="preserve">“Automatic Section Numbering Verification”</w:t>
-      </w:r>
-      <w:r>
-        <w:t xml:space="preserve"> </w:t>
-      </w:r>
-      <w:r>
-        <w:t xml:space="preserve">section — no missing or doubled numbers</w:t>
-      </w:r>
-    </w:p>
-    <w:p>
-      <w:pPr>
-        <w:pStyle w:val="Compact"/>
-        <w:numPr>
-          <w:ilvl w:val="0"/>
-          <w:numId w:val="93"/>
-        </w:numPr>
-      </w:pPr>
-      <w:r>
-        <w:t xml:space="preserve">Tables display correct column alignment (left, center, right)</w:t>
-      </w:r>
-    </w:p>
-    <w:p>
-      <w:pPr>
-        <w:pStyle w:val="Compact"/>
-        <w:numPr>
-          <w:ilvl w:val="0"/>
-          <w:numId w:val="94"/>
-        </w:numPr>
-      </w:pPr>
-      <w:r>
-        <w:t xml:space="preserve">Figures display correctly with italicized, centered</w:t>
-      </w:r>
-      <w:r>
-        <w:t xml:space="preserve"> </w:t>
-      </w:r>
-      <w:r>
-        <w:t xml:space="preserve">“Figure N.M - Description”</w:t>
-      </w:r>
-      <w:r>
-        <w:t xml:space="preserve"> </w:t>
-      </w:r>
-      <w:r>
-        <w:t xml:space="preserve">captions - no manually-typed numbers, no missing/doubled numbers</w:t>
       </w:r>
     </w:p>
     <w:p>
@@ -7441,55 +7598,351 @@
         </w:numPr>
       </w:pPr>
       <w:r>
-        <w:t xml:space="preserve">Ctrl+click on</w:t>
-      </w:r>
-      <w:r>
-        <w:t xml:space="preserve"> </w:t>
-      </w:r>
-      <w:r>
-        <w:t xml:space="preserve">“the figure”</w:t>
-      </w:r>
-      <w:r>
-        <w:t xml:space="preserve"> </w:t>
-      </w:r>
-      <w:r>
-        <w:t xml:space="preserve">in the</w:t>
-      </w:r>
-      <w:r>
-        <w:t xml:space="preserve"> </w:t>
-      </w:r>
-      <w:r>
-        <w:t xml:space="preserve">“Figure with Caption”</w:t>
-      </w:r>
-      <w:r>
-        <w:t xml:space="preserve"> </w:t>
-      </w:r>
-      <w:r>
-        <w:t xml:space="preserve">note jumps to that figure</w:t>
+        <w:t xml:space="preserve">✅ YAML front matter with multiple revisions</w:t>
       </w:r>
     </w:p>
     <w:p>
       <w:pPr>
         <w:pStyle w:val="Compact"/>
+        <w:numPr>
+          <w:ilvl w:val="0"/>
+          <w:numId w:val="95"/>
+        </w:numPr>
+      </w:pPr>
+      <w:r>
+        <w:t xml:space="preserve">✅ All heading levels (##, ###, ####)</w:t>
+      </w:r>
+    </w:p>
+    <w:p>
+      <w:pPr>
+        <w:pStyle w:val="Compact"/>
+        <w:numPr>
+          <w:ilvl w:val="0"/>
+          <w:numId w:val="95"/>
+        </w:numPr>
+      </w:pPr>
+      <w:r>
+        <w:t xml:space="preserve">✅ Pipe tables with all alignment types</w:t>
+      </w:r>
+    </w:p>
+    <w:p>
+      <w:pPr>
+        <w:pStyle w:val="Compact"/>
+        <w:numPr>
+          <w:ilvl w:val="0"/>
+          <w:numId w:val="95"/>
+        </w:numPr>
+      </w:pPr>
+      <w:r>
+        <w:t xml:space="preserve">✅ Grid tables for complex content</w:t>
+      </w:r>
+    </w:p>
+    <w:p>
+      <w:pPr>
+        <w:pStyle w:val="Compact"/>
+        <w:numPr>
+          <w:ilvl w:val="0"/>
+          <w:numId w:val="95"/>
+        </w:numPr>
+      </w:pPr>
+      <w:r>
+        <w:t xml:space="preserve">✅ Figures with proper captions</w:t>
+      </w:r>
+    </w:p>
+    <w:p>
+      <w:pPr>
+        <w:pStyle w:val="Compact"/>
+        <w:numPr>
+          <w:ilvl w:val="0"/>
+          <w:numId w:val="95"/>
+        </w:numPr>
+      </w:pPr>
+      <w:r>
+        <w:t xml:space="preserve">✅ All list types (unordered, ordered, definition)</w:t>
+      </w:r>
+    </w:p>
+    <w:p>
+      <w:pPr>
+        <w:pStyle w:val="Compact"/>
+        <w:numPr>
+          <w:ilvl w:val="0"/>
+          <w:numId w:val="95"/>
+        </w:numPr>
+      </w:pPr>
+      <w:r>
+        <w:t xml:space="preserve">✅ Numbered step lists (</w:t>
+      </w:r>
+      <w:r>
+        <w:rPr>
+          <w:rStyle w:val="VerbatimChar"/>
+        </w:rPr>
+        <w:t xml:space="preserve">@@@STEPS@@@</w:t>
+      </w:r>
+      <w:r>
+        <w:t xml:space="preserve">) - nesting, automatic continuation within a section, restart across sections, and cross-references</w:t>
+      </w:r>
+    </w:p>
+    <w:p>
+      <w:pPr>
+        <w:pStyle w:val="Compact"/>
+        <w:numPr>
+          <w:ilvl w:val="0"/>
+          <w:numId w:val="95"/>
+        </w:numPr>
+      </w:pPr>
+      <w:r>
+        <w:t xml:space="preserve">✅ Code blocks with multiple language identifiers</w:t>
+      </w:r>
+    </w:p>
+    <w:p>
+      <w:pPr>
+        <w:pStyle w:val="Compact"/>
+        <w:numPr>
+          <w:ilvl w:val="0"/>
+          <w:numId w:val="95"/>
+        </w:numPr>
+      </w:pPr>
+      <w:r>
+        <w:t xml:space="preserve">✅ Inline code and register notation</w:t>
+      </w:r>
+    </w:p>
+    <w:p>
+      <w:pPr>
+        <w:pStyle w:val="Compact"/>
+        <w:numPr>
+          <w:ilvl w:val="0"/>
+          <w:numId w:val="95"/>
+        </w:numPr>
+      </w:pPr>
+      <w:r>
+        <w:t xml:space="preserve">✅ Bold, italic, and bold+italic text</w:t>
+      </w:r>
+    </w:p>
+    <w:p>
+      <w:pPr>
+        <w:pStyle w:val="Compact"/>
+        <w:numPr>
+          <w:ilvl w:val="0"/>
+          <w:numId w:val="95"/>
+        </w:numPr>
+      </w:pPr>
+      <w:r>
+        <w:t xml:space="preserve">✅ External links and internal cross-references</w:t>
+      </w:r>
+    </w:p>
+    <w:p>
+      <w:pPr>
+        <w:pStyle w:val="Compact"/>
+        <w:numPr>
+          <w:ilvl w:val="0"/>
+          <w:numId w:val="95"/>
+        </w:numPr>
+      </w:pPr>
+      <w:r>
+        <w:t xml:space="preserve">✅ Code references with file:line format</w:t>
+      </w:r>
+    </w:p>
+    <w:p>
+      <w:pPr>
+        <w:pStyle w:val="Compact"/>
+        <w:numPr>
+          <w:ilvl w:val="0"/>
+          <w:numId w:val="95"/>
+        </w:numPr>
+      </w:pPr>
+      <w:r>
+        <w:t xml:space="preserve">✅ Notes, warnings, and block quotes</w:t>
+      </w:r>
+    </w:p>
+    <w:p>
+      <w:pPr>
+        <w:pStyle w:val="Compact"/>
+        <w:numPr>
+          <w:ilvl w:val="0"/>
+          <w:numId w:val="95"/>
+        </w:numPr>
+      </w:pPr>
+      <w:r>
+        <w:t xml:space="preserve">✅ Horizontal rules</w:t>
+      </w:r>
+    </w:p>
+    <w:p>
+      <w:pPr>
+        <w:pStyle w:val="Compact"/>
+        <w:numPr>
+          <w:ilvl w:val="0"/>
+          <w:numId w:val="95"/>
+        </w:numPr>
+      </w:pPr>
+      <w:r>
+        <w:t xml:space="preserve">✅ Math equations (inline and display)</w:t>
+      </w:r>
+    </w:p>
+    <w:p>
+      <w:pPr>
+        <w:pStyle w:val="Compact"/>
+        <w:numPr>
+          <w:ilvl w:val="0"/>
+          <w:numId w:val="95"/>
+        </w:numPr>
+      </w:pPr>
+      <w:r>
+        <w:t xml:space="preserve">✅ Footnotes</w:t>
+      </w:r>
+    </w:p>
+    <w:p>
+      <w:pPr>
+        <w:pStyle w:val="Compact"/>
+        <w:numPr>
+          <w:ilvl w:val="0"/>
+          <w:numId w:val="95"/>
+        </w:numPr>
+      </w:pPr>
+      <w:r>
+        <w:t xml:space="preserve">✅ Proper spacing and line breaks</w:t>
+      </w:r>
+    </w:p>
+    <w:p>
+      <w:pPr>
+        <w:pStyle w:val="Compact"/>
+        <w:numPr>
+          <w:ilvl w:val="0"/>
+          <w:numId w:val="95"/>
+        </w:numPr>
+      </w:pPr>
+      <w:r>
+        <w:t xml:space="preserve">✅ Automatic Word-native section numbering (no manually-typed heading numbers)</w:t>
+      </w:r>
+    </w:p>
+    <w:p>
+      <w:pPr>
+        <w:pStyle w:val="Compact"/>
+        <w:numPr>
+          <w:ilvl w:val="0"/>
+          <w:numId w:val="95"/>
+        </w:numPr>
+      </w:pPr>
+      <w:r>
+        <w:t xml:space="preserve">✅ Automatic Word-native figure numbering and cross-references (no manually-typed figure numbers)</w:t>
+      </w:r>
+    </w:p>
+    <w:bookmarkStart w:id="83" w:name="testing-instructions"/>
+    <w:p>
+      <w:pPr>
+        <w:pStyle w:val="Heading3"/>
+      </w:pPr>
+      <w:r>
+        <w:t xml:space="preserve">Testing Instructions</w:t>
+      </w:r>
+    </w:p>
+    <w:p>
+      <w:pPr>
+        <w:pStyle w:val="FirstParagraph"/>
+      </w:pPr>
+      <w:r>
+        <w:t xml:space="preserve">To test this document:</w:t>
+      </w:r>
+    </w:p>
+    <w:p>
+      <w:pPr>
+        <w:pStyle w:val="DilonStepList"/>
         <w:numPr>
           <w:ilvl w:val="0"/>
           <w:numId w:val="96"/>
         </w:numPr>
       </w:pPr>
       <w:r>
-        <w:t xml:space="preserve">Code blocks use</w:t>
-      </w:r>
-      <w:r>
-        <w:t xml:space="preserve"> </w:t>
-      </w:r>
-      <w:r>
-        <w:t xml:space="preserve">“Source Code”</w:t>
-      </w:r>
-      <w:r>
-        <w:t xml:space="preserve"> </w:t>
-      </w:r>
-      <w:r>
-        <w:t xml:space="preserve">style</w:t>
+        <w:t xml:space="preserve">Generate Word output:</w:t>
+      </w:r>
+      <w:r>
+        <w:t xml:space="preserve"> </w:t>
+      </w:r>
+      <w:r>
+        <w:rPr>
+          <w:rStyle w:val="VerbatimChar"/>
+        </w:rPr>
+        <w:t xml:space="preserve">Compile-DilonDoc STYLING_TEST_TEMPLATE.md</w:t>
+      </w:r>
+    </w:p>
+    <w:p>
+      <w:pPr>
+        <w:pStyle w:val="DilonStepList"/>
+        <w:numPr>
+          <w:ilvl w:val="0"/>
+          <w:numId w:val="96"/>
+        </w:numPr>
+      </w:pPr>
+      <w:r>
+        <w:t xml:space="preserve">Review the generated</w:t>
+      </w:r>
+      <w:r>
+        <w:t xml:space="preserve"> </w:t>
+      </w:r>
+      <w:r>
+        <w:rPr>
+          <w:rStyle w:val="VerbatimChar"/>
+        </w:rPr>
+        <w:t xml:space="preserve">.docx</w:t>
+      </w:r>
+      <w:r>
+        <w:t xml:space="preserve"> </w:t>
+      </w:r>
+      <w:r>
+        <w:t xml:space="preserve">file</w:t>
+      </w:r>
+    </w:p>
+    <w:p>
+      <w:pPr>
+        <w:pStyle w:val="DilonStepList"/>
+        <w:numPr>
+          <w:ilvl w:val="0"/>
+          <w:numId w:val="96"/>
+        </w:numPr>
+      </w:pPr>
+      <w:r>
+        <w:t xml:space="preserve">Verify that all styling elements render correctly</w:t>
+      </w:r>
+    </w:p>
+    <w:p>
+      <w:pPr>
+        <w:pStyle w:val="DilonStepList"/>
+        <w:numPr>
+          <w:ilvl w:val="0"/>
+          <w:numId w:val="96"/>
+        </w:numPr>
+      </w:pPr>
+      <w:r>
+        <w:t xml:space="preserve">Identify any formatting issues or inconsistencies</w:t>
+      </w:r>
+    </w:p>
+    <w:p>
+      <w:pPr>
+        <w:pStyle w:val="DilonStepList"/>
+        <w:numPr>
+          <w:ilvl w:val="0"/>
+          <w:numId w:val="96"/>
+        </w:numPr>
+      </w:pPr>
+      <w:r>
+        <w:t xml:space="preserve">Update the styling guide based on findings</w:t>
+      </w:r>
+    </w:p>
+    <w:bookmarkEnd w:id="83"/>
+    <w:bookmarkStart w:id="84" w:name="expected-output-verification"/>
+    <w:p>
+      <w:pPr>
+        <w:pStyle w:val="Heading3"/>
+      </w:pPr>
+      <w:r>
+        <w:t xml:space="preserve">Expected Output Verification</w:t>
+      </w:r>
+    </w:p>
+    <w:p>
+      <w:pPr>
+        <w:pStyle w:val="FirstParagraph"/>
+      </w:pPr>
+      <w:r>
+        <w:t xml:space="preserve">Check the following in the generated Word document:</w:t>
       </w:r>
     </w:p>
     <w:p>
@@ -7501,7 +7954,7 @@
         </w:numPr>
       </w:pPr>
       <w:r>
-        <w:t xml:space="preserve">Bold and italic text render correctly</w:t>
+        <w:t xml:space="preserve">No separate title page - the document goes straight from the signature/revision pages into the table of contents</w:t>
       </w:r>
     </w:p>
     <w:p>
@@ -7513,7 +7966,7 @@
         </w:numPr>
       </w:pPr>
       <w:r>
-        <w:t xml:space="preserve">Footnotes appear at bottom of pages</w:t>
+        <w:t xml:space="preserve">Signature page with all three approvers</w:t>
       </w:r>
     </w:p>
     <w:p>
@@ -7525,7 +7978,7 @@
         </w:numPr>
       </w:pPr>
       <w:r>
-        <w:t xml:space="preserve">Math equations render properly</w:t>
+        <w:t xml:space="preserve">Revision history table with all entries</w:t>
       </w:r>
     </w:p>
     <w:p>
@@ -7537,6 +7990,735 @@
         </w:numPr>
       </w:pPr>
       <w:r>
+        <w:t xml:space="preserve">Table of contents with correct page numbers</w:t>
+      </w:r>
+    </w:p>
+    <w:p>
+      <w:pPr>
+        <w:pStyle w:val="Compact"/>
+        <w:numPr>
+          <w:ilvl w:val="0"/>
+          <w:numId w:val="101"/>
+        </w:numPr>
+      </w:pPr>
+      <w:r>
+        <w:t xml:space="preserve">All headings styled correctly (Heading 1, 2, 3)</w:t>
+      </w:r>
+    </w:p>
+    <w:p>
+      <w:pPr>
+        <w:pStyle w:val="Compact"/>
+        <w:numPr>
+          <w:ilvl w:val="0"/>
+          <w:numId w:val="102"/>
+        </w:numPr>
+      </w:pPr>
+      <w:r>
+        <w:t xml:space="preserve">Headings show single, correctly-nested auto-numbers (</w:t>
+      </w:r>
+      <w:r>
+        <w:t xml:space="preserve">“17.”</w:t>
+      </w:r>
+      <w:r>
+        <w:t xml:space="preserve">,</w:t>
+      </w:r>
+      <w:r>
+        <w:t xml:space="preserve"> </w:t>
+      </w:r>
+      <w:r>
+        <w:t xml:space="preserve">“17.1”</w:t>
+      </w:r>
+      <w:r>
+        <w:t xml:space="preserve">,</w:t>
+      </w:r>
+      <w:r>
+        <w:t xml:space="preserve"> </w:t>
+      </w:r>
+      <w:r>
+        <w:t xml:space="preserve">“17.1.1”</w:t>
+      </w:r>
+      <w:r>
+        <w:t xml:space="preserve">) in the</w:t>
+      </w:r>
+      <w:r>
+        <w:t xml:space="preserve"> </w:t>
+      </w:r>
+      <w:r>
+        <w:t xml:space="preserve">“Automatic Section Numbering Verification”</w:t>
+      </w:r>
+      <w:r>
+        <w:t xml:space="preserve"> </w:t>
+      </w:r>
+      <w:r>
+        <w:t xml:space="preserve">section — no missing or doubled numbers</w:t>
+      </w:r>
+    </w:p>
+    <w:p>
+      <w:pPr>
+        <w:pStyle w:val="Compact"/>
+        <w:numPr>
+          <w:ilvl w:val="0"/>
+          <w:numId w:val="103"/>
+        </w:numPr>
+      </w:pPr>
+      <w:r>
+        <w:t xml:space="preserve">Tables display correct column alignment (left, center, right)</w:t>
+      </w:r>
+    </w:p>
+    <w:p>
+      <w:pPr>
+        <w:pStyle w:val="Compact"/>
+        <w:numPr>
+          <w:ilvl w:val="0"/>
+          <w:numId w:val="104"/>
+        </w:numPr>
+      </w:pPr>
+      <w:r>
+        <w:t xml:space="preserve">Figures display correctly with italicized, centered</w:t>
+      </w:r>
+      <w:r>
+        <w:t xml:space="preserve"> </w:t>
+      </w:r>
+      <w:r>
+        <w:t xml:space="preserve">“Figure N.M - Description”</w:t>
+      </w:r>
+      <w:r>
+        <w:t xml:space="preserve"> </w:t>
+      </w:r>
+      <w:r>
+        <w:t xml:space="preserve">captions - no manually-typed numbers, no missing/doubled numbers</w:t>
+      </w:r>
+    </w:p>
+    <w:p>
+      <w:pPr>
+        <w:pStyle w:val="Compact"/>
+        <w:numPr>
+          <w:ilvl w:val="0"/>
+          <w:numId w:val="105"/>
+        </w:numPr>
+      </w:pPr>
+      <w:r>
+        <w:t xml:space="preserve">Ctrl+click on</w:t>
+      </w:r>
+      <w:r>
+        <w:t xml:space="preserve"> </w:t>
+      </w:r>
+      <w:r>
+        <w:t xml:space="preserve">“the figure”</w:t>
+      </w:r>
+      <w:r>
+        <w:t xml:space="preserve"> </w:t>
+      </w:r>
+      <w:r>
+        <w:t xml:space="preserve">in the</w:t>
+      </w:r>
+      <w:r>
+        <w:t xml:space="preserve"> </w:t>
+      </w:r>
+      <w:r>
+        <w:t xml:space="preserve">“Figure with Caption”</w:t>
+      </w:r>
+      <w:r>
+        <w:t xml:space="preserve"> </w:t>
+      </w:r>
+      <w:r>
+        <w:t xml:space="preserve">note jumps to that figure</w:t>
+      </w:r>
+    </w:p>
+    <w:p>
+      <w:pPr>
+        <w:pStyle w:val="Compact"/>
+        <w:numPr>
+          <w:ilvl w:val="0"/>
+          <w:numId w:val="106"/>
+        </w:numPr>
+      </w:pPr>
+      <w:r>
+        <w:t xml:space="preserve">Ctrl+click on both empty-text figure references (the forward reference in</w:t>
+      </w:r>
+      <w:r>
+        <w:t xml:space="preserve"> </w:t>
+      </w:r>
+      <w:r>
+        <w:t xml:space="preserve">“Numbered Step List Examples”</w:t>
+      </w:r>
+      <w:r>
+        <w:t xml:space="preserve"> </w:t>
+      </w:r>
+      <w:r>
+        <w:t xml:space="preserve">and the one in the</w:t>
+      </w:r>
+      <w:r>
+        <w:t xml:space="preserve"> </w:t>
+      </w:r>
+      <w:r>
+        <w:t xml:space="preserve">“Figure with Caption”</w:t>
+      </w:r>
+      <w:r>
+        <w:t xml:space="preserve"> </w:t>
+      </w:r>
+      <w:r>
+        <w:t xml:space="preserve">note) jumps to that figure, each showing the correct live</w:t>
+      </w:r>
+      <w:r>
+        <w:t xml:space="preserve"> </w:t>
+      </w:r>
+      <w:r>
+        <w:t xml:space="preserve">“Figure N.M”</w:t>
+      </w:r>
+      <w:r>
+        <w:t xml:space="preserve"> </w:t>
+      </w:r>
+      <w:r>
+        <w:t xml:space="preserve">text</w:t>
+      </w:r>
+    </w:p>
+    <w:p>
+      <w:pPr>
+        <w:pStyle w:val="Compact"/>
+        <w:numPr>
+          <w:ilvl w:val="0"/>
+          <w:numId w:val="107"/>
+        </w:numPr>
+      </w:pPr>
+      <w:r>
+        <w:t xml:space="preserve">Ctrl+click on both empty-text section references to</w:t>
+      </w:r>
+      <w:r>
+        <w:t xml:space="preserve"> </w:t>
+      </w:r>
+      <w:r>
+        <w:t xml:space="preserve">“Figures and Images”</w:t>
+      </w:r>
+      <w:r>
+        <w:t xml:space="preserve"> </w:t>
+      </w:r>
+      <w:r>
+        <w:t xml:space="preserve">(the forward reference above, and the self-reference in that section’s own intro) jumps to that section, each showing the correct live</w:t>
+      </w:r>
+      <w:r>
+        <w:t xml:space="preserve"> </w:t>
+      </w:r>
+      <w:r>
+        <w:t xml:space="preserve">“Section N”</w:t>
+      </w:r>
+      <w:r>
+        <w:t xml:space="preserve"> </w:t>
+      </w:r>
+      <w:r>
+        <w:t xml:space="preserve">text</w:t>
+      </w:r>
+    </w:p>
+    <w:p>
+      <w:pPr>
+        <w:pStyle w:val="Compact"/>
+        <w:numPr>
+          <w:ilvl w:val="0"/>
+          <w:numId w:val="108"/>
+        </w:numPr>
+      </w:pPr>
+      <w:r>
+        <w:t xml:space="preserve">“the Figures and Images section”</w:t>
+      </w:r>
+      <w:r>
+        <w:t xml:space="preserve"> </w:t>
+      </w:r>
+      <w:r>
+        <w:t xml:space="preserve">(real link text, under</w:t>
+      </w:r>
+      <w:r>
+        <w:t xml:space="preserve"> </w:t>
+      </w:r>
+      <w:r>
+        <w:t xml:space="preserve">“Cross-References”</w:t>
+      </w:r>
+      <w:r>
+        <w:t xml:space="preserve">) renders as a plain hyperlink, not a live section-number field</w:t>
+      </w:r>
+    </w:p>
+    <w:p>
+      <w:pPr>
+        <w:pStyle w:val="Compact"/>
+        <w:numPr>
+          <w:ilvl w:val="0"/>
+          <w:numId w:val="109"/>
+        </w:numPr>
+      </w:pPr>
+      <w:r>
+        <w:t xml:space="preserve">“Ordered Lists”</w:t>
+      </w:r>
+      <w:r>
+        <w:t xml:space="preserve"> </w:t>
+      </w:r>
+      <w:r>
+        <w:t xml:space="preserve">renders auto-numbered (no hand-typed digits) via the</w:t>
+      </w:r>
+      <w:r>
+        <w:t xml:space="preserve"> </w:t>
+      </w:r>
+      <w:r>
+        <w:t xml:space="preserve">“Dilon Step List”</w:t>
+      </w:r>
+      <w:r>
+        <w:t xml:space="preserve"> </w:t>
+      </w:r>
+      <w:r>
+        <w:t xml:space="preserve">style, visually consistent with the step lists below</w:t>
+      </w:r>
+    </w:p>
+    <w:p>
+      <w:pPr>
+        <w:pStyle w:val="Compact"/>
+        <w:numPr>
+          <w:ilvl w:val="0"/>
+          <w:numId w:val="110"/>
+        </w:numPr>
+      </w:pPr>
+      <w:r>
+        <w:t xml:space="preserve">“Three-level nested ordered list”</w:t>
+      </w:r>
+      <w:r>
+        <w:t xml:space="preserve"> </w:t>
+      </w:r>
+      <w:r>
+        <w:t xml:space="preserve">shows correct dotted-decimal numbering (</w:t>
+      </w:r>
+      <w:r>
+        <w:rPr>
+          <w:rStyle w:val="VerbatimChar"/>
+        </w:rPr>
+        <w:t xml:space="preserve">1.</w:t>
+      </w:r>
+      <w:r>
+        <w:t xml:space="preserve">,</w:t>
+      </w:r>
+      <w:r>
+        <w:t xml:space="preserve"> </w:t>
+      </w:r>
+      <w:r>
+        <w:rPr>
+          <w:rStyle w:val="VerbatimChar"/>
+        </w:rPr>
+        <w:t xml:space="preserve">1.1.</w:t>
+      </w:r>
+      <w:r>
+        <w:t xml:space="preserve">,</w:t>
+      </w:r>
+      <w:r>
+        <w:t xml:space="preserve"> </w:t>
+      </w:r>
+      <w:r>
+        <w:rPr>
+          <w:rStyle w:val="VerbatimChar"/>
+        </w:rPr>
+        <w:t xml:space="preserve">1.1.1.</w:t>
+      </w:r>
+      <w:r>
+        <w:t xml:space="preserve">) at all three levels</w:t>
+      </w:r>
+    </w:p>
+    <w:p>
+      <w:pPr>
+        <w:pStyle w:val="Compact"/>
+        <w:numPr>
+          <w:ilvl w:val="0"/>
+          <w:numId w:val="111"/>
+        </w:numPr>
+      </w:pPr>
+      <w:r>
+        <w:t xml:space="preserve">“Interrupted and continued ordered list”</w:t>
+      </w:r>
+      <w:r>
+        <w:t xml:space="preserve"> </w:t>
+      </w:r>
+      <w:r>
+        <w:t xml:space="preserve">continues from 3 (not restart at 1) across the interrupting paragraph</w:t>
+      </w:r>
+    </w:p>
+    <w:p>
+      <w:pPr>
+        <w:pStyle w:val="Compact"/>
+        <w:numPr>
+          <w:ilvl w:val="0"/>
+          <w:numId w:val="112"/>
+        </w:numPr>
+      </w:pPr>
+      <w:r>
+        <w:t xml:space="preserve">“Cleaning Procedure”</w:t>
+      </w:r>
+      <w:r>
+        <w:t xml:space="preserve"> </w:t>
+      </w:r>
+      <w:r>
+        <w:t xml:space="preserve">steps show a live</w:t>
+      </w:r>
+      <w:r>
+        <w:t xml:space="preserve"> </w:t>
+      </w:r>
+      <w:r>
+        <w:rPr>
+          <w:rStyle w:val="VerbatimChar"/>
+        </w:rPr>
+        <w:t xml:space="preserve">&lt;H2&gt;.&lt;H3&gt;.&lt;n&gt;</w:t>
+      </w:r>
+      <w:r>
+        <w:t xml:space="preserve"> </w:t>
+      </w:r>
+      <w:r>
+        <w:t xml:space="preserve">number (e.g. </w:t>
+      </w:r>
+      <w:r>
+        <w:rPr>
+          <w:rStyle w:val="VerbatimChar"/>
+        </w:rPr>
+        <w:t xml:space="preserve">5.1.1</w:t>
+      </w:r>
+      <w:r>
+        <w:t xml:space="preserve">) in place - no manually-typed digits, no</w:t>
+      </w:r>
+      <w:r>
+        <w:t xml:space="preserve"> </w:t>
+      </w:r>
+      <w:r>
+        <w:t xml:space="preserve">“Step”</w:t>
+      </w:r>
+      <w:r>
+        <w:t xml:space="preserve"> </w:t>
+      </w:r>
+      <w:r>
+        <w:t xml:space="preserve">word</w:t>
+      </w:r>
+    </w:p>
+    <w:p>
+      <w:pPr>
+        <w:pStyle w:val="Compact"/>
+        <w:numPr>
+          <w:ilvl w:val="0"/>
+          <w:numId w:val="113"/>
+        </w:numPr>
+      </w:pPr>
+      <w:r>
+        <w:t xml:space="preserve">The steps interrupted by the NOTE continue the number sequence from</w:t>
+      </w:r>
+      <w:r>
+        <w:t xml:space="preserve"> </w:t>
+      </w:r>
+      <w:r>
+        <w:t xml:space="preserve">“Cleaning Procedure”</w:t>
+      </w:r>
+      <w:r>
+        <w:t xml:space="preserve"> </w:t>
+      </w:r>
+      <w:r>
+        <w:t xml:space="preserve">above (not restart at 1) despite the intervening NOTE, with no</w:t>
+      </w:r>
+      <w:r>
+        <w:t xml:space="preserve"> </w:t>
+      </w:r>
+      <w:r>
+        <w:rPr>
+          <w:rStyle w:val="VerbatimChar"/>
+        </w:rPr>
+        <w:t xml:space="preserve">continue</w:t>
+      </w:r>
+      <w:r>
+        <w:t xml:space="preserve"> </w:t>
+      </w:r>
+      <w:r>
+        <w:t xml:space="preserve">marker in the markdown</w:t>
+      </w:r>
+    </w:p>
+    <w:p>
+      <w:pPr>
+        <w:pStyle w:val="Compact"/>
+        <w:numPr>
+          <w:ilvl w:val="0"/>
+          <w:numId w:val="114"/>
+        </w:numPr>
+      </w:pPr>
+      <w:r>
+        <w:t xml:space="preserve">“Digit-Adjacent Step Text”</w:t>
+      </w:r>
+      <w:r>
+        <w:t xml:space="preserve"> </w:t>
+      </w:r>
+      <w:r>
+        <w:t xml:space="preserve">restarts its own numbering at 1 (a new Heading 3 under the same Heading 2 as</w:t>
+      </w:r>
+      <w:r>
+        <w:t xml:space="preserve"> </w:t>
+      </w:r>
+      <w:r>
+        <w:t xml:space="preserve">“Cleaning Procedure”</w:t>
+      </w:r>
+      <w:r>
+        <w:t xml:space="preserve">) - proving the reset is scoped to Heading 3, not Heading 2 - and renders correctly with no corrupted/skipped numbers from the</w:t>
+      </w:r>
+      <w:r>
+        <w:t xml:space="preserve"> </w:t>
+      </w:r>
+      <w:r>
+        <w:t xml:space="preserve">“5 minutes”</w:t>
+      </w:r>
+      <w:r>
+        <w:t xml:space="preserve">/</w:t>
+      </w:r>
+      <w:r>
+        <w:t xml:space="preserve">“24 AWG”</w:t>
+      </w:r>
+      <w:r>
+        <w:t xml:space="preserve"> </w:t>
+      </w:r>
+      <w:r>
+        <w:t xml:space="preserve">text</w:t>
+      </w:r>
+    </w:p>
+    <w:p>
+      <w:pPr>
+        <w:pStyle w:val="Compact"/>
+        <w:numPr>
+          <w:ilvl w:val="0"/>
+          <w:numId w:val="115"/>
+        </w:numPr>
+      </w:pPr>
+      <w:r>
+        <w:t xml:space="preserve">“Second Numbered Step List Section”</w:t>
+      </w:r>
+      <w:r>
+        <w:t xml:space="preserve"> </w:t>
+      </w:r>
+      <w:r>
+        <w:t xml:space="preserve">/</w:t>
+      </w:r>
+      <w:r>
+        <w:t xml:space="preserve"> </w:t>
+      </w:r>
+      <w:r>
+        <w:t xml:space="preserve">“Housing Inspection”</w:t>
+      </w:r>
+      <w:r>
+        <w:t xml:space="preserve"> </w:t>
+      </w:r>
+      <w:r>
+        <w:t xml:space="preserve">restarts step numbering at 1, independent of how far</w:t>
+      </w:r>
+      <w:r>
+        <w:t xml:space="preserve"> </w:t>
+      </w:r>
+      <w:r>
+        <w:t xml:space="preserve">“Numbered Step List Examples”</w:t>
+      </w:r>
+      <w:r>
+        <w:t xml:space="preserve"> </w:t>
+      </w:r>
+      <w:r>
+        <w:t xml:space="preserve">counted</w:t>
+      </w:r>
+    </w:p>
+    <w:p>
+      <w:pPr>
+        <w:pStyle w:val="Compact"/>
+        <w:numPr>
+          <w:ilvl w:val="0"/>
+          <w:numId w:val="116"/>
+        </w:numPr>
+      </w:pPr>
+      <w:r>
+        <w:t xml:space="preserve">Ctrl+click on any of the three empty-text step references to</w:t>
+      </w:r>
+      <w:r>
+        <w:t xml:space="preserve"> </w:t>
+      </w:r>
+      <w:r>
+        <w:t xml:space="preserve">“hold the board by the edges”</w:t>
+      </w:r>
+      <w:r>
+        <w:t xml:space="preserve"> </w:t>
+      </w:r>
+      <w:r>
+        <w:t xml:space="preserve">(including the forward reference above</w:t>
+      </w:r>
+      <w:r>
+        <w:t xml:space="preserve"> </w:t>
+      </w:r>
+      <w:r>
+        <w:t xml:space="preserve">“Cleaning Procedure”</w:t>
+      </w:r>
+      <w:r>
+        <w:t xml:space="preserve">) jumps to that step, and each displays the correct live</w:t>
+      </w:r>
+      <w:r>
+        <w:t xml:space="preserve"> </w:t>
+      </w:r>
+      <w:r>
+        <w:rPr>
+          <w:rStyle w:val="VerbatimChar"/>
+        </w:rPr>
+        <w:t xml:space="preserve">Step &lt;n&gt;.&lt;m&gt;.&lt;p&gt;</w:t>
+      </w:r>
+      <w:r>
+        <w:t xml:space="preserve"> </w:t>
+      </w:r>
+      <w:r>
+        <w:t xml:space="preserve">text (e.g. </w:t>
+      </w:r>
+      <w:r>
+        <w:t xml:space="preserve">“Step 5.1.1”</w:t>
+      </w:r>
+      <w:r>
+        <w:t xml:space="preserve">)</w:t>
+      </w:r>
+    </w:p>
+    <w:p>
+      <w:pPr>
+        <w:pStyle w:val="Compact"/>
+        <w:numPr>
+          <w:ilvl w:val="0"/>
+          <w:numId w:val="117"/>
+        </w:numPr>
+      </w:pPr>
+      <w:r>
+        <w:t xml:space="preserve">“the board-handling step”</w:t>
+      </w:r>
+      <w:r>
+        <w:t xml:space="preserve"> </w:t>
+      </w:r>
+      <w:r>
+        <w:t xml:space="preserve">(real link text) renders as a plain hyperlink, not a live step-number field</w:t>
+      </w:r>
+    </w:p>
+    <w:p>
+      <w:pPr>
+        <w:pStyle w:val="Compact"/>
+        <w:numPr>
+          <w:ilvl w:val="0"/>
+          <w:numId w:val="118"/>
+        </w:numPr>
+      </w:pPr>
+      <w:r>
+        <w:t xml:space="preserve">The</w:t>
+      </w:r>
+      <w:r>
+        <w:t xml:space="preserve"> </w:t>
+      </w:r>
+      <w:r>
+        <w:rPr>
+          <w:rStyle w:val="VerbatimChar"/>
+        </w:rPr>
+        <w:t xml:space="preserve">@@@STEPS@@@</w:t>
+      </w:r>
+      <w:r>
+        <w:t xml:space="preserve"> </w:t>
+      </w:r>
+      <w:r>
+        <w:t xml:space="preserve">syntax shown in the fenced code block under</w:t>
+      </w:r>
+      <w:r>
+        <w:t xml:space="preserve"> </w:t>
+      </w:r>
+      <w:r>
+        <w:t xml:space="preserve">“Syntax Shown as a Documentation Example”</w:t>
+      </w:r>
+      <w:r>
+        <w:t xml:space="preserve"> </w:t>
+      </w:r>
+      <w:r>
+        <w:t xml:space="preserve">renders as plain code text - not converted into a real numbered list</w:t>
+      </w:r>
+    </w:p>
+    <w:p>
+      <w:pPr>
+        <w:pStyle w:val="Compact"/>
+        <w:numPr>
+          <w:ilvl w:val="0"/>
+          <w:numId w:val="119"/>
+        </w:numPr>
+      </w:pPr>
+      <w:r>
+        <w:t xml:space="preserve">“IPA”</w:t>
+      </w:r>
+      <w:r>
+        <w:t xml:space="preserve"> </w:t>
+      </w:r>
+      <w:r>
+        <w:t xml:space="preserve">in the first nested step renders bold, and the bulleted clarification beneath it (</w:t>
+      </w:r>
+      <w:r>
+        <w:t xml:space="preserve">“A visible smear…”</w:t>
+      </w:r>
+      <w:r>
+        <w:t xml:space="preserve">) renders as a plain bullet, not relettered</w:t>
+      </w:r>
+    </w:p>
+    <w:p>
+      <w:pPr>
+        <w:pStyle w:val="Compact"/>
+        <w:numPr>
+          <w:ilvl w:val="0"/>
+          <w:numId w:val="120"/>
+        </w:numPr>
+      </w:pPr>
+      <w:r>
+        <w:t xml:space="preserve">Code blocks use</w:t>
+      </w:r>
+      <w:r>
+        <w:t xml:space="preserve"> </w:t>
+      </w:r>
+      <w:r>
+        <w:t xml:space="preserve">“Source Code”</w:t>
+      </w:r>
+      <w:r>
+        <w:t xml:space="preserve"> </w:t>
+      </w:r>
+      <w:r>
+        <w:t xml:space="preserve">style</w:t>
+      </w:r>
+    </w:p>
+    <w:p>
+      <w:pPr>
+        <w:pStyle w:val="Compact"/>
+        <w:numPr>
+          <w:ilvl w:val="0"/>
+          <w:numId w:val="121"/>
+        </w:numPr>
+      </w:pPr>
+      <w:r>
+        <w:t xml:space="preserve">Bold and italic text render correctly</w:t>
+      </w:r>
+    </w:p>
+    <w:p>
+      <w:pPr>
+        <w:pStyle w:val="Compact"/>
+        <w:numPr>
+          <w:ilvl w:val="0"/>
+          <w:numId w:val="122"/>
+        </w:numPr>
+      </w:pPr>
+      <w:r>
+        <w:t xml:space="preserve">Footnotes appear at bottom of pages</w:t>
+      </w:r>
+    </w:p>
+    <w:p>
+      <w:pPr>
+        <w:pStyle w:val="Compact"/>
+        <w:numPr>
+          <w:ilvl w:val="0"/>
+          <w:numId w:val="123"/>
+        </w:numPr>
+      </w:pPr>
+      <w:r>
+        <w:t xml:space="preserve">Math equations render properly</w:t>
+      </w:r>
+    </w:p>
+    <w:p>
+      <w:pPr>
+        <w:pStyle w:val="Compact"/>
+        <w:numPr>
+          <w:ilvl w:val="0"/>
+          <w:numId w:val="124"/>
+        </w:numPr>
+      </w:pPr>
+      <w:r>
         <w:t xml:space="preserve">No formatting artifacts or errors</w:t>
       </w:r>
     </w:p>
@@ -7588,13 +8770,17 @@
         <w:t xml:space="preserve">: Dilon Engineering Team</w:t>
       </w:r>
     </w:p>
-    <w:bookmarkEnd w:id="74"/>
-    <w:bookmarkEnd w:id="75"/>
+    <w:bookmarkEnd w:id="84"/>
+    <w:bookmarkEnd w:id="82"/>
     <w:sectPr>
-      <w:headerReference w:type="default" r:id="rId11"/>
-      <w:footerReference w:type="default" r:id="rId12"/>
+      <w:headerReference w:type="even" r:id="rId11"/>
+      <w:headerReference w:type="default" r:id="rId12"/>
+      <w:footerReference w:type="even" r:id="rId13"/>
+      <w:footerReference w:type="default" r:id="rId14"/>
+      <w:headerReference w:type="first" r:id="rId15"/>
+      <w:footerReference w:type="first" r:id="rId16"/>
       <w:pgSz w:w="11906" w:h="16838"/>
-      <w:pgMar w:top="1440" w:right="1440" w:bottom="1440" w:left="1440" w:header="708" w:footer="708" w:gutter="0"/>
+      <w:pgMar w:top="2016" w:right="1080" w:bottom="1800" w:left="1080" w:header="576" w:footer="576" w:gutter="0"/>
       <w:cols w:space="708"/>
       <w:docGrid w:linePitch="360"/>
     </w:sectPr>
@@ -7623,52 +8809,121 @@
 
 <file path=word/footer1.xml><?xml version="1.0" encoding="utf-8"?>
 <w:ftr xmlns:wpc="http://schemas.microsoft.com/office/word/2010/wordprocessingCanvas" xmlns:cx="http://schemas.microsoft.com/office/drawing/2014/chartex" xmlns:cx1="http://schemas.microsoft.com/office/drawing/2015/9/8/chartex" xmlns:cx2="http://schemas.microsoft.com/office/drawing/2015/10/21/chartex" xmlns:cx3="http://schemas.microsoft.com/office/drawing/2016/5/9/chartex" xmlns:cx4="http://schemas.microsoft.com/office/drawing/2016/5/10/chartex" xmlns:cx5="http://schemas.microsoft.com/office/drawing/2016/5/11/chartex" xmlns:cx6="http://schemas.microsoft.com/office/drawing/2016/5/12/chartex" xmlns:cx7="http://schemas.microsoft.com/office/drawing/2016/5/13/chartex" xmlns:cx8="http://schemas.microsoft.com/office/drawing/2016/5/14/chartex" xmlns:mc="http://schemas.openxmlformats.org/markup-compatibility/2006" xmlns:aink="http://schemas.microsoft.com/office/drawing/2016/ink" xmlns:am3d="http://schemas.microsoft.com/office/drawing/2017/model3d" xmlns:o="urn:schemas-microsoft-com:office:office" xmlns:oel="http://schemas.microsoft.com/office/2019/extlst" xmlns:r="http://schemas.openxmlformats.org/officeDocument/2006/relationships" xmlns:m="http://schemas.openxmlformats.org/officeDocument/2006/math" xmlns:v="urn:schemas-microsoft-com:vml" xmlns:wp14="http://schemas.microsoft.com/office/word/2010/wordprocessingDrawing" xmlns:wp="http://schemas.openxmlformats.org/drawingml/2006/wordprocessingDrawing" xmlns:w10="urn:schemas-microsoft-com:office:word" xmlns:w="http://schemas.openxmlformats.org/wordprocessingml/2006/main" xmlns:w14="http://schemas.microsoft.com/office/word/2010/wordml" xmlns:w15="http://schemas.microsoft.com/office/word/2012/wordml" xmlns:w16cex="http://schemas.microsoft.com/office/word/2018/wordml/cex" xmlns:w16cid="http://schemas.microsoft.com/office/word/2016/wordml/cid" xmlns:w16="http://schemas.microsoft.com/office/word/2018/wordml" xmlns:w16du="http://schemas.microsoft.com/office/word/2023/wordml/word16du" xmlns:w16sdtdh="http://schemas.microsoft.com/office/word/2020/wordml/sdtdatahash" xmlns:w16sdtfl="http://schemas.microsoft.com/office/word/2024/wordml/sdtformatlock" xmlns:w16se="http://schemas.microsoft.com/office/word/2015/wordml/symex" xmlns:wpg="http://schemas.microsoft.com/office/word/2010/wordprocessingGroup" xmlns:wpi="http://schemas.microsoft.com/office/word/2010/wordprocessingInk" xmlns:wne="http://schemas.microsoft.com/office/word/2006/wordml" xmlns:wps="http://schemas.microsoft.com/office/word/2010/wordprocessingShape" mc:Ignorable="w14 w15 w16se w16cid w16 w16cex w16sdtdh w16sdtfl w16du wp14">
+  <w:p>
+    <w:pPr>
+      <w:pStyle w:val="Footer"/>
+    </w:pPr>
+  </w:p>
+</w:ftr>
+</file>
+
+<file path=word/footer2.xml><?xml version="1.0" encoding="utf-8"?>
+<w:ftr xmlns:wpc="http://schemas.microsoft.com/office/word/2010/wordprocessingCanvas" xmlns:cx="http://schemas.microsoft.com/office/drawing/2014/chartex" xmlns:cx1="http://schemas.microsoft.com/office/drawing/2015/9/8/chartex" xmlns:cx2="http://schemas.microsoft.com/office/drawing/2015/10/21/chartex" xmlns:cx3="http://schemas.microsoft.com/office/drawing/2016/5/9/chartex" xmlns:cx4="http://schemas.microsoft.com/office/drawing/2016/5/10/chartex" xmlns:cx5="http://schemas.microsoft.com/office/drawing/2016/5/11/chartex" xmlns:cx6="http://schemas.microsoft.com/office/drawing/2016/5/12/chartex" xmlns:cx7="http://schemas.microsoft.com/office/drawing/2016/5/13/chartex" xmlns:cx8="http://schemas.microsoft.com/office/drawing/2016/5/14/chartex" xmlns:mc="http://schemas.openxmlformats.org/markup-compatibility/2006" xmlns:aink="http://schemas.microsoft.com/office/drawing/2016/ink" xmlns:am3d="http://schemas.microsoft.com/office/drawing/2017/model3d" xmlns:o="urn:schemas-microsoft-com:office:office" xmlns:oel="http://schemas.microsoft.com/office/2019/extlst" xmlns:r="http://schemas.openxmlformats.org/officeDocument/2006/relationships" xmlns:m="http://schemas.openxmlformats.org/officeDocument/2006/math" xmlns:v="urn:schemas-microsoft-com:vml" xmlns:wp14="http://schemas.microsoft.com/office/word/2010/wordprocessingDrawing" xmlns:wp="http://schemas.openxmlformats.org/drawingml/2006/wordprocessingDrawing" xmlns:w10="urn:schemas-microsoft-com:office:word" xmlns:w="http://schemas.openxmlformats.org/wordprocessingml/2006/main" xmlns:w14="http://schemas.microsoft.com/office/word/2010/wordml" xmlns:w15="http://schemas.microsoft.com/office/word/2012/wordml" xmlns:w16cex="http://schemas.microsoft.com/office/word/2018/wordml/cex" xmlns:w16cid="http://schemas.microsoft.com/office/word/2016/wordml/cid" xmlns:w16="http://schemas.microsoft.com/office/word/2018/wordml" xmlns:w16du="http://schemas.microsoft.com/office/word/2023/wordml/word16du" xmlns:w16sdtdh="http://schemas.microsoft.com/office/word/2020/wordml/sdtdatahash" xmlns:w16sdtfl="http://schemas.microsoft.com/office/word/2024/wordml/sdtformatlock" xmlns:w16se="http://schemas.microsoft.com/office/word/2015/wordml/symex" xmlns:wpg="http://schemas.microsoft.com/office/word/2010/wordprocessingGroup" xmlns:wpi="http://schemas.microsoft.com/office/word/2010/wordprocessingInk" xmlns:wne="http://schemas.microsoft.com/office/word/2006/wordml" xmlns:wps="http://schemas.microsoft.com/office/word/2010/wordprocessingShape" mc:Ignorable="w14 w15 w16se w16cid w16 w16cex w16sdtdh w16sdtfl w16du wp14">
   <w:tbl>
     <w:tblPr>
-      <w:tblW w:w="0" w:type="auto"/>
+      <w:tblW w:type="auto" w:w="0"/>
+      <w:jc w:val="center"/>
+      <w:tblBorders>
+        <w:top w:val="single" w:sz="4" w:space="4" w:color="auto"/>
+        <w:bottom w:val="single" w:sz="4" w:space="4" w:color="auto"/>
+        <w:left w:val="nil"/>
+        <w:right w:val="nil"/>
+        <w:insideH w:val="nil"/>
+        <w:insideV w:val="nil"/>
+      </w:tblBorders>
       <w:tblLayout w:type="fixed"/>
-      <w:tblLook w:val="06A0" w:firstRow="1" w:lastRow="0" w:firstColumn="1" w:lastColumn="0" w:noHBand="1" w:noVBand="1"/>
+      <w:tblCellMar>
+        <w:top w:w="29" w:type="dxa"/>
+        <w:left w:w="29" w:type="dxa"/>
+        <w:bottom w:w="29" w:type="dxa"/>
+        <w:right w:w="29" w:type="dxa"/>
+      </w:tblCellMar>
+      <w:tblLook w:firstColumn="1" w:firstRow="1" w:lastColumn="0" w:lastRow="0" w:noHBand="0" w:noVBand="1" w:val="04A0"/>
     </w:tblPr>
     <w:tblGrid>
-      <w:gridCol w:w="3005"/>
-      <w:gridCol w:w="3005"/>
-      <w:gridCol w:w="3005"/>
+      <w:gridCol w:w="3248"/>
+      <w:gridCol w:w="3248"/>
+      <w:gridCol w:w="3250"/>
     </w:tblGrid>
     <w:tr>
       <w:trPr>
-        <w:trHeight w:val="300"/>
+        <w:trHeight w:val="180" w:hRule="atLeast"/>
       </w:trPr>
       <w:tc>
         <w:tcPr>
-          <w:tcW w:w="3005" w:type="dxa"/>
+          <w:tcW w:type="dxa" w:w="3248"/>
         </w:tcPr>
         <w:p>
           <w:pPr>
-            <w:pStyle w:val="Header"/>
-            <w:ind w:left="-115"/>
+            <w:pStyle w:val="FooterText"/>
+            <w:jc w:val="left"/>
           </w:pPr>
+          <w:r>
+            <w:t>DD_NAV3_TEST_001 Rev 1.1</w:t>
+          </w:r>
         </w:p>
       </w:tc>
       <w:tc>
         <w:tcPr>
-          <w:tcW w:w="3005" w:type="dxa"/>
+          <w:tcW w:type="dxa" w:w="3248"/>
         </w:tcPr>
-        <w:p/>
+        <w:p>
+          <w:pPr>
+            <w:pStyle w:val="FooterText"/>
+            <w:jc w:val="center"/>
+          </w:pPr>
+          <w:r>
+            <w:t>ECO-2025-042</w:t>
+          </w:r>
+        </w:p>
       </w:tc>
       <w:tc>
         <w:tcPr>
-          <w:tcW w:w="3005" w:type="dxa"/>
+          <w:tcW w:type="dxa" w:w="3250"/>
         </w:tcPr>
         <w:p>
           <w:pPr>
-            <w:pStyle w:val="Header"/>
-            <w:ind w:right="-115"/>
+            <w:pStyle w:val="FooterText"/>
             <w:jc w:val="right"/>
           </w:pPr>
+          <w:r>
+            <w:t>Revision Date: 2025-10-15</w:t>
+          </w:r>
+        </w:p>
+      </w:tc>
+    </w:tr>
+    <w:tr>
+      <w:tc>
+        <w:tcPr>
+          <w:tcW w:type="dxa" w:w="9746"/>
+          <w:gridSpan w:val="3"/>
+        </w:tcPr>
+        <w:p>
+          <w:pPr>
+            <w:pStyle w:val="FooterText"/>
+            <w:jc w:val="center"/>
+          </w:pPr>
+          <w:r>
+            <w:t>This document and information contained within is confidential and proprietary to Dilon Technologies.</w:t>
+          </w:r>
+        </w:p>
+        <w:p>
+          <w:pPr>
+            <w:pStyle w:val="FooterText"/>
+            <w:jc w:val="center"/>
+          </w:pPr>
+          <w:r>
+            <w:t>All unauthorized use and/or reproduction is prohibited.</w:t>
+          </w:r>
         </w:p>
       </w:tc>
     </w:tr>
   </w:tbl>
+</w:ftr>
+</file>
+
+<file path=word/footer3.xml><?xml version="1.0" encoding="utf-8"?>
+<w:ftr xmlns:wpc="http://schemas.microsoft.com/office/word/2010/wordprocessingCanvas" xmlns:cx="http://schemas.microsoft.com/office/drawing/2014/chartex" xmlns:cx1="http://schemas.microsoft.com/office/drawing/2015/9/8/chartex" xmlns:cx2="http://schemas.microsoft.com/office/drawing/2015/10/21/chartex" xmlns:cx3="http://schemas.microsoft.com/office/drawing/2016/5/9/chartex" xmlns:cx4="http://schemas.microsoft.com/office/drawing/2016/5/10/chartex" xmlns:cx5="http://schemas.microsoft.com/office/drawing/2016/5/11/chartex" xmlns:cx6="http://schemas.microsoft.com/office/drawing/2016/5/12/chartex" xmlns:cx7="http://schemas.microsoft.com/office/drawing/2016/5/13/chartex" xmlns:cx8="http://schemas.microsoft.com/office/drawing/2016/5/14/chartex" xmlns:mc="http://schemas.openxmlformats.org/markup-compatibility/2006" xmlns:aink="http://schemas.microsoft.com/office/drawing/2016/ink" xmlns:am3d="http://schemas.microsoft.com/office/drawing/2017/model3d" xmlns:o="urn:schemas-microsoft-com:office:office" xmlns:oel="http://schemas.microsoft.com/office/2019/extlst" xmlns:r="http://schemas.openxmlformats.org/officeDocument/2006/relationships" xmlns:m="http://schemas.openxmlformats.org/officeDocument/2006/math" xmlns:v="urn:schemas-microsoft-com:vml" xmlns:wp14="http://schemas.microsoft.com/office/word/2010/wordprocessingDrawing" xmlns:wp="http://schemas.openxmlformats.org/drawingml/2006/wordprocessingDrawing" xmlns:w10="urn:schemas-microsoft-com:office:word" xmlns:w="http://schemas.openxmlformats.org/wordprocessingml/2006/main" xmlns:w14="http://schemas.microsoft.com/office/word/2010/wordml" xmlns:w15="http://schemas.microsoft.com/office/word/2012/wordml" xmlns:w16cex="http://schemas.microsoft.com/office/word/2018/wordml/cex" xmlns:w16cid="http://schemas.microsoft.com/office/word/2016/wordml/cid" xmlns:w16="http://schemas.microsoft.com/office/word/2018/wordml" xmlns:w16du="http://schemas.microsoft.com/office/word/2023/wordml/word16du" xmlns:w16sdtdh="http://schemas.microsoft.com/office/word/2020/wordml/sdtdatahash" xmlns:w16sdtfl="http://schemas.microsoft.com/office/word/2024/wordml/sdtformatlock" xmlns:w16se="http://schemas.microsoft.com/office/word/2015/wordml/symex" xmlns:wpg="http://schemas.microsoft.com/office/word/2010/wordprocessingGroup" xmlns:wpi="http://schemas.microsoft.com/office/word/2010/wordprocessingInk" xmlns:wne="http://schemas.microsoft.com/office/word/2006/wordml" xmlns:wps="http://schemas.microsoft.com/office/word/2010/wordprocessingShape" mc:Ignorable="w14 w15 w16se w16cid w16 w16cex w16sdtdh w16sdtfl w16du wp14">
   <w:p>
     <w:pPr>
       <w:pStyle w:val="Footer"/>
@@ -7755,9 +9010,20 @@
 
 <file path=word/header1.xml><?xml version="1.0" encoding="utf-8"?>
 <w:hdr xmlns:wpc="http://schemas.microsoft.com/office/word/2010/wordprocessingCanvas" xmlns:cx="http://schemas.microsoft.com/office/drawing/2014/chartex" xmlns:cx1="http://schemas.microsoft.com/office/drawing/2015/9/8/chartex" xmlns:cx2="http://schemas.microsoft.com/office/drawing/2015/10/21/chartex" xmlns:cx3="http://schemas.microsoft.com/office/drawing/2016/5/9/chartex" xmlns:cx4="http://schemas.microsoft.com/office/drawing/2016/5/10/chartex" xmlns:cx5="http://schemas.microsoft.com/office/drawing/2016/5/11/chartex" xmlns:cx6="http://schemas.microsoft.com/office/drawing/2016/5/12/chartex" xmlns:cx7="http://schemas.microsoft.com/office/drawing/2016/5/13/chartex" xmlns:cx8="http://schemas.microsoft.com/office/drawing/2016/5/14/chartex" xmlns:mc="http://schemas.openxmlformats.org/markup-compatibility/2006" xmlns:aink="http://schemas.microsoft.com/office/drawing/2016/ink" xmlns:am3d="http://schemas.microsoft.com/office/drawing/2017/model3d" xmlns:o="urn:schemas-microsoft-com:office:office" xmlns:oel="http://schemas.microsoft.com/office/2019/extlst" xmlns:r="http://schemas.openxmlformats.org/officeDocument/2006/relationships" xmlns:m="http://schemas.openxmlformats.org/officeDocument/2006/math" xmlns:v="urn:schemas-microsoft-com:vml" xmlns:wp14="http://schemas.microsoft.com/office/word/2010/wordprocessingDrawing" xmlns:wp="http://schemas.openxmlformats.org/drawingml/2006/wordprocessingDrawing" xmlns:w10="urn:schemas-microsoft-com:office:word" xmlns:w="http://schemas.openxmlformats.org/wordprocessingml/2006/main" xmlns:w14="http://schemas.microsoft.com/office/word/2010/wordml" xmlns:w15="http://schemas.microsoft.com/office/word/2012/wordml" xmlns:w16cex="http://schemas.microsoft.com/office/word/2018/wordml/cex" xmlns:w16cid="http://schemas.microsoft.com/office/word/2016/wordml/cid" xmlns:w16="http://schemas.microsoft.com/office/word/2018/wordml" xmlns:w16du="http://schemas.microsoft.com/office/word/2023/wordml/word16du" xmlns:w16sdtdh="http://schemas.microsoft.com/office/word/2020/wordml/sdtdatahash" xmlns:w16sdtfl="http://schemas.microsoft.com/office/word/2024/wordml/sdtformatlock" xmlns:w16se="http://schemas.microsoft.com/office/word/2015/wordml/symex" xmlns:wpg="http://schemas.microsoft.com/office/word/2010/wordprocessingGroup" xmlns:wpi="http://schemas.microsoft.com/office/word/2010/wordprocessingInk" xmlns:wne="http://schemas.microsoft.com/office/word/2006/wordml" xmlns:wps="http://schemas.microsoft.com/office/word/2010/wordprocessingShape" mc:Ignorable="w14 w15 w16se w16cid w16 w16cex w16sdtdh w16sdtfl w16du wp14">
+  <w:p>
+    <w:pPr>
+      <w:pStyle w:val="Header"/>
+    </w:pPr>
+  </w:p>
+</w:hdr>
+</file>
+
+<file path=word/header2.xml><?xml version="1.0" encoding="utf-8"?>
+<w:hdr xmlns:wpc="http://schemas.microsoft.com/office/word/2010/wordprocessingCanvas" xmlns:cx="http://schemas.microsoft.com/office/drawing/2014/chartex" xmlns:cx1="http://schemas.microsoft.com/office/drawing/2015/9/8/chartex" xmlns:cx2="http://schemas.microsoft.com/office/drawing/2015/10/21/chartex" xmlns:cx3="http://schemas.microsoft.com/office/drawing/2016/5/9/chartex" xmlns:cx4="http://schemas.microsoft.com/office/drawing/2016/5/10/chartex" xmlns:cx5="http://schemas.microsoft.com/office/drawing/2016/5/11/chartex" xmlns:cx6="http://schemas.microsoft.com/office/drawing/2016/5/12/chartex" xmlns:cx7="http://schemas.microsoft.com/office/drawing/2016/5/13/chartex" xmlns:cx8="http://schemas.microsoft.com/office/drawing/2016/5/14/chartex" xmlns:mc="http://schemas.openxmlformats.org/markup-compatibility/2006" xmlns:aink="http://schemas.microsoft.com/office/drawing/2016/ink" xmlns:am3d="http://schemas.microsoft.com/office/drawing/2017/model3d" xmlns:o="urn:schemas-microsoft-com:office:office" xmlns:oel="http://schemas.microsoft.com/office/2019/extlst" xmlns:r="http://schemas.openxmlformats.org/officeDocument/2006/relationships" xmlns:m="http://schemas.openxmlformats.org/officeDocument/2006/math" xmlns:v="urn:schemas-microsoft-com:vml" xmlns:wp14="http://schemas.microsoft.com/office/word/2010/wordprocessingDrawing" xmlns:wp="http://schemas.openxmlformats.org/drawingml/2006/wordprocessingDrawing" xmlns:w10="urn:schemas-microsoft-com:office:word" xmlns:w="http://schemas.openxmlformats.org/wordprocessingml/2006/main" xmlns:w14="http://schemas.microsoft.com/office/word/2010/wordml" xmlns:w15="http://schemas.microsoft.com/office/word/2012/wordml" xmlns:w16cex="http://schemas.microsoft.com/office/word/2018/wordml/cex" xmlns:w16cid="http://schemas.microsoft.com/office/word/2016/wordml/cid" xmlns:w16="http://schemas.microsoft.com/office/word/2018/wordml" xmlns:w16du="http://schemas.microsoft.com/office/word/2023/wordml/word16du" xmlns:w16sdtdh="http://schemas.microsoft.com/office/word/2020/wordml/sdtdatahash" xmlns:w16sdtfl="http://schemas.microsoft.com/office/word/2024/wordml/sdtformatlock" xmlns:w16se="http://schemas.microsoft.com/office/word/2015/wordml/symex" xmlns:wpg="http://schemas.microsoft.com/office/word/2010/wordprocessingGroup" xmlns:wpi="http://schemas.microsoft.com/office/word/2010/wordprocessingInk" xmlns:wne="http://schemas.microsoft.com/office/word/2006/wordml" xmlns:wps="http://schemas.microsoft.com/office/word/2010/wordprocessingShape" mc:Ignorable="w14 w15 w16se w16cid w16 w16cex w16sdtdh w16sdtfl w16du wp14">
   <w:tbl>
     <w:tblPr>
-      <w:tblW w:w="9625" w:type="dxa"/>
+      <w:tblW w:type="auto" w:w="0"/>
+      <w:jc w:val="center"/>
       <w:tblBorders>
         <w:top w:val="single" w:sz="4" w:space="0" w:color="auto"/>
         <w:left w:val="single" w:sz="4" w:space="0" w:color="auto"/>
@@ -7773,81 +9039,54 @@
         <w:bottom w:w="29" w:type="dxa"/>
         <w:right w:w="29" w:type="dxa"/>
       </w:tblCellMar>
-      <w:tblLook w:val="0000" w:firstRow="0" w:lastRow="0" w:firstColumn="0" w:lastColumn="0" w:noHBand="0" w:noVBand="0"/>
+      <w:tblLook w:firstColumn="1" w:firstRow="1" w:lastColumn="0" w:lastRow="0" w:noHBand="0" w:noVBand="1" w:val="04A0"/>
     </w:tblPr>
     <w:tblGrid>
-      <w:gridCol w:w="2065"/>
-      <w:gridCol w:w="5130"/>
-      <w:gridCol w:w="1080"/>
-      <w:gridCol w:w="1350"/>
+      <w:gridCol w:w="1525"/>
+      <w:gridCol w:w="5341"/>
+      <w:gridCol w:w="1255"/>
+      <w:gridCol w:w="1625"/>
     </w:tblGrid>
     <w:tr>
       <w:trPr>
-        <w:cantSplit/>
         <w:trHeight w:val="945"/>
       </w:trPr>
       <w:tc>
         <w:tcPr>
-          <w:tcW w:w="2065" w:type="dxa"/>
-          <w:tcBorders>
-            <w:bottom w:val="single" w:sz="4" w:space="0" w:color="auto"/>
-          </w:tcBorders>
+          <w:tcW w:type="dxa" w:w="1525"/>
           <w:vAlign w:val="center"/>
         </w:tcPr>
         <w:p>
           <w:pPr>
             <w:jc w:val="center"/>
-            <w:rPr>
-              <w:rFonts w:ascii="Arial Narrow" w:hAnsi="Arial Narrow"/>
-              <w:b/>
-            </w:rPr>
           </w:pPr>
           <w:r>
-            <w:rPr>
-              <w:noProof/>
-            </w:rPr>
             <w:drawing>
-              <wp:inline distT="0" distB="0" distL="0" distR="0" wp14:anchorId="252AFDB9" wp14:editId="7720A69F">
-                <wp:extent cx="804545" cy="600075"/>
-                <wp:effectExtent l="0" t="0" r="0" b="9525"/>
-                <wp:docPr id="3" name="Picture 1053709729"/>
+              <wp:inline xmlns:a="http://schemas.openxmlformats.org/drawingml/2006/main" xmlns:pic="http://schemas.openxmlformats.org/drawingml/2006/picture">
+                <wp:extent cx="804672" cy="599846"/>
+                <wp:docPr id="3" name="Picture 1"/>
                 <wp:cNvGraphicFramePr>
-                  <a:graphicFrameLocks xmlns:a="http://schemas.openxmlformats.org/drawingml/2006/main" noChangeAspect="1"/>
+                  <a:graphicFrameLocks noChangeAspect="1"/>
                 </wp:cNvGraphicFramePr>
-                <a:graphic xmlns:a="http://schemas.openxmlformats.org/drawingml/2006/main">
+                <a:graphic>
                   <a:graphicData uri="http://schemas.openxmlformats.org/drawingml/2006/picture">
-                    <pic:pic xmlns:pic="http://schemas.openxmlformats.org/drawingml/2006/picture">
+                    <pic:pic>
                       <pic:nvPicPr>
-                        <pic:cNvPr id="3" name="Picture 1"/>
-                        <pic:cNvPicPr>
-                          <a:picLocks noChangeAspect="1" noChangeArrowheads="1"/>
-                        </pic:cNvPicPr>
+                        <pic:cNvPr id="3" name="dilon_logo.png"/>
+                        <pic:cNvPicPr/>
                       </pic:nvPicPr>
                       <pic:blipFill>
-                        <a:blip r:embed="rId1">
-                          <a:extLst>
-                            <a:ext uri="{28A0092B-C50C-407E-A947-70E740481C1C}">
-                              <a14:useLocalDpi xmlns:a14="http://schemas.microsoft.com/office/drawing/2010/main" val="0"/>
-                            </a:ext>
-                          </a:extLst>
-                        </a:blip>
-                        <a:srcRect/>
+                        <a:blip r:embed="rId1"/>
                         <a:stretch>
                           <a:fillRect/>
                         </a:stretch>
                       </pic:blipFill>
-                      <pic:spPr bwMode="auto">
+                      <pic:spPr>
                         <a:xfrm>
                           <a:off x="0" y="0"/>
-                          <a:ext cx="804545" cy="600075"/>
+                          <a:ext cx="804672" cy="599846"/>
                         </a:xfrm>
-                        <a:prstGeom prst="rect">
-                          <a:avLst/>
-                        </a:prstGeom>
-                        <a:noFill/>
-                        <a:ln>
-                          <a:noFill/>
-                        </a:ln>
+                        <a:prstGeom prst="rect"/>
                       </pic:spPr>
                     </pic:pic>
                   </a:graphicData>
@@ -7859,97 +9098,55 @@
       </w:tc>
       <w:tc>
         <w:tcPr>
-          <w:tcW w:w="5130" w:type="dxa"/>
+          <w:tcW w:type="dxa" w:w="5341"/>
           <w:vAlign w:val="center"/>
         </w:tcPr>
         <w:p>
           <w:pPr>
-            <w:tabs>
-              <w:tab w:val="right" w:pos="951"/>
-              <w:tab w:val="left" w:pos="1135"/>
-            </w:tabs>
-            <w:rPr>
-              <w:bCs/>
-            </w:rPr>
+            <w:pStyle w:val="HeaderText"/>
+            <w:jc w:val="left"/>
           </w:pPr>
           <w:r>
-            <w:rPr>
-              <w:bCs/>
-            </w:rPr>
-            <w:t>Title</w:t>
-          </w:r>
-          <w:r>
-            <w:rPr>
-              <w:bCs/>
-            </w:rPr>
-            <w:t xml:space="preserve">: Markdown Styling Test Document</w:t>
+            <w:t>Title: Markdown Styling Test Document</w:t>
           </w:r>
         </w:p>
         <w:p>
           <w:pPr>
-            <w:tabs>
-              <w:tab w:val="right" w:pos="951"/>
-              <w:tab w:val="left" w:pos="1135"/>
-            </w:tabs>
-            <w:ind w:left="1152" w:hanging="1152"/>
+            <w:pStyle w:val="HeaderText"/>
+            <w:jc w:val="left"/>
           </w:pPr>
           <w:r>
-            <w:rPr>
-              <w:bCs/>
-            </w:rPr>
-            <w:tab/>
-            <w:t xml:space="preserve">Number:</w:t>
-          </w:r>
-          <w:r>
-            <w:rPr>
-              <w:bCs/>
-            </w:rPr>
-            <w:t xml:space="preserve"> DD_NAV3_TEST_001</w:t>
+            <w:t>Number: DD_NAV3_TEST_001</w:t>
           </w:r>
         </w:p>
       </w:tc>
       <w:tc>
         <w:tcPr>
-          <w:tcW w:w="1080" w:type="dxa"/>
+          <w:tcW w:type="dxa" w:w="1255"/>
           <w:vAlign w:val="center"/>
         </w:tcPr>
         <w:p>
           <w:pPr>
-            <w:spacing w:line="276" w:lineRule="auto"/>
+            <w:pStyle w:val="HeaderText"/>
             <w:jc w:val="center"/>
-            <w:rPr>
-              <w:b/>
-              <w:bCs/>
-            </w:rPr>
           </w:pPr>
           <w:r>
             <w:rPr>
               <w:b/>
-              <w:bCs/>
             </w:rPr>
-            <w:t xml:space="preserve">Rev </w:t>
-          </w:r>
-          <w:r>
-            <w:rPr>
-              <w:b/>
-              <w:bCs/>
-            </w:rPr>
-            <w:t xml:space="preserve">1.1</w:t>
+            <w:t>Rev 1.1</w:t>
           </w:r>
         </w:p>
       </w:tc>
       <w:tc>
         <w:tcPr>
-          <w:tcW w:w="1350" w:type="dxa"/>
+          <w:tcW w:type="dxa" w:w="1625"/>
           <w:vAlign w:val="center"/>
         </w:tcPr>
         <w:p>
           <w:pPr>
-            <w:spacing w:line="276" w:lineRule="auto"/>
+            <w:pStyle w:val="HeaderText"/>
             <w:jc w:val="center"/>
-            <w:rPr>
-              <w:b/>
-            </w:rPr>
           </w:pPr>
           <w:r>
             <w:rPr>
@@ -7960,11 +9157,8 @@
         </w:p>
         <w:p>
           <w:pPr>
-            <w:spacing w:line="276" w:lineRule="auto"/>
+            <w:pStyle w:val="HeaderText"/>
             <w:jc w:val="center"/>
-            <w:rPr>
-              <w:b/>
-            </w:rPr>
           </w:pPr>
           <w:r>
             <w:rPr>
@@ -7976,7 +9170,7 @@
             <w:rPr>
               <w:b/>
             </w:rPr>
-            <w:instrText>page \* arabic</w:instrText>
+            <w:instrText xml:space="preserve">page \* arabic</w:instrText>
           </w:r>
           <w:r>
             <w:rPr>
@@ -7987,7 +9181,6 @@
           <w:r>
             <w:rPr>
               <w:b/>
-              <w:noProof/>
             </w:rPr>
             <w:t>1</w:t>
           </w:r>
@@ -8024,9 +9217,8 @@
           <w:r>
             <w:rPr>
               <w:b/>
-              <w:noProof/>
             </w:rPr>
-            <w:t>8</w:t>
+            <w:t>1</w:t>
           </w:r>
           <w:r>
             <w:rPr>
@@ -8038,18 +9230,15 @@
       </w:tc>
     </w:tr>
   </w:tbl>
+</w:hdr>
+</file>
+
+<file path=word/header3.xml><?xml version="1.0" encoding="utf-8"?>
+<w:hdr xmlns:wpc="http://schemas.microsoft.com/office/word/2010/wordprocessingCanvas" xmlns:cx="http://schemas.microsoft.com/office/drawing/2014/chartex" xmlns:cx1="http://schemas.microsoft.com/office/drawing/2015/9/8/chartex" xmlns:cx2="http://schemas.microsoft.com/office/drawing/2015/10/21/chartex" xmlns:cx3="http://schemas.microsoft.com/office/drawing/2016/5/9/chartex" xmlns:cx4="http://schemas.microsoft.com/office/drawing/2016/5/10/chartex" xmlns:cx5="http://schemas.microsoft.com/office/drawing/2016/5/11/chartex" xmlns:cx6="http://schemas.microsoft.com/office/drawing/2016/5/12/chartex" xmlns:cx7="http://schemas.microsoft.com/office/drawing/2016/5/13/chartex" xmlns:cx8="http://schemas.microsoft.com/office/drawing/2016/5/14/chartex" xmlns:mc="http://schemas.openxmlformats.org/markup-compatibility/2006" xmlns:aink="http://schemas.microsoft.com/office/drawing/2016/ink" xmlns:am3d="http://schemas.microsoft.com/office/drawing/2017/model3d" xmlns:o="urn:schemas-microsoft-com:office:office" xmlns:oel="http://schemas.microsoft.com/office/2019/extlst" xmlns:r="http://schemas.openxmlformats.org/officeDocument/2006/relationships" xmlns:m="http://schemas.openxmlformats.org/officeDocument/2006/math" xmlns:v="urn:schemas-microsoft-com:vml" xmlns:wp14="http://schemas.microsoft.com/office/word/2010/wordprocessingDrawing" xmlns:wp="http://schemas.openxmlformats.org/drawingml/2006/wordprocessingDrawing" xmlns:w10="urn:schemas-microsoft-com:office:word" xmlns:w="http://schemas.openxmlformats.org/wordprocessingml/2006/main" xmlns:w14="http://schemas.microsoft.com/office/word/2010/wordml" xmlns:w15="http://schemas.microsoft.com/office/word/2012/wordml" xmlns:w16cex="http://schemas.microsoft.com/office/word/2018/wordml/cex" xmlns:w16cid="http://schemas.microsoft.com/office/word/2016/wordml/cid" xmlns:w16="http://schemas.microsoft.com/office/word/2018/wordml" xmlns:w16du="http://schemas.microsoft.com/office/word/2023/wordml/word16du" xmlns:w16sdtdh="http://schemas.microsoft.com/office/word/2020/wordml/sdtdatahash" xmlns:w16sdtfl="http://schemas.microsoft.com/office/word/2024/wordml/sdtformatlock" xmlns:w16se="http://schemas.microsoft.com/office/word/2015/wordml/symex" xmlns:wpg="http://schemas.microsoft.com/office/word/2010/wordprocessingGroup" xmlns:wpi="http://schemas.microsoft.com/office/word/2010/wordprocessingInk" xmlns:wne="http://schemas.microsoft.com/office/word/2006/wordml" xmlns:wps="http://schemas.microsoft.com/office/word/2010/wordprocessingShape" mc:Ignorable="w14 w15 w16se w16cid w16 w16cex w16sdtdh w16sdtfl w16du wp14">
   <w:p>
     <w:pPr>
       <w:pStyle w:val="Header"/>
-      <w:tabs>
-        <w:tab w:val="clear" w:pos="4513"/>
-        <w:tab w:val="clear" w:pos="9026"/>
-        <w:tab w:val="left" w:pos="3150"/>
-      </w:tabs>
     </w:pPr>
-    <w:r>
-      <w:tab/>
-    </w:r>
   </w:p>
 </w:hdr>
 </file>
@@ -9268,6 +10457,120 @@
     </w:lvl>
   </w:abstractNum>
   <w:abstractNum w:abstractNumId="14" w15:restartNumberingAfterBreak="0">
+    <w:nsid w:val="0C95591C"/>
+    <w:multiLevelType w:val="multilevel"/>
+    <w:tmpl w:val="B1824F7A"/>
+    <w:lvl w:ilvl="0">
+      <w:start w:val="1"/>
+      <w:numFmt w:val="lowerLetter"/>
+      <w:pStyle w:val="DilonStepClarificationList"/>
+      <w:lvlText w:val="%1."/>
+      <w:lvlJc w:val="left"/>
+      <w:pPr>
+        <w:ind w:left="720" w:hanging="360"/>
+      </w:pPr>
+      <w:rPr>
+        <w:rFonts w:hint="default"/>
+      </w:rPr>
+    </w:lvl>
+    <w:lvl w:ilvl="1">
+      <w:start w:val="1"/>
+      <w:numFmt w:val="decimal"/>
+      <w:lvlText w:val="%1.%2."/>
+      <w:lvlJc w:val="left"/>
+      <w:pPr>
+        <w:ind w:left="720" w:hanging="360"/>
+      </w:pPr>
+      <w:rPr>
+        <w:rFonts w:hint="default"/>
+      </w:rPr>
+    </w:lvl>
+    <w:lvl w:ilvl="2">
+      <w:start w:val="1"/>
+      <w:numFmt w:val="lowerRoman"/>
+      <w:lvlText w:val="%3)"/>
+      <w:lvlJc w:val="left"/>
+      <w:pPr>
+        <w:ind w:left="1080" w:hanging="360"/>
+      </w:pPr>
+      <w:rPr>
+        <w:rFonts w:hint="default"/>
+      </w:rPr>
+    </w:lvl>
+    <w:lvl w:ilvl="3">
+      <w:start w:val="1"/>
+      <w:numFmt w:val="decimal"/>
+      <w:lvlText w:val="(%4)"/>
+      <w:lvlJc w:val="left"/>
+      <w:pPr>
+        <w:ind w:left="1440" w:hanging="360"/>
+      </w:pPr>
+      <w:rPr>
+        <w:rFonts w:hint="default"/>
+      </w:rPr>
+    </w:lvl>
+    <w:lvl w:ilvl="4">
+      <w:start w:val="1"/>
+      <w:numFmt w:val="lowerLetter"/>
+      <w:lvlText w:val="(%5)"/>
+      <w:lvlJc w:val="left"/>
+      <w:pPr>
+        <w:ind w:left="1800" w:hanging="360"/>
+      </w:pPr>
+      <w:rPr>
+        <w:rFonts w:hint="default"/>
+      </w:rPr>
+    </w:lvl>
+    <w:lvl w:ilvl="5">
+      <w:start w:val="1"/>
+      <w:numFmt w:val="lowerRoman"/>
+      <w:lvlText w:val="(%6)"/>
+      <w:lvlJc w:val="left"/>
+      <w:pPr>
+        <w:ind w:left="2160" w:hanging="360"/>
+      </w:pPr>
+      <w:rPr>
+        <w:rFonts w:hint="default"/>
+      </w:rPr>
+    </w:lvl>
+    <w:lvl w:ilvl="6">
+      <w:start w:val="1"/>
+      <w:numFmt w:val="decimal"/>
+      <w:lvlText w:val="%7."/>
+      <w:lvlJc w:val="left"/>
+      <w:pPr>
+        <w:ind w:left="2520" w:hanging="360"/>
+      </w:pPr>
+      <w:rPr>
+        <w:rFonts w:hint="default"/>
+      </w:rPr>
+    </w:lvl>
+    <w:lvl w:ilvl="7">
+      <w:start w:val="1"/>
+      <w:numFmt w:val="lowerLetter"/>
+      <w:lvlText w:val="%8."/>
+      <w:lvlJc w:val="left"/>
+      <w:pPr>
+        <w:ind w:left="2880" w:hanging="360"/>
+      </w:pPr>
+      <w:rPr>
+        <w:rFonts w:hint="default"/>
+      </w:rPr>
+    </w:lvl>
+    <w:lvl w:ilvl="8">
+      <w:start w:val="1"/>
+      <w:numFmt w:val="lowerRoman"/>
+      <w:lvlText w:val="%9."/>
+      <w:lvlJc w:val="left"/>
+      <w:pPr>
+        <w:ind w:left="3240" w:hanging="360"/>
+      </w:pPr>
+      <w:rPr>
+        <w:rFonts w:hint="default"/>
+      </w:rPr>
+    </w:lvl>
+  </w:abstractNum>
+  <w:abstractNum w:abstractNumId="15" w15:restartNumberingAfterBreak="0">
     <w:nsid w:val="0DD727F4"/>
     <w:multiLevelType w:val="hybridMultilevel"/>
     <w:tmpl w:val="CB726154"/>
@@ -9356,7 +10659,7 @@
       </w:pPr>
     </w:lvl>
   </w:abstractNum>
-  <w:abstractNum w:abstractNumId="15" w15:restartNumberingAfterBreak="0">
+  <w:abstractNum w:abstractNumId="16" w15:restartNumberingAfterBreak="0">
     <w:nsid w:val="13346CCE"/>
     <w:multiLevelType w:val="hybridMultilevel"/>
     <w:tmpl w:val="C8EEE47E"/>
@@ -9469,7 +10772,7 @@
       </w:rPr>
     </w:lvl>
   </w:abstractNum>
-  <w:abstractNum w:abstractNumId="16" w15:restartNumberingAfterBreak="0">
+  <w:abstractNum w:abstractNumId="17" w15:restartNumberingAfterBreak="0">
     <w:nsid w:val="16A97876"/>
     <w:multiLevelType w:val="multilevel"/>
     <w:tmpl w:val="0D3E6D66"/>
@@ -9582,7 +10885,7 @@
       </w:pPr>
     </w:lvl>
   </w:abstractNum>
-  <w:abstractNum w:abstractNumId="17" w15:restartNumberingAfterBreak="0">
+  <w:abstractNum w:abstractNumId="18" w15:restartNumberingAfterBreak="0">
     <w:nsid w:val="177E6724"/>
     <w:multiLevelType w:val="singleLevel"/>
     <w:tmpl w:val="2F728CD6"/>
@@ -9600,7 +10903,7 @@
       </w:rPr>
     </w:lvl>
   </w:abstractNum>
-  <w:abstractNum w:abstractNumId="18" w15:restartNumberingAfterBreak="0">
+  <w:abstractNum w:abstractNumId="19" w15:restartNumberingAfterBreak="0">
     <w:nsid w:val="1D7F4B8F"/>
     <w:multiLevelType w:val="hybridMultilevel"/>
     <w:tmpl w:val="D07E0D08"/>
@@ -9689,7 +10992,7 @@
       </w:pPr>
     </w:lvl>
   </w:abstractNum>
-  <w:abstractNum w:abstractNumId="19" w15:restartNumberingAfterBreak="0">
+  <w:abstractNum w:abstractNumId="20" w15:restartNumberingAfterBreak="0">
     <w:nsid w:val="1DBA2C7A"/>
     <w:multiLevelType w:val="hybridMultilevel"/>
     <w:tmpl w:val="DBA02ADC"/>
@@ -9778,7 +11081,7 @@
       </w:pPr>
     </w:lvl>
   </w:abstractNum>
-  <w:abstractNum w:abstractNumId="20" w15:restartNumberingAfterBreak="0">
+  <w:abstractNum w:abstractNumId="21" w15:restartNumberingAfterBreak="0">
     <w:nsid w:val="1F1B776B"/>
     <w:multiLevelType w:val="hybridMultilevel"/>
     <w:tmpl w:val="D332D93E"/>
@@ -9891,7 +11194,7 @@
       </w:rPr>
     </w:lvl>
   </w:abstractNum>
-  <w:abstractNum w:abstractNumId="21" w15:restartNumberingAfterBreak="0">
+  <w:abstractNum w:abstractNumId="22" w15:restartNumberingAfterBreak="0">
     <w:nsid w:val="201B74B8"/>
     <w:multiLevelType w:val="hybridMultilevel"/>
     <w:tmpl w:val="309AF45C"/>
@@ -10031,7 +11334,7 @@
       </w:rPr>
     </w:lvl>
   </w:abstractNum>
-  <w:abstractNum w:abstractNumId="22" w15:restartNumberingAfterBreak="0">
+  <w:abstractNum w:abstractNumId="23" w15:restartNumberingAfterBreak="0">
     <w:nsid w:val="241C70F9"/>
     <w:multiLevelType w:val="multilevel"/>
     <w:tmpl w:val="812A967C"/>
@@ -10144,7 +11447,7 @@
       </w:rPr>
     </w:lvl>
   </w:abstractNum>
-  <w:abstractNum w:abstractNumId="23" w15:restartNumberingAfterBreak="0">
+  <w:abstractNum w:abstractNumId="24" w15:restartNumberingAfterBreak="0">
     <w:nsid w:val="2C4103A3"/>
     <w:multiLevelType w:val="singleLevel"/>
     <w:tmpl w:val="9C260340"/>
@@ -10164,7 +11467,7 @@
       </w:rPr>
     </w:lvl>
   </w:abstractNum>
-  <w:abstractNum w:abstractNumId="24" w15:restartNumberingAfterBreak="0">
+  <w:abstractNum w:abstractNumId="25" w15:restartNumberingAfterBreak="0">
     <w:nsid w:val="2F0925A4"/>
     <w:multiLevelType w:val="multilevel"/>
     <w:tmpl w:val="602CD6A4"/>
@@ -10305,7 +11608,7 @@
       </w:rPr>
     </w:lvl>
   </w:abstractNum>
-  <w:abstractNum w:abstractNumId="25" w15:restartNumberingAfterBreak="0">
+  <w:abstractNum w:abstractNumId="26" w15:restartNumberingAfterBreak="0">
     <w:nsid w:val="2FEB7D39"/>
     <w:multiLevelType w:val="hybridMultilevel"/>
     <w:tmpl w:val="AF34DE7A"/>
@@ -10394,7 +11697,7 @@
       </w:pPr>
     </w:lvl>
   </w:abstractNum>
-  <w:abstractNum w:abstractNumId="26" w15:restartNumberingAfterBreak="0">
+  <w:abstractNum w:abstractNumId="27" w15:restartNumberingAfterBreak="0">
     <w:nsid w:val="37241CDB"/>
     <w:multiLevelType w:val="hybridMultilevel"/>
     <w:tmpl w:val="51048B7C"/>
@@ -10483,7 +11786,7 @@
       </w:pPr>
     </w:lvl>
   </w:abstractNum>
-  <w:abstractNum w:abstractNumId="27" w15:restartNumberingAfterBreak="0">
+  <w:abstractNum w:abstractNumId="28" w15:restartNumberingAfterBreak="0">
     <w:nsid w:val="37265F4B"/>
     <w:multiLevelType w:val="hybridMultilevel"/>
     <w:tmpl w:val="1AA6B35C"/>
@@ -10572,7 +11875,7 @@
       </w:pPr>
     </w:lvl>
   </w:abstractNum>
-  <w:abstractNum w:abstractNumId="28" w15:restartNumberingAfterBreak="0">
+  <w:abstractNum w:abstractNumId="29" w15:restartNumberingAfterBreak="0">
     <w:nsid w:val="378659A8"/>
     <w:multiLevelType w:val="hybridMultilevel"/>
     <w:tmpl w:val="8F1A73D6"/>
@@ -10661,7 +11964,7 @@
       </w:pPr>
     </w:lvl>
   </w:abstractNum>
-  <w:abstractNum w:abstractNumId="29" w15:restartNumberingAfterBreak="0">
+  <w:abstractNum w:abstractNumId="30" w15:restartNumberingAfterBreak="0">
     <w:nsid w:val="3A1A2F5B"/>
     <w:multiLevelType w:val="hybridMultilevel"/>
     <w:tmpl w:val="DE506256"/>
@@ -10750,7 +12053,7 @@
       </w:pPr>
     </w:lvl>
   </w:abstractNum>
-  <w:abstractNum w:abstractNumId="30" w15:restartNumberingAfterBreak="0">
+  <w:abstractNum w:abstractNumId="31" w15:restartNumberingAfterBreak="0">
     <w:nsid w:val="3D41207E"/>
     <w:multiLevelType w:val="singleLevel"/>
     <w:tmpl w:val="C3F8A22E"/>
@@ -10768,7 +12071,7 @@
       </w:rPr>
     </w:lvl>
   </w:abstractNum>
-  <w:abstractNum w:abstractNumId="31" w15:restartNumberingAfterBreak="0">
+  <w:abstractNum w:abstractNumId="32" w15:restartNumberingAfterBreak="0">
     <w:nsid w:val="3DE71864"/>
     <w:multiLevelType w:val="hybridMultilevel"/>
     <w:tmpl w:val="40A2DBAE"/>
@@ -10908,7 +12211,7 @@
       </w:rPr>
     </w:lvl>
   </w:abstractNum>
-  <w:abstractNum w:abstractNumId="32" w15:restartNumberingAfterBreak="0">
+  <w:abstractNum w:abstractNumId="33" w15:restartNumberingAfterBreak="0">
     <w:nsid w:val="3F682946"/>
     <w:multiLevelType w:val="hybridMultilevel"/>
     <w:tmpl w:val="2A5EDF6A"/>
@@ -10997,7 +12300,7 @@
       </w:pPr>
     </w:lvl>
   </w:abstractNum>
-  <w:abstractNum w:abstractNumId="33" w15:restartNumberingAfterBreak="0">
+  <w:abstractNum w:abstractNumId="34" w15:restartNumberingAfterBreak="0">
     <w:nsid w:val="421D2552"/>
     <w:multiLevelType w:val="hybridMultilevel"/>
     <w:tmpl w:val="E070E8DA"/>
@@ -11086,7 +12389,7 @@
       </w:pPr>
     </w:lvl>
   </w:abstractNum>
-  <w:abstractNum w:abstractNumId="34" w15:restartNumberingAfterBreak="0">
+  <w:abstractNum w:abstractNumId="35" w15:restartNumberingAfterBreak="0">
     <w:nsid w:val="42493E77"/>
     <w:multiLevelType w:val="hybridMultilevel"/>
     <w:tmpl w:val="975AD426"/>
@@ -11175,7 +12478,7 @@
       </w:pPr>
     </w:lvl>
   </w:abstractNum>
-  <w:abstractNum w:abstractNumId="35" w15:restartNumberingAfterBreak="0">
+  <w:abstractNum w:abstractNumId="36" w15:restartNumberingAfterBreak="0">
     <w:nsid w:val="435730E9"/>
     <w:multiLevelType w:val="hybridMultilevel"/>
     <w:tmpl w:val="5246CA56"/>
@@ -11264,7 +12567,7 @@
       </w:pPr>
     </w:lvl>
   </w:abstractNum>
-  <w:abstractNum w:abstractNumId="36" w15:restartNumberingAfterBreak="0">
+  <w:abstractNum w:abstractNumId="37" w15:restartNumberingAfterBreak="0">
     <w:nsid w:val="458B2284"/>
     <w:multiLevelType w:val="multilevel"/>
     <w:tmpl w:val="B9C2C8E4"/>
@@ -11377,7 +12680,7 @@
       </w:rPr>
     </w:lvl>
   </w:abstractNum>
-  <w:abstractNum w:abstractNumId="37" w15:restartNumberingAfterBreak="0">
+  <w:abstractNum w:abstractNumId="38" w15:restartNumberingAfterBreak="0">
     <w:nsid w:val="497B2DF7"/>
     <w:multiLevelType w:val="hybridMultilevel"/>
     <w:tmpl w:val="0C86E09A"/>
@@ -11466,7 +12769,7 @@
       </w:pPr>
     </w:lvl>
   </w:abstractNum>
-  <w:abstractNum w:abstractNumId="38" w15:restartNumberingAfterBreak="0">
+  <w:abstractNum w:abstractNumId="39" w15:restartNumberingAfterBreak="0">
     <w:nsid w:val="4C0F108F"/>
     <w:multiLevelType w:val="hybridMultilevel"/>
     <w:tmpl w:val="C5526C10"/>
@@ -11555,7 +12858,7 @@
       </w:pPr>
     </w:lvl>
   </w:abstractNum>
-  <w:abstractNum w:abstractNumId="39" w15:restartNumberingAfterBreak="0">
+  <w:abstractNum w:abstractNumId="40" w15:restartNumberingAfterBreak="0">
     <w:nsid w:val="4C174FC6"/>
     <w:multiLevelType w:val="hybridMultilevel"/>
     <w:tmpl w:val="66263E42"/>
@@ -11644,7 +12947,7 @@
       </w:pPr>
     </w:lvl>
   </w:abstractNum>
-  <w:abstractNum w:abstractNumId="40" w15:restartNumberingAfterBreak="0">
+  <w:abstractNum w:abstractNumId="41" w15:restartNumberingAfterBreak="0">
     <w:nsid w:val="4E5F5480"/>
     <w:multiLevelType w:val="hybridMultilevel"/>
     <w:tmpl w:val="4ED230C0"/>
@@ -11733,7 +13036,7 @@
       </w:pPr>
     </w:lvl>
   </w:abstractNum>
-  <w:abstractNum w:abstractNumId="41" w15:restartNumberingAfterBreak="0">
+  <w:abstractNum w:abstractNumId="42" w15:restartNumberingAfterBreak="0">
     <w:nsid w:val="4E6C4F82"/>
     <w:multiLevelType w:val="multilevel"/>
     <w:tmpl w:val="78C83582"/>
@@ -11846,7 +13149,7 @@
       </w:rPr>
     </w:lvl>
   </w:abstractNum>
-  <w:abstractNum w:abstractNumId="42" w15:restartNumberingAfterBreak="0">
+  <w:abstractNum w:abstractNumId="43" w15:restartNumberingAfterBreak="0">
     <w:nsid w:val="4F2B77EE"/>
     <w:multiLevelType w:val="hybridMultilevel"/>
     <w:tmpl w:val="4ED230C0"/>
@@ -11935,7 +13238,7 @@
       </w:pPr>
     </w:lvl>
   </w:abstractNum>
-  <w:abstractNum w:abstractNumId="43" w15:restartNumberingAfterBreak="0">
+  <w:abstractNum w:abstractNumId="44" w15:restartNumberingAfterBreak="0">
     <w:nsid w:val="50AC2EBE"/>
     <w:multiLevelType w:val="hybridMultilevel"/>
     <w:tmpl w:val="EE92E71E"/>
@@ -12024,7 +13327,7 @@
       </w:pPr>
     </w:lvl>
   </w:abstractNum>
-  <w:abstractNum w:abstractNumId="44" w15:restartNumberingAfterBreak="0">
+  <w:abstractNum w:abstractNumId="45" w15:restartNumberingAfterBreak="0">
     <w:nsid w:val="54034C84"/>
     <w:multiLevelType w:val="multilevel"/>
     <w:tmpl w:val="EAF0A91E"/>
@@ -12144,7 +13447,7 @@
       </w:rPr>
     </w:lvl>
   </w:abstractNum>
-  <w:abstractNum w:abstractNumId="45" w15:restartNumberingAfterBreak="0">
+  <w:abstractNum w:abstractNumId="46" w15:restartNumberingAfterBreak="0">
     <w:nsid w:val="54865123"/>
     <w:multiLevelType w:val="hybridMultilevel"/>
     <w:tmpl w:val="CD9ECFD4"/>
@@ -12233,7 +13536,7 @@
       </w:pPr>
     </w:lvl>
   </w:abstractNum>
-  <w:abstractNum w:abstractNumId="46" w15:restartNumberingAfterBreak="0">
+  <w:abstractNum w:abstractNumId="47" w15:restartNumberingAfterBreak="0">
     <w:nsid w:val="559E612A"/>
     <w:multiLevelType w:val="hybridMultilevel"/>
     <w:tmpl w:val="8184049C"/>
@@ -12371,7 +13674,7 @@
       </w:rPr>
     </w:lvl>
   </w:abstractNum>
-  <w:abstractNum w:abstractNumId="47" w15:restartNumberingAfterBreak="0">
+  <w:abstractNum w:abstractNumId="48" w15:restartNumberingAfterBreak="0">
     <w:nsid w:val="57BE4A08"/>
     <w:multiLevelType w:val="hybridMultilevel"/>
     <w:tmpl w:val="F3EA0F90"/>
@@ -12484,7 +13787,7 @@
       </w:rPr>
     </w:lvl>
   </w:abstractNum>
-  <w:abstractNum w:abstractNumId="48" w15:restartNumberingAfterBreak="0">
+  <w:abstractNum w:abstractNumId="49" w15:restartNumberingAfterBreak="0">
     <w:nsid w:val="588A5DC1"/>
     <w:multiLevelType w:val="hybridMultilevel"/>
     <w:tmpl w:val="68BEC2E0"/>
@@ -12597,7 +13900,7 @@
       </w:rPr>
     </w:lvl>
   </w:abstractNum>
-  <w:abstractNum w:abstractNumId="49" w15:restartNumberingAfterBreak="0">
+  <w:abstractNum w:abstractNumId="50" w15:restartNumberingAfterBreak="0">
     <w:nsid w:val="58B306F4"/>
     <w:multiLevelType w:val="hybridMultilevel"/>
     <w:tmpl w:val="BB649AB8"/>
@@ -12686,7 +13989,121 @@
       </w:pPr>
     </w:lvl>
   </w:abstractNum>
-  <w:abstractNum w:abstractNumId="50" w15:restartNumberingAfterBreak="0">
+  <w:abstractNum w:abstractNumId="51" w15:restartNumberingAfterBreak="0">
+    <w:nsid w:val="5D1249F2"/>
+    <w:multiLevelType w:val="multilevel"/>
+    <w:tmpl w:val="B7DCE9BC"/>
+    <w:lvl w:ilvl="0">
+      <w:start w:val="1"/>
+      <w:numFmt w:val="decimal"/>
+      <w:pStyle w:val="DilonStepList"/>
+      <w:lvlText w:val="%1."/>
+      <w:lvlJc w:val="left"/>
+      <w:pPr>
+        <w:ind w:left="360" w:hanging="360"/>
+      </w:pPr>
+      <w:rPr>
+        <w:rFonts w:hint="default"/>
+      </w:rPr>
+    </w:lvl>
+    <w:lvl w:ilvl="1">
+      <w:start w:val="1"/>
+      <w:numFmt w:val="decimal"/>
+      <w:lvlText w:val="%1.%2."/>
+      <w:lvlJc w:val="left"/>
+      <w:pPr>
+        <w:ind w:left="720" w:hanging="360"/>
+      </w:pPr>
+      <w:rPr>
+        <w:rFonts w:hint="default"/>
+      </w:rPr>
+    </w:lvl>
+    <w:lvl w:ilvl="2">
+      <w:start w:val="1"/>
+      <w:numFmt w:val="decimal"/>
+      <w:lvlText w:val="%1.%2.%3."/>
+      <w:lvlJc w:val="left"/>
+      <w:pPr>
+        <w:ind w:left="1080" w:hanging="360"/>
+      </w:pPr>
+      <w:rPr>
+        <w:rFonts w:hint="default"/>
+      </w:rPr>
+    </w:lvl>
+    <w:lvl w:ilvl="3">
+      <w:start w:val="1"/>
+      <w:numFmt w:val="decimal"/>
+      <w:lvlText w:val="%1.%2.%3.%4."/>
+      <w:lvlJc w:val="left"/>
+      <w:pPr>
+        <w:ind w:left="1440" w:hanging="360"/>
+      </w:pPr>
+      <w:rPr>
+        <w:rFonts w:hint="default"/>
+      </w:rPr>
+    </w:lvl>
+    <w:lvl w:ilvl="4">
+      <w:start w:val="1"/>
+      <w:numFmt w:val="decimal"/>
+      <w:lvlText w:val="%1.%2.%3.%4.%5."/>
+      <w:lvlJc w:val="left"/>
+      <w:pPr>
+        <w:ind w:left="1800" w:hanging="360"/>
+      </w:pPr>
+      <w:rPr>
+        <w:rFonts w:hint="default"/>
+      </w:rPr>
+    </w:lvl>
+    <w:lvl w:ilvl="5">
+      <w:start w:val="1"/>
+      <w:numFmt w:val="decimal"/>
+      <w:lvlText w:val="%1.%2.%3.%4.%5.%6"/>
+      <w:lvlJc w:val="left"/>
+      <w:pPr>
+        <w:ind w:left="2160" w:hanging="360"/>
+      </w:pPr>
+      <w:rPr>
+        <w:rFonts w:hint="default"/>
+      </w:rPr>
+    </w:lvl>
+    <w:lvl w:ilvl="6">
+      <w:start w:val="1"/>
+      <w:numFmt w:val="decimal"/>
+      <w:lvlText w:val="%1.%2.%3.%4.%5.%6.%7."/>
+      <w:lvlJc w:val="left"/>
+      <w:pPr>
+        <w:ind w:left="2520" w:hanging="360"/>
+      </w:pPr>
+      <w:rPr>
+        <w:rFonts w:hint="default"/>
+      </w:rPr>
+    </w:lvl>
+    <w:lvl w:ilvl="7">
+      <w:start w:val="1"/>
+      <w:numFmt w:val="decimal"/>
+      <w:lvlText w:val="%1.%2.%3.%4.%5.%6.%7.%8."/>
+      <w:lvlJc w:val="left"/>
+      <w:pPr>
+        <w:ind w:left="2880" w:hanging="360"/>
+      </w:pPr>
+      <w:rPr>
+        <w:rFonts w:hint="default"/>
+      </w:rPr>
+    </w:lvl>
+    <w:lvl w:ilvl="8">
+      <w:start w:val="1"/>
+      <w:numFmt w:val="decimal"/>
+      <w:lvlText w:val="%1.%2.%3.%4.%5.%6.%7.%8.%9."/>
+      <w:lvlJc w:val="left"/>
+      <w:pPr>
+        <w:ind w:left="3240" w:hanging="360"/>
+      </w:pPr>
+      <w:rPr>
+        <w:rFonts w:hint="default"/>
+      </w:rPr>
+    </w:lvl>
+  </w:abstractNum>
+  <w:abstractNum w:abstractNumId="52" w15:restartNumberingAfterBreak="0">
     <w:nsid w:val="5D85070E"/>
     <w:multiLevelType w:val="hybridMultilevel"/>
     <w:tmpl w:val="C7689C94"/>
@@ -12775,7 +14192,7 @@
       </w:pPr>
     </w:lvl>
   </w:abstractNum>
-  <w:abstractNum w:abstractNumId="51" w15:restartNumberingAfterBreak="0">
+  <w:abstractNum w:abstractNumId="53" w15:restartNumberingAfterBreak="0">
     <w:nsid w:val="5E720785"/>
     <w:multiLevelType w:val="hybridMultilevel"/>
     <w:tmpl w:val="BA945176"/>
@@ -12864,7 +14281,7 @@
       </w:pPr>
     </w:lvl>
   </w:abstractNum>
-  <w:abstractNum w:abstractNumId="52" w15:restartNumberingAfterBreak="0">
+  <w:abstractNum w:abstractNumId="54" w15:restartNumberingAfterBreak="0">
     <w:nsid w:val="5E802029"/>
     <w:multiLevelType w:val="multilevel"/>
     <w:tmpl w:val="0409001F"/>
@@ -12950,7 +14367,7 @@
       </w:pPr>
     </w:lvl>
   </w:abstractNum>
-  <w:abstractNum w:abstractNumId="53" w15:restartNumberingAfterBreak="0">
+  <w:abstractNum w:abstractNumId="55" w15:restartNumberingAfterBreak="0">
     <w:nsid w:val="64F67F71"/>
     <w:multiLevelType w:val="hybridMultilevel"/>
     <w:tmpl w:val="BCCC962A"/>
@@ -13039,7 +14456,7 @@
       </w:pPr>
     </w:lvl>
   </w:abstractNum>
-  <w:abstractNum w:abstractNumId="54" w15:restartNumberingAfterBreak="0">
+  <w:abstractNum w:abstractNumId="56" w15:restartNumberingAfterBreak="0">
     <w:nsid w:val="675B559B"/>
     <w:multiLevelType w:val="hybridMultilevel"/>
     <w:tmpl w:val="D2E40AF6"/>
@@ -13128,7 +14545,7 @@
       </w:pPr>
     </w:lvl>
   </w:abstractNum>
-  <w:abstractNum w:abstractNumId="55" w15:restartNumberingAfterBreak="0">
+  <w:abstractNum w:abstractNumId="57" w15:restartNumberingAfterBreak="0">
     <w:nsid w:val="6BCB28F7"/>
     <w:multiLevelType w:val="hybridMultilevel"/>
     <w:tmpl w:val="8B1AF07A"/>
@@ -13217,7 +14634,7 @@
       </w:pPr>
     </w:lvl>
   </w:abstractNum>
-  <w:abstractNum w:abstractNumId="56" w15:restartNumberingAfterBreak="0">
+  <w:abstractNum w:abstractNumId="58" w15:restartNumberingAfterBreak="0">
     <w:nsid w:val="6C7D43C2"/>
     <w:multiLevelType w:val="multilevel"/>
     <w:tmpl w:val="E1EC9586"/>
@@ -13357,7 +14774,7 @@
       </w:rPr>
     </w:lvl>
   </w:abstractNum>
-  <w:abstractNum w:abstractNumId="57" w15:restartNumberingAfterBreak="0">
+  <w:abstractNum w:abstractNumId="59" w15:restartNumberingAfterBreak="0">
     <w:nsid w:val="6CE01E01"/>
     <w:multiLevelType w:val="hybridMultilevel"/>
     <w:tmpl w:val="A2B45DDE"/>
@@ -13446,7 +14863,7 @@
       </w:pPr>
     </w:lvl>
   </w:abstractNum>
-  <w:abstractNum w:abstractNumId="58" w15:restartNumberingAfterBreak="0">
+  <w:abstractNum w:abstractNumId="60" w15:restartNumberingAfterBreak="0">
     <w:nsid w:val="6F780EFC"/>
     <w:multiLevelType w:val="hybridMultilevel"/>
     <w:tmpl w:val="36AA8D9E"/>
@@ -13559,7 +14976,7 @@
       </w:rPr>
     </w:lvl>
   </w:abstractNum>
-  <w:abstractNum w:abstractNumId="59" w15:restartNumberingAfterBreak="0">
+  <w:abstractNum w:abstractNumId="61" w15:restartNumberingAfterBreak="0">
     <w:nsid w:val="70720344"/>
     <w:multiLevelType w:val="hybridMultilevel"/>
     <w:tmpl w:val="DE506256"/>
@@ -13648,7 +15065,7 @@
       </w:pPr>
     </w:lvl>
   </w:abstractNum>
-  <w:abstractNum w:abstractNumId="60" w15:restartNumberingAfterBreak="0">
+  <w:abstractNum w:abstractNumId="62" w15:restartNumberingAfterBreak="0">
     <w:nsid w:val="71D71CCC"/>
     <w:multiLevelType w:val="hybridMultilevel"/>
     <w:tmpl w:val="FBCED286"/>
@@ -13737,7 +15154,7 @@
       </w:pPr>
     </w:lvl>
   </w:abstractNum>
-  <w:abstractNum w:abstractNumId="61" w15:restartNumberingAfterBreak="0">
+  <w:abstractNum w:abstractNumId="63" w15:restartNumberingAfterBreak="0">
     <w:nsid w:val="73387463"/>
     <w:multiLevelType w:val="multilevel"/>
     <w:tmpl w:val="9AF0948C"/>
@@ -13850,7 +15267,7 @@
       </w:rPr>
     </w:lvl>
   </w:abstractNum>
-  <w:abstractNum w:abstractNumId="62" w15:restartNumberingAfterBreak="0">
+  <w:abstractNum w:abstractNumId="64" w15:restartNumberingAfterBreak="0">
     <w:nsid w:val="746F2046"/>
     <w:multiLevelType w:val="hybridMultilevel"/>
     <w:tmpl w:val="BA945176"/>
@@ -13939,7 +15356,7 @@
       </w:pPr>
     </w:lvl>
   </w:abstractNum>
-  <w:abstractNum w:abstractNumId="63" w15:restartNumberingAfterBreak="0">
+  <w:abstractNum w:abstractNumId="65" w15:restartNumberingAfterBreak="0">
     <w:nsid w:val="79352AEA"/>
     <w:multiLevelType w:val="hybridMultilevel"/>
     <w:tmpl w:val="334EB83A"/>
@@ -14028,7 +15445,7 @@
       </w:pPr>
     </w:lvl>
   </w:abstractNum>
-  <w:abstractNum w:abstractNumId="64" w15:restartNumberingAfterBreak="0">
+  <w:abstractNum w:abstractNumId="66" w15:restartNumberingAfterBreak="0">
     <w:nsid w:val="79551691"/>
     <w:multiLevelType w:val="hybridMultilevel"/>
     <w:tmpl w:val="CB726154"/>
@@ -14117,7 +15534,7 @@
       </w:pPr>
     </w:lvl>
   </w:abstractNum>
-  <w:abstractNum w:abstractNumId="65" w15:restartNumberingAfterBreak="0">
+  <w:abstractNum w:abstractNumId="67" w15:restartNumberingAfterBreak="0">
     <w:nsid w:val="79E80608"/>
     <w:multiLevelType w:val="hybridMultilevel"/>
     <w:tmpl w:val="07A474F8"/>
@@ -14206,8 +15623,8 @@
       </w:pPr>
     </w:lvl>
   </w:abstractNum>
-  <w:abstractNum w:abstractNumId="66">
-    <w:nsid w:val="03ECE2B5"/>
+  <w:abstractNum w:abstractNumId="68">
+    <w:nsid w:val="05D04D46"/>
     <w:multiLevelType w:val="multilevel"/>
     <w:lvl w:ilvl="0">
       <w:numFmt w:val="bullet"/>
@@ -14309,8 +15726,8 @@
       </w:rPr>
     </w:lvl>
   </w:abstractNum>
-  <w:abstractNum w:abstractNumId="67">
-    <w:nsid w:val="036CDF40"/>
+  <w:abstractNum w:abstractNumId="69">
+    <w:nsid w:val="00061697"/>
     <w:multiLevelType w:val="multilevel"/>
     <w:lvl w:ilvl="0">
       <w:start w:val="1"/>
@@ -14323,7 +15740,7 @@
     </w:lvl>
     <w:lvl w:ilvl="1">
       <w:start w:val="1"/>
-      <w:numFmt w:val="decimal"/>
+      <w:numFmt w:val="lowerLetter"/>
       <w:lvlText w:val="%2."/>
       <w:lvlJc w:val="left"/>
       <w:pPr>
@@ -14332,7 +15749,7 @@
     </w:lvl>
     <w:lvl w:ilvl="2">
       <w:start w:val="1"/>
-      <w:numFmt w:val="decimal"/>
+      <w:numFmt w:val="lowerRoman"/>
       <w:lvlText w:val="%3."/>
       <w:lvlJc w:val="left"/>
       <w:pPr>
@@ -14350,7 +15767,7 @@
     </w:lvl>
     <w:lvl w:ilvl="4">
       <w:start w:val="1"/>
-      <w:numFmt w:val="decimal"/>
+      <w:numFmt w:val="lowerLetter"/>
       <w:lvlText w:val="%5."/>
       <w:lvlJc w:val="left"/>
       <w:pPr>
@@ -14359,7 +15776,7 @@
     </w:lvl>
     <w:lvl w:ilvl="5">
       <w:start w:val="1"/>
-      <w:numFmt w:val="decimal"/>
+      <w:numFmt w:val="lowerRoman"/>
       <w:lvlText w:val="%6."/>
       <w:lvlJc w:val="left"/>
       <w:pPr>
@@ -14377,7 +15794,7 @@
     </w:lvl>
     <w:lvl w:ilvl="7">
       <w:start w:val="1"/>
-      <w:numFmt w:val="decimal"/>
+      <w:numFmt w:val="lowerLetter"/>
       <w:lvlText w:val="%8."/>
       <w:lvlJc w:val="left"/>
       <w:pPr>
@@ -14386,7 +15803,7 @@
     </w:lvl>
     <w:lvl w:ilvl="8">
       <w:start w:val="1"/>
-      <w:numFmt w:val="decimal"/>
+      <w:numFmt w:val="lowerRoman"/>
       <w:lvlText w:val="%9."/>
       <w:lvlJc w:val="left"/>
       <w:pPr>
@@ -14394,8 +15811,93 @@
       </w:pPr>
     </w:lvl>
   </w:abstractNum>
-  <w:abstractNum w:abstractNumId="68">
-    <w:nsid w:val="030923CF"/>
+  <w:abstractNum w:abstractNumId="70">
+    <w:nsid w:val="03BD7E48"/>
+    <w:multiLevelType w:val="multilevel"/>
+    <w:lvl w:ilvl="0">
+      <w:start w:val="1"/>
+      <w:numFmt w:val="decimal"/>
+      <w:lvlText w:val="%1."/>
+      <w:lvlJc w:val="left"/>
+      <w:pPr>
+        <w:ind w:left="720" w:hanging="360"/>
+      </w:pPr>
+    </w:lvl>
+    <w:lvl w:ilvl="1">
+      <w:start w:val="1"/>
+      <w:numFmt w:val="decimal"/>
+      <w:lvlText w:val="%2."/>
+      <w:lvlJc w:val="left"/>
+      <w:pPr>
+        <w:ind w:left="1440" w:hanging="360"/>
+      </w:pPr>
+    </w:lvl>
+    <w:lvl w:ilvl="2">
+      <w:start w:val="1"/>
+      <w:numFmt w:val="decimal"/>
+      <w:lvlText w:val="%3."/>
+      <w:lvlJc w:val="left"/>
+      <w:pPr>
+        <w:ind w:left="2160" w:hanging="360"/>
+      </w:pPr>
+    </w:lvl>
+    <w:lvl w:ilvl="3">
+      <w:start w:val="1"/>
+      <w:numFmt w:val="decimal"/>
+      <w:lvlText w:val="%4."/>
+      <w:lvlJc w:val="left"/>
+      <w:pPr>
+        <w:ind w:left="2880" w:hanging="360"/>
+      </w:pPr>
+    </w:lvl>
+    <w:lvl w:ilvl="4">
+      <w:start w:val="1"/>
+      <w:numFmt w:val="decimal"/>
+      <w:lvlText w:val="%5."/>
+      <w:lvlJc w:val="left"/>
+      <w:pPr>
+        <w:ind w:left="3600" w:hanging="360"/>
+      </w:pPr>
+    </w:lvl>
+    <w:lvl w:ilvl="5">
+      <w:start w:val="1"/>
+      <w:numFmt w:val="decimal"/>
+      <w:lvlText w:val="%6."/>
+      <w:lvlJc w:val="left"/>
+      <w:pPr>
+        <w:ind w:left="4320" w:hanging="360"/>
+      </w:pPr>
+    </w:lvl>
+    <w:lvl w:ilvl="6">
+      <w:start w:val="1"/>
+      <w:numFmt w:val="decimal"/>
+      <w:lvlText w:val="%7."/>
+      <w:lvlJc w:val="left"/>
+      <w:pPr>
+        <w:ind w:left="5040" w:hanging="360"/>
+      </w:pPr>
+    </w:lvl>
+    <w:lvl w:ilvl="7">
+      <w:start w:val="1"/>
+      <w:numFmt w:val="decimal"/>
+      <w:lvlText w:val="%8."/>
+      <w:lvlJc w:val="left"/>
+      <w:pPr>
+        <w:ind w:left="5760" w:hanging="360"/>
+      </w:pPr>
+    </w:lvl>
+    <w:lvl w:ilvl="8">
+      <w:start w:val="1"/>
+      <w:numFmt w:val="decimal"/>
+      <w:lvlText w:val="%9."/>
+      <w:lvlJc w:val="left"/>
+      <w:pPr>
+        <w:ind w:left="6480" w:hanging="360"/>
+      </w:pPr>
+    </w:lvl>
+  </w:abstractNum>
+  <w:abstractNum w:abstractNumId="71">
+    <w:nsid w:val="0093EB13"/>
     <w:multiLevelType w:val="multilevel"/>
     <w:lvl w:ilvl="0">
       <w:numFmt w:val="bullet"/>
@@ -14471,109 +15973,109 @@
     </w:lvl>
   </w:abstractNum>
   <w:num w:numId="1" w16cid:durableId="256212643">
-    <w:abstractNumId w:val="55"/>
+    <w:abstractNumId w:val="57"/>
   </w:num>
   <w:num w:numId="2" w16cid:durableId="843863947">
-    <w:abstractNumId w:val="16"/>
+    <w:abstractNumId w:val="17"/>
   </w:num>
   <w:num w:numId="3" w16cid:durableId="1859273327">
-    <w:abstractNumId w:val="17"/>
+    <w:abstractNumId w:val="18"/>
   </w:num>
   <w:num w:numId="4" w16cid:durableId="1459453479">
     <w:abstractNumId w:val="0"/>
   </w:num>
   <w:num w:numId="5" w16cid:durableId="1905681292">
-    <w:abstractNumId w:val="23"/>
+    <w:abstractNumId w:val="24"/>
   </w:num>
   <w:num w:numId="6" w16cid:durableId="1069964117">
-    <w:abstractNumId w:val="31"/>
+    <w:abstractNumId w:val="32"/>
   </w:num>
   <w:num w:numId="7" w16cid:durableId="195578707">
     <w:abstractNumId w:val="6"/>
   </w:num>
   <w:num w:numId="8" w16cid:durableId="1961762463">
-    <w:abstractNumId w:val="46"/>
+    <w:abstractNumId w:val="47"/>
   </w:num>
   <w:num w:numId="9" w16cid:durableId="1768228453">
-    <w:abstractNumId w:val="24"/>
+    <w:abstractNumId w:val="25"/>
   </w:num>
   <w:num w:numId="10" w16cid:durableId="135998884">
-    <w:abstractNumId w:val="30"/>
+    <w:abstractNumId w:val="31"/>
   </w:num>
   <w:num w:numId="11" w16cid:durableId="466506234">
-    <w:abstractNumId w:val="21"/>
+    <w:abstractNumId w:val="22"/>
   </w:num>
   <w:num w:numId="12" w16cid:durableId="584727594">
-    <w:abstractNumId w:val="56"/>
+    <w:abstractNumId w:val="58"/>
   </w:num>
   <w:num w:numId="13" w16cid:durableId="270361624">
     <w:abstractNumId w:val="2"/>
   </w:num>
   <w:num w:numId="14" w16cid:durableId="701051204">
-    <w:abstractNumId w:val="61"/>
+    <w:abstractNumId w:val="63"/>
   </w:num>
   <w:num w:numId="15" w16cid:durableId="1108352778">
-    <w:abstractNumId w:val="41"/>
+    <w:abstractNumId w:val="42"/>
   </w:num>
   <w:num w:numId="16" w16cid:durableId="1948005820">
-    <w:abstractNumId w:val="63"/>
+    <w:abstractNumId w:val="65"/>
   </w:num>
   <w:num w:numId="17" w16cid:durableId="1003171093">
-    <w:abstractNumId w:val="36"/>
+    <w:abstractNumId w:val="37"/>
   </w:num>
   <w:num w:numId="18" w16cid:durableId="1246233154">
     <w:abstractNumId w:val="11"/>
   </w:num>
   <w:num w:numId="19" w16cid:durableId="673846312">
-    <w:abstractNumId w:val="49"/>
+    <w:abstractNumId w:val="50"/>
   </w:num>
   <w:num w:numId="20" w16cid:durableId="1946183586">
-    <w:abstractNumId w:val="53"/>
+    <w:abstractNumId w:val="55"/>
   </w:num>
   <w:num w:numId="21" w16cid:durableId="130294524">
+    <w:abstractNumId w:val="27"/>
+  </w:num>
+  <w:num w:numId="22" w16cid:durableId="1857111577">
+    <w:abstractNumId w:val="48"/>
+  </w:num>
+  <w:num w:numId="23" w16cid:durableId="1782457513">
+    <w:abstractNumId w:val="44"/>
+  </w:num>
+  <w:num w:numId="24" w16cid:durableId="345711897">
+    <w:abstractNumId w:val="16"/>
+  </w:num>
+  <w:num w:numId="25" w16cid:durableId="1885143424">
+    <w:abstractNumId w:val="28"/>
+  </w:num>
+  <w:num w:numId="26" w16cid:durableId="806124995">
+    <w:abstractNumId w:val="67"/>
+  </w:num>
+  <w:num w:numId="27" w16cid:durableId="8341873">
+    <w:abstractNumId w:val="38"/>
+  </w:num>
+  <w:num w:numId="28" w16cid:durableId="575552810">
+    <w:abstractNumId w:val="36"/>
+  </w:num>
+  <w:num w:numId="29" w16cid:durableId="105196741">
     <w:abstractNumId w:val="26"/>
   </w:num>
-  <w:num w:numId="22" w16cid:durableId="1857111577">
-    <w:abstractNumId w:val="47"/>
-  </w:num>
-  <w:num w:numId="23" w16cid:durableId="1782457513">
-    <w:abstractNumId w:val="43"/>
-  </w:num>
-  <w:num w:numId="24" w16cid:durableId="345711897">
-    <w:abstractNumId w:val="15"/>
-  </w:num>
-  <w:num w:numId="25" w16cid:durableId="1885143424">
-    <w:abstractNumId w:val="27"/>
-  </w:num>
-  <w:num w:numId="26" w16cid:durableId="806124995">
-    <w:abstractNumId w:val="65"/>
-  </w:num>
-  <w:num w:numId="27" w16cid:durableId="8341873">
-    <w:abstractNumId w:val="37"/>
-  </w:num>
-  <w:num w:numId="28" w16cid:durableId="575552810">
-    <w:abstractNumId w:val="35"/>
-  </w:num>
-  <w:num w:numId="29" w16cid:durableId="105196741">
-    <w:abstractNumId w:val="25"/>
-  </w:num>
   <w:num w:numId="30" w16cid:durableId="1479300397">
-    <w:abstractNumId w:val="60"/>
+    <w:abstractNumId w:val="62"/>
   </w:num>
   <w:num w:numId="31" w16cid:durableId="29960902">
-    <w:abstractNumId w:val="28"/>
+    <w:abstractNumId w:val="29"/>
   </w:num>
   <w:num w:numId="32" w16cid:durableId="913782485">
-    <w:abstractNumId w:val="45"/>
+    <w:abstractNumId w:val="46"/>
   </w:num>
   <w:num w:numId="33" w16cid:durableId="1370106582">
     <w:abstractNumId w:val="1"/>
   </w:num>
   <w:num w:numId="34" w16cid:durableId="1914125208">
-    <w:abstractNumId w:val="57"/>
+    <w:abstractNumId w:val="59"/>
   </w:num>
   <w:num w:numId="35" w16cid:durableId="1693722901">
-    <w:abstractNumId w:val="32"/>
+    <w:abstractNumId w:val="33"/>
   </w:num>
   <w:num w:numId="36" w16cid:durableId="1048525874">
     <w:abstractNumId w:val="13"/>
@@ -14582,16 +16084,16 @@
     <w:abstractNumId w:val="8"/>
   </w:num>
   <w:num w:numId="38" w16cid:durableId="406343578">
-    <w:abstractNumId w:val="18"/>
+    <w:abstractNumId w:val="19"/>
   </w:num>
   <w:num w:numId="39" w16cid:durableId="1003122700">
-    <w:abstractNumId w:val="50"/>
+    <w:abstractNumId w:val="52"/>
   </w:num>
   <w:num w:numId="40" w16cid:durableId="1077359595">
     <w:abstractNumId w:val="9"/>
   </w:num>
   <w:num w:numId="41" w16cid:durableId="2100639124">
-    <w:abstractNumId w:val="19"/>
+    <w:abstractNumId w:val="20"/>
   </w:num>
   <w:num w:numId="42" w16cid:durableId="1932617084">
     <w:abstractNumId w:val="4"/>
@@ -14603,88 +16105,94 @@
     <w:abstractNumId w:val="12"/>
   </w:num>
   <w:num w:numId="45" w16cid:durableId="1014381158">
-    <w:abstractNumId w:val="14"/>
+    <w:abstractNumId w:val="15"/>
   </w:num>
   <w:num w:numId="46" w16cid:durableId="843711647">
-    <w:abstractNumId w:val="59"/>
+    <w:abstractNumId w:val="61"/>
   </w:num>
   <w:num w:numId="47" w16cid:durableId="987053659">
-    <w:abstractNumId w:val="58"/>
+    <w:abstractNumId w:val="60"/>
   </w:num>
   <w:num w:numId="48" w16cid:durableId="1639258828">
+    <w:abstractNumId w:val="40"/>
+  </w:num>
+  <w:num w:numId="49" w16cid:durableId="1207833892">
     <w:abstractNumId w:val="39"/>
   </w:num>
-  <w:num w:numId="49" w16cid:durableId="1207833892">
-    <w:abstractNumId w:val="38"/>
-  </w:num>
   <w:num w:numId="50" w16cid:durableId="642082001">
-    <w:abstractNumId w:val="54"/>
+    <w:abstractNumId w:val="56"/>
   </w:num>
   <w:num w:numId="51" w16cid:durableId="1396509661">
-    <w:abstractNumId w:val="42"/>
+    <w:abstractNumId w:val="43"/>
   </w:num>
   <w:num w:numId="52" w16cid:durableId="1415084161">
-    <w:abstractNumId w:val="20"/>
+    <w:abstractNumId w:val="21"/>
   </w:num>
   <w:num w:numId="53" w16cid:durableId="2085518939">
-    <w:abstractNumId w:val="29"/>
+    <w:abstractNumId w:val="30"/>
   </w:num>
   <w:num w:numId="54" w16cid:durableId="1551919221">
-    <w:abstractNumId w:val="48"/>
+    <w:abstractNumId w:val="49"/>
   </w:num>
   <w:num w:numId="55" w16cid:durableId="555092028">
     <w:abstractNumId w:val="3"/>
   </w:num>
   <w:num w:numId="56" w16cid:durableId="1937857212">
-    <w:abstractNumId w:val="40"/>
+    <w:abstractNumId w:val="41"/>
   </w:num>
   <w:num w:numId="57" w16cid:durableId="2138258999">
-    <w:abstractNumId w:val="64"/>
+    <w:abstractNumId w:val="66"/>
   </w:num>
   <w:num w:numId="58" w16cid:durableId="1832526315">
     <w:abstractNumId w:val="5"/>
   </w:num>
   <w:num w:numId="59" w16cid:durableId="279654731">
-    <w:abstractNumId w:val="33"/>
+    <w:abstractNumId w:val="34"/>
   </w:num>
   <w:num w:numId="60" w16cid:durableId="158234867">
-    <w:abstractNumId w:val="34"/>
+    <w:abstractNumId w:val="35"/>
   </w:num>
   <w:num w:numId="61" w16cid:durableId="755858674">
-    <w:abstractNumId w:val="51"/>
+    <w:abstractNumId w:val="53"/>
   </w:num>
   <w:num w:numId="62" w16cid:durableId="1477063418">
-    <w:abstractNumId w:val="62"/>
+    <w:abstractNumId w:val="64"/>
   </w:num>
   <w:num w:numId="63" w16cid:durableId="2001469530">
     <w:abstractNumId w:val="10"/>
   </w:num>
   <w:num w:numId="64" w16cid:durableId="1613853853">
-    <w:abstractNumId w:val="22"/>
+    <w:abstractNumId w:val="23"/>
   </w:num>
   <w:num w:numId="65" w16cid:durableId="1825776060">
-    <w:abstractNumId w:val="52"/>
+    <w:abstractNumId w:val="54"/>
   </w:num>
-  <w:num w:numId="67">
-    <w:abstractNumId w:val="66"/>
+  <w:num w:numId="66" w16cid:durableId="1241646612">
+    <w:abstractNumId w:val="45"/>
   </w:num>
-  <w:num w:numId="68">
-    <w:abstractNumId w:val="66"/>
+  <w:num w:numId="67" w16cid:durableId="206339062">
+    <w:abstractNumId w:val="51"/>
   </w:num>
   <w:num w:numId="69">
-    <w:abstractNumId w:val="66"/>
+    <w:abstractNumId w:val="68"/>
   </w:num>
   <w:num w:numId="70">
-    <w:abstractNumId w:val="66"/>
+    <w:abstractNumId w:val="68"/>
   </w:num>
   <w:num w:numId="71">
-    <w:abstractNumId w:val="66"/>
+    <w:abstractNumId w:val="68"/>
   </w:num>
   <w:num w:numId="72">
-    <w:abstractNumId w:val="66"/>
+    <w:abstractNumId w:val="68"/>
   </w:num>
   <w:num w:numId="73">
-    <w:abstractNumId w:val="67"/>
+    <w:abstractNumId w:val="68"/>
+  </w:num>
+  <w:num w:numId="74">
+    <w:abstractNumId w:val="68"/>
+  </w:num>
+  <w:num w:numId="75">
+    <w:abstractNumId w:val="69"/>
     <w:lvlOverride w:ilvl="0">
       <w:startOverride w:val="1"/>
     </w:lvlOverride>
@@ -14713,8 +16221,41 @@
       <w:startOverride w:val="1"/>
     </w:lvlOverride>
   </w:num>
-  <w:num w:numId="74">
-    <w:abstractNumId w:val="67"/>
+  <w:num w:numId="76">
+    <w:abstractNumId w:val="69"/>
+    <w:lvlOverride w:ilvl="0">
+      <w:startOverride w:val="1"/>
+    </w:lvlOverride>
+    <w:lvlOverride w:ilvl="1">
+      <w:startOverride w:val="1"/>
+    </w:lvlOverride>
+    <w:lvlOverride w:ilvl="2">
+      <w:startOverride w:val="1"/>
+    </w:lvlOverride>
+    <w:lvlOverride w:ilvl="3">
+      <w:startOverride w:val="1"/>
+    </w:lvlOverride>
+    <w:lvlOverride w:ilvl="4">
+      <w:startOverride w:val="1"/>
+    </w:lvlOverride>
+    <w:lvlOverride w:ilvl="5">
+      <w:startOverride w:val="1"/>
+    </w:lvlOverride>
+    <w:lvlOverride w:ilvl="6">
+      <w:startOverride w:val="1"/>
+    </w:lvlOverride>
+    <w:lvlOverride w:ilvl="7">
+      <w:startOverride w:val="1"/>
+    </w:lvlOverride>
+    <w:lvlOverride w:ilvl="8">
+      <w:startOverride w:val="1"/>
+    </w:lvlOverride>
+    <w:lvlOverride w:ilvl="0">
+      <w:startOverride w:val="1"/>
+    </w:lvlOverride>
+  </w:num>
+  <w:num w:numId="77">
+    <w:abstractNumId w:val="69"/>
     <w:lvlOverride w:ilvl="0">
       <w:startOverride w:val="1"/>
     </w:lvlOverride>
@@ -14743,41 +16284,17 @@
       <w:startOverride w:val="1"/>
     </w:lvlOverride>
   </w:num>
-  <w:num w:numId="75">
-    <w:abstractNumId w:val="66"/>
-  </w:num>
-  <w:num w:numId="76">
-    <w:abstractNumId w:val="66"/>
-  </w:num>
-  <w:num w:numId="77">
-    <w:abstractNumId w:val="66"/>
-  </w:num>
   <w:num w:numId="78">
-    <w:abstractNumId w:val="66"/>
+    <w:abstractNumId w:val="68"/>
   </w:num>
   <w:num w:numId="79">
-    <w:abstractNumId w:val="66"/>
+    <w:abstractNumId w:val="68"/>
   </w:num>
   <w:num w:numId="80">
-    <w:abstractNumId w:val="66"/>
+    <w:abstractNumId w:val="68"/>
   </w:num>
   <w:num w:numId="81">
-    <w:abstractNumId w:val="66"/>
-  </w:num>
-  <w:num w:numId="82">
-    <w:abstractNumId w:val="66"/>
-  </w:num>
-  <w:num w:numId="83">
-    <w:abstractNumId w:val="66"/>
-  </w:num>
-  <w:num w:numId="84">
-    <w:abstractNumId w:val="66"/>
-  </w:num>
-  <w:num w:numId="85">
-    <w:abstractNumId w:val="66"/>
-  </w:num>
-  <w:num w:numId="86">
-    <w:abstractNumId w:val="67"/>
+    <w:abstractNumId w:val="69"/>
     <w:lvlOverride w:ilvl="0">
       <w:startOverride w:val="1"/>
     </w:lvlOverride>
@@ -14803,6 +16320,159 @@
       <w:startOverride w:val="1"/>
     </w:lvlOverride>
     <w:lvlOverride w:ilvl="8">
+      <w:startOverride w:val="1"/>
+    </w:lvlOverride>
+  </w:num>
+  <w:num w:numId="82">
+    <w:abstractNumId w:val="69"/>
+    <w:lvlOverride w:ilvl="0">
+      <w:startOverride w:val="1"/>
+    </w:lvlOverride>
+    <w:lvlOverride w:ilvl="1">
+      <w:startOverride w:val="1"/>
+    </w:lvlOverride>
+    <w:lvlOverride w:ilvl="2">
+      <w:startOverride w:val="1"/>
+    </w:lvlOverride>
+    <w:lvlOverride w:ilvl="3">
+      <w:startOverride w:val="1"/>
+    </w:lvlOverride>
+    <w:lvlOverride w:ilvl="4">
+      <w:startOverride w:val="1"/>
+    </w:lvlOverride>
+    <w:lvlOverride w:ilvl="5">
+      <w:startOverride w:val="1"/>
+    </w:lvlOverride>
+    <w:lvlOverride w:ilvl="6">
+      <w:startOverride w:val="1"/>
+    </w:lvlOverride>
+    <w:lvlOverride w:ilvl="7">
+      <w:startOverride w:val="1"/>
+    </w:lvlOverride>
+    <w:lvlOverride w:ilvl="8">
+      <w:startOverride w:val="1"/>
+    </w:lvlOverride>
+  </w:num>
+  <w:num w:numId="83">
+    <w:abstractNumId w:val="69"/>
+    <w:lvlOverride w:ilvl="0">
+      <w:startOverride w:val="1"/>
+    </w:lvlOverride>
+    <w:lvlOverride w:ilvl="1">
+      <w:startOverride w:val="1"/>
+    </w:lvlOverride>
+    <w:lvlOverride w:ilvl="2">
+      <w:startOverride w:val="1"/>
+    </w:lvlOverride>
+    <w:lvlOverride w:ilvl="3">
+      <w:startOverride w:val="1"/>
+    </w:lvlOverride>
+    <w:lvlOverride w:ilvl="4">
+      <w:startOverride w:val="1"/>
+    </w:lvlOverride>
+    <w:lvlOverride w:ilvl="5">
+      <w:startOverride w:val="1"/>
+    </w:lvlOverride>
+    <w:lvlOverride w:ilvl="6">
+      <w:startOverride w:val="1"/>
+    </w:lvlOverride>
+    <w:lvlOverride w:ilvl="7">
+      <w:startOverride w:val="1"/>
+    </w:lvlOverride>
+    <w:lvlOverride w:ilvl="8">
+      <w:startOverride w:val="1"/>
+    </w:lvlOverride>
+  </w:num>
+  <w:num w:numId="84">
+    <w:abstractNumId w:val="69"/>
+    <w:lvlOverride w:ilvl="0">
+      <w:startOverride w:val="1"/>
+    </w:lvlOverride>
+    <w:lvlOverride w:ilvl="1">
+      <w:startOverride w:val="1"/>
+    </w:lvlOverride>
+    <w:lvlOverride w:ilvl="2">
+      <w:startOverride w:val="1"/>
+    </w:lvlOverride>
+    <w:lvlOverride w:ilvl="3">
+      <w:startOverride w:val="1"/>
+    </w:lvlOverride>
+    <w:lvlOverride w:ilvl="4">
+      <w:startOverride w:val="1"/>
+    </w:lvlOverride>
+    <w:lvlOverride w:ilvl="5">
+      <w:startOverride w:val="1"/>
+    </w:lvlOverride>
+    <w:lvlOverride w:ilvl="6">
+      <w:startOverride w:val="1"/>
+    </w:lvlOverride>
+    <w:lvlOverride w:ilvl="7">
+      <w:startOverride w:val="1"/>
+    </w:lvlOverride>
+    <w:lvlOverride w:ilvl="8">
+      <w:startOverride w:val="1"/>
+    </w:lvlOverride>
+  </w:num>
+  <w:num w:numId="85">
+    <w:abstractNumId w:val="14"/>
+    <w:lvlOverride w:ilvl="0">
+      <w:startOverride w:val="1"/>
+    </w:lvlOverride>
+    <w:lvlOverride w:ilvl="1">
+      <w:startOverride w:val="1"/>
+    </w:lvlOverride>
+    <w:lvlOverride w:ilvl="2">
+      <w:startOverride w:val="1"/>
+    </w:lvlOverride>
+    <w:lvlOverride w:ilvl="3">
+      <w:startOverride w:val="1"/>
+    </w:lvlOverride>
+    <w:lvlOverride w:ilvl="4">
+      <w:startOverride w:val="1"/>
+    </w:lvlOverride>
+    <w:lvlOverride w:ilvl="5">
+      <w:startOverride w:val="1"/>
+    </w:lvlOverride>
+    <w:lvlOverride w:ilvl="6">
+      <w:startOverride w:val="1"/>
+    </w:lvlOverride>
+    <w:lvlOverride w:ilvl="7">
+      <w:startOverride w:val="1"/>
+    </w:lvlOverride>
+    <w:lvlOverride w:ilvl="8">
+      <w:startOverride w:val="1"/>
+    </w:lvlOverride>
+  </w:num>
+  <w:num w:numId="86">
+    <w:abstractNumId w:val="14"/>
+    <w:lvlOverride w:ilvl="0">
+      <w:startOverride w:val="1"/>
+    </w:lvlOverride>
+    <w:lvlOverride w:ilvl="1">
+      <w:startOverride w:val="1"/>
+    </w:lvlOverride>
+    <w:lvlOverride w:ilvl="2">
+      <w:startOverride w:val="1"/>
+    </w:lvlOverride>
+    <w:lvlOverride w:ilvl="3">
+      <w:startOverride w:val="1"/>
+    </w:lvlOverride>
+    <w:lvlOverride w:ilvl="4">
+      <w:startOverride w:val="1"/>
+    </w:lvlOverride>
+    <w:lvlOverride w:ilvl="5">
+      <w:startOverride w:val="1"/>
+    </w:lvlOverride>
+    <w:lvlOverride w:ilvl="6">
+      <w:startOverride w:val="1"/>
+    </w:lvlOverride>
+    <w:lvlOverride w:ilvl="7">
+      <w:startOverride w:val="1"/>
+    </w:lvlOverride>
+    <w:lvlOverride w:ilvl="8">
+      <w:startOverride w:val="1"/>
+    </w:lvlOverride>
+    <w:lvlOverride w:ilvl="0">
       <w:startOverride w:val="1"/>
     </w:lvlOverride>
   </w:num>
@@ -14834,22 +16504,121 @@
     <w:abstractNumId w:val="68"/>
   </w:num>
   <w:num w:numId="96">
-    <w:abstractNumId w:val="68"/>
+    <w:abstractNumId w:val="70"/>
+    <w:lvlOverride w:ilvl="0">
+      <w:startOverride w:val="1"/>
+    </w:lvlOverride>
+    <w:lvlOverride w:ilvl="1">
+      <w:startOverride w:val="1"/>
+    </w:lvlOverride>
+    <w:lvlOverride w:ilvl="2">
+      <w:startOverride w:val="1"/>
+    </w:lvlOverride>
+    <w:lvlOverride w:ilvl="3">
+      <w:startOverride w:val="1"/>
+    </w:lvlOverride>
+    <w:lvlOverride w:ilvl="4">
+      <w:startOverride w:val="1"/>
+    </w:lvlOverride>
+    <w:lvlOverride w:ilvl="5">
+      <w:startOverride w:val="1"/>
+    </w:lvlOverride>
+    <w:lvlOverride w:ilvl="6">
+      <w:startOverride w:val="1"/>
+    </w:lvlOverride>
+    <w:lvlOverride w:ilvl="7">
+      <w:startOverride w:val="1"/>
+    </w:lvlOverride>
+    <w:lvlOverride w:ilvl="8">
+      <w:startOverride w:val="1"/>
+    </w:lvlOverride>
   </w:num>
   <w:num w:numId="97">
-    <w:abstractNumId w:val="68"/>
+    <w:abstractNumId w:val="71"/>
   </w:num>
   <w:num w:numId="98">
-    <w:abstractNumId w:val="68"/>
+    <w:abstractNumId w:val="71"/>
   </w:num>
   <w:num w:numId="99">
-    <w:abstractNumId w:val="68"/>
+    <w:abstractNumId w:val="71"/>
   </w:num>
   <w:num w:numId="100">
-    <w:abstractNumId w:val="68"/>
+    <w:abstractNumId w:val="71"/>
   </w:num>
-  <w:num w:numId="66" w16cid:durableId="1241646612">
-    <w:abstractNumId w:val="44"/>
+  <w:num w:numId="101">
+    <w:abstractNumId w:val="71"/>
+  </w:num>
+  <w:num w:numId="102">
+    <w:abstractNumId w:val="71"/>
+  </w:num>
+  <w:num w:numId="103">
+    <w:abstractNumId w:val="71"/>
+  </w:num>
+  <w:num w:numId="104">
+    <w:abstractNumId w:val="71"/>
+  </w:num>
+  <w:num w:numId="105">
+    <w:abstractNumId w:val="71"/>
+  </w:num>
+  <w:num w:numId="106">
+    <w:abstractNumId w:val="71"/>
+  </w:num>
+  <w:num w:numId="107">
+    <w:abstractNumId w:val="71"/>
+  </w:num>
+  <w:num w:numId="108">
+    <w:abstractNumId w:val="71"/>
+  </w:num>
+  <w:num w:numId="109">
+    <w:abstractNumId w:val="71"/>
+  </w:num>
+  <w:num w:numId="110">
+    <w:abstractNumId w:val="71"/>
+  </w:num>
+  <w:num w:numId="111">
+    <w:abstractNumId w:val="71"/>
+  </w:num>
+  <w:num w:numId="112">
+    <w:abstractNumId w:val="71"/>
+  </w:num>
+  <w:num w:numId="113">
+    <w:abstractNumId w:val="71"/>
+  </w:num>
+  <w:num w:numId="114">
+    <w:abstractNumId w:val="71"/>
+  </w:num>
+  <w:num w:numId="115">
+    <w:abstractNumId w:val="71"/>
+  </w:num>
+  <w:num w:numId="116">
+    <w:abstractNumId w:val="71"/>
+  </w:num>
+  <w:num w:numId="117">
+    <w:abstractNumId w:val="71"/>
+  </w:num>
+  <w:num w:numId="118">
+    <w:abstractNumId w:val="71"/>
+  </w:num>
+  <w:num w:numId="119">
+    <w:abstractNumId w:val="71"/>
+  </w:num>
+  <w:num w:numId="120">
+    <w:abstractNumId w:val="71"/>
+  </w:num>
+  <w:num w:numId="121">
+    <w:abstractNumId w:val="71"/>
+  </w:num>
+  <w:num w:numId="122">
+    <w:abstractNumId w:val="71"/>
+  </w:num>
+  <w:num w:numId="123">
+    <w:abstractNumId w:val="71"/>
+  </w:num>
+  <w:num w:numId="124">
+    <w:abstractNumId w:val="71"/>
+  </w:num>
+  <w:num w:numId="68" w16cid:durableId="1416394306">
+    <w:abstractNumId w:val="14"/>
   </w:num>
   <w:numIdMacAtCleanup w:val="65"/>
 </w:numbering>
@@ -15255,7 +17024,7 @@
   <w:style w:type="paragraph" w:default="1" w:styleId="Normal">
     <w:name w:val="Normal"/>
     <w:qFormat/>
-    <w:rsid w:val="00EE743F"/>
+    <w:rsid w:val="005A7702"/>
     <w:pPr>
       <w:overflowPunct w:val="0"/>
       <w:autoSpaceDE w:val="0"/>
@@ -15265,7 +17034,7 @@
       <w:textAlignment w:val="baseline"/>
     </w:pPr>
     <w:rPr>
-      <w:rFonts w:ascii="Times New Roman" w:eastAsia="Times New Roman" w:hAnsi="Times New Roman" w:cs="Times New Roman"/>
+      <w:rFonts w:ascii="Calibri" w:eastAsia="Times New Roman" w:hAnsi="Calibri" w:cs="Times New Roman"/>
       <w:kern w:val="0"/>
       <w:sz w:val="24"/>
       <w:szCs w:val="20"/>
@@ -15299,10 +17068,9 @@
     <w:next w:val="Normal"/>
     <w:link w:val="Heading2Char"/>
     <w:qFormat/>
-    <w:rsid w:val="00F80F50"/>
+    <w:rsid w:val="00D34A45"/>
     <w:pPr>
       <w:keepNext/>
-      <w:pageBreakBefore/>
       <w:numPr>
         <w:numId w:val="66"/>
       </w:numPr>
@@ -15310,7 +17078,7 @@
       <w:outlineLvl w:val="1"/>
     </w:pPr>
     <w:rPr>
-      <w:rFonts w:asciiTheme="majorBidi" w:hAnsiTheme="majorBidi" w:cstheme="majorBidi"/>
+      <w:rFonts w:cstheme="majorBidi"/>
       <w:caps/>
       <w:sz w:val="40"/>
       <w:szCs w:val="24"/>
@@ -15510,9 +17278,9 @@
     <w:name w:val="Heading 2 Char"/>
     <w:basedOn w:val="DefaultParagraphFont"/>
     <w:link w:val="Heading2"/>
-    <w:rsid w:val="00F80F50"/>
+    <w:rsid w:val="00D34A45"/>
     <w:rPr>
-      <w:rFonts w:asciiTheme="majorBidi" w:eastAsia="Times New Roman" w:hAnsiTheme="majorBidi" w:cstheme="majorBidi"/>
+      <w:rFonts w:ascii="Calibri" w:eastAsia="Times New Roman" w:hAnsi="Calibri" w:cstheme="majorBidi"/>
       <w:caps/>
       <w:kern w:val="0"/>
       <w:sz w:val="40"/>
@@ -15879,7 +17647,7 @@
     <w:name w:val="No Spacing"/>
     <w:uiPriority w:val="1"/>
     <w:qFormat/>
-    <w:rsid w:val="00602229"/>
+    <w:rsid w:val="005A7702"/>
     <w:pPr>
       <w:overflowPunct w:val="0"/>
       <w:autoSpaceDE w:val="0"/>
@@ -15889,7 +17657,7 @@
       <w:textAlignment w:val="baseline"/>
     </w:pPr>
     <w:rPr>
-      <w:rFonts w:ascii="Times New Roman" w:eastAsia="Times New Roman" w:hAnsi="Times New Roman" w:cs="Times New Roman"/>
+      <w:rFonts w:ascii="Calibri" w:eastAsia="Times New Roman" w:hAnsi="Calibri" w:cs="Times New Roman"/>
       <w:kern w:val="0"/>
       <w:sz w:val="24"/>
       <w:szCs w:val="20"/>
@@ -16222,7 +17990,10 @@
     <w:link w:val="FootnoteTextChar"/>
     <w:uiPriority w:val="99"/>
     <w:unhideWhenUsed/>
-    <w:rsid w:val="009D3265"/>
+    <w:rsid w:val="000C7AF5"/>
+    <w:pPr>
+      <w:spacing w:before="0" w:after="0"/>
+    </w:pPr>
     <w:rPr>
       <w:sz w:val="20"/>
     </w:rPr>
@@ -16232,9 +18003,9 @@
     <w:basedOn w:val="DefaultParagraphFont"/>
     <w:link w:val="FootnoteText"/>
     <w:uiPriority w:val="99"/>
-    <w:rsid w:val="009D3265"/>
+    <w:rsid w:val="000C7AF5"/>
     <w:rPr>
-      <w:rFonts w:ascii="Times New Roman" w:eastAsia="Times New Roman" w:hAnsi="Times New Roman" w:cs="Times New Roman"/>
+      <w:rFonts w:ascii="Calibri" w:eastAsia="Times New Roman" w:hAnsi="Calibri" w:cs="Times New Roman"/>
       <w:kern w:val="0"/>
       <w:sz w:val="20"/>
       <w:szCs w:val="20"/>
@@ -16324,6 +18095,82 @@
   <w:style w:type="paragraph" w:customStyle="1" w:styleId="ImageCaption">
     <w:name w:val="Image Caption"/>
     <w:basedOn w:val="Normal"/>
+  </w:style>
+  <w:style w:type="paragraph" w:customStyle="1" w:styleId="FormSectionHeader">
+    <w:name w:val="Form Section Header"/>
+    <w:basedOn w:val="Heading1"/>
+    <w:next w:val="Normal"/>
+    <w:qFormat/>
+    <w:rsid w:val="00CE3860"/>
+    <w:pPr>
+      <w:pBdr>
+        <w:bottom w:val="single" w:sz="4" w:space="1" w:color="auto"/>
+      </w:pBdr>
+      <w:spacing w:before="80" w:after="160"/>
+    </w:pPr>
+    <w:rPr>
+      <w:sz w:val="32"/>
+    </w:rPr>
+  </w:style>
+  <w:style w:type="paragraph" w:customStyle="1" w:styleId="DilonStepList">
+    <w:name w:val="Dilon Step List"/>
+    <w:basedOn w:val="ListParagraph"/>
+    <w:qFormat/>
+    <w:rsid w:val="00EB58B8"/>
+    <w:pPr>
+      <w:numPr>
+        <w:numId w:val="67"/>
+      </w:numPr>
+    </w:pPr>
+  </w:style>
+  <w:style w:type="paragraph" w:customStyle="1" w:styleId="Compact">
+    <w:name w:val="Compact"/>
+    <w:basedOn w:val="Normal"/>
+    <w:next w:val="Normal"/>
+    <w:qFormat/>
+    <w:rsid w:val="006345A2"/>
+    <w:pPr>
+      <w:spacing w:before="0" w:after="40"/>
+      <w:ind w:left="360" w:hanging="360"/>
+    </w:pPr>
+  </w:style>
+  <w:style w:type="paragraph" w:customStyle="1" w:styleId="FooterText">
+    <w:name w:val="Footer Text"/>
+    <w:basedOn w:val="Normal"/>
+    <w:next w:val="Normal"/>
+    <w:pPr>
+      <w:spacing w:before="0" w:after="0"/>
+    </w:pPr>
+    <w:rPr>
+      <w:sz w:val="18"/>
+    </w:rPr>
+  </w:style>
+  <w:style w:type="paragraph" w:customStyle="1" w:styleId="HeaderText">
+    <w:name w:val="Header Text"/>
+    <w:basedOn w:val="Normal"/>
+    <w:qFormat/>
+    <w:rsid w:val="007D4727"/>
+    <w:pPr>
+      <w:spacing w:before="40" w:after="40"/>
+      <w:ind w:left="360" w:hanging="360"/>
+    </w:pPr>
+  </w:style>
+  <w:style w:type="paragraph" w:customStyle="1" w:styleId="DilonStepHeading">
+    <w:name w:val="Dilon Step Heading"/>
+    <w:basedOn w:val="Normal"/>
+    <w:qFormat/>
+    <w:rsid w:val="00F33E93"/>
+  </w:style>
+  <w:style w:type="paragraph" w:customStyle="1" w:styleId="DilonStepClarificationList">
+    <w:name w:val="Dilon Step Clarification List"/>
+    <w:basedOn w:val="ListParagraph"/>
+    <w:qFormat/>
+    <w:rsid w:val="006B403A"/>
+    <w:pPr>
+      <w:numPr>
+        <w:numId w:val="68"/>
+      </w:numPr>
+    </w:pPr>
   </w:style>
 </w:styles>
 </file>
@@ -16624,18 +18471,6 @@
 </file>
 
 <file path=customXml/item1.xml><?xml version="1.0" encoding="utf-8"?>
-<p:properties xmlns:p="http://schemas.microsoft.com/office/2006/metadata/properties" xmlns:xsi="http://www.w3.org/2001/XMLSchema-instance" xmlns:pc="http://schemas.microsoft.com/office/infopath/2007/PartnerControls">
-  <documentManagement>
-    <TaxCatchAll xmlns="14fbb133-db97-4d09-8590-d31f72208e11" xsi:nil="true"/>
-    <lcf76f155ced4ddcb4097134ff3c332f xmlns="ff91e89a-fa89-409e-b2c2-0afa0b8362dc">
-      <Terms xmlns="http://schemas.microsoft.com/office/infopath/2007/PartnerControls"/>
-    </lcf76f155ced4ddcb4097134ff3c332f>
-    <Index xmlns="ff91e89a-fa89-409e-b2c2-0afa0b8362dc" xsi:nil="true"/>
-  </documentManagement>
-</p:properties>
-</file>
-
-<file path=customXml/item2.xml><?xml version="1.0" encoding="utf-8"?>
 <ct:contentTypeSchema xmlns:ct="http://schemas.microsoft.com/office/2006/metadata/contentType" xmlns:ma="http://schemas.microsoft.com/office/2006/metadata/properties/metaAttributes" ct:_="" ma:_="" ma:contentTypeName="Document" ma:contentTypeID="0x01010097F8571949118944A44552DCE70F9EBD" ma:contentTypeVersion="14" ma:contentTypeDescription="Create a new document." ma:contentTypeScope="" ma:versionID="1baecbd0e49fa7b0dfe9f28182595f2e">
   <xsd:schema xmlns:xsd="http://www.w3.org/2001/XMLSchema" xmlns:xs="http://www.w3.org/2001/XMLSchema" xmlns:p="http://schemas.microsoft.com/office/2006/metadata/properties" xmlns:ns2="ff91e89a-fa89-409e-b2c2-0afa0b8362dc" xmlns:ns3="14fbb133-db97-4d09-8590-d31f72208e11" targetNamespace="http://schemas.microsoft.com/office/2006/metadata/properties" ma:root="true" ma:fieldsID="75805e7a8f6b447aa2bdfad3b9e935b1" ns2:_="" ns3:_="">
     <xsd:import namespace="ff91e89a-fa89-409e-b2c2-0afa0b8362dc"/>
@@ -16842,11 +18677,11 @@
 </ct:contentTypeSchema>
 </file>
 
-<file path=customXml/item3.xml><?xml version="1.0" encoding="utf-8"?>
+<file path=customXml/item2.xml><?xml version="1.0" encoding="utf-8"?>
 <b:Sources xmlns:b="http://schemas.openxmlformats.org/officeDocument/2006/bibliography" xmlns="http://schemas.openxmlformats.org/officeDocument/2006/bibliography" SelectedStyle="\APASixthEditionOfficeOnline.xsl" StyleName="APA" Version="6"/>
 </file>
 
-<file path=customXml/item4.xml><?xml version="1.0" encoding="utf-8"?>
+<file path=customXml/item3.xml><?xml version="1.0" encoding="utf-8"?>
 <?mso-contentType ?>
 <FormTemplates xmlns="http://schemas.microsoft.com/sharepoint/v3/contenttype/forms">
   <Display>DocumentLibraryForm</Display>
@@ -16855,18 +18690,19 @@
 </FormTemplates>
 </file>
 
-<file path=customXml/itemProps1.xml><?xml version="1.0" encoding="utf-8"?>
-<ds:datastoreItem xmlns:ds="http://schemas.openxmlformats.org/officeDocument/2006/customXml" ds:itemID="{D1B430AD-7F5E-4A6C-AC1E-18B5A5C8823C}">
-  <ds:schemaRefs>
-    <ds:schemaRef ds:uri="http://schemas.microsoft.com/office/2006/metadata/properties"/>
-    <ds:schemaRef ds:uri="http://schemas.microsoft.com/office/infopath/2007/PartnerControls"/>
-    <ds:schemaRef ds:uri="14fbb133-db97-4d09-8590-d31f72208e11"/>
-    <ds:schemaRef ds:uri="ff91e89a-fa89-409e-b2c2-0afa0b8362dc"/>
-  </ds:schemaRefs>
-</ds:datastoreItem>
+<file path=customXml/item4.xml><?xml version="1.0" encoding="utf-8"?>
+<p:properties xmlns:p="http://schemas.microsoft.com/office/2006/metadata/properties" xmlns:xsi="http://www.w3.org/2001/XMLSchema-instance" xmlns:pc="http://schemas.microsoft.com/office/infopath/2007/PartnerControls">
+  <documentManagement>
+    <TaxCatchAll xmlns="14fbb133-db97-4d09-8590-d31f72208e11" xsi:nil="true"/>
+    <lcf76f155ced4ddcb4097134ff3c332f xmlns="ff91e89a-fa89-409e-b2c2-0afa0b8362dc">
+      <Terms xmlns="http://schemas.microsoft.com/office/infopath/2007/PartnerControls"/>
+    </lcf76f155ced4ddcb4097134ff3c332f>
+    <Index xmlns="ff91e89a-fa89-409e-b2c2-0afa0b8362dc" xsi:nil="true"/>
+  </documentManagement>
+</p:properties>
 </file>
 
-<file path=customXml/itemProps2.xml><?xml version="1.0" encoding="utf-8"?>
+<file path=customXml/itemProps1.xml><?xml version="1.0" encoding="utf-8"?>
 <ds:datastoreItem xmlns:ds="http://schemas.openxmlformats.org/officeDocument/2006/customXml" ds:itemID="{3E5D323C-384B-42D5-B47B-6F44F9FD8BE0}">
   <ds:schemaRefs>
     <ds:schemaRef ds:uri="http://schemas.microsoft.com/office/2006/metadata/contentType"/>
@@ -16885,7 +18721,7 @@
 </ds:datastoreItem>
 </file>
 
-<file path=customXml/itemProps3.xml><?xml version="1.0" encoding="utf-8"?>
+<file path=customXml/itemProps2.xml><?xml version="1.0" encoding="utf-8"?>
 <ds:datastoreItem xmlns:ds="http://schemas.openxmlformats.org/officeDocument/2006/customXml" ds:itemID="{79F96F0D-53C7-457F-BF3B-DB3D5A728589}">
   <ds:schemaRefs>
     <ds:schemaRef ds:uri="http://schemas.openxmlformats.org/officeDocument/2006/bibliography"/>
@@ -16893,10 +18729,21 @@
 </ds:datastoreItem>
 </file>
 
-<file path=customXml/itemProps4.xml><?xml version="1.0" encoding="utf-8"?>
+<file path=customXml/itemProps3.xml><?xml version="1.0" encoding="utf-8"?>
 <ds:datastoreItem xmlns:ds="http://schemas.openxmlformats.org/officeDocument/2006/customXml" ds:itemID="{F43CE1E5-002C-49C3-ABAF-F4181BBA83E9}">
   <ds:schemaRefs>
     <ds:schemaRef ds:uri="http://schemas.microsoft.com/sharepoint/v3/contenttype/forms"/>
   </ds:schemaRefs>
 </ds:datastoreItem>
+</file>
+
+<file path=customXml/itemProps4.xml><?xml version="1.0" encoding="utf-8"?>
+<ds:datastoreItem xmlns:ds="http://schemas.openxmlformats.org/officeDocument/2006/customXml" ds:itemID="{D1B430AD-7F5E-4A6C-AC1E-18B5A5C8823C}">
+  <ds:schemaRefs>
+    <ds:schemaRef ds:uri="http://schemas.microsoft.com/office/2006/metadata/properties"/>
+    <ds:schemaRef ds:uri="http://schemas.microsoft.com/office/infopath/2007/PartnerControls"/>
+    <ds:schemaRef ds:uri="14fbb133-db97-4d09-8590-d31f72208e11"/>
+    <ds:schemaRef ds:uri="ff91e89a-fa89-409e-b2c2-0afa0b8362dc"/>
+  </ds:schemaRefs>
+</ds:datastoreItem>
 </file>
--- a/tests/STYLING_TEST_TEMPLATE.docx
+++ b/tests/STYLING_TEST_TEMPLATE.docx
@@ -184,6 +184,53 @@
               <w:rPr>
                 <w:b w:val="0"/>
               </w:rPr>
+              <w:t>Engineering</w:t>
+            </w:r>
+          </w:p>
+        </w:tc>
+        <w:tc>
+          <w:tcPr>
+            <w:tcW w:type="dxa" w:w="4976"/>
+          </w:tcPr>
+          <w:p>
+            <w:r>
+              <w:rPr>
+                <w:b w:val="0"/>
+              </w:rPr>
+              <w:t>Josh Williams</w:t>
+            </w:r>
+          </w:p>
+        </w:tc>
+        <w:tc>
+          <w:tcPr>
+            <w:tcW w:type="dxa" w:w="2440"/>
+          </w:tcPr>
+          <w:p>
+            <w:pPr>
+              <w:jc w:val="center"/>
+            </w:pPr>
+            <w:r>
+              <w:rPr>
+                <w:b w:val="0"/>
+              </w:rPr>
+              <w:t>Electronic</w:t>
+            </w:r>
+          </w:p>
+        </w:tc>
+      </w:tr>
+      <w:tr>
+        <w:tc>
+          <w:tcPr>
+            <w:tcW w:type="dxa" w:w="2330"/>
+          </w:tcPr>
+          <w:p>
+            <w:pPr>
+              <w:jc w:val="center"/>
+            </w:pPr>
+            <w:r>
+              <w:rPr>
+                <w:b w:val="0"/>
+              </w:rPr>
               <w:t>Regulatory</w:t>
             </w:r>
           </w:p>
@@ -245,53 +292,6 @@
                 <w:b w:val="0"/>
               </w:rPr>
               <w:t>Kevin Johnson</w:t>
-            </w:r>
-          </w:p>
-        </w:tc>
-        <w:tc>
-          <w:tcPr>
-            <w:tcW w:type="dxa" w:w="2440"/>
-          </w:tcPr>
-          <w:p>
-            <w:pPr>
-              <w:jc w:val="center"/>
-            </w:pPr>
-            <w:r>
-              <w:rPr>
-                <w:b w:val="0"/>
-              </w:rPr>
-              <w:t>Electronic</w:t>
-            </w:r>
-          </w:p>
-        </w:tc>
-      </w:tr>
-      <w:tr>
-        <w:tc>
-          <w:tcPr>
-            <w:tcW w:type="dxa" w:w="2330"/>
-          </w:tcPr>
-          <w:p>
-            <w:pPr>
-              <w:jc w:val="center"/>
-            </w:pPr>
-            <w:r>
-              <w:rPr>
-                <w:b w:val="0"/>
-              </w:rPr>
-              <w:t>Engineering</w:t>
-            </w:r>
-          </w:p>
-        </w:tc>
-        <w:tc>
-          <w:tcPr>
-            <w:tcW w:type="dxa" w:w="4976"/>
-          </w:tcPr>
-          <w:p>
-            <w:r>
-              <w:rPr>
-                <w:b w:val="0"/>
-              </w:rPr>
-              <w:t>Josh Williams</w:t>
             </w:r>
           </w:p>
         </w:tc>
@@ -552,6 +552,11 @@
         </w:p>
       </w:sdtContent>
     </w:sdt>
+    <w:p>
+      <w:r>
+        <w:br w:type="page"/>
+      </w:r>
+    </w:p>
     <w:bookmarkStart w:id="0" w:name="purpose-and-scope"/>
     <w:p>
       <w:pPr>
@@ -617,141 +622,11 @@
         <w:pStyle w:val="Compact"/>
         <w:numPr>
           <w:ilvl w:val="0"/>
-          <w:numId w:val="69"/>
+          <w:numId w:val="70"/>
         </w:numPr>
       </w:pPr>
       <w:r>
         <w:t xml:space="preserve">All heading levels</w:t>
-      </w:r>
-    </w:p>
-    <w:p>
-      <w:pPr>
-        <w:pStyle w:val="Compact"/>
-        <w:numPr>
-          <w:ilvl w:val="0"/>
-          <w:numId w:val="69"/>
-        </w:numPr>
-      </w:pPr>
-      <w:r>
-        <w:t xml:space="preserve">All table formats (pipe tables with alignment, grid tables)</w:t>
-      </w:r>
-    </w:p>
-    <w:p>
-      <w:pPr>
-        <w:pStyle w:val="Compact"/>
-        <w:numPr>
-          <w:ilvl w:val="0"/>
-          <w:numId w:val="69"/>
-        </w:numPr>
-      </w:pPr>
-      <w:r>
-        <w:t xml:space="preserve">Figures and images with captions</w:t>
-      </w:r>
-    </w:p>
-    <w:p>
-      <w:pPr>
-        <w:pStyle w:val="Compact"/>
-        <w:numPr>
-          <w:ilvl w:val="0"/>
-          <w:numId w:val="69"/>
-        </w:numPr>
-      </w:pPr>
-      <w:r>
-        <w:t xml:space="preserve">All list types (unordered, ordered, definition lists)</w:t>
-      </w:r>
-    </w:p>
-    <w:p>
-      <w:pPr>
-        <w:pStyle w:val="Compact"/>
-        <w:numPr>
-          <w:ilvl w:val="0"/>
-          <w:numId w:val="69"/>
-        </w:numPr>
-      </w:pPr>
-      <w:r>
-        <w:t xml:space="preserve">Code blocks with multiple language identifiers</w:t>
-      </w:r>
-    </w:p>
-    <w:p>
-      <w:pPr>
-        <w:pStyle w:val="Compact"/>
-        <w:numPr>
-          <w:ilvl w:val="0"/>
-          <w:numId w:val="69"/>
-        </w:numPr>
-      </w:pPr>
-      <w:r>
-        <w:t xml:space="preserve">Inline code and technical notation</w:t>
-      </w:r>
-    </w:p>
-    <w:p>
-      <w:pPr>
-        <w:pStyle w:val="Compact"/>
-        <w:numPr>
-          <w:ilvl w:val="0"/>
-          <w:numId w:val="69"/>
-        </w:numPr>
-      </w:pPr>
-      <w:r>
-        <w:t xml:space="preserve">Text emphasis (bold, italic, bold+italic)</w:t>
-      </w:r>
-    </w:p>
-    <w:p>
-      <w:pPr>
-        <w:pStyle w:val="Compact"/>
-        <w:numPr>
-          <w:ilvl w:val="0"/>
-          <w:numId w:val="69"/>
-        </w:numPr>
-      </w:pPr>
-      <w:r>
-        <w:t xml:space="preserve">Links and cross-references</w:t>
-      </w:r>
-    </w:p>
-    <w:p>
-      <w:pPr>
-        <w:pStyle w:val="Compact"/>
-        <w:numPr>
-          <w:ilvl w:val="0"/>
-          <w:numId w:val="69"/>
-        </w:numPr>
-      </w:pPr>
-      <w:r>
-        <w:t xml:space="preserve">Notes, warnings, and callouts</w:t>
-      </w:r>
-    </w:p>
-    <w:p>
-      <w:pPr>
-        <w:pStyle w:val="Compact"/>
-        <w:numPr>
-          <w:ilvl w:val="0"/>
-          <w:numId w:val="69"/>
-        </w:numPr>
-      </w:pPr>
-      <w:r>
-        <w:t xml:space="preserve">Math equations and footnotes</w:t>
-      </w:r>
-    </w:p>
-    <w:p>
-      <w:pPr>
-        <w:pStyle w:val="Compact"/>
-        <w:numPr>
-          <w:ilvl w:val="0"/>
-          <w:numId w:val="69"/>
-        </w:numPr>
-      </w:pPr>
-      <w:r>
-        <w:t xml:space="preserve">Proper spacing and line breaks</w:t>
-      </w:r>
-    </w:p>
-    <w:bookmarkEnd w:id="2"/>
-    <w:bookmarkStart w:id="3" w:name="medical-device-context"/>
-    <w:p>
-      <w:pPr>
-        <w:pStyle w:val="Heading3"/>
-      </w:pPr>
-      <w:r>
-        <w:t xml:space="preserve">Medical Device Context</w:t>
       </w:r>
     </w:p>
     <w:p>
@@ -763,6 +638,136 @@
         </w:numPr>
       </w:pPr>
       <w:r>
+        <w:t xml:space="preserve">All table formats (pipe tables with alignment, grid tables)</w:t>
+      </w:r>
+    </w:p>
+    <w:p>
+      <w:pPr>
+        <w:pStyle w:val="Compact"/>
+        <w:numPr>
+          <w:ilvl w:val="0"/>
+          <w:numId w:val="70"/>
+        </w:numPr>
+      </w:pPr>
+      <w:r>
+        <w:t xml:space="preserve">Figures and images with captions</w:t>
+      </w:r>
+    </w:p>
+    <w:p>
+      <w:pPr>
+        <w:pStyle w:val="Compact"/>
+        <w:numPr>
+          <w:ilvl w:val="0"/>
+          <w:numId w:val="70"/>
+        </w:numPr>
+      </w:pPr>
+      <w:r>
+        <w:t xml:space="preserve">All list types (unordered, ordered, definition lists)</w:t>
+      </w:r>
+    </w:p>
+    <w:p>
+      <w:pPr>
+        <w:pStyle w:val="Compact"/>
+        <w:numPr>
+          <w:ilvl w:val="0"/>
+          <w:numId w:val="70"/>
+        </w:numPr>
+      </w:pPr>
+      <w:r>
+        <w:t xml:space="preserve">Code blocks with multiple language identifiers</w:t>
+      </w:r>
+    </w:p>
+    <w:p>
+      <w:pPr>
+        <w:pStyle w:val="Compact"/>
+        <w:numPr>
+          <w:ilvl w:val="0"/>
+          <w:numId w:val="70"/>
+        </w:numPr>
+      </w:pPr>
+      <w:r>
+        <w:t xml:space="preserve">Inline code and technical notation</w:t>
+      </w:r>
+    </w:p>
+    <w:p>
+      <w:pPr>
+        <w:pStyle w:val="Compact"/>
+        <w:numPr>
+          <w:ilvl w:val="0"/>
+          <w:numId w:val="70"/>
+        </w:numPr>
+      </w:pPr>
+      <w:r>
+        <w:t xml:space="preserve">Text emphasis (bold, italic, bold+italic)</w:t>
+      </w:r>
+    </w:p>
+    <w:p>
+      <w:pPr>
+        <w:pStyle w:val="Compact"/>
+        <w:numPr>
+          <w:ilvl w:val="0"/>
+          <w:numId w:val="70"/>
+        </w:numPr>
+      </w:pPr>
+      <w:r>
+        <w:t xml:space="preserve">Links and cross-references</w:t>
+      </w:r>
+    </w:p>
+    <w:p>
+      <w:pPr>
+        <w:pStyle w:val="Compact"/>
+        <w:numPr>
+          <w:ilvl w:val="0"/>
+          <w:numId w:val="70"/>
+        </w:numPr>
+      </w:pPr>
+      <w:r>
+        <w:t xml:space="preserve">Notes, warnings, and callouts</w:t>
+      </w:r>
+    </w:p>
+    <w:p>
+      <w:pPr>
+        <w:pStyle w:val="Compact"/>
+        <w:numPr>
+          <w:ilvl w:val="0"/>
+          <w:numId w:val="70"/>
+        </w:numPr>
+      </w:pPr>
+      <w:r>
+        <w:t xml:space="preserve">Math equations and footnotes</w:t>
+      </w:r>
+    </w:p>
+    <w:p>
+      <w:pPr>
+        <w:pStyle w:val="Compact"/>
+        <w:numPr>
+          <w:ilvl w:val="0"/>
+          <w:numId w:val="70"/>
+        </w:numPr>
+      </w:pPr>
+      <w:r>
+        <w:t xml:space="preserve">Proper spacing and line breaks</w:t>
+      </w:r>
+    </w:p>
+    <w:bookmarkEnd w:id="2"/>
+    <w:bookmarkStart w:id="3" w:name="medical-device-context"/>
+    <w:p>
+      <w:pPr>
+        <w:pStyle w:val="Heading3"/>
+      </w:pPr>
+      <w:r>
+        <w:t xml:space="preserve">Medical Device Context</w:t>
+      </w:r>
+    </w:p>
+    <w:p>
+      <w:pPr>
+        <w:pStyle w:val="Compact"/>
+        <w:numPr>
+          <w:ilvl w:val="0"/>
+          <w:numId w:val="71"/>
+        </w:numPr>
+      </w:pPr>
+      <w:r>
         <w:rPr>
           <w:b/>
           <w:bCs/>
@@ -778,7 +783,7 @@
         <w:pStyle w:val="Compact"/>
         <w:numPr>
           <w:ilvl w:val="0"/>
-          <w:numId w:val="70"/>
+          <w:numId w:val="71"/>
         </w:numPr>
       </w:pPr>
       <w:r>
@@ -797,7 +802,7 @@
         <w:pStyle w:val="Compact"/>
         <w:numPr>
           <w:ilvl w:val="0"/>
-          <w:numId w:val="70"/>
+          <w:numId w:val="71"/>
         </w:numPr>
       </w:pPr>
       <w:r>
@@ -2362,43 +2367,11 @@
         <w:pStyle w:val="Compact"/>
         <w:numPr>
           <w:ilvl w:val="0"/>
-          <w:numId w:val="71"/>
+          <w:numId w:val="72"/>
         </w:numPr>
       </w:pPr>
       <w:r>
         <w:t xml:space="preserve">First item</w:t>
-      </w:r>
-    </w:p>
-    <w:p>
-      <w:pPr>
-        <w:pStyle w:val="Compact"/>
-        <w:numPr>
-          <w:ilvl w:val="0"/>
-          <w:numId w:val="71"/>
-        </w:numPr>
-      </w:pPr>
-      <w:r>
-        <w:t xml:space="preserve">Second item</w:t>
-      </w:r>
-    </w:p>
-    <w:p>
-      <w:pPr>
-        <w:pStyle w:val="Compact"/>
-        <w:numPr>
-          <w:ilvl w:val="0"/>
-          <w:numId w:val="71"/>
-        </w:numPr>
-      </w:pPr>
-      <w:r>
-        <w:t xml:space="preserve">Third item</w:t>
-      </w:r>
-    </w:p>
-    <w:p>
-      <w:pPr>
-        <w:pStyle w:val="FirstParagraph"/>
-      </w:pPr>
-      <w:r>
-        <w:t xml:space="preserve">Nested unordered list:</w:t>
       </w:r>
     </w:p>
     <w:p>
@@ -2410,7 +2383,7 @@
         </w:numPr>
       </w:pPr>
       <w:r>
-        <w:t xml:space="preserve">Top level item 1</w:t>
+        <w:t xml:space="preserve">Second item</w:t>
       </w:r>
     </w:p>
     <w:p>
@@ -2422,6 +2395,38 @@
         </w:numPr>
       </w:pPr>
       <w:r>
+        <w:t xml:space="preserve">Third item</w:t>
+      </w:r>
+    </w:p>
+    <w:p>
+      <w:pPr>
+        <w:pStyle w:val="FirstParagraph"/>
+      </w:pPr>
+      <w:r>
+        <w:t xml:space="preserve">Nested unordered list:</w:t>
+      </w:r>
+    </w:p>
+    <w:p>
+      <w:pPr>
+        <w:pStyle w:val="Compact"/>
+        <w:numPr>
+          <w:ilvl w:val="0"/>
+          <w:numId w:val="73"/>
+        </w:numPr>
+      </w:pPr>
+      <w:r>
+        <w:t xml:space="preserve">Top level item 1</w:t>
+      </w:r>
+    </w:p>
+    <w:p>
+      <w:pPr>
+        <w:pStyle w:val="Compact"/>
+        <w:numPr>
+          <w:ilvl w:val="0"/>
+          <w:numId w:val="73"/>
+        </w:numPr>
+      </w:pPr>
+      <w:r>
         <w:t xml:space="preserve">Top level item 2</w:t>
       </w:r>
     </w:p>
@@ -2430,7 +2435,7 @@
         <w:pStyle w:val="Compact"/>
         <w:numPr>
           <w:ilvl w:val="1"/>
-          <w:numId w:val="73"/>
+          <w:numId w:val="74"/>
         </w:numPr>
       </w:pPr>
       <w:r>
@@ -2442,7 +2447,7 @@
         <w:pStyle w:val="Compact"/>
         <w:numPr>
           <w:ilvl w:val="1"/>
-          <w:numId w:val="73"/>
+          <w:numId w:val="74"/>
         </w:numPr>
       </w:pPr>
       <w:r>
@@ -2454,7 +2459,7 @@
         <w:pStyle w:val="Compact"/>
         <w:numPr>
           <w:ilvl w:val="2"/>
-          <w:numId w:val="74"/>
+          <w:numId w:val="75"/>
         </w:numPr>
       </w:pPr>
       <w:r>
@@ -2466,7 +2471,7 @@
         <w:pStyle w:val="Compact"/>
         <w:numPr>
           <w:ilvl w:val="0"/>
-          <w:numId w:val="72"/>
+          <w:numId w:val="73"/>
         </w:numPr>
       </w:pPr>
       <w:r>
@@ -2489,50 +2494,6 @@
       </w:pPr>
       <w:r>
         <w:t xml:space="preserve">Simple auto-numbered list:</w:t>
-      </w:r>
-    </w:p>
-    <w:p>
-      <w:pPr>
-        <w:pStyle w:val="DilonStepList"/>
-        <w:numPr>
-          <w:ilvl w:val="0"/>
-          <w:numId w:val="76"/>
-        </w:numPr>
-      </w:pPr>
-      <w:r>
-        <w:t xml:space="preserve">First step</w:t>
-      </w:r>
-    </w:p>
-    <w:p>
-      <w:pPr>
-        <w:pStyle w:val="DilonStepList"/>
-        <w:numPr>
-          <w:ilvl w:val="0"/>
-          <w:numId w:val="76"/>
-        </w:numPr>
-      </w:pPr>
-      <w:r>
-        <w:t xml:space="preserve">Second step</w:t>
-      </w:r>
-    </w:p>
-    <w:p>
-      <w:pPr>
-        <w:pStyle w:val="DilonStepList"/>
-        <w:numPr>
-          <w:ilvl w:val="0"/>
-          <w:numId w:val="76"/>
-        </w:numPr>
-      </w:pPr>
-      <w:r>
-        <w:t xml:space="preserve">Third step</w:t>
-      </w:r>
-    </w:p>
-    <w:p>
-      <w:pPr>
-        <w:pStyle w:val="FirstParagraph"/>
-      </w:pPr>
-      <w:r>
-        <w:t xml:space="preserve">Auto-numbered list with nested bullets:</w:t>
       </w:r>
     </w:p>
     <w:p>
@@ -2544,31 +2505,7 @@
         </w:numPr>
       </w:pPr>
       <w:r>
-        <w:t xml:space="preserve">Initialize I2C bus</w:t>
-      </w:r>
-    </w:p>
-    <w:p>
-      <w:pPr>
-        <w:pStyle w:val="Compact"/>
-        <w:numPr>
-          <w:ilvl w:val="1"/>
-          <w:numId w:val="78"/>
-        </w:numPr>
-      </w:pPr>
-      <w:r>
-        <w:t xml:space="preserve">Set clock frequency to 400 kHz</w:t>
-      </w:r>
-    </w:p>
-    <w:p>
-      <w:pPr>
-        <w:pStyle w:val="Compact"/>
-        <w:numPr>
-          <w:ilvl w:val="1"/>
-          <w:numId w:val="78"/>
-        </w:numPr>
-      </w:pPr>
-      <w:r>
-        <w:t xml:space="preserve">Enable internal pull-ups</w:t>
+        <w:t xml:space="preserve">First step</w:t>
       </w:r>
     </w:p>
     <w:p>
@@ -2580,7 +2517,39 @@
         </w:numPr>
       </w:pPr>
       <w:r>
-        <w:t xml:space="preserve">Scan for devices</w:t>
+        <w:t xml:space="preserve">Second step</w:t>
+      </w:r>
+    </w:p>
+    <w:p>
+      <w:pPr>
+        <w:pStyle w:val="DilonStepList"/>
+        <w:numPr>
+          <w:ilvl w:val="0"/>
+          <w:numId w:val="77"/>
+        </w:numPr>
+      </w:pPr>
+      <w:r>
+        <w:t xml:space="preserve">Third step</w:t>
+      </w:r>
+    </w:p>
+    <w:p>
+      <w:pPr>
+        <w:pStyle w:val="FirstParagraph"/>
+      </w:pPr>
+      <w:r>
+        <w:t xml:space="preserve">Auto-numbered list with nested bullets:</w:t>
+      </w:r>
+    </w:p>
+    <w:p>
+      <w:pPr>
+        <w:pStyle w:val="DilonStepList"/>
+        <w:numPr>
+          <w:ilvl w:val="0"/>
+          <w:numId w:val="78"/>
+        </w:numPr>
+      </w:pPr>
+      <w:r>
+        <w:t xml:space="preserve">Initialize I2C bus</w:t>
       </w:r>
     </w:p>
     <w:p>
@@ -2592,7 +2561,7 @@
         </w:numPr>
       </w:pPr>
       <w:r>
-        <w:t xml:space="preserve">Check addresses 0x00-0x7F</w:t>
+        <w:t xml:space="preserve">Set clock frequency to 400 kHz</w:t>
       </w:r>
     </w:p>
     <w:p>
@@ -2604,7 +2573,7 @@
         </w:numPr>
       </w:pPr>
       <w:r>
-        <w:t xml:space="preserve">Record responding devices</w:t>
+        <w:t xml:space="preserve">Enable internal pull-ups</w:t>
       </w:r>
     </w:p>
     <w:p>
@@ -2612,11 +2581,11 @@
         <w:pStyle w:val="DilonStepList"/>
         <w:numPr>
           <w:ilvl w:val="0"/>
-          <w:numId w:val="77"/>
+          <w:numId w:val="78"/>
         </w:numPr>
       </w:pPr>
       <w:r>
-        <w:t xml:space="preserve">Configure each device</w:t>
+        <w:t xml:space="preserve">Scan for devices</w:t>
       </w:r>
     </w:p>
     <w:p>
@@ -2628,7 +2597,7 @@
         </w:numPr>
       </w:pPr>
       <w:r>
-        <w:t xml:space="preserve">Write control registers</w:t>
+        <w:t xml:space="preserve">Check addresses 0x00-0x7F</w:t>
       </w:r>
     </w:p>
     <w:p>
@@ -2640,15 +2609,7 @@
         </w:numPr>
       </w:pPr>
       <w:r>
-        <w:t xml:space="preserve">Verify configuration</w:t>
-      </w:r>
-    </w:p>
-    <w:p>
-      <w:pPr>
-        <w:pStyle w:val="FirstParagraph"/>
-      </w:pPr>
-      <w:r>
-        <w:t xml:space="preserve">Three-level nested ordered list:</w:t>
+        <w:t xml:space="preserve">Record responding devices</w:t>
       </w:r>
     </w:p>
     <w:p>
@@ -2656,7 +2617,51 @@
         <w:pStyle w:val="DilonStepList"/>
         <w:numPr>
           <w:ilvl w:val="0"/>
+          <w:numId w:val="78"/>
+        </w:numPr>
+      </w:pPr>
+      <w:r>
+        <w:t xml:space="preserve">Configure each device</w:t>
+      </w:r>
+    </w:p>
+    <w:p>
+      <w:pPr>
+        <w:pStyle w:val="Compact"/>
+        <w:numPr>
+          <w:ilvl w:val="1"/>
           <w:numId w:val="81"/>
+        </w:numPr>
+      </w:pPr>
+      <w:r>
+        <w:t xml:space="preserve">Write control registers</w:t>
+      </w:r>
+    </w:p>
+    <w:p>
+      <w:pPr>
+        <w:pStyle w:val="Compact"/>
+        <w:numPr>
+          <w:ilvl w:val="1"/>
+          <w:numId w:val="81"/>
+        </w:numPr>
+      </w:pPr>
+      <w:r>
+        <w:t xml:space="preserve">Verify configuration</w:t>
+      </w:r>
+    </w:p>
+    <w:p>
+      <w:pPr>
+        <w:pStyle w:val="FirstParagraph"/>
+      </w:pPr>
+      <w:r>
+        <w:t xml:space="preserve">Three-level nested ordered list:</w:t>
+      </w:r>
+    </w:p>
+    <w:p>
+      <w:pPr>
+        <w:pStyle w:val="DilonStepList"/>
+        <w:numPr>
+          <w:ilvl w:val="0"/>
+          <w:numId w:val="82"/>
         </w:numPr>
       </w:pPr>
       <w:r>
@@ -2668,7 +2673,7 @@
         <w:pStyle w:val="DilonStepList"/>
         <w:numPr>
           <w:ilvl w:val="1"/>
-          <w:numId w:val="82"/>
+          <w:numId w:val="83"/>
         </w:numPr>
       </w:pPr>
       <w:r>
@@ -2680,7 +2685,7 @@
         <w:pStyle w:val="DilonStepList"/>
         <w:numPr>
           <w:ilvl w:val="2"/>
-          <w:numId w:val="83"/>
+          <w:numId w:val="84"/>
         </w:numPr>
       </w:pPr>
       <w:r>
@@ -2692,7 +2697,7 @@
         <w:pStyle w:val="DilonStepList"/>
         <w:numPr>
           <w:ilvl w:val="1"/>
-          <w:numId w:val="82"/>
+          <w:numId w:val="83"/>
         </w:numPr>
       </w:pPr>
       <w:r>
@@ -2704,7 +2709,7 @@
         <w:pStyle w:val="DilonStepList"/>
         <w:numPr>
           <w:ilvl w:val="0"/>
-          <w:numId w:val="81"/>
+          <w:numId w:val="82"/>
         </w:numPr>
       </w:pPr>
       <w:r>
@@ -2724,7 +2729,7 @@
         <w:pStyle w:val="DilonStepList"/>
         <w:numPr>
           <w:ilvl w:val="0"/>
-          <w:numId w:val="84"/>
+          <w:numId w:val="85"/>
         </w:numPr>
       </w:pPr>
       <w:r>
@@ -2736,7 +2741,7 @@
         <w:pStyle w:val="DilonStepList"/>
         <w:numPr>
           <w:ilvl w:val="0"/>
-          <w:numId w:val="84"/>
+          <w:numId w:val="85"/>
         </w:numPr>
       </w:pPr>
       <w:r>
@@ -2761,7 +2766,7 @@
         <w:pStyle w:val="DilonStepList"/>
         <w:numPr>
           <w:ilvl w:val="0"/>
-          <w:numId w:val="84"/>
+          <w:numId w:val="85"/>
         </w:numPr>
       </w:pPr>
       <w:r>
@@ -2773,7 +2778,7 @@
         <w:pStyle w:val="DilonStepList"/>
         <w:numPr>
           <w:ilvl w:val="0"/>
-          <w:numId w:val="84"/>
+          <w:numId w:val="85"/>
         </w:numPr>
       </w:pPr>
       <w:r>
@@ -3158,7 +3163,7 @@
         <w:pStyle w:val="DilonStepClarificationList"/>
         <w:numPr>
           <w:ilvl w:val="0"/>
-          <w:numId w:val="86"/>
+          <w:numId w:val="87"/>
         </w:numPr>
       </w:pPr>
       <w:r>
@@ -3170,7 +3175,7 @@
         <w:pStyle w:val="DilonStepClarificationList"/>
         <w:numPr>
           <w:ilvl w:val="0"/>
-          <w:numId w:val="86"/>
+          <w:numId w:val="87"/>
         </w:numPr>
       </w:pPr>
       <w:r>
@@ -3198,7 +3203,7 @@
         <w:pStyle w:val="Compact"/>
         <w:numPr>
           <w:ilvl w:val="1"/>
-          <w:numId w:val="87"/>
+          <w:numId w:val="88"/>
         </w:numPr>
       </w:pPr>
       <w:r>
@@ -4950,7 +4955,7 @@
         <w:pStyle w:val="Compact"/>
         <w:numPr>
           <w:ilvl w:val="0"/>
-          <w:numId w:val="88"/>
+          <w:numId w:val="89"/>
         </w:numPr>
       </w:pPr>
       <w:r>
@@ -4977,7 +4982,7 @@
         <w:pStyle w:val="Compact"/>
         <w:numPr>
           <w:ilvl w:val="0"/>
-          <w:numId w:val="88"/>
+          <w:numId w:val="89"/>
         </w:numPr>
       </w:pPr>
       <w:r>
@@ -5016,7 +5021,7 @@
         <w:pStyle w:val="Compact"/>
         <w:numPr>
           <w:ilvl w:val="0"/>
-          <w:numId w:val="88"/>
+          <w:numId w:val="89"/>
         </w:numPr>
       </w:pPr>
       <w:r>
@@ -5058,7 +5063,7 @@
         <w:pStyle w:val="Compact"/>
         <w:numPr>
           <w:ilvl w:val="0"/>
-          <w:numId w:val="88"/>
+          <w:numId w:val="89"/>
         </w:numPr>
       </w:pPr>
       <w:r>
@@ -5085,7 +5090,7 @@
         <w:pStyle w:val="Compact"/>
         <w:numPr>
           <w:ilvl w:val="0"/>
-          <w:numId w:val="88"/>
+          <w:numId w:val="89"/>
         </w:numPr>
       </w:pPr>
       <w:r>
@@ -5112,7 +5117,7 @@
         <w:pStyle w:val="Compact"/>
         <w:numPr>
           <w:ilvl w:val="0"/>
-          <w:numId w:val="88"/>
+          <w:numId w:val="89"/>
         </w:numPr>
       </w:pPr>
       <w:r>
@@ -6108,7 +6113,7 @@
         <w:pStyle w:val="Compact"/>
         <w:numPr>
           <w:ilvl w:val="0"/>
-          <w:numId w:val="89"/>
+          <w:numId w:val="90"/>
         </w:numPr>
       </w:pPr>
       <w:r>
@@ -6120,7 +6125,7 @@
         <w:pStyle w:val="Compact"/>
         <w:numPr>
           <w:ilvl w:val="0"/>
-          <w:numId w:val="89"/>
+          <w:numId w:val="90"/>
         </w:numPr>
       </w:pPr>
       <w:r>
@@ -6132,7 +6137,7 @@
         <w:pStyle w:val="Compact"/>
         <w:numPr>
           <w:ilvl w:val="0"/>
-          <w:numId w:val="89"/>
+          <w:numId w:val="90"/>
         </w:numPr>
       </w:pPr>
       <w:r>
@@ -6697,7 +6702,7 @@
         <w:pStyle w:val="Compact"/>
         <w:numPr>
           <w:ilvl w:val="0"/>
-          <w:numId w:val="90"/>
+          <w:numId w:val="91"/>
         </w:numPr>
       </w:pPr>
       <w:r>
@@ -6716,7 +6721,7 @@
         <w:pStyle w:val="Compact"/>
         <w:numPr>
           <w:ilvl w:val="0"/>
-          <w:numId w:val="90"/>
+          <w:numId w:val="91"/>
         </w:numPr>
       </w:pPr>
       <w:r>
@@ -6735,7 +6740,7 @@
         <w:pStyle w:val="Compact"/>
         <w:numPr>
           <w:ilvl w:val="0"/>
-          <w:numId w:val="90"/>
+          <w:numId w:val="91"/>
         </w:numPr>
       </w:pPr>
       <w:r>
@@ -6754,7 +6759,7 @@
         <w:pStyle w:val="Compact"/>
         <w:numPr>
           <w:ilvl w:val="0"/>
-          <w:numId w:val="90"/>
+          <w:numId w:val="91"/>
         </w:numPr>
       </w:pPr>
       <w:r>
@@ -6783,7 +6788,7 @@
         <w:pStyle w:val="Compact"/>
         <w:numPr>
           <w:ilvl w:val="0"/>
-          <w:numId w:val="91"/>
+          <w:numId w:val="92"/>
         </w:numPr>
       </w:pPr>
       <w:r>
@@ -6802,7 +6807,7 @@
         <w:pStyle w:val="Compact"/>
         <w:numPr>
           <w:ilvl w:val="0"/>
-          <w:numId w:val="91"/>
+          <w:numId w:val="92"/>
         </w:numPr>
       </w:pPr>
       <w:r>
@@ -6821,7 +6826,7 @@
         <w:pStyle w:val="Compact"/>
         <w:numPr>
           <w:ilvl w:val="0"/>
-          <w:numId w:val="91"/>
+          <w:numId w:val="92"/>
         </w:numPr>
       </w:pPr>
       <w:r>
@@ -6860,7 +6865,7 @@
         <w:pStyle w:val="Compact"/>
         <w:numPr>
           <w:ilvl w:val="0"/>
-          <w:numId w:val="92"/>
+          <w:numId w:val="93"/>
         </w:numPr>
       </w:pPr>
       <w:r>
@@ -6888,7 +6893,7 @@
         <w:pStyle w:val="Compact"/>
         <w:numPr>
           <w:ilvl w:val="0"/>
-          <w:numId w:val="92"/>
+          <w:numId w:val="93"/>
         </w:numPr>
       </w:pPr>
       <w:r>
@@ -6916,7 +6921,7 @@
         <w:pStyle w:val="Compact"/>
         <w:numPr>
           <w:ilvl w:val="0"/>
-          <w:numId w:val="92"/>
+          <w:numId w:val="93"/>
         </w:numPr>
       </w:pPr>
       <w:r>
@@ -6954,7 +6959,7 @@
         <w:pStyle w:val="Compact"/>
         <w:numPr>
           <w:ilvl w:val="0"/>
-          <w:numId w:val="93"/>
+          <w:numId w:val="94"/>
         </w:numPr>
       </w:pPr>
       <w:r>
@@ -6973,7 +6978,7 @@
         <w:pStyle w:val="Compact"/>
         <w:numPr>
           <w:ilvl w:val="0"/>
-          <w:numId w:val="93"/>
+          <w:numId w:val="94"/>
         </w:numPr>
       </w:pPr>
       <w:r>
@@ -6992,7 +6997,7 @@
         <w:pStyle w:val="Compact"/>
         <w:numPr>
           <w:ilvl w:val="0"/>
-          <w:numId w:val="93"/>
+          <w:numId w:val="94"/>
         </w:numPr>
       </w:pPr>
       <w:r>
@@ -7011,7 +7016,7 @@
         <w:pStyle w:val="Compact"/>
         <w:numPr>
           <w:ilvl w:val="0"/>
-          <w:numId w:val="93"/>
+          <w:numId w:val="94"/>
         </w:numPr>
       </w:pPr>
       <w:r>
@@ -7040,7 +7045,7 @@
         <w:pStyle w:val="Compact"/>
         <w:numPr>
           <w:ilvl w:val="0"/>
-          <w:numId w:val="94"/>
+          <w:numId w:val="95"/>
         </w:numPr>
       </w:pPr>
       <w:r>
@@ -7059,7 +7064,7 @@
         <w:pStyle w:val="Compact"/>
         <w:numPr>
           <w:ilvl w:val="0"/>
-          <w:numId w:val="94"/>
+          <w:numId w:val="95"/>
         </w:numPr>
       </w:pPr>
       <w:r>
@@ -7078,7 +7083,7 @@
         <w:pStyle w:val="Compact"/>
         <w:numPr>
           <w:ilvl w:val="0"/>
-          <w:numId w:val="94"/>
+          <w:numId w:val="95"/>
         </w:numPr>
       </w:pPr>
       <w:r>
@@ -7594,7 +7599,7 @@
         <w:pStyle w:val="Compact"/>
         <w:numPr>
           <w:ilvl w:val="0"/>
-          <w:numId w:val="95"/>
+          <w:numId w:val="96"/>
         </w:numPr>
       </w:pPr>
       <w:r>
@@ -7606,7 +7611,7 @@
         <w:pStyle w:val="Compact"/>
         <w:numPr>
           <w:ilvl w:val="0"/>
-          <w:numId w:val="95"/>
+          <w:numId w:val="96"/>
         </w:numPr>
       </w:pPr>
       <w:r>
@@ -7618,7 +7623,7 @@
         <w:pStyle w:val="Compact"/>
         <w:numPr>
           <w:ilvl w:val="0"/>
-          <w:numId w:val="95"/>
+          <w:numId w:val="96"/>
         </w:numPr>
       </w:pPr>
       <w:r>
@@ -7630,7 +7635,7 @@
         <w:pStyle w:val="Compact"/>
         <w:numPr>
           <w:ilvl w:val="0"/>
-          <w:numId w:val="95"/>
+          <w:numId w:val="96"/>
         </w:numPr>
       </w:pPr>
       <w:r>
@@ -7642,7 +7647,7 @@
         <w:pStyle w:val="Compact"/>
         <w:numPr>
           <w:ilvl w:val="0"/>
-          <w:numId w:val="95"/>
+          <w:numId w:val="96"/>
         </w:numPr>
       </w:pPr>
       <w:r>
@@ -7654,7 +7659,7 @@
         <w:pStyle w:val="Compact"/>
         <w:numPr>
           <w:ilvl w:val="0"/>
-          <w:numId w:val="95"/>
+          <w:numId w:val="96"/>
         </w:numPr>
       </w:pPr>
       <w:r>
@@ -7666,7 +7671,7 @@
         <w:pStyle w:val="Compact"/>
         <w:numPr>
           <w:ilvl w:val="0"/>
-          <w:numId w:val="95"/>
+          <w:numId w:val="96"/>
         </w:numPr>
       </w:pPr>
       <w:r>
@@ -7687,7 +7692,7 @@
         <w:pStyle w:val="Compact"/>
         <w:numPr>
           <w:ilvl w:val="0"/>
-          <w:numId w:val="95"/>
+          <w:numId w:val="96"/>
         </w:numPr>
       </w:pPr>
       <w:r>
@@ -7697,161 +7702,161 @@
     <w:p>
       <w:pPr>
         <w:pStyle w:val="Compact"/>
-        <w:numPr>
-          <w:ilvl w:val="0"/>
-          <w:numId w:val="95"/>
-        </w:numPr>
-      </w:pPr>
-      <w:r>
-        <w:t xml:space="preserve">✅ Inline code and register notation</w:t>
-      </w:r>
-    </w:p>
-    <w:p>
-      <w:pPr>
-        <w:pStyle w:val="Compact"/>
-        <w:numPr>
-          <w:ilvl w:val="0"/>
-          <w:numId w:val="95"/>
-        </w:numPr>
-      </w:pPr>
-      <w:r>
-        <w:t xml:space="preserve">✅ Bold, italic, and bold+italic text</w:t>
-      </w:r>
-    </w:p>
-    <w:p>
-      <w:pPr>
-        <w:pStyle w:val="Compact"/>
-        <w:numPr>
-          <w:ilvl w:val="0"/>
-          <w:numId w:val="95"/>
-        </w:numPr>
-      </w:pPr>
-      <w:r>
-        <w:t xml:space="preserve">✅ External links and internal cross-references</w:t>
-      </w:r>
-    </w:p>
-    <w:p>
-      <w:pPr>
-        <w:pStyle w:val="Compact"/>
-        <w:numPr>
-          <w:ilvl w:val="0"/>
-          <w:numId w:val="95"/>
-        </w:numPr>
-      </w:pPr>
-      <w:r>
-        <w:t xml:space="preserve">✅ Code references with file:line format</w:t>
-      </w:r>
-    </w:p>
-    <w:p>
-      <w:pPr>
-        <w:pStyle w:val="Compact"/>
-        <w:numPr>
-          <w:ilvl w:val="0"/>
-          <w:numId w:val="95"/>
-        </w:numPr>
-      </w:pPr>
-      <w:r>
-        <w:t xml:space="preserve">✅ Notes, warnings, and block quotes</w:t>
-      </w:r>
-    </w:p>
-    <w:p>
-      <w:pPr>
-        <w:pStyle w:val="Compact"/>
-        <w:numPr>
-          <w:ilvl w:val="0"/>
-          <w:numId w:val="95"/>
-        </w:numPr>
-      </w:pPr>
-      <w:r>
-        <w:t xml:space="preserve">✅ Horizontal rules</w:t>
-      </w:r>
-    </w:p>
-    <w:p>
-      <w:pPr>
-        <w:pStyle w:val="Compact"/>
-        <w:numPr>
-          <w:ilvl w:val="0"/>
-          <w:numId w:val="95"/>
-        </w:numPr>
-      </w:pPr>
-      <w:r>
-        <w:t xml:space="preserve">✅ Math equations (inline and display)</w:t>
-      </w:r>
-    </w:p>
-    <w:p>
-      <w:pPr>
-        <w:pStyle w:val="Compact"/>
-        <w:numPr>
-          <w:ilvl w:val="0"/>
-          <w:numId w:val="95"/>
-        </w:numPr>
-      </w:pPr>
-      <w:r>
-        <w:t xml:space="preserve">✅ Footnotes</w:t>
-      </w:r>
-    </w:p>
-    <w:p>
-      <w:pPr>
-        <w:pStyle w:val="Compact"/>
-        <w:numPr>
-          <w:ilvl w:val="0"/>
-          <w:numId w:val="95"/>
-        </w:numPr>
-      </w:pPr>
-      <w:r>
-        <w:t xml:space="preserve">✅ Proper spacing and line breaks</w:t>
-      </w:r>
-    </w:p>
-    <w:p>
-      <w:pPr>
-        <w:pStyle w:val="Compact"/>
-        <w:numPr>
-          <w:ilvl w:val="0"/>
-          <w:numId w:val="95"/>
-        </w:numPr>
-      </w:pPr>
-      <w:r>
-        <w:t xml:space="preserve">✅ Automatic Word-native section numbering (no manually-typed heading numbers)</w:t>
-      </w:r>
-    </w:p>
-    <w:p>
-      <w:pPr>
-        <w:pStyle w:val="Compact"/>
-        <w:numPr>
-          <w:ilvl w:val="0"/>
-          <w:numId w:val="95"/>
-        </w:numPr>
-      </w:pPr>
-      <w:r>
-        <w:t xml:space="preserve">✅ Automatic Word-native figure numbering and cross-references (no manually-typed figure numbers)</w:t>
-      </w:r>
-    </w:p>
-    <w:bookmarkStart w:id="83" w:name="testing-instructions"/>
-    <w:p>
-      <w:pPr>
-        <w:pStyle w:val="Heading3"/>
-      </w:pPr>
-      <w:r>
-        <w:t xml:space="preserve">Testing Instructions</w:t>
-      </w:r>
-    </w:p>
-    <w:p>
-      <w:pPr>
-        <w:pStyle w:val="FirstParagraph"/>
-      </w:pPr>
-      <w:r>
-        <w:t xml:space="preserve">To test this document:</w:t>
-      </w:r>
-    </w:p>
-    <w:p>
-      <w:pPr>
-        <w:pStyle w:val="DilonStepList"/>
         <w:numPr>
           <w:ilvl w:val="0"/>
           <w:numId w:val="96"/>
         </w:numPr>
       </w:pPr>
       <w:r>
+        <w:t xml:space="preserve">✅ Inline code and register notation</w:t>
+      </w:r>
+    </w:p>
+    <w:p>
+      <w:pPr>
+        <w:pStyle w:val="Compact"/>
+        <w:numPr>
+          <w:ilvl w:val="0"/>
+          <w:numId w:val="96"/>
+        </w:numPr>
+      </w:pPr>
+      <w:r>
+        <w:t xml:space="preserve">✅ Bold, italic, and bold+italic text</w:t>
+      </w:r>
+    </w:p>
+    <w:p>
+      <w:pPr>
+        <w:pStyle w:val="Compact"/>
+        <w:numPr>
+          <w:ilvl w:val="0"/>
+          <w:numId w:val="96"/>
+        </w:numPr>
+      </w:pPr>
+      <w:r>
+        <w:t xml:space="preserve">✅ External links and internal cross-references</w:t>
+      </w:r>
+    </w:p>
+    <w:p>
+      <w:pPr>
+        <w:pStyle w:val="Compact"/>
+        <w:numPr>
+          <w:ilvl w:val="0"/>
+          <w:numId w:val="96"/>
+        </w:numPr>
+      </w:pPr>
+      <w:r>
+        <w:t xml:space="preserve">✅ Code references with file:line format</w:t>
+      </w:r>
+    </w:p>
+    <w:p>
+      <w:pPr>
+        <w:pStyle w:val="Compact"/>
+        <w:numPr>
+          <w:ilvl w:val="0"/>
+          <w:numId w:val="96"/>
+        </w:numPr>
+      </w:pPr>
+      <w:r>
+        <w:t xml:space="preserve">✅ Notes, warnings, and block quotes</w:t>
+      </w:r>
+    </w:p>
+    <w:p>
+      <w:pPr>
+        <w:pStyle w:val="Compact"/>
+        <w:numPr>
+          <w:ilvl w:val="0"/>
+          <w:numId w:val="96"/>
+        </w:numPr>
+      </w:pPr>
+      <w:r>
+        <w:t xml:space="preserve">✅ Horizontal rules</w:t>
+      </w:r>
+    </w:p>
+    <w:p>
+      <w:pPr>
+        <w:pStyle w:val="Compact"/>
+        <w:numPr>
+          <w:ilvl w:val="0"/>
+          <w:numId w:val="96"/>
+        </w:numPr>
+      </w:pPr>
+      <w:r>
+        <w:t xml:space="preserve">✅ Math equations (inline and display)</w:t>
+      </w:r>
+    </w:p>
+    <w:p>
+      <w:pPr>
+        <w:pStyle w:val="Compact"/>
+        <w:numPr>
+          <w:ilvl w:val="0"/>
+          <w:numId w:val="96"/>
+        </w:numPr>
+      </w:pPr>
+      <w:r>
+        <w:t xml:space="preserve">✅ Footnotes</w:t>
+      </w:r>
+    </w:p>
+    <w:p>
+      <w:pPr>
+        <w:pStyle w:val="Compact"/>
+        <w:numPr>
+          <w:ilvl w:val="0"/>
+          <w:numId w:val="96"/>
+        </w:numPr>
+      </w:pPr>
+      <w:r>
+        <w:t xml:space="preserve">✅ Proper spacing and line breaks</w:t>
+      </w:r>
+    </w:p>
+    <w:p>
+      <w:pPr>
+        <w:pStyle w:val="Compact"/>
+        <w:numPr>
+          <w:ilvl w:val="0"/>
+          <w:numId w:val="96"/>
+        </w:numPr>
+      </w:pPr>
+      <w:r>
+        <w:t xml:space="preserve">✅ Automatic Word-native section numbering (no manually-typed heading numbers)</w:t>
+      </w:r>
+    </w:p>
+    <w:p>
+      <w:pPr>
+        <w:pStyle w:val="Compact"/>
+        <w:numPr>
+          <w:ilvl w:val="0"/>
+          <w:numId w:val="96"/>
+        </w:numPr>
+      </w:pPr>
+      <w:r>
+        <w:t xml:space="preserve">✅ Automatic Word-native figure numbering and cross-references (no manually-typed figure numbers)</w:t>
+      </w:r>
+    </w:p>
+    <w:bookmarkStart w:id="83" w:name="testing-instructions"/>
+    <w:p>
+      <w:pPr>
+        <w:pStyle w:val="Heading3"/>
+      </w:pPr>
+      <w:r>
+        <w:t xml:space="preserve">Testing Instructions</w:t>
+      </w:r>
+    </w:p>
+    <w:p>
+      <w:pPr>
+        <w:pStyle w:val="FirstParagraph"/>
+      </w:pPr>
+      <w:r>
+        <w:t xml:space="preserve">To test this document:</w:t>
+      </w:r>
+    </w:p>
+    <w:p>
+      <w:pPr>
+        <w:pStyle w:val="DilonStepList"/>
+        <w:numPr>
+          <w:ilvl w:val="0"/>
+          <w:numId w:val="97"/>
+        </w:numPr>
+      </w:pPr>
+      <w:r>
         <w:t xml:space="preserve">Generate Word output:</w:t>
       </w:r>
       <w:r>
@@ -7869,7 +7874,7 @@
         <w:pStyle w:val="DilonStepList"/>
         <w:numPr>
           <w:ilvl w:val="0"/>
-          <w:numId w:val="96"/>
+          <w:numId w:val="97"/>
         </w:numPr>
       </w:pPr>
       <w:r>
@@ -7896,7 +7901,7 @@
         <w:pStyle w:val="DilonStepList"/>
         <w:numPr>
           <w:ilvl w:val="0"/>
-          <w:numId w:val="96"/>
+          <w:numId w:val="97"/>
         </w:numPr>
       </w:pPr>
       <w:r>
@@ -7906,55 +7911,43 @@
     <w:p>
       <w:pPr>
         <w:pStyle w:val="DilonStepList"/>
-        <w:numPr>
-          <w:ilvl w:val="0"/>
-          <w:numId w:val="96"/>
-        </w:numPr>
-      </w:pPr>
-      <w:r>
-        <w:t xml:space="preserve">Identify any formatting issues or inconsistencies</w:t>
-      </w:r>
-    </w:p>
-    <w:p>
-      <w:pPr>
-        <w:pStyle w:val="DilonStepList"/>
-        <w:numPr>
-          <w:ilvl w:val="0"/>
-          <w:numId w:val="96"/>
-        </w:numPr>
-      </w:pPr>
-      <w:r>
-        <w:t xml:space="preserve">Update the styling guide based on findings</w:t>
-      </w:r>
-    </w:p>
-    <w:bookmarkEnd w:id="83"/>
-    <w:bookmarkStart w:id="84" w:name="expected-output-verification"/>
-    <w:p>
-      <w:pPr>
-        <w:pStyle w:val="Heading3"/>
-      </w:pPr>
-      <w:r>
-        <w:t xml:space="preserve">Expected Output Verification</w:t>
-      </w:r>
-    </w:p>
-    <w:p>
-      <w:pPr>
-        <w:pStyle w:val="FirstParagraph"/>
-      </w:pPr>
-      <w:r>
-        <w:t xml:space="preserve">Check the following in the generated Word document:</w:t>
-      </w:r>
-    </w:p>
-    <w:p>
-      <w:pPr>
-        <w:pStyle w:val="Compact"/>
         <w:numPr>
           <w:ilvl w:val="0"/>
           <w:numId w:val="97"/>
         </w:numPr>
       </w:pPr>
       <w:r>
-        <w:t xml:space="preserve">No separate title page - the document goes straight from the signature/revision pages into the table of contents</w:t>
+        <w:t xml:space="preserve">Identify any formatting issues or inconsistencies</w:t>
+      </w:r>
+    </w:p>
+    <w:p>
+      <w:pPr>
+        <w:pStyle w:val="DilonStepList"/>
+        <w:numPr>
+          <w:ilvl w:val="0"/>
+          <w:numId w:val="97"/>
+        </w:numPr>
+      </w:pPr>
+      <w:r>
+        <w:t xml:space="preserve">Update the styling guide based on findings</w:t>
+      </w:r>
+    </w:p>
+    <w:bookmarkEnd w:id="83"/>
+    <w:bookmarkStart w:id="84" w:name="expected-output-verification"/>
+    <w:p>
+      <w:pPr>
+        <w:pStyle w:val="Heading3"/>
+      </w:pPr>
+      <w:r>
+        <w:t xml:space="preserve">Expected Output Verification</w:t>
+      </w:r>
+    </w:p>
+    <w:p>
+      <w:pPr>
+        <w:pStyle w:val="FirstParagraph"/>
+      </w:pPr>
+      <w:r>
+        <w:t xml:space="preserve">Check the following in the generated Word document:</w:t>
       </w:r>
     </w:p>
     <w:p>
@@ -7966,7 +7959,7 @@
         </w:numPr>
       </w:pPr>
       <w:r>
-        <w:t xml:space="preserve">Signature page with all three approvers</w:t>
+        <w:t xml:space="preserve">No separate title page - the document goes straight from the signature/revision pages into the table of contents</w:t>
       </w:r>
     </w:p>
     <w:p>
@@ -7978,7 +7971,7 @@
         </w:numPr>
       </w:pPr>
       <w:r>
-        <w:t xml:space="preserve">Revision history table with all entries</w:t>
+        <w:t xml:space="preserve">Signature page with all three approvers</w:t>
       </w:r>
     </w:p>
     <w:p>
@@ -7990,7 +7983,7 @@
         </w:numPr>
       </w:pPr>
       <w:r>
-        <w:t xml:space="preserve">Table of contents with correct page numbers</w:t>
+        <w:t xml:space="preserve">Revision history table with all entries</w:t>
       </w:r>
     </w:p>
     <w:p>
@@ -8002,7 +7995,7 @@
         </w:numPr>
       </w:pPr>
       <w:r>
-        <w:t xml:space="preserve">All headings styled correctly (Heading 1, 2, 3)</w:t>
+        <w:t xml:space="preserve">Table of contents with correct page numbers</w:t>
       </w:r>
     </w:p>
     <w:p>
@@ -8014,43 +8007,7 @@
         </w:numPr>
       </w:pPr>
       <w:r>
-        <w:t xml:space="preserve">Headings show single, correctly-nested auto-numbers (</w:t>
-      </w:r>
-      <w:r>
-        <w:t xml:space="preserve">“17.”</w:t>
-      </w:r>
-      <w:r>
-        <w:t xml:space="preserve">,</w:t>
-      </w:r>
-      <w:r>
-        <w:t xml:space="preserve"> </w:t>
-      </w:r>
-      <w:r>
-        <w:t xml:space="preserve">“17.1”</w:t>
-      </w:r>
-      <w:r>
-        <w:t xml:space="preserve">,</w:t>
-      </w:r>
-      <w:r>
-        <w:t xml:space="preserve"> </w:t>
-      </w:r>
-      <w:r>
-        <w:t xml:space="preserve">“17.1.1”</w:t>
-      </w:r>
-      <w:r>
-        <w:t xml:space="preserve">) in the</w:t>
-      </w:r>
-      <w:r>
-        <w:t xml:space="preserve"> </w:t>
-      </w:r>
-      <w:r>
-        <w:t xml:space="preserve">“Automatic Section Numbering Verification”</w:t>
-      </w:r>
-      <w:r>
-        <w:t xml:space="preserve"> </w:t>
-      </w:r>
-      <w:r>
-        <w:t xml:space="preserve">section — no missing or doubled numbers</w:t>
+        <w:t xml:space="preserve">All headings styled correctly (Heading 1, 2, 3)</w:t>
       </w:r>
     </w:p>
     <w:p>
@@ -8062,7 +8019,43 @@
         </w:numPr>
       </w:pPr>
       <w:r>
-        <w:t xml:space="preserve">Tables display correct column alignment (left, center, right)</w:t>
+        <w:t xml:space="preserve">Headings show single, correctly-nested auto-numbers (</w:t>
+      </w:r>
+      <w:r>
+        <w:t xml:space="preserve">“17.”</w:t>
+      </w:r>
+      <w:r>
+        <w:t xml:space="preserve">,</w:t>
+      </w:r>
+      <w:r>
+        <w:t xml:space="preserve"> </w:t>
+      </w:r>
+      <w:r>
+        <w:t xml:space="preserve">“17.1”</w:t>
+      </w:r>
+      <w:r>
+        <w:t xml:space="preserve">,</w:t>
+      </w:r>
+      <w:r>
+        <w:t xml:space="preserve"> </w:t>
+      </w:r>
+      <w:r>
+        <w:t xml:space="preserve">“17.1.1”</w:t>
+      </w:r>
+      <w:r>
+        <w:t xml:space="preserve">) in the</w:t>
+      </w:r>
+      <w:r>
+        <w:t xml:space="preserve"> </w:t>
+      </w:r>
+      <w:r>
+        <w:t xml:space="preserve">“Automatic Section Numbering Verification”</w:t>
+      </w:r>
+      <w:r>
+        <w:t xml:space="preserve"> </w:t>
+      </w:r>
+      <w:r>
+        <w:t xml:space="preserve">section — no missing or doubled numbers</w:t>
       </w:r>
     </w:p>
     <w:p>
@@ -8074,19 +8067,7 @@
         </w:numPr>
       </w:pPr>
       <w:r>
-        <w:t xml:space="preserve">Figures display correctly with italicized, centered</w:t>
-      </w:r>
-      <w:r>
-        <w:t xml:space="preserve"> </w:t>
-      </w:r>
-      <w:r>
-        <w:t xml:space="preserve">“Figure N.M - Description”</w:t>
-      </w:r>
-      <w:r>
-        <w:t xml:space="preserve"> </w:t>
-      </w:r>
-      <w:r>
-        <w:t xml:space="preserve">captions - no manually-typed numbers, no missing/doubled numbers</w:t>
+        <w:t xml:space="preserve">Tables display correct column alignment (left, center, right)</w:t>
       </w:r>
     </w:p>
     <w:p>
@@ -8098,31 +8079,19 @@
         </w:numPr>
       </w:pPr>
       <w:r>
-        <w:t xml:space="preserve">Ctrl+click on</w:t>
-      </w:r>
-      <w:r>
-        <w:t xml:space="preserve"> </w:t>
-      </w:r>
-      <w:r>
-        <w:t xml:space="preserve">“the figure”</w:t>
-      </w:r>
-      <w:r>
-        <w:t xml:space="preserve"> </w:t>
-      </w:r>
-      <w:r>
-        <w:t xml:space="preserve">in the</w:t>
-      </w:r>
-      <w:r>
-        <w:t xml:space="preserve"> </w:t>
-      </w:r>
-      <w:r>
-        <w:t xml:space="preserve">“Figure with Caption”</w:t>
-      </w:r>
-      <w:r>
-        <w:t xml:space="preserve"> </w:t>
-      </w:r>
-      <w:r>
-        <w:t xml:space="preserve">note jumps to that figure</w:t>
+        <w:t xml:space="preserve">Figures display correctly with italicized, centered</w:t>
+      </w:r>
+      <w:r>
+        <w:t xml:space="preserve"> </w:t>
+      </w:r>
+      <w:r>
+        <w:t xml:space="preserve">“Figure N.M - Description”</w:t>
+      </w:r>
+      <w:r>
+        <w:t xml:space="preserve"> </w:t>
+      </w:r>
+      <w:r>
+        <w:t xml:space="preserve">captions - no manually-typed numbers, no missing/doubled numbers</w:t>
       </w:r>
     </w:p>
     <w:p>
@@ -8134,19 +8103,19 @@
         </w:numPr>
       </w:pPr>
       <w:r>
-        <w:t xml:space="preserve">Ctrl+click on both empty-text figure references (the forward reference in</w:t>
-      </w:r>
-      <w:r>
-        <w:t xml:space="preserve"> </w:t>
-      </w:r>
-      <w:r>
-        <w:t xml:space="preserve">“Numbered Step List Examples”</w:t>
-      </w:r>
-      <w:r>
-        <w:t xml:space="preserve"> </w:t>
-      </w:r>
-      <w:r>
-        <w:t xml:space="preserve">and the one in the</w:t>
+        <w:t xml:space="preserve">Ctrl+click on</w:t>
+      </w:r>
+      <w:r>
+        <w:t xml:space="preserve"> </w:t>
+      </w:r>
+      <w:r>
+        <w:t xml:space="preserve">“the figure”</w:t>
+      </w:r>
+      <w:r>
+        <w:t xml:space="preserve"> </w:t>
+      </w:r>
+      <w:r>
+        <w:t xml:space="preserve">in the</w:t>
       </w:r>
       <w:r>
         <w:t xml:space="preserve"> </w:t>
@@ -8158,19 +8127,7 @@
         <w:t xml:space="preserve"> </w:t>
       </w:r>
       <w:r>
-        <w:t xml:space="preserve">note) jumps to that figure, each showing the correct live</w:t>
-      </w:r>
-      <w:r>
-        <w:t xml:space="preserve"> </w:t>
-      </w:r>
-      <w:r>
-        <w:t xml:space="preserve">“Figure N.M”</w:t>
-      </w:r>
-      <w:r>
-        <w:t xml:space="preserve"> </w:t>
-      </w:r>
-      <w:r>
-        <w:t xml:space="preserve">text</w:t>
+        <w:t xml:space="preserve">note jumps to that figure</w:t>
       </w:r>
     </w:p>
     <w:p>
@@ -8182,25 +8139,37 @@
         </w:numPr>
       </w:pPr>
       <w:r>
-        <w:t xml:space="preserve">Ctrl+click on both empty-text section references to</w:t>
-      </w:r>
-      <w:r>
-        <w:t xml:space="preserve"> </w:t>
-      </w:r>
-      <w:r>
-        <w:t xml:space="preserve">“Figures and Images”</w:t>
-      </w:r>
-      <w:r>
-        <w:t xml:space="preserve"> </w:t>
-      </w:r>
-      <w:r>
-        <w:t xml:space="preserve">(the forward reference above, and the self-reference in that section’s own intro) jumps to that section, each showing the correct live</w:t>
-      </w:r>
-      <w:r>
-        <w:t xml:space="preserve"> </w:t>
-      </w:r>
-      <w:r>
-        <w:t xml:space="preserve">“Section N”</w:t>
+        <w:t xml:space="preserve">Ctrl+click on both empty-text figure references (the forward reference in</w:t>
+      </w:r>
+      <w:r>
+        <w:t xml:space="preserve"> </w:t>
+      </w:r>
+      <w:r>
+        <w:t xml:space="preserve">“Numbered Step List Examples”</w:t>
+      </w:r>
+      <w:r>
+        <w:t xml:space="preserve"> </w:t>
+      </w:r>
+      <w:r>
+        <w:t xml:space="preserve">and the one in the</w:t>
+      </w:r>
+      <w:r>
+        <w:t xml:space="preserve"> </w:t>
+      </w:r>
+      <w:r>
+        <w:t xml:space="preserve">“Figure with Caption”</w:t>
+      </w:r>
+      <w:r>
+        <w:t xml:space="preserve"> </w:t>
+      </w:r>
+      <w:r>
+        <w:t xml:space="preserve">note) jumps to that figure, each showing the correct live</w:t>
+      </w:r>
+      <w:r>
+        <w:t xml:space="preserve"> </w:t>
+      </w:r>
+      <w:r>
+        <w:t xml:space="preserve">“Figure N.M”</w:t>
       </w:r>
       <w:r>
         <w:t xml:space="preserve"> </w:t>
@@ -8218,22 +8187,31 @@
         </w:numPr>
       </w:pPr>
       <w:r>
-        <w:t xml:space="preserve">“the Figures and Images section”</w:t>
-      </w:r>
-      <w:r>
-        <w:t xml:space="preserve"> </w:t>
-      </w:r>
-      <w:r>
-        <w:t xml:space="preserve">(real link text, under</w:t>
-      </w:r>
-      <w:r>
-        <w:t xml:space="preserve"> </w:t>
-      </w:r>
-      <w:r>
-        <w:t xml:space="preserve">“Cross-References”</w:t>
-      </w:r>
-      <w:r>
-        <w:t xml:space="preserve">) renders as a plain hyperlink, not a live section-number field</w:t>
+        <w:t xml:space="preserve">Ctrl+click on both empty-text section references to</w:t>
+      </w:r>
+      <w:r>
+        <w:t xml:space="preserve"> </w:t>
+      </w:r>
+      <w:r>
+        <w:t xml:space="preserve">“Figures and Images”</w:t>
+      </w:r>
+      <w:r>
+        <w:t xml:space="preserve"> </w:t>
+      </w:r>
+      <w:r>
+        <w:t xml:space="preserve">(the forward reference above, and the self-reference in that section’s own intro) jumps to that section, each showing the correct live</w:t>
+      </w:r>
+      <w:r>
+        <w:t xml:space="preserve"> </w:t>
+      </w:r>
+      <w:r>
+        <w:t xml:space="preserve">“Section N”</w:t>
+      </w:r>
+      <w:r>
+        <w:t xml:space="preserve"> </w:t>
+      </w:r>
+      <w:r>
+        <w:t xml:space="preserve">text</w:t>
       </w:r>
     </w:p>
     <w:p>
@@ -8245,25 +8223,22 @@
         </w:numPr>
       </w:pPr>
       <w:r>
-        <w:t xml:space="preserve">“Ordered Lists”</w:t>
-      </w:r>
-      <w:r>
-        <w:t xml:space="preserve"> </w:t>
-      </w:r>
-      <w:r>
-        <w:t xml:space="preserve">renders auto-numbered (no hand-typed digits) via the</w:t>
-      </w:r>
-      <w:r>
-        <w:t xml:space="preserve"> </w:t>
-      </w:r>
-      <w:r>
-        <w:t xml:space="preserve">“Dilon Step List”</w:t>
-      </w:r>
-      <w:r>
-        <w:t xml:space="preserve"> </w:t>
-      </w:r>
-      <w:r>
-        <w:t xml:space="preserve">style, visually consistent with the step lists below</w:t>
+        <w:t xml:space="preserve">“the Figures and Images section”</w:t>
+      </w:r>
+      <w:r>
+        <w:t xml:space="preserve"> </w:t>
+      </w:r>
+      <w:r>
+        <w:t xml:space="preserve">(real link text, under</w:t>
+      </w:r>
+      <w:r>
+        <w:t xml:space="preserve"> </w:t>
+      </w:r>
+      <w:r>
+        <w:t xml:space="preserve">“Cross-References”</w:t>
+      </w:r>
+      <w:r>
+        <w:t xml:space="preserve">) renders as a plain hyperlink, not a live section-number field</w:t>
       </w:r>
     </w:p>
     <w:p>
@@ -8275,46 +8250,25 @@
         </w:numPr>
       </w:pPr>
       <w:r>
-        <w:t xml:space="preserve">“Three-level nested ordered list”</w:t>
-      </w:r>
-      <w:r>
-        <w:t xml:space="preserve"> </w:t>
-      </w:r>
-      <w:r>
-        <w:t xml:space="preserve">shows correct dotted-decimal numbering (</w:t>
-      </w:r>
-      <w:r>
-        <w:rPr>
-          <w:rStyle w:val="VerbatimChar"/>
-        </w:rPr>
-        <w:t xml:space="preserve">1.</w:t>
-      </w:r>
-      <w:r>
-        <w:t xml:space="preserve">,</w:t>
-      </w:r>
-      <w:r>
-        <w:t xml:space="preserve"> </w:t>
-      </w:r>
-      <w:r>
-        <w:rPr>
-          <w:rStyle w:val="VerbatimChar"/>
-        </w:rPr>
-        <w:t xml:space="preserve">1.1.</w:t>
-      </w:r>
-      <w:r>
-        <w:t xml:space="preserve">,</w:t>
-      </w:r>
-      <w:r>
-        <w:t xml:space="preserve"> </w:t>
-      </w:r>
-      <w:r>
-        <w:rPr>
-          <w:rStyle w:val="VerbatimChar"/>
-        </w:rPr>
-        <w:t xml:space="preserve">1.1.1.</w:t>
-      </w:r>
-      <w:r>
-        <w:t xml:space="preserve">) at all three levels</w:t>
+        <w:t xml:space="preserve">“Ordered Lists”</w:t>
+      </w:r>
+      <w:r>
+        <w:t xml:space="preserve"> </w:t>
+      </w:r>
+      <w:r>
+        <w:t xml:space="preserve">renders auto-numbered (no hand-typed digits) via the</w:t>
+      </w:r>
+      <w:r>
+        <w:t xml:space="preserve"> </w:t>
+      </w:r>
+      <w:r>
+        <w:t xml:space="preserve">“Dilon Step List”</w:t>
+      </w:r>
+      <w:r>
+        <w:t xml:space="preserve"> </w:t>
+      </w:r>
+      <w:r>
+        <w:t xml:space="preserve">style, visually consistent with the step lists below</w:t>
       </w:r>
     </w:p>
     <w:p>
@@ -8326,13 +8280,46 @@
         </w:numPr>
       </w:pPr>
       <w:r>
-        <w:t xml:space="preserve">“Interrupted and continued ordered list”</w:t>
-      </w:r>
-      <w:r>
-        <w:t xml:space="preserve"> </w:t>
-      </w:r>
-      <w:r>
-        <w:t xml:space="preserve">continues from 3 (not restart at 1) across the interrupting paragraph</w:t>
+        <w:t xml:space="preserve">“Three-level nested ordered list”</w:t>
+      </w:r>
+      <w:r>
+        <w:t xml:space="preserve"> </w:t>
+      </w:r>
+      <w:r>
+        <w:t xml:space="preserve">shows correct dotted-decimal numbering (</w:t>
+      </w:r>
+      <w:r>
+        <w:rPr>
+          <w:rStyle w:val="VerbatimChar"/>
+        </w:rPr>
+        <w:t xml:space="preserve">1.</w:t>
+      </w:r>
+      <w:r>
+        <w:t xml:space="preserve">,</w:t>
+      </w:r>
+      <w:r>
+        <w:t xml:space="preserve"> </w:t>
+      </w:r>
+      <w:r>
+        <w:rPr>
+          <w:rStyle w:val="VerbatimChar"/>
+        </w:rPr>
+        <w:t xml:space="preserve">1.1.</w:t>
+      </w:r>
+      <w:r>
+        <w:t xml:space="preserve">,</w:t>
+      </w:r>
+      <w:r>
+        <w:t xml:space="preserve"> </w:t>
+      </w:r>
+      <w:r>
+        <w:rPr>
+          <w:rStyle w:val="VerbatimChar"/>
+        </w:rPr>
+        <w:t xml:space="preserve">1.1.1.</w:t>
+      </w:r>
+      <w:r>
+        <w:t xml:space="preserve">) at all three levels</w:t>
       </w:r>
     </w:p>
     <w:p>
@@ -8344,49 +8331,13 @@
         </w:numPr>
       </w:pPr>
       <w:r>
-        <w:t xml:space="preserve">“Cleaning Procedure”</w:t>
-      </w:r>
-      <w:r>
-        <w:t xml:space="preserve"> </w:t>
-      </w:r>
-      <w:r>
-        <w:t xml:space="preserve">steps show a live</w:t>
-      </w:r>
-      <w:r>
-        <w:t xml:space="preserve"> </w:t>
-      </w:r>
-      <w:r>
-        <w:rPr>
-          <w:rStyle w:val="VerbatimChar"/>
-        </w:rPr>
-        <w:t xml:space="preserve">&lt;H2&gt;.&lt;H3&gt;.&lt;n&gt;</w:t>
-      </w:r>
-      <w:r>
-        <w:t xml:space="preserve"> </w:t>
-      </w:r>
-      <w:r>
-        <w:t xml:space="preserve">number (e.g. </w:t>
-      </w:r>
-      <w:r>
-        <w:rPr>
-          <w:rStyle w:val="VerbatimChar"/>
-        </w:rPr>
-        <w:t xml:space="preserve">5.1.1</w:t>
-      </w:r>
-      <w:r>
-        <w:t xml:space="preserve">) in place - no manually-typed digits, no</w:t>
-      </w:r>
-      <w:r>
-        <w:t xml:space="preserve"> </w:t>
-      </w:r>
-      <w:r>
-        <w:t xml:space="preserve">“Step”</w:t>
-      </w:r>
-      <w:r>
-        <w:t xml:space="preserve"> </w:t>
-      </w:r>
-      <w:r>
-        <w:t xml:space="preserve">word</w:t>
+        <w:t xml:space="preserve">“Interrupted and continued ordered list”</w:t>
+      </w:r>
+      <w:r>
+        <w:t xml:space="preserve"> </w:t>
+      </w:r>
+      <w:r>
+        <w:t xml:space="preserve">continues from 3 (not restart at 1) across the interrupting paragraph</w:t>
       </w:r>
     </w:p>
     <w:p>
@@ -8398,19 +8349,13 @@
         </w:numPr>
       </w:pPr>
       <w:r>
-        <w:t xml:space="preserve">The steps interrupted by the NOTE continue the number sequence from</w:t>
-      </w:r>
-      <w:r>
-        <w:t xml:space="preserve"> </w:t>
-      </w:r>
-      <w:r>
         <w:t xml:space="preserve">“Cleaning Procedure”</w:t>
       </w:r>
       <w:r>
         <w:t xml:space="preserve"> </w:t>
       </w:r>
       <w:r>
-        <w:t xml:space="preserve">above (not restart at 1) despite the intervening NOTE, with no</w:t>
+        <w:t xml:space="preserve">steps show a live</w:t>
       </w:r>
       <w:r>
         <w:t xml:space="preserve"> </w:t>
@@ -8419,13 +8364,34 @@
         <w:rPr>
           <w:rStyle w:val="VerbatimChar"/>
         </w:rPr>
-        <w:t xml:space="preserve">continue</w:t>
-      </w:r>
-      <w:r>
-        <w:t xml:space="preserve"> </w:t>
-      </w:r>
-      <w:r>
-        <w:t xml:space="preserve">marker in the markdown</w:t>
+        <w:t xml:space="preserve">&lt;H2&gt;.&lt;H3&gt;.&lt;n&gt;</w:t>
+      </w:r>
+      <w:r>
+        <w:t xml:space="preserve"> </w:t>
+      </w:r>
+      <w:r>
+        <w:t xml:space="preserve">number (e.g. </w:t>
+      </w:r>
+      <w:r>
+        <w:rPr>
+          <w:rStyle w:val="VerbatimChar"/>
+        </w:rPr>
+        <w:t xml:space="preserve">5.1.1</w:t>
+      </w:r>
+      <w:r>
+        <w:t xml:space="preserve">) in place - no manually-typed digits, no</w:t>
+      </w:r>
+      <w:r>
+        <w:t xml:space="preserve"> </w:t>
+      </w:r>
+      <w:r>
+        <w:t xml:space="preserve">“Step”</w:t>
+      </w:r>
+      <w:r>
+        <w:t xml:space="preserve"> </w:t>
+      </w:r>
+      <w:r>
+        <w:t xml:space="preserve">word</w:t>
       </w:r>
     </w:p>
     <w:p>
@@ -8437,13 +8403,7 @@
         </w:numPr>
       </w:pPr>
       <w:r>
-        <w:t xml:space="preserve">“Digit-Adjacent Step Text”</w:t>
-      </w:r>
-      <w:r>
-        <w:t xml:space="preserve"> </w:t>
-      </w:r>
-      <w:r>
-        <w:t xml:space="preserve">restarts its own numbering at 1 (a new Heading 3 under the same Heading 2 as</w:t>
+        <w:t xml:space="preserve">The steps interrupted by the NOTE continue the number sequence from</w:t>
       </w:r>
       <w:r>
         <w:t xml:space="preserve"> </w:t>
@@ -8452,25 +8412,25 @@
         <w:t xml:space="preserve">“Cleaning Procedure”</w:t>
       </w:r>
       <w:r>
-        <w:t xml:space="preserve">) - proving the reset is scoped to Heading 3, not Heading 2 - and renders correctly with no corrupted/skipped numbers from the</w:t>
-      </w:r>
-      <w:r>
-        <w:t xml:space="preserve"> </w:t>
-      </w:r>
-      <w:r>
-        <w:t xml:space="preserve">“5 minutes”</w:t>
-      </w:r>
-      <w:r>
-        <w:t xml:space="preserve">/</w:t>
-      </w:r>
-      <w:r>
-        <w:t xml:space="preserve">“24 AWG”</w:t>
-      </w:r>
-      <w:r>
-        <w:t xml:space="preserve"> </w:t>
-      </w:r>
-      <w:r>
-        <w:t xml:space="preserve">text</w:t>
+        <w:t xml:space="preserve"> </w:t>
+      </w:r>
+      <w:r>
+        <w:t xml:space="preserve">above (not restart at 1) despite the intervening NOTE, with no</w:t>
+      </w:r>
+      <w:r>
+        <w:t xml:space="preserve"> </w:t>
+      </w:r>
+      <w:r>
+        <w:rPr>
+          <w:rStyle w:val="VerbatimChar"/>
+        </w:rPr>
+        <w:t xml:space="preserve">continue</w:t>
+      </w:r>
+      <w:r>
+        <w:t xml:space="preserve"> </w:t>
+      </w:r>
+      <w:r>
+        <w:t xml:space="preserve">marker in the markdown</w:t>
       </w:r>
     </w:p>
     <w:p>
@@ -8482,37 +8442,40 @@
         </w:numPr>
       </w:pPr>
       <w:r>
-        <w:t xml:space="preserve">“Second Numbered Step List Section”</w:t>
-      </w:r>
-      <w:r>
-        <w:t xml:space="preserve"> </w:t>
+        <w:t xml:space="preserve">“Digit-Adjacent Step Text”</w:t>
+      </w:r>
+      <w:r>
+        <w:t xml:space="preserve"> </w:t>
+      </w:r>
+      <w:r>
+        <w:t xml:space="preserve">restarts its own numbering at 1 (a new Heading 3 under the same Heading 2 as</w:t>
+      </w:r>
+      <w:r>
+        <w:t xml:space="preserve"> </w:t>
+      </w:r>
+      <w:r>
+        <w:t xml:space="preserve">“Cleaning Procedure”</w:t>
+      </w:r>
+      <w:r>
+        <w:t xml:space="preserve">) - proving the reset is scoped to Heading 3, not Heading 2 - and renders correctly with no corrupted/skipped numbers from the</w:t>
+      </w:r>
+      <w:r>
+        <w:t xml:space="preserve"> </w:t>
+      </w:r>
+      <w:r>
+        <w:t xml:space="preserve">“5 minutes”</w:t>
       </w:r>
       <w:r>
         <w:t xml:space="preserve">/</w:t>
       </w:r>
       <w:r>
-        <w:t xml:space="preserve"> </w:t>
-      </w:r>
-      <w:r>
-        <w:t xml:space="preserve">“Housing Inspection”</w:t>
-      </w:r>
-      <w:r>
-        <w:t xml:space="preserve"> </w:t>
-      </w:r>
-      <w:r>
-        <w:t xml:space="preserve">restarts step numbering at 1, independent of how far</w:t>
-      </w:r>
-      <w:r>
-        <w:t xml:space="preserve"> </w:t>
-      </w:r>
-      <w:r>
-        <w:t xml:space="preserve">“Numbered Step List Examples”</w:t>
-      </w:r>
-      <w:r>
-        <w:t xml:space="preserve"> </w:t>
-      </w:r>
-      <w:r>
-        <w:t xml:space="preserve">counted</w:t>
+        <w:t xml:space="preserve">“24 AWG”</w:t>
+      </w:r>
+      <w:r>
+        <w:t xml:space="preserve"> </w:t>
+      </w:r>
+      <w:r>
+        <w:t xml:space="preserve">text</w:t>
       </w:r>
     </w:p>
     <w:p>
@@ -8524,49 +8487,37 @@
         </w:numPr>
       </w:pPr>
       <w:r>
-        <w:t xml:space="preserve">Ctrl+click on any of the three empty-text step references to</w:t>
-      </w:r>
-      <w:r>
-        <w:t xml:space="preserve"> </w:t>
-      </w:r>
-      <w:r>
-        <w:t xml:space="preserve">“hold the board by the edges”</w:t>
-      </w:r>
-      <w:r>
-        <w:t xml:space="preserve"> </w:t>
-      </w:r>
-      <w:r>
-        <w:t xml:space="preserve">(including the forward reference above</w:t>
-      </w:r>
-      <w:r>
-        <w:t xml:space="preserve"> </w:t>
-      </w:r>
-      <w:r>
-        <w:t xml:space="preserve">“Cleaning Procedure”</w:t>
-      </w:r>
-      <w:r>
-        <w:t xml:space="preserve">) jumps to that step, and each displays the correct live</w:t>
-      </w:r>
-      <w:r>
-        <w:t xml:space="preserve"> </w:t>
-      </w:r>
-      <w:r>
-        <w:rPr>
-          <w:rStyle w:val="VerbatimChar"/>
-        </w:rPr>
-        <w:t xml:space="preserve">Step &lt;n&gt;.&lt;m&gt;.&lt;p&gt;</w:t>
-      </w:r>
-      <w:r>
-        <w:t xml:space="preserve"> </w:t>
-      </w:r>
-      <w:r>
-        <w:t xml:space="preserve">text (e.g. </w:t>
-      </w:r>
-      <w:r>
-        <w:t xml:space="preserve">“Step 5.1.1”</w:t>
-      </w:r>
-      <w:r>
-        <w:t xml:space="preserve">)</w:t>
+        <w:t xml:space="preserve">“Second Numbered Step List Section”</w:t>
+      </w:r>
+      <w:r>
+        <w:t xml:space="preserve"> </w:t>
+      </w:r>
+      <w:r>
+        <w:t xml:space="preserve">/</w:t>
+      </w:r>
+      <w:r>
+        <w:t xml:space="preserve"> </w:t>
+      </w:r>
+      <w:r>
+        <w:t xml:space="preserve">“Housing Inspection”</w:t>
+      </w:r>
+      <w:r>
+        <w:t xml:space="preserve"> </w:t>
+      </w:r>
+      <w:r>
+        <w:t xml:space="preserve">restarts step numbering at 1, independent of how far</w:t>
+      </w:r>
+      <w:r>
+        <w:t xml:space="preserve"> </w:t>
+      </w:r>
+      <w:r>
+        <w:t xml:space="preserve">“Numbered Step List Examples”</w:t>
+      </w:r>
+      <w:r>
+        <w:t xml:space="preserve"> </w:t>
+      </w:r>
+      <w:r>
+        <w:t xml:space="preserve">counted</w:t>
       </w:r>
     </w:p>
     <w:p>
@@ -8578,13 +8529,49 @@
         </w:numPr>
       </w:pPr>
       <w:r>
-        <w:t xml:space="preserve">“the board-handling step”</w:t>
-      </w:r>
-      <w:r>
-        <w:t xml:space="preserve"> </w:t>
-      </w:r>
-      <w:r>
-        <w:t xml:space="preserve">(real link text) renders as a plain hyperlink, not a live step-number field</w:t>
+        <w:t xml:space="preserve">Ctrl+click on any of the three empty-text step references to</w:t>
+      </w:r>
+      <w:r>
+        <w:t xml:space="preserve"> </w:t>
+      </w:r>
+      <w:r>
+        <w:t xml:space="preserve">“hold the board by the edges”</w:t>
+      </w:r>
+      <w:r>
+        <w:t xml:space="preserve"> </w:t>
+      </w:r>
+      <w:r>
+        <w:t xml:space="preserve">(including the forward reference above</w:t>
+      </w:r>
+      <w:r>
+        <w:t xml:space="preserve"> </w:t>
+      </w:r>
+      <w:r>
+        <w:t xml:space="preserve">“Cleaning Procedure”</w:t>
+      </w:r>
+      <w:r>
+        <w:t xml:space="preserve">) jumps to that step, and each displays the correct live</w:t>
+      </w:r>
+      <w:r>
+        <w:t xml:space="preserve"> </w:t>
+      </w:r>
+      <w:r>
+        <w:rPr>
+          <w:rStyle w:val="VerbatimChar"/>
+        </w:rPr>
+        <w:t xml:space="preserve">Step &lt;n&gt;.&lt;m&gt;.&lt;p&gt;</w:t>
+      </w:r>
+      <w:r>
+        <w:t xml:space="preserve"> </w:t>
+      </w:r>
+      <w:r>
+        <w:t xml:space="preserve">text (e.g. </w:t>
+      </w:r>
+      <w:r>
+        <w:t xml:space="preserve">“Step 5.1.1”</w:t>
+      </w:r>
+      <w:r>
+        <w:t xml:space="preserve">)</w:t>
       </w:r>
     </w:p>
     <w:p>
@@ -8596,34 +8583,13 @@
         </w:numPr>
       </w:pPr>
       <w:r>
-        <w:t xml:space="preserve">The</w:t>
-      </w:r>
-      <w:r>
-        <w:t xml:space="preserve"> </w:t>
-      </w:r>
-      <w:r>
-        <w:rPr>
-          <w:rStyle w:val="VerbatimChar"/>
-        </w:rPr>
-        <w:t xml:space="preserve">@@@STEPS@@@</w:t>
-      </w:r>
-      <w:r>
-        <w:t xml:space="preserve"> </w:t>
-      </w:r>
-      <w:r>
-        <w:t xml:space="preserve">syntax shown in the fenced code block under</w:t>
-      </w:r>
-      <w:r>
-        <w:t xml:space="preserve"> </w:t>
-      </w:r>
-      <w:r>
-        <w:t xml:space="preserve">“Syntax Shown as a Documentation Example”</w:t>
-      </w:r>
-      <w:r>
-        <w:t xml:space="preserve"> </w:t>
-      </w:r>
-      <w:r>
-        <w:t xml:space="preserve">renders as plain code text - not converted into a real numbered list</w:t>
+        <w:t xml:space="preserve">“the board-handling step”</w:t>
+      </w:r>
+      <w:r>
+        <w:t xml:space="preserve"> </w:t>
+      </w:r>
+      <w:r>
+        <w:t xml:space="preserve">(real link text) renders as a plain hyperlink, not a live step-number field</w:t>
       </w:r>
     </w:p>
     <w:p>
@@ -8635,19 +8601,34 @@
         </w:numPr>
       </w:pPr>
       <w:r>
-        <w:t xml:space="preserve">“IPA”</w:t>
-      </w:r>
-      <w:r>
-        <w:t xml:space="preserve"> </w:t>
-      </w:r>
-      <w:r>
-        <w:t xml:space="preserve">in the first nested step renders bold, and the bulleted clarification beneath it (</w:t>
-      </w:r>
-      <w:r>
-        <w:t xml:space="preserve">“A visible smear…”</w:t>
-      </w:r>
-      <w:r>
-        <w:t xml:space="preserve">) renders as a plain bullet, not relettered</w:t>
+        <w:t xml:space="preserve">The</w:t>
+      </w:r>
+      <w:r>
+        <w:t xml:space="preserve"> </w:t>
+      </w:r>
+      <w:r>
+        <w:rPr>
+          <w:rStyle w:val="VerbatimChar"/>
+        </w:rPr>
+        <w:t xml:space="preserve">@@@STEPS@@@</w:t>
+      </w:r>
+      <w:r>
+        <w:t xml:space="preserve"> </w:t>
+      </w:r>
+      <w:r>
+        <w:t xml:space="preserve">syntax shown in the fenced code block under</w:t>
+      </w:r>
+      <w:r>
+        <w:t xml:space="preserve"> </w:t>
+      </w:r>
+      <w:r>
+        <w:t xml:space="preserve">“Syntax Shown as a Documentation Example”</w:t>
+      </w:r>
+      <w:r>
+        <w:t xml:space="preserve"> </w:t>
+      </w:r>
+      <w:r>
+        <w:t xml:space="preserve">renders as plain code text - not converted into a real numbered list</w:t>
       </w:r>
     </w:p>
     <w:p>
@@ -8659,19 +8640,19 @@
         </w:numPr>
       </w:pPr>
       <w:r>
-        <w:t xml:space="preserve">Code blocks use</w:t>
-      </w:r>
-      <w:r>
-        <w:t xml:space="preserve"> </w:t>
-      </w:r>
-      <w:r>
-        <w:t xml:space="preserve">“Source Code”</w:t>
-      </w:r>
-      <w:r>
-        <w:t xml:space="preserve"> </w:t>
-      </w:r>
-      <w:r>
-        <w:t xml:space="preserve">style</w:t>
+        <w:t xml:space="preserve">“IPA”</w:t>
+      </w:r>
+      <w:r>
+        <w:t xml:space="preserve"> </w:t>
+      </w:r>
+      <w:r>
+        <w:t xml:space="preserve">in the first nested step renders bold, and the bulleted clarification beneath it (</w:t>
+      </w:r>
+      <w:r>
+        <w:t xml:space="preserve">“A visible smear…”</w:t>
+      </w:r>
+      <w:r>
+        <w:t xml:space="preserve">) renders as a plain bullet, not relettered</w:t>
       </w:r>
     </w:p>
     <w:p>
@@ -8683,7 +8664,19 @@
         </w:numPr>
       </w:pPr>
       <w:r>
-        <w:t xml:space="preserve">Bold and italic text render correctly</w:t>
+        <w:t xml:space="preserve">Code blocks use</w:t>
+      </w:r>
+      <w:r>
+        <w:t xml:space="preserve"> </w:t>
+      </w:r>
+      <w:r>
+        <w:t xml:space="preserve">“Source Code”</w:t>
+      </w:r>
+      <w:r>
+        <w:t xml:space="preserve"> </w:t>
+      </w:r>
+      <w:r>
+        <w:t xml:space="preserve">style</w:t>
       </w:r>
     </w:p>
     <w:p>
@@ -8695,7 +8688,7 @@
         </w:numPr>
       </w:pPr>
       <w:r>
-        <w:t xml:space="preserve">Footnotes appear at bottom of pages</w:t>
+        <w:t xml:space="preserve">Bold and italic text render correctly</w:t>
       </w:r>
     </w:p>
     <w:p>
@@ -8707,7 +8700,7 @@
         </w:numPr>
       </w:pPr>
       <w:r>
-        <w:t xml:space="preserve">Math equations render properly</w:t>
+        <w:t xml:space="preserve">Footnotes appear at bottom of pages</w:t>
       </w:r>
     </w:p>
     <w:p>
@@ -8716,6 +8709,18 @@
         <w:numPr>
           <w:ilvl w:val="0"/>
           <w:numId w:val="124"/>
+        </w:numPr>
+      </w:pPr>
+      <w:r>
+        <w:t xml:space="preserve">Math equations render properly</w:t>
+      </w:r>
+    </w:p>
+    <w:p>
+      <w:pPr>
+        <w:pStyle w:val="Compact"/>
+        <w:numPr>
+          <w:ilvl w:val="0"/>
+          <w:numId w:val="125"/>
         </w:numPr>
       </w:pPr>
       <w:r>
@@ -10459,15 +10464,15 @@
   <w:abstractNum w:abstractNumId="14" w15:restartNumberingAfterBreak="0">
     <w:nsid w:val="0C95591C"/>
     <w:multiLevelType w:val="multilevel"/>
-    <w:tmpl w:val="B1824F7A"/>
+    <w:tmpl w:val="4CE0B5A0"/>
     <w:lvl w:ilvl="0">
       <w:start w:val="1"/>
-      <w:numFmt w:val="lowerLetter"/>
-      <w:pStyle w:val="DilonStepClarificationList"/>
-      <w:lvlText w:val="%1."/>
-      <w:lvlJc w:val="left"/>
-      <w:pPr>
-        <w:ind w:left="720" w:hanging="360"/>
+      <w:numFmt w:val="decimal"/>
+      <w:pStyle w:val="Heading2"/>
+      <w:lvlText w:val="%1"/>
+      <w:lvlJc w:val="left"/>
+      <w:pPr>
+        <w:ind w:left="360" w:hanging="360"/>
       </w:pPr>
       <w:rPr>
         <w:rFonts w:hint="default"/>
@@ -10476,10 +10481,11 @@
     <w:lvl w:ilvl="1">
       <w:start w:val="1"/>
       <w:numFmt w:val="decimal"/>
-      <w:lvlText w:val="%1.%2."/>
-      <w:lvlJc w:val="left"/>
-      <w:pPr>
-        <w:ind w:left="720" w:hanging="360"/>
+      <w:pStyle w:val="Heading3"/>
+      <w:lvlText w:val="%1.%2"/>
+      <w:lvlJc w:val="left"/>
+      <w:pPr>
+        <w:ind w:left="720" w:hanging="720"/>
       </w:pPr>
       <w:rPr>
         <w:rFonts w:hint="default"/>
@@ -10487,11 +10493,12 @@
     </w:lvl>
     <w:lvl w:ilvl="2">
       <w:start w:val="1"/>
-      <w:numFmt w:val="lowerRoman"/>
-      <w:lvlText w:val="%3)"/>
-      <w:lvlJc w:val="left"/>
-      <w:pPr>
-        <w:ind w:left="1080" w:hanging="360"/>
+      <w:numFmt w:val="decimal"/>
+      <w:pStyle w:val="Heading4"/>
+      <w:lvlText w:val="%1.%2.%3"/>
+      <w:lvlJc w:val="left"/>
+      <w:pPr>
+        <w:ind w:left="720" w:hanging="720"/>
       </w:pPr>
       <w:rPr>
         <w:rFonts w:hint="default"/>
@@ -10500,10 +10507,11 @@
     <w:lvl w:ilvl="3">
       <w:start w:val="1"/>
       <w:numFmt w:val="decimal"/>
-      <w:lvlText w:val="(%4)"/>
-      <w:lvlJc w:val="left"/>
-      <w:pPr>
-        <w:ind w:left="1440" w:hanging="360"/>
+      <w:pStyle w:val="Heading5"/>
+      <w:lvlText w:val="%1.%2.%3.%4"/>
+      <w:lvlJc w:val="left"/>
+      <w:pPr>
+        <w:ind w:left="1440" w:hanging="720"/>
       </w:pPr>
       <w:rPr>
         <w:rFonts w:hint="default"/>
@@ -10511,11 +10519,12 @@
     </w:lvl>
     <w:lvl w:ilvl="4">
       <w:start w:val="1"/>
-      <w:numFmt w:val="lowerLetter"/>
-      <w:lvlText w:val="(%5)"/>
-      <w:lvlJc w:val="left"/>
-      <w:pPr>
-        <w:ind w:left="1800" w:hanging="360"/>
+      <w:numFmt w:val="decimal"/>
+      <w:pStyle w:val="Heading6"/>
+      <w:lvlText w:val="%1.%2.%3.%4.%5"/>
+      <w:lvlJc w:val="left"/>
+      <w:pPr>
+        <w:ind w:left="2160" w:hanging="720"/>
       </w:pPr>
       <w:rPr>
         <w:rFonts w:hint="default"/>
@@ -10523,11 +10532,12 @@
     </w:lvl>
     <w:lvl w:ilvl="5">
       <w:start w:val="1"/>
-      <w:numFmt w:val="lowerRoman"/>
-      <w:lvlText w:val="(%6)"/>
-      <w:lvlJc w:val="left"/>
-      <w:pPr>
-        <w:ind w:left="2160" w:hanging="360"/>
+      <w:numFmt w:val="decimal"/>
+      <w:pStyle w:val="Heading7"/>
+      <w:lvlText w:val="%1.%2.%3.%4.%5.%6"/>
+      <w:lvlJc w:val="left"/>
+      <w:pPr>
+        <w:ind w:left="2880" w:hanging="720"/>
       </w:pPr>
       <w:rPr>
         <w:rFonts w:hint="default"/>
@@ -10536,10 +10546,13 @@
     <w:lvl w:ilvl="6">
       <w:start w:val="1"/>
       <w:numFmt w:val="decimal"/>
-      <w:lvlText w:val="%7."/>
-      <w:lvlJc w:val="left"/>
-      <w:pPr>
-        <w:ind w:left="2520" w:hanging="360"/>
+      <w:lvlText w:val="%1.%2.%3.%4.%5.%6.%7"/>
+      <w:lvlJc w:val="left"/>
+      <w:pPr>
+        <w:tabs>
+          <w:tab w:val="num" w:pos="2880"/>
+        </w:tabs>
+        <w:ind w:left="3600" w:hanging="720"/>
       </w:pPr>
       <w:rPr>
         <w:rFonts w:hint="default"/>
@@ -10547,11 +10560,14 @@
     </w:lvl>
     <w:lvl w:ilvl="7">
       <w:start w:val="1"/>
-      <w:numFmt w:val="lowerLetter"/>
-      <w:lvlText w:val="%8."/>
-      <w:lvlJc w:val="left"/>
-      <w:pPr>
-        <w:ind w:left="2880" w:hanging="360"/>
+      <w:numFmt w:val="decimal"/>
+      <w:lvlText w:val="%1.%2.%3.%4.%5.%6.%7.%8"/>
+      <w:lvlJc w:val="left"/>
+      <w:pPr>
+        <w:tabs>
+          <w:tab w:val="num" w:pos="3600"/>
+        </w:tabs>
+        <w:ind w:left="4320" w:hanging="720"/>
       </w:pPr>
       <w:rPr>
         <w:rFonts w:hint="default"/>
@@ -10559,11 +10575,11 @@
     </w:lvl>
     <w:lvl w:ilvl="8">
       <w:start w:val="1"/>
-      <w:numFmt w:val="lowerRoman"/>
-      <w:lvlText w:val="%9."/>
-      <w:lvlJc w:val="left"/>
-      <w:pPr>
-        <w:ind w:left="3240" w:hanging="360"/>
+      <w:numFmt w:val="decimal"/>
+      <w:lvlText w:val="%1.%2.%3.%4.%5.%6.%7.%8.%9"/>
+      <w:lvlJc w:val="left"/>
+      <w:pPr>
+        <w:ind w:left="5040" w:hanging="720"/>
       </w:pPr>
       <w:rPr>
         <w:rFonts w:hint="default"/>
@@ -13330,11 +13346,10 @@
   <w:abstractNum w:abstractNumId="45" w15:restartNumberingAfterBreak="0">
     <w:nsid w:val="54034C84"/>
     <w:multiLevelType w:val="multilevel"/>
-    <w:tmpl w:val="EAF0A91E"/>
+    <w:tmpl w:val="E18E924C"/>
     <w:lvl w:ilvl="0">
       <w:start w:val="1"/>
       <w:numFmt w:val="decimal"/>
-      <w:pStyle w:val="Heading2"/>
       <w:lvlText w:val="%1."/>
       <w:lvlJc w:val="left"/>
       <w:pPr>
@@ -13347,7 +13362,6 @@
     <w:lvl w:ilvl="1">
       <w:start w:val="1"/>
       <w:numFmt w:val="decimal"/>
-      <w:pStyle w:val="Heading3"/>
       <w:lvlText w:val="%1.%2 "/>
       <w:lvlJc w:val="left"/>
       <w:pPr>
@@ -13360,7 +13374,6 @@
     <w:lvl w:ilvl="2">
       <w:start w:val="1"/>
       <w:numFmt w:val="decimal"/>
-      <w:pStyle w:val="Heading4"/>
       <w:lvlText w:val="%1.%2.%3"/>
       <w:lvlJc w:val="left"/>
       <w:pPr>
@@ -13373,7 +13386,6 @@
     <w:lvl w:ilvl="3">
       <w:start w:val="1"/>
       <w:numFmt w:val="decimal"/>
-      <w:pStyle w:val="Heading5"/>
       <w:lvlText w:val="%1.%2.%3.%4"/>
       <w:lvlJc w:val="left"/>
       <w:pPr>
@@ -13386,7 +13398,6 @@
     <w:lvl w:ilvl="4">
       <w:start w:val="1"/>
       <w:numFmt w:val="decimal"/>
-      <w:pStyle w:val="Heading6"/>
       <w:lvlText w:val="%1.%2.%3.%4.%5"/>
       <w:lvlJc w:val="left"/>
       <w:pPr>
@@ -13399,7 +13410,6 @@
     <w:lvl w:ilvl="5">
       <w:start w:val="1"/>
       <w:numFmt w:val="decimal"/>
-      <w:pStyle w:val="Heading7"/>
       <w:lvlText w:val="%1.%2.%3.%4.%5.%6"/>
       <w:lvlJc w:val="left"/>
       <w:pPr>
@@ -13788,6 +13798,120 @@
     </w:lvl>
   </w:abstractNum>
   <w:abstractNum w:abstractNumId="49" w15:restartNumberingAfterBreak="0">
+    <w:nsid w:val="57F52640"/>
+    <w:multiLevelType w:val="multilevel"/>
+    <w:tmpl w:val="12FC9156"/>
+    <w:lvl w:ilvl="0">
+      <w:start w:val="1"/>
+      <w:numFmt w:val="lowerLetter"/>
+      <w:pStyle w:val="DilonStepClarificationList"/>
+      <w:lvlText w:val="%1."/>
+      <w:lvlJc w:val="left"/>
+      <w:pPr>
+        <w:ind w:left="1440" w:hanging="720"/>
+      </w:pPr>
+      <w:rPr>
+        <w:rFonts w:hint="default"/>
+      </w:rPr>
+    </w:lvl>
+    <w:lvl w:ilvl="1">
+      <w:start w:val="1"/>
+      <w:numFmt w:val="lowerLetter"/>
+      <w:lvlText w:val="%2."/>
+      <w:lvlJc w:val="left"/>
+      <w:pPr>
+        <w:ind w:left="1800" w:hanging="720"/>
+      </w:pPr>
+      <w:rPr>
+        <w:rFonts w:hint="default"/>
+      </w:rPr>
+    </w:lvl>
+    <w:lvl w:ilvl="2">
+      <w:start w:val="1"/>
+      <w:numFmt w:val="lowerRoman"/>
+      <w:lvlText w:val="%3."/>
+      <w:lvlJc w:val="right"/>
+      <w:pPr>
+        <w:ind w:left="2160" w:hanging="180"/>
+      </w:pPr>
+      <w:rPr>
+        <w:rFonts w:hint="default"/>
+      </w:rPr>
+    </w:lvl>
+    <w:lvl w:ilvl="3">
+      <w:start w:val="1"/>
+      <w:numFmt w:val="decimal"/>
+      <w:lvlText w:val="%4."/>
+      <w:lvlJc w:val="left"/>
+      <w:pPr>
+        <w:ind w:left="2880" w:hanging="360"/>
+      </w:pPr>
+      <w:rPr>
+        <w:rFonts w:hint="default"/>
+      </w:rPr>
+    </w:lvl>
+    <w:lvl w:ilvl="4">
+      <w:start w:val="1"/>
+      <w:numFmt w:val="lowerLetter"/>
+      <w:lvlText w:val="%5."/>
+      <w:lvlJc w:val="left"/>
+      <w:pPr>
+        <w:ind w:left="3600" w:hanging="360"/>
+      </w:pPr>
+      <w:rPr>
+        <w:rFonts w:hint="default"/>
+      </w:rPr>
+    </w:lvl>
+    <w:lvl w:ilvl="5">
+      <w:start w:val="1"/>
+      <w:numFmt w:val="lowerRoman"/>
+      <w:lvlText w:val="%6."/>
+      <w:lvlJc w:val="right"/>
+      <w:pPr>
+        <w:ind w:left="4320" w:hanging="180"/>
+      </w:pPr>
+      <w:rPr>
+        <w:rFonts w:hint="default"/>
+      </w:rPr>
+    </w:lvl>
+    <w:lvl w:ilvl="6">
+      <w:start w:val="1"/>
+      <w:numFmt w:val="decimal"/>
+      <w:lvlText w:val="%7."/>
+      <w:lvlJc w:val="left"/>
+      <w:pPr>
+        <w:ind w:left="5040" w:hanging="360"/>
+      </w:pPr>
+      <w:rPr>
+        <w:rFonts w:hint="default"/>
+      </w:rPr>
+    </w:lvl>
+    <w:lvl w:ilvl="7">
+      <w:start w:val="1"/>
+      <w:numFmt w:val="lowerLetter"/>
+      <w:lvlText w:val="%8."/>
+      <w:lvlJc w:val="left"/>
+      <w:pPr>
+        <w:ind w:left="5760" w:hanging="360"/>
+      </w:pPr>
+      <w:rPr>
+        <w:rFonts w:hint="default"/>
+      </w:rPr>
+    </w:lvl>
+    <w:lvl w:ilvl="8">
+      <w:start w:val="1"/>
+      <w:numFmt w:val="lowerRoman"/>
+      <w:lvlText w:val="%9."/>
+      <w:lvlJc w:val="right"/>
+      <w:pPr>
+        <w:ind w:left="6480" w:hanging="180"/>
+      </w:pPr>
+      <w:rPr>
+        <w:rFonts w:hint="default"/>
+      </w:rPr>
+    </w:lvl>
+  </w:abstractNum>
+  <w:abstractNum w:abstractNumId="50" w15:restartNumberingAfterBreak="0">
     <w:nsid w:val="588A5DC1"/>
     <w:multiLevelType w:val="hybridMultilevel"/>
     <w:tmpl w:val="68BEC2E0"/>
@@ -13900,7 +14024,7 @@
       </w:rPr>
     </w:lvl>
   </w:abstractNum>
-  <w:abstractNum w:abstractNumId="50" w15:restartNumberingAfterBreak="0">
+  <w:abstractNum w:abstractNumId="51" w15:restartNumberingAfterBreak="0">
     <w:nsid w:val="58B306F4"/>
     <w:multiLevelType w:val="hybridMultilevel"/>
     <w:tmpl w:val="BB649AB8"/>
@@ -13989,7 +14113,7 @@
       </w:pPr>
     </w:lvl>
   </w:abstractNum>
-  <w:abstractNum w:abstractNumId="51" w15:restartNumberingAfterBreak="0">
+  <w:abstractNum w:abstractNumId="52" w15:restartNumberingAfterBreak="0">
     <w:nsid w:val="5D1249F2"/>
     <w:multiLevelType w:val="multilevel"/>
     <w:tmpl w:val="B7DCE9BC"/>
@@ -14103,7 +14227,7 @@
       </w:rPr>
     </w:lvl>
   </w:abstractNum>
-  <w:abstractNum w:abstractNumId="52" w15:restartNumberingAfterBreak="0">
+  <w:abstractNum w:abstractNumId="53" w15:restartNumberingAfterBreak="0">
     <w:nsid w:val="5D85070E"/>
     <w:multiLevelType w:val="hybridMultilevel"/>
     <w:tmpl w:val="C7689C94"/>
@@ -14192,7 +14316,7 @@
       </w:pPr>
     </w:lvl>
   </w:abstractNum>
-  <w:abstractNum w:abstractNumId="53" w15:restartNumberingAfterBreak="0">
+  <w:abstractNum w:abstractNumId="54" w15:restartNumberingAfterBreak="0">
     <w:nsid w:val="5E720785"/>
     <w:multiLevelType w:val="hybridMultilevel"/>
     <w:tmpl w:val="BA945176"/>
@@ -14281,7 +14405,7 @@
       </w:pPr>
     </w:lvl>
   </w:abstractNum>
-  <w:abstractNum w:abstractNumId="54" w15:restartNumberingAfterBreak="0">
+  <w:abstractNum w:abstractNumId="55" w15:restartNumberingAfterBreak="0">
     <w:nsid w:val="5E802029"/>
     <w:multiLevelType w:val="multilevel"/>
     <w:tmpl w:val="0409001F"/>
@@ -14367,7 +14491,7 @@
       </w:pPr>
     </w:lvl>
   </w:abstractNum>
-  <w:abstractNum w:abstractNumId="55" w15:restartNumberingAfterBreak="0">
+  <w:abstractNum w:abstractNumId="56" w15:restartNumberingAfterBreak="0">
     <w:nsid w:val="64F67F71"/>
     <w:multiLevelType w:val="hybridMultilevel"/>
     <w:tmpl w:val="BCCC962A"/>
@@ -14456,7 +14580,7 @@
       </w:pPr>
     </w:lvl>
   </w:abstractNum>
-  <w:abstractNum w:abstractNumId="56" w15:restartNumberingAfterBreak="0">
+  <w:abstractNum w:abstractNumId="57" w15:restartNumberingAfterBreak="0">
     <w:nsid w:val="675B559B"/>
     <w:multiLevelType w:val="hybridMultilevel"/>
     <w:tmpl w:val="D2E40AF6"/>
@@ -14545,7 +14669,7 @@
       </w:pPr>
     </w:lvl>
   </w:abstractNum>
-  <w:abstractNum w:abstractNumId="57" w15:restartNumberingAfterBreak="0">
+  <w:abstractNum w:abstractNumId="58" w15:restartNumberingAfterBreak="0">
     <w:nsid w:val="6BCB28F7"/>
     <w:multiLevelType w:val="hybridMultilevel"/>
     <w:tmpl w:val="8B1AF07A"/>
@@ -14634,7 +14758,7 @@
       </w:pPr>
     </w:lvl>
   </w:abstractNum>
-  <w:abstractNum w:abstractNumId="58" w15:restartNumberingAfterBreak="0">
+  <w:abstractNum w:abstractNumId="59" w15:restartNumberingAfterBreak="0">
     <w:nsid w:val="6C7D43C2"/>
     <w:multiLevelType w:val="multilevel"/>
     <w:tmpl w:val="E1EC9586"/>
@@ -14774,7 +14898,7 @@
       </w:rPr>
     </w:lvl>
   </w:abstractNum>
-  <w:abstractNum w:abstractNumId="59" w15:restartNumberingAfterBreak="0">
+  <w:abstractNum w:abstractNumId="60" w15:restartNumberingAfterBreak="0">
     <w:nsid w:val="6CE01E01"/>
     <w:multiLevelType w:val="hybridMultilevel"/>
     <w:tmpl w:val="A2B45DDE"/>
@@ -14863,7 +14987,7 @@
       </w:pPr>
     </w:lvl>
   </w:abstractNum>
-  <w:abstractNum w:abstractNumId="60" w15:restartNumberingAfterBreak="0">
+  <w:abstractNum w:abstractNumId="61" w15:restartNumberingAfterBreak="0">
     <w:nsid w:val="6F780EFC"/>
     <w:multiLevelType w:val="hybridMultilevel"/>
     <w:tmpl w:val="36AA8D9E"/>
@@ -14976,7 +15100,7 @@
       </w:rPr>
     </w:lvl>
   </w:abstractNum>
-  <w:abstractNum w:abstractNumId="61" w15:restartNumberingAfterBreak="0">
+  <w:abstractNum w:abstractNumId="62" w15:restartNumberingAfterBreak="0">
     <w:nsid w:val="70720344"/>
     <w:multiLevelType w:val="hybridMultilevel"/>
     <w:tmpl w:val="DE506256"/>
@@ -15065,7 +15189,7 @@
       </w:pPr>
     </w:lvl>
   </w:abstractNum>
-  <w:abstractNum w:abstractNumId="62" w15:restartNumberingAfterBreak="0">
+  <w:abstractNum w:abstractNumId="63" w15:restartNumberingAfterBreak="0">
     <w:nsid w:val="71D71CCC"/>
     <w:multiLevelType w:val="hybridMultilevel"/>
     <w:tmpl w:val="FBCED286"/>
@@ -15154,7 +15278,7 @@
       </w:pPr>
     </w:lvl>
   </w:abstractNum>
-  <w:abstractNum w:abstractNumId="63" w15:restartNumberingAfterBreak="0">
+  <w:abstractNum w:abstractNumId="64" w15:restartNumberingAfterBreak="0">
     <w:nsid w:val="73387463"/>
     <w:multiLevelType w:val="multilevel"/>
     <w:tmpl w:val="9AF0948C"/>
@@ -15267,7 +15391,7 @@
       </w:rPr>
     </w:lvl>
   </w:abstractNum>
-  <w:abstractNum w:abstractNumId="64" w15:restartNumberingAfterBreak="0">
+  <w:abstractNum w:abstractNumId="65" w15:restartNumberingAfterBreak="0">
     <w:nsid w:val="746F2046"/>
     <w:multiLevelType w:val="hybridMultilevel"/>
     <w:tmpl w:val="BA945176"/>
@@ -15356,7 +15480,7 @@
       </w:pPr>
     </w:lvl>
   </w:abstractNum>
-  <w:abstractNum w:abstractNumId="65" w15:restartNumberingAfterBreak="0">
+  <w:abstractNum w:abstractNumId="66" w15:restartNumberingAfterBreak="0">
     <w:nsid w:val="79352AEA"/>
     <w:multiLevelType w:val="hybridMultilevel"/>
     <w:tmpl w:val="334EB83A"/>
@@ -15445,7 +15569,7 @@
       </w:pPr>
     </w:lvl>
   </w:abstractNum>
-  <w:abstractNum w:abstractNumId="66" w15:restartNumberingAfterBreak="0">
+  <w:abstractNum w:abstractNumId="67" w15:restartNumberingAfterBreak="0">
     <w:nsid w:val="79551691"/>
     <w:multiLevelType w:val="hybridMultilevel"/>
     <w:tmpl w:val="CB726154"/>
@@ -15534,7 +15658,7 @@
       </w:pPr>
     </w:lvl>
   </w:abstractNum>
-  <w:abstractNum w:abstractNumId="67" w15:restartNumberingAfterBreak="0">
+  <w:abstractNum w:abstractNumId="68" w15:restartNumberingAfterBreak="0">
     <w:nsid w:val="79E80608"/>
     <w:multiLevelType w:val="hybridMultilevel"/>
     <w:tmpl w:val="07A474F8"/>
@@ -15623,8 +15747,8 @@
       </w:pPr>
     </w:lvl>
   </w:abstractNum>
-  <w:abstractNum w:abstractNumId="68">
-    <w:nsid w:val="05D04D46"/>
+  <w:abstractNum w:abstractNumId="69">
+    <w:nsid w:val="01AC5A5C"/>
     <w:multiLevelType w:val="multilevel"/>
     <w:lvl w:ilvl="0">
       <w:numFmt w:val="bullet"/>
@@ -15726,8 +15850,8 @@
       </w:rPr>
     </w:lvl>
   </w:abstractNum>
-  <w:abstractNum w:abstractNumId="69">
-    <w:nsid w:val="00061697"/>
+  <w:abstractNum w:abstractNumId="70">
+    <w:nsid w:val="006F431F"/>
     <w:multiLevelType w:val="multilevel"/>
     <w:lvl w:ilvl="0">
       <w:start w:val="1"/>
@@ -15811,8 +15935,8 @@
       </w:pPr>
     </w:lvl>
   </w:abstractNum>
-  <w:abstractNum w:abstractNumId="70">
-    <w:nsid w:val="03BD7E48"/>
+  <w:abstractNum w:abstractNumId="71">
+    <w:nsid w:val="02EFE784"/>
     <w:multiLevelType w:val="multilevel"/>
     <w:lvl w:ilvl="0">
       <w:start w:val="1"/>
@@ -15896,8 +16020,8 @@
       </w:pPr>
     </w:lvl>
   </w:abstractNum>
-  <w:abstractNum w:abstractNumId="71">
-    <w:nsid w:val="0093EB13"/>
+  <w:abstractNum w:abstractNumId="72">
+    <w:nsid w:val="016CC823"/>
     <w:multiLevelType w:val="multilevel"/>
     <w:lvl w:ilvl="0">
       <w:numFmt w:val="bullet"/>
@@ -15973,7 +16097,7 @@
     </w:lvl>
   </w:abstractNum>
   <w:num w:numId="1" w16cid:durableId="256212643">
-    <w:abstractNumId w:val="57"/>
+    <w:abstractNumId w:val="58"/>
   </w:num>
   <w:num w:numId="2" w16cid:durableId="843863947">
     <w:abstractNumId w:val="17"/>
@@ -16006,19 +16130,19 @@
     <w:abstractNumId w:val="22"/>
   </w:num>
   <w:num w:numId="12" w16cid:durableId="584727594">
-    <w:abstractNumId w:val="58"/>
+    <w:abstractNumId w:val="59"/>
   </w:num>
   <w:num w:numId="13" w16cid:durableId="270361624">
     <w:abstractNumId w:val="2"/>
   </w:num>
   <w:num w:numId="14" w16cid:durableId="701051204">
-    <w:abstractNumId w:val="63"/>
+    <w:abstractNumId w:val="64"/>
   </w:num>
   <w:num w:numId="15" w16cid:durableId="1108352778">
     <w:abstractNumId w:val="42"/>
   </w:num>
   <w:num w:numId="16" w16cid:durableId="1948005820">
-    <w:abstractNumId w:val="65"/>
+    <w:abstractNumId w:val="66"/>
   </w:num>
   <w:num w:numId="17" w16cid:durableId="1003171093">
     <w:abstractNumId w:val="37"/>
@@ -16027,10 +16151,10 @@
     <w:abstractNumId w:val="11"/>
   </w:num>
   <w:num w:numId="19" w16cid:durableId="673846312">
-    <w:abstractNumId w:val="50"/>
+    <w:abstractNumId w:val="51"/>
   </w:num>
   <w:num w:numId="20" w16cid:durableId="1946183586">
-    <w:abstractNumId w:val="55"/>
+    <w:abstractNumId w:val="56"/>
   </w:num>
   <w:num w:numId="21" w16cid:durableId="130294524">
     <w:abstractNumId w:val="27"/>
@@ -16048,7 +16172,7 @@
     <w:abstractNumId w:val="28"/>
   </w:num>
   <w:num w:numId="26" w16cid:durableId="806124995">
-    <w:abstractNumId w:val="67"/>
+    <w:abstractNumId w:val="68"/>
   </w:num>
   <w:num w:numId="27" w16cid:durableId="8341873">
     <w:abstractNumId w:val="38"/>
@@ -16060,7 +16184,7 @@
     <w:abstractNumId w:val="26"/>
   </w:num>
   <w:num w:numId="30" w16cid:durableId="1479300397">
-    <w:abstractNumId w:val="62"/>
+    <w:abstractNumId w:val="63"/>
   </w:num>
   <w:num w:numId="31" w16cid:durableId="29960902">
     <w:abstractNumId w:val="29"/>
@@ -16072,7 +16196,7 @@
     <w:abstractNumId w:val="1"/>
   </w:num>
   <w:num w:numId="34" w16cid:durableId="1914125208">
-    <w:abstractNumId w:val="59"/>
+    <w:abstractNumId w:val="60"/>
   </w:num>
   <w:num w:numId="35" w16cid:durableId="1693722901">
     <w:abstractNumId w:val="33"/>
@@ -16087,7 +16211,7 @@
     <w:abstractNumId w:val="19"/>
   </w:num>
   <w:num w:numId="39" w16cid:durableId="1003122700">
-    <w:abstractNumId w:val="52"/>
+    <w:abstractNumId w:val="53"/>
   </w:num>
   <w:num w:numId="40" w16cid:durableId="1077359595">
     <w:abstractNumId w:val="9"/>
@@ -16108,10 +16232,10 @@
     <w:abstractNumId w:val="15"/>
   </w:num>
   <w:num w:numId="46" w16cid:durableId="843711647">
-    <w:abstractNumId w:val="61"/>
+    <w:abstractNumId w:val="62"/>
   </w:num>
   <w:num w:numId="47" w16cid:durableId="987053659">
-    <w:abstractNumId w:val="60"/>
+    <w:abstractNumId w:val="61"/>
   </w:num>
   <w:num w:numId="48" w16cid:durableId="1639258828">
     <w:abstractNumId w:val="40"/>
@@ -16120,7 +16244,7 @@
     <w:abstractNumId w:val="39"/>
   </w:num>
   <w:num w:numId="50" w16cid:durableId="642082001">
-    <w:abstractNumId w:val="56"/>
+    <w:abstractNumId w:val="57"/>
   </w:num>
   <w:num w:numId="51" w16cid:durableId="1396509661">
     <w:abstractNumId w:val="43"/>
@@ -16132,7 +16256,7 @@
     <w:abstractNumId w:val="30"/>
   </w:num>
   <w:num w:numId="54" w16cid:durableId="1551919221">
-    <w:abstractNumId w:val="49"/>
+    <w:abstractNumId w:val="50"/>
   </w:num>
   <w:num w:numId="55" w16cid:durableId="555092028">
     <w:abstractNumId w:val="3"/>
@@ -16141,7 +16265,7 @@
     <w:abstractNumId w:val="41"/>
   </w:num>
   <w:num w:numId="57" w16cid:durableId="2138258999">
-    <w:abstractNumId w:val="66"/>
+    <w:abstractNumId w:val="67"/>
   </w:num>
   <w:num w:numId="58" w16cid:durableId="1832526315">
     <w:abstractNumId w:val="5"/>
@@ -16153,10 +16277,10 @@
     <w:abstractNumId w:val="35"/>
   </w:num>
   <w:num w:numId="61" w16cid:durableId="755858674">
-    <w:abstractNumId w:val="53"/>
+    <w:abstractNumId w:val="54"/>
   </w:num>
   <w:num w:numId="62" w16cid:durableId="1477063418">
-    <w:abstractNumId w:val="64"/>
+    <w:abstractNumId w:val="65"/>
   </w:num>
   <w:num w:numId="63" w16cid:durableId="2001469530">
     <w:abstractNumId w:val="10"/>
@@ -16165,34 +16289,37 @@
     <w:abstractNumId w:val="23"/>
   </w:num>
   <w:num w:numId="65" w16cid:durableId="1825776060">
-    <w:abstractNumId w:val="54"/>
+    <w:abstractNumId w:val="55"/>
   </w:num>
   <w:num w:numId="66" w16cid:durableId="1241646612">
     <w:abstractNumId w:val="45"/>
   </w:num>
   <w:num w:numId="67" w16cid:durableId="206339062">
-    <w:abstractNumId w:val="51"/>
+    <w:abstractNumId w:val="52"/>
   </w:num>
-  <w:num w:numId="69">
-    <w:abstractNumId w:val="68"/>
+  <w:num w:numId="68" w16cid:durableId="1416394306">
+    <w:abstractNumId w:val="14"/>
   </w:num>
   <w:num w:numId="70">
-    <w:abstractNumId w:val="68"/>
+    <w:abstractNumId w:val="69"/>
   </w:num>
   <w:num w:numId="71">
-    <w:abstractNumId w:val="68"/>
+    <w:abstractNumId w:val="69"/>
   </w:num>
   <w:num w:numId="72">
-    <w:abstractNumId w:val="68"/>
+    <w:abstractNumId w:val="69"/>
   </w:num>
   <w:num w:numId="73">
-    <w:abstractNumId w:val="68"/>
+    <w:abstractNumId w:val="69"/>
   </w:num>
   <w:num w:numId="74">
-    <w:abstractNumId w:val="68"/>
+    <w:abstractNumId w:val="69"/>
   </w:num>
   <w:num w:numId="75">
     <w:abstractNumId w:val="69"/>
+  </w:num>
+  <w:num w:numId="76">
+    <w:abstractNumId w:val="70"/>
     <w:lvlOverride w:ilvl="0">
       <w:startOverride w:val="1"/>
     </w:lvlOverride>
@@ -16221,8 +16348,8 @@
       <w:startOverride w:val="1"/>
     </w:lvlOverride>
   </w:num>
-  <w:num w:numId="76">
-    <w:abstractNumId w:val="69"/>
+  <w:num w:numId="77">
+    <w:abstractNumId w:val="70"/>
     <w:lvlOverride w:ilvl="0">
       <w:startOverride w:val="1"/>
     </w:lvlOverride>
@@ -16254,8 +16381,8 @@
       <w:startOverride w:val="1"/>
     </w:lvlOverride>
   </w:num>
-  <w:num w:numId="77">
-    <w:abstractNumId w:val="69"/>
+  <w:num w:numId="78">
+    <w:abstractNumId w:val="70"/>
     <w:lvlOverride w:ilvl="0">
       <w:startOverride w:val="1"/>
     </w:lvlOverride>
@@ -16284,47 +16411,17 @@
       <w:startOverride w:val="1"/>
     </w:lvlOverride>
   </w:num>
-  <w:num w:numId="78">
-    <w:abstractNumId w:val="68"/>
-  </w:num>
   <w:num w:numId="79">
-    <w:abstractNumId w:val="68"/>
+    <w:abstractNumId w:val="69"/>
   </w:num>
   <w:num w:numId="80">
-    <w:abstractNumId w:val="68"/>
+    <w:abstractNumId w:val="69"/>
   </w:num>
   <w:num w:numId="81">
     <w:abstractNumId w:val="69"/>
-    <w:lvlOverride w:ilvl="0">
-      <w:startOverride w:val="1"/>
-    </w:lvlOverride>
-    <w:lvlOverride w:ilvl="1">
-      <w:startOverride w:val="1"/>
-    </w:lvlOverride>
-    <w:lvlOverride w:ilvl="2">
-      <w:startOverride w:val="1"/>
-    </w:lvlOverride>
-    <w:lvlOverride w:ilvl="3">
-      <w:startOverride w:val="1"/>
-    </w:lvlOverride>
-    <w:lvlOverride w:ilvl="4">
-      <w:startOverride w:val="1"/>
-    </w:lvlOverride>
-    <w:lvlOverride w:ilvl="5">
-      <w:startOverride w:val="1"/>
-    </w:lvlOverride>
-    <w:lvlOverride w:ilvl="6">
-      <w:startOverride w:val="1"/>
-    </w:lvlOverride>
-    <w:lvlOverride w:ilvl="7">
-      <w:startOverride w:val="1"/>
-    </w:lvlOverride>
-    <w:lvlOverride w:ilvl="8">
-      <w:startOverride w:val="1"/>
-    </w:lvlOverride>
   </w:num>
   <w:num w:numId="82">
-    <w:abstractNumId w:val="69"/>
+    <w:abstractNumId w:val="70"/>
     <w:lvlOverride w:ilvl="0">
       <w:startOverride w:val="1"/>
     </w:lvlOverride>
@@ -16354,7 +16451,7 @@
     </w:lvlOverride>
   </w:num>
   <w:num w:numId="83">
-    <w:abstractNumId w:val="69"/>
+    <w:abstractNumId w:val="70"/>
     <w:lvlOverride w:ilvl="0">
       <w:startOverride w:val="1"/>
     </w:lvlOverride>
@@ -16384,7 +16481,7 @@
     </w:lvlOverride>
   </w:num>
   <w:num w:numId="84">
-    <w:abstractNumId w:val="69"/>
+    <w:abstractNumId w:val="70"/>
     <w:lvlOverride w:ilvl="0">
       <w:startOverride w:val="1"/>
     </w:lvlOverride>
@@ -16414,7 +16511,7 @@
     </w:lvlOverride>
   </w:num>
   <w:num w:numId="85">
-    <w:abstractNumId w:val="14"/>
+    <w:abstractNumId w:val="70"/>
     <w:lvlOverride w:ilvl="0">
       <w:startOverride w:val="1"/>
     </w:lvlOverride>
@@ -16444,7 +16541,37 @@
     </w:lvlOverride>
   </w:num>
   <w:num w:numId="86">
-    <w:abstractNumId w:val="14"/>
+    <w:abstractNumId w:val="49"/>
+    <w:lvlOverride w:ilvl="0">
+      <w:startOverride w:val="1"/>
+    </w:lvlOverride>
+    <w:lvlOverride w:ilvl="1">
+      <w:startOverride w:val="1"/>
+    </w:lvlOverride>
+    <w:lvlOverride w:ilvl="2">
+      <w:startOverride w:val="1"/>
+    </w:lvlOverride>
+    <w:lvlOverride w:ilvl="3">
+      <w:startOverride w:val="1"/>
+    </w:lvlOverride>
+    <w:lvlOverride w:ilvl="4">
+      <w:startOverride w:val="1"/>
+    </w:lvlOverride>
+    <w:lvlOverride w:ilvl="5">
+      <w:startOverride w:val="1"/>
+    </w:lvlOverride>
+    <w:lvlOverride w:ilvl="6">
+      <w:startOverride w:val="1"/>
+    </w:lvlOverride>
+    <w:lvlOverride w:ilvl="7">
+      <w:startOverride w:val="1"/>
+    </w:lvlOverride>
+    <w:lvlOverride w:ilvl="8">
+      <w:startOverride w:val="1"/>
+    </w:lvlOverride>
+  </w:num>
+  <w:num w:numId="87">
+    <w:abstractNumId w:val="49"/>
     <w:lvlOverride w:ilvl="0">
       <w:startOverride w:val="1"/>
     </w:lvlOverride>
@@ -16476,35 +16603,35 @@
       <w:startOverride w:val="1"/>
     </w:lvlOverride>
   </w:num>
-  <w:num w:numId="87">
-    <w:abstractNumId w:val="68"/>
-  </w:num>
   <w:num w:numId="88">
-    <w:abstractNumId w:val="68"/>
+    <w:abstractNumId w:val="69"/>
   </w:num>
   <w:num w:numId="89">
-    <w:abstractNumId w:val="68"/>
+    <w:abstractNumId w:val="69"/>
   </w:num>
   <w:num w:numId="90">
-    <w:abstractNumId w:val="68"/>
+    <w:abstractNumId w:val="69"/>
   </w:num>
   <w:num w:numId="91">
-    <w:abstractNumId w:val="68"/>
+    <w:abstractNumId w:val="69"/>
   </w:num>
   <w:num w:numId="92">
-    <w:abstractNumId w:val="68"/>
+    <w:abstractNumId w:val="69"/>
   </w:num>
   <w:num w:numId="93">
-    <w:abstractNumId w:val="68"/>
+    <w:abstractNumId w:val="69"/>
   </w:num>
   <w:num w:numId="94">
-    <w:abstractNumId w:val="68"/>
+    <w:abstractNumId w:val="69"/>
   </w:num>
   <w:num w:numId="95">
-    <w:abstractNumId w:val="68"/>
+    <w:abstractNumId w:val="69"/>
   </w:num>
   <w:num w:numId="96">
-    <w:abstractNumId w:val="70"/>
+    <w:abstractNumId w:val="69"/>
+  </w:num>
+  <w:num w:numId="97">
+    <w:abstractNumId w:val="71"/>
     <w:lvlOverride w:ilvl="0">
       <w:startOverride w:val="1"/>
     </w:lvlOverride>
@@ -16533,92 +16660,92 @@
       <w:startOverride w:val="1"/>
     </w:lvlOverride>
   </w:num>
-  <w:num w:numId="97">
-    <w:abstractNumId w:val="71"/>
-  </w:num>
   <w:num w:numId="98">
-    <w:abstractNumId w:val="71"/>
+    <w:abstractNumId w:val="72"/>
   </w:num>
   <w:num w:numId="99">
-    <w:abstractNumId w:val="71"/>
+    <w:abstractNumId w:val="72"/>
   </w:num>
   <w:num w:numId="100">
-    <w:abstractNumId w:val="71"/>
+    <w:abstractNumId w:val="72"/>
   </w:num>
   <w:num w:numId="101">
-    <w:abstractNumId w:val="71"/>
+    <w:abstractNumId w:val="72"/>
   </w:num>
   <w:num w:numId="102">
-    <w:abstractNumId w:val="71"/>
+    <w:abstractNumId w:val="72"/>
   </w:num>
   <w:num w:numId="103">
-    <w:abstractNumId w:val="71"/>
+    <w:abstractNumId w:val="72"/>
   </w:num>
   <w:num w:numId="104">
-    <w:abstractNumId w:val="71"/>
+    <w:abstractNumId w:val="72"/>
   </w:num>
   <w:num w:numId="105">
-    <w:abstractNumId w:val="71"/>
+    <w:abstractNumId w:val="72"/>
   </w:num>
   <w:num w:numId="106">
-    <w:abstractNumId w:val="71"/>
+    <w:abstractNumId w:val="72"/>
   </w:num>
   <w:num w:numId="107">
-    <w:abstractNumId w:val="71"/>
+    <w:abstractNumId w:val="72"/>
   </w:num>
   <w:num w:numId="108">
-    <w:abstractNumId w:val="71"/>
+    <w:abstractNumId w:val="72"/>
   </w:num>
   <w:num w:numId="109">
-    <w:abstractNumId w:val="71"/>
+    <w:abstractNumId w:val="72"/>
   </w:num>
   <w:num w:numId="110">
-    <w:abstractNumId w:val="71"/>
+    <w:abstractNumId w:val="72"/>
   </w:num>
   <w:num w:numId="111">
-    <w:abstractNumId w:val="71"/>
+    <w:abstractNumId w:val="72"/>
   </w:num>
   <w:num w:numId="112">
-    <w:abstractNumId w:val="71"/>
+    <w:abstractNumId w:val="72"/>
   </w:num>
   <w:num w:numId="113">
-    <w:abstractNumId w:val="71"/>
+    <w:abstractNumId w:val="72"/>
   </w:num>
   <w:num w:numId="114">
-    <w:abstractNumId w:val="71"/>
+    <w:abstractNumId w:val="72"/>
   </w:num>
   <w:num w:numId="115">
-    <w:abstractNumId w:val="71"/>
+    <w:abstractNumId w:val="72"/>
   </w:num>
   <w:num w:numId="116">
-    <w:abstractNumId w:val="71"/>
+    <w:abstractNumId w:val="72"/>
   </w:num>
   <w:num w:numId="117">
-    <w:abstractNumId w:val="71"/>
+    <w:abstractNumId w:val="72"/>
   </w:num>
   <w:num w:numId="118">
-    <w:abstractNumId w:val="71"/>
+    <w:abstractNumId w:val="72"/>
   </w:num>
   <w:num w:numId="119">
-    <w:abstractNumId w:val="71"/>
+    <w:abstractNumId w:val="72"/>
   </w:num>
   <w:num w:numId="120">
-    <w:abstractNumId w:val="71"/>
+    <w:abstractNumId w:val="72"/>
   </w:num>
   <w:num w:numId="121">
-    <w:abstractNumId w:val="71"/>
+    <w:abstractNumId w:val="72"/>
   </w:num>
   <w:num w:numId="122">
-    <w:abstractNumId w:val="71"/>
+    <w:abstractNumId w:val="72"/>
   </w:num>
   <w:num w:numId="123">
-    <w:abstractNumId w:val="71"/>
+    <w:abstractNumId w:val="72"/>
   </w:num>
   <w:num w:numId="124">
-    <w:abstractNumId w:val="71"/>
+    <w:abstractNumId w:val="72"/>
   </w:num>
-  <w:num w:numId="68" w16cid:durableId="1416394306">
-    <w:abstractNumId w:val="14"/>
+  <w:num w:numId="125">
+    <w:abstractNumId w:val="72"/>
+  </w:num>
+  <w:num w:numId="69" w16cid:durableId="1040669236">
+    <w:abstractNumId w:val="49"/>
   </w:num>
   <w:numIdMacAtCleanup w:val="65"/>
 </w:numbering>
@@ -17068,19 +17195,19 @@
     <w:next w:val="Normal"/>
     <w:link w:val="Heading2Char"/>
     <w:qFormat/>
-    <w:rsid w:val="00D34A45"/>
+    <w:rsid w:val="0091386F"/>
     <w:pPr>
       <w:keepNext/>
       <w:numPr>
-        <w:numId w:val="66"/>
+        <w:numId w:val="68"/>
       </w:numPr>
-      <w:spacing w:before="240"/>
       <w:outlineLvl w:val="1"/>
     </w:pPr>
     <w:rPr>
       <w:rFonts w:cstheme="majorBidi"/>
+      <w:b/>
       <w:caps/>
-      <w:sz w:val="40"/>
+      <w:sz w:val="28"/>
       <w:szCs w:val="24"/>
     </w:rPr>
   </w:style>
@@ -17092,21 +17219,23 @@
     <w:uiPriority w:val="99"/>
     <w:unhideWhenUsed/>
     <w:qFormat/>
-    <w:rsid w:val="00B32420"/>
+    <w:rsid w:val="0091386F"/>
     <w:pPr>
       <w:keepNext/>
-      <w:keepLines/>
       <w:numPr>
         <w:ilvl w:val="1"/>
-        <w:numId w:val="66"/>
+        <w:numId w:val="68"/>
       </w:numPr>
-      <w:spacing w:before="160" w:after="80"/>
+      <w:tabs>
+        <w:tab w:val="left" w:pos="900"/>
+      </w:tabs>
       <w:outlineLvl w:val="2"/>
     </w:pPr>
     <w:rPr>
       <w:rFonts w:eastAsiaTheme="majorEastAsia" w:cstheme="majorBidi"/>
-      <w:color w:val="0F4761" w:themeColor="accent1" w:themeShade="BF"/>
-      <w:sz w:val="32"/>
+      <w:b/>
+      <w:color w:val="000000" w:themeColor="text1"/>
+      <w:sz w:val="28"/>
       <w:szCs w:val="28"/>
     </w:rPr>
   </w:style>
@@ -17117,21 +17246,23 @@
     <w:link w:val="Heading4Char"/>
     <w:unhideWhenUsed/>
     <w:qFormat/>
-    <w:rsid w:val="00B32420"/>
+    <w:rsid w:val="0091386F"/>
     <w:pPr>
       <w:keepNext/>
       <w:keepLines/>
       <w:numPr>
         <w:ilvl w:val="2"/>
-        <w:numId w:val="66"/>
+        <w:numId w:val="68"/>
       </w:numPr>
-      <w:spacing w:before="80" w:after="40"/>
+      <w:tabs>
+        <w:tab w:val="left" w:pos="1440"/>
+      </w:tabs>
       <w:outlineLvl w:val="3"/>
     </w:pPr>
     <w:rPr>
       <w:rFonts w:eastAsiaTheme="majorEastAsia" w:cstheme="majorBidi"/>
       <w:iCs/>
-      <w:color w:val="0F4761" w:themeColor="accent1" w:themeShade="BF"/>
+      <w:color w:val="000000" w:themeColor="text1"/>
     </w:rPr>
   </w:style>
   <w:style w:type="paragraph" w:styleId="Heading5">
@@ -17141,20 +17272,21 @@
     <w:link w:val="Heading5Char"/>
     <w:unhideWhenUsed/>
     <w:qFormat/>
-    <w:rsid w:val="00602229"/>
+    <w:rsid w:val="00562403"/>
     <w:pPr>
       <w:keepNext/>
       <w:keepLines/>
       <w:numPr>
         <w:ilvl w:val="3"/>
-        <w:numId w:val="66"/>
+        <w:numId w:val="68"/>
       </w:numPr>
       <w:spacing w:before="80" w:after="40"/>
       <w:outlineLvl w:val="4"/>
     </w:pPr>
     <w:rPr>
       <w:rFonts w:eastAsiaTheme="majorEastAsia" w:cstheme="majorBidi"/>
-      <w:color w:val="0F4761" w:themeColor="accent1" w:themeShade="BF"/>
+      <w:i/>
+      <w:color w:val="000000" w:themeColor="text1"/>
     </w:rPr>
   </w:style>
   <w:style w:type="paragraph" w:styleId="Heading6">
@@ -17164,22 +17296,21 @@
     <w:link w:val="Heading6Char"/>
     <w:unhideWhenUsed/>
     <w:qFormat/>
-    <w:rsid w:val="00602229"/>
+    <w:rsid w:val="00562403"/>
     <w:pPr>
       <w:keepNext/>
       <w:keepLines/>
       <w:numPr>
         <w:ilvl w:val="4"/>
-        <w:numId w:val="66"/>
+        <w:numId w:val="68"/>
       </w:numPr>
       <w:spacing w:before="40"/>
       <w:outlineLvl w:val="5"/>
     </w:pPr>
     <w:rPr>
       <w:rFonts w:eastAsiaTheme="majorEastAsia" w:cstheme="majorBidi"/>
-      <w:i/>
       <w:iCs/>
-      <w:color w:val="595959" w:themeColor="text1" w:themeTint="A6"/>
+      <w:color w:val="000000" w:themeColor="text1"/>
     </w:rPr>
   </w:style>
   <w:style w:type="paragraph" w:styleId="Heading7">
@@ -17189,20 +17320,21 @@
     <w:link w:val="Heading7Char"/>
     <w:unhideWhenUsed/>
     <w:qFormat/>
-    <w:rsid w:val="00602229"/>
+    <w:rsid w:val="00562403"/>
     <w:pPr>
       <w:keepNext/>
       <w:keepLines/>
       <w:numPr>
         <w:ilvl w:val="5"/>
-        <w:numId w:val="66"/>
+        <w:numId w:val="68"/>
       </w:numPr>
       <w:spacing w:before="40"/>
       <w:outlineLvl w:val="6"/>
     </w:pPr>
     <w:rPr>
       <w:rFonts w:eastAsiaTheme="majorEastAsia" w:cstheme="majorBidi"/>
-      <w:color w:val="595959" w:themeColor="text1" w:themeTint="A6"/>
+      <w:i/>
+      <w:color w:val="000000" w:themeColor="text1"/>
     </w:rPr>
   </w:style>
   <w:style w:type="paragraph" w:styleId="Heading8">
@@ -17278,12 +17410,13 @@
     <w:name w:val="Heading 2 Char"/>
     <w:basedOn w:val="DefaultParagraphFont"/>
     <w:link w:val="Heading2"/>
-    <w:rsid w:val="00D34A45"/>
+    <w:rsid w:val="0091386F"/>
     <w:rPr>
       <w:rFonts w:ascii="Calibri" w:eastAsia="Times New Roman" w:hAnsi="Calibri" w:cstheme="majorBidi"/>
+      <w:b/>
       <w:caps/>
       <w:kern w:val="0"/>
-      <w:sz w:val="40"/>
+      <w:sz w:val="28"/>
       <w:szCs w:val="24"/>
       <w:lang w:bidi="ar-SA"/>
       <w14:ligatures w14:val="none"/>
@@ -17309,12 +17442,13 @@
     <w:basedOn w:val="DefaultParagraphFont"/>
     <w:link w:val="Heading3"/>
     <w:uiPriority w:val="99"/>
-    <w:rsid w:val="00B32420"/>
+    <w:rsid w:val="0091386F"/>
     <w:rPr>
-      <w:rFonts w:ascii="Times New Roman" w:eastAsiaTheme="majorEastAsia" w:hAnsi="Times New Roman" w:cstheme="majorBidi"/>
-      <w:color w:val="0F4761" w:themeColor="accent1" w:themeShade="BF"/>
+      <w:rFonts w:ascii="Calibri" w:eastAsiaTheme="majorEastAsia" w:hAnsi="Calibri" w:cstheme="majorBidi"/>
+      <w:b/>
+      <w:color w:val="000000" w:themeColor="text1"/>
       <w:kern w:val="0"/>
-      <w:sz w:val="32"/>
+      <w:sz w:val="28"/>
       <w:szCs w:val="28"/>
       <w:lang w:bidi="ar-SA"/>
       <w14:ligatures w14:val="none"/>
@@ -17324,11 +17458,11 @@
     <w:name w:val="Heading 4 Char"/>
     <w:basedOn w:val="DefaultParagraphFont"/>
     <w:link w:val="Heading4"/>
-    <w:rsid w:val="00B32420"/>
+    <w:rsid w:val="0091386F"/>
     <w:rPr>
-      <w:rFonts w:ascii="Times New Roman" w:eastAsiaTheme="majorEastAsia" w:hAnsi="Times New Roman" w:cstheme="majorBidi"/>
+      <w:rFonts w:ascii="Calibri" w:eastAsiaTheme="majorEastAsia" w:hAnsi="Calibri" w:cstheme="majorBidi"/>
       <w:iCs/>
-      <w:color w:val="0F4761" w:themeColor="accent1" w:themeShade="BF"/>
+      <w:color w:val="000000" w:themeColor="text1"/>
       <w:kern w:val="0"/>
       <w:sz w:val="24"/>
       <w:szCs w:val="20"/>
@@ -17340,38 +17474,48 @@
     <w:name w:val="Heading 5 Char"/>
     <w:basedOn w:val="DefaultParagraphFont"/>
     <w:link w:val="Heading5"/>
-    <w:uiPriority w:val="9"/>
-    <w:semiHidden/>
-    <w:rsid w:val="00602229"/>
+    <w:rsid w:val="00562403"/>
     <w:rPr>
-      <w:rFonts w:eastAsiaTheme="majorEastAsia" w:cstheme="majorBidi"/>
-      <w:color w:val="0F4761" w:themeColor="accent1" w:themeShade="BF"/>
+      <w:rFonts w:ascii="Calibri" w:eastAsiaTheme="majorEastAsia" w:hAnsi="Calibri" w:cstheme="majorBidi"/>
+      <w:i/>
+      <w:color w:val="000000" w:themeColor="text1"/>
+      <w:kern w:val="0"/>
+      <w:sz w:val="24"/>
+      <w:szCs w:val="20"/>
+      <w:lang w:bidi="ar-SA"/>
+      <w14:ligatures w14:val="none"/>
     </w:rPr>
   </w:style>
   <w:style w:type="character" w:customStyle="1" w:styleId="Heading6Char">
     <w:name w:val="Heading 6 Char"/>
     <w:basedOn w:val="DefaultParagraphFont"/>
     <w:link w:val="Heading6"/>
-    <w:uiPriority w:val="9"/>
-    <w:semiHidden/>
-    <w:rsid w:val="00602229"/>
+    <w:rsid w:val="00562403"/>
     <w:rPr>
-      <w:rFonts w:eastAsiaTheme="majorEastAsia" w:cstheme="majorBidi"/>
-      <w:i/>
+      <w:rFonts w:ascii="Calibri" w:eastAsiaTheme="majorEastAsia" w:hAnsi="Calibri" w:cstheme="majorBidi"/>
       <w:iCs/>
-      <w:color w:val="595959" w:themeColor="text1" w:themeTint="A6"/>
+      <w:color w:val="000000" w:themeColor="text1"/>
+      <w:kern w:val="0"/>
+      <w:sz w:val="24"/>
+      <w:szCs w:val="20"/>
+      <w:lang w:bidi="ar-SA"/>
+      <w14:ligatures w14:val="none"/>
     </w:rPr>
   </w:style>
   <w:style w:type="character" w:customStyle="1" w:styleId="Heading7Char">
     <w:name w:val="Heading 7 Char"/>
     <w:basedOn w:val="DefaultParagraphFont"/>
     <w:link w:val="Heading7"/>
-    <w:uiPriority w:val="9"/>
-    <w:semiHidden/>
-    <w:rsid w:val="00602229"/>
+    <w:rsid w:val="00562403"/>
     <w:rPr>
-      <w:rFonts w:eastAsiaTheme="majorEastAsia" w:cstheme="majorBidi"/>
-      <w:color w:val="595959" w:themeColor="text1" w:themeTint="A6"/>
+      <w:rFonts w:ascii="Calibri" w:eastAsiaTheme="majorEastAsia" w:hAnsi="Calibri" w:cstheme="majorBidi"/>
+      <w:i/>
+      <w:color w:val="000000" w:themeColor="text1"/>
+      <w:kern w:val="0"/>
+      <w:sz w:val="24"/>
+      <w:szCs w:val="20"/>
+      <w:lang w:bidi="ar-SA"/>
+      <w14:ligatures w14:val="none"/>
     </w:rPr>
   </w:style>
   <w:style w:type="character" w:customStyle="1" w:styleId="Heading8Char">
@@ -18128,10 +18272,9 @@
     <w:basedOn w:val="Normal"/>
     <w:next w:val="Normal"/>
     <w:qFormat/>
-    <w:rsid w:val="006345A2"/>
+    <w:rsid w:val="005C3F4B"/>
     <w:pPr>
       <w:spacing w:before="0" w:after="40"/>
-      <w:ind w:left="360" w:hanging="360"/>
     </w:pPr>
   </w:style>
   <w:style w:type="paragraph" w:customStyle="1" w:styleId="FooterText">
@@ -18159,16 +18302,22 @@
     <w:name w:val="Dilon Step Heading"/>
     <w:basedOn w:val="Normal"/>
     <w:qFormat/>
-    <w:rsid w:val="00F33E93"/>
+    <w:rsid w:val="0038494F"/>
+    <w:pPr>
+      <w:tabs>
+        <w:tab w:val="left" w:pos="360"/>
+      </w:tabs>
+      <w:ind w:left="720" w:hanging="720"/>
+    </w:pPr>
   </w:style>
   <w:style w:type="paragraph" w:customStyle="1" w:styleId="DilonStepClarificationList">
     <w:name w:val="Dilon Step Clarification List"/>
     <w:basedOn w:val="ListParagraph"/>
     <w:qFormat/>
-    <w:rsid w:val="006B403A"/>
+    <w:rsid w:val="005A4AC3"/>
     <w:pPr>
       <w:numPr>
-        <w:numId w:val="68"/>
+        <w:numId w:val="69"/>
       </w:numPr>
     </w:pPr>
   </w:style>

--- a/tests/STYLING_TEST_TEMPLATE.docx
+++ b/tests/STYLING_TEST_TEMPLATE.docx
@@ -3929,6 +3929,9 @@
             <wp:extent cx="6184900" cy="3092450"/>
             <wp:effectExtent b="0" l="0" r="0" t="0"/>
             <wp:docPr descr="Complete I2C Bus Topology showing nRF52832 master connected to all peripheral devices." title="" id="1" name="Picture"/>
+            <wp:cNvGraphicFramePr>
+              <a:graphicFrameLocks noChangeAspect="1"/>
+            </wp:cNvGraphicFramePr>
             <a:graphic>
               <a:graphicData uri="http://schemas.openxmlformats.org/drawingml/2006/picture">
                 <pic:pic>
@@ -4053,6 +4056,9 @@
             <wp:extent cx="6184900" cy="3092450"/>
             <wp:effectExtent b="0" l="0" r="0" t="0"/>
             <wp:docPr descr="CPLD Interface Architecture via PCA9534 GPIO extenders." title="" id="2" name="Picture"/>
+            <wp:cNvGraphicFramePr>
+              <a:graphicFrameLocks noChangeAspect="1"/>
+            </wp:cNvGraphicFramePr>
             <a:graphic>
               <a:graphicData uri="http://schemas.openxmlformats.org/drawingml/2006/picture">
                 <pic:pic>
@@ -15748,7 +15754,7 @@
     </w:lvl>
   </w:abstractNum>
   <w:abstractNum w:abstractNumId="69">
-    <w:nsid w:val="01AC5A5C"/>
+    <w:nsid w:val="007104C6"/>
     <w:multiLevelType w:val="multilevel"/>
     <w:lvl w:ilvl="0">
       <w:numFmt w:val="bullet"/>
@@ -15851,7 +15857,7 @@
     </w:lvl>
   </w:abstractNum>
   <w:abstractNum w:abstractNumId="70">
-    <w:nsid w:val="006F431F"/>
+    <w:nsid w:val="02D69168"/>
     <w:multiLevelType w:val="multilevel"/>
     <w:lvl w:ilvl="0">
       <w:start w:val="1"/>
@@ -15936,7 +15942,7 @@
     </w:lvl>
   </w:abstractNum>
   <w:abstractNum w:abstractNumId="71">
-    <w:nsid w:val="02EFE784"/>
+    <w:nsid w:val="04A46AB3"/>
     <w:multiLevelType w:val="multilevel"/>
     <w:lvl w:ilvl="0">
       <w:start w:val="1"/>
@@ -16021,7 +16027,7 @@
     </w:lvl>
   </w:abstractNum>
   <w:abstractNum w:abstractNumId="72">
-    <w:nsid w:val="016CC823"/>
+    <w:nsid w:val="00671165"/>
     <w:multiLevelType w:val="multilevel"/>
     <w:lvl w:ilvl="0">
       <w:numFmt w:val="bullet"/>

--- a/tests/STYLING_TEST_TEMPLATE.docx
+++ b/tests/STYLING_TEST_TEMPLATE.docx
@@ -323,8 +323,8 @@
         <w:tblLook w:firstColumn="1" w:firstRow="1" w:lastColumn="0" w:lastRow="0" w:noHBand="0" w:noVBand="1" w:val="04A0"/>
       </w:tblPr>
       <w:tblGrid>
-        <w:gridCol w:w="805"/>
-        <w:gridCol w:w="5786"/>
+        <w:gridCol w:w="1150"/>
+        <w:gridCol w:w="5441"/>
         <w:gridCol w:w="1620"/>
         <w:gridCol w:w="1535"/>
       </w:tblGrid>
@@ -352,7 +352,7 @@
       <w:tr>
         <w:tc>
           <w:tcPr>
-            <w:tcW w:type="dxa" w:w="805"/>
+            <w:tcW w:type="dxa" w:w="1150"/>
             <w:shd w:fill="C0C0C0"/>
           </w:tcPr>
           <w:p>
@@ -370,7 +370,7 @@
         </w:tc>
         <w:tc>
           <w:tcPr>
-            <w:tcW w:type="dxa" w:w="5786"/>
+            <w:tcW w:type="dxa" w:w="5441"/>
             <w:shd w:fill="C0C0C0"/>
           </w:tcPr>
           <w:p>
@@ -426,20 +426,20 @@
       <w:tr>
         <w:tc>
           <w:tcPr>
-            <w:tcW w:type="dxa" w:w="805"/>
+            <w:tcW w:type="dxa" w:w="1150"/>
           </w:tcPr>
           <w:p>
             <w:pPr>
               <w:jc w:val="center"/>
             </w:pPr>
             <w:r>
-              <w:t>1.0</w:t>
+              <w:t>01</w:t>
             </w:r>
           </w:p>
         </w:tc>
         <w:tc>
           <w:tcPr>
-            <w:tcW w:type="dxa" w:w="5786"/>
+            <w:tcW w:type="dxa" w:w="5441"/>
           </w:tcPr>
           <w:p>
             <w:r>
@@ -477,20 +477,20 @@
       <w:tr>
         <w:tc>
           <w:tcPr>
-            <w:tcW w:type="dxa" w:w="805"/>
+            <w:tcW w:type="dxa" w:w="1150"/>
           </w:tcPr>
           <w:p>
             <w:pPr>
               <w:jc w:val="center"/>
             </w:pPr>
             <w:r>
-              <w:t>1.1</w:t>
+              <w:t>02-A</w:t>
             </w:r>
           </w:p>
         </w:tc>
         <w:tc>
           <w:tcPr>
-            <w:tcW w:type="dxa" w:w="5786"/>
+            <w:tcW w:type="dxa" w:w="5441"/>
           </w:tcPr>
           <w:p>
             <w:r>
@@ -6178,9 +6178,7 @@
     </w:p>
     <w:p>
       <w:r>
-        <w:pict>
-          <v:rect style="width:0;height:1.5pt" o:hralign="center" o:hrstd="t" o:hr="t"/>
-        </w:pict>
+        <w:br w:type="page"/>
       </w:r>
     </w:p>
     <w:p>
@@ -6193,9 +6191,7 @@
     </w:p>
     <w:p>
       <w:r>
-        <w:pict>
-          <v:rect style="width:0;height:1.5pt" o:hralign="center" o:hrstd="t" o:hr="t"/>
-        </w:pict>
+        <w:br w:type="page"/>
       </w:r>
     </w:p>
     <w:bookmarkEnd w:id="63"/>
@@ -7196,7 +7192,7 @@
               <w:jc w:val="center"/>
             </w:pPr>
             <w:r>
-              <w:t xml:space="preserve">1.0</w:t>
+              <w:t xml:space="preserve">01</w:t>
             </w:r>
           </w:p>
         </w:tc>
@@ -7245,7 +7241,7 @@
               <w:jc w:val="center"/>
             </w:pPr>
             <w:r>
-              <w:t xml:space="preserve">1.1</w:t>
+              <w:t xml:space="preserve">02-A</w:t>
             </w:r>
           </w:p>
         </w:tc>
@@ -8735,9 +8731,7 @@
     </w:p>
     <w:p>
       <w:r>
-        <w:pict>
-          <v:rect style="width:0;height:1.5pt" o:hralign="center" o:hrstd="t" o:hr="t"/>
-        </w:pict>
+        <w:br w:type="page"/>
       </w:r>
     </w:p>
     <w:p>
@@ -8752,7 +8746,7 @@
         <w:t xml:space="preserve">Document Version</w:t>
       </w:r>
       <w:r>
-        <w:t xml:space="preserve">: 1.1</w:t>
+        <w:t xml:space="preserve">: 02-A</w:t>
       </w:r>
       <w:r>
         <w:t xml:space="preserve"> </w:t>
@@ -8870,7 +8864,7 @@
             <w:jc w:val="left"/>
           </w:pPr>
           <w:r>
-            <w:t>DD_NAV3_TEST_001 Rev 1.1</w:t>
+            <w:t>DD_NAV3_TEST_001 Rev 02-A</w:t>
           </w:r>
         </w:p>
       </w:tc>
@@ -9145,7 +9139,7 @@
             <w:rPr>
               <w:b/>
             </w:rPr>
-            <w:t>Rev 1.1</w:t>
+            <w:t>Rev 02-A</w:t>
           </w:r>
         </w:p>
       </w:tc>
@@ -15754,7 +15748,7 @@
     </w:lvl>
   </w:abstractNum>
   <w:abstractNum w:abstractNumId="69">
-    <w:nsid w:val="007104C6"/>
+    <w:nsid w:val="01D1C3E8"/>
     <w:multiLevelType w:val="multilevel"/>
     <w:lvl w:ilvl="0">
       <w:numFmt w:val="bullet"/>
@@ -15857,7 +15851,7 @@
     </w:lvl>
   </w:abstractNum>
   <w:abstractNum w:abstractNumId="70">
-    <w:nsid w:val="02D69168"/>
+    <w:nsid w:val="01566718"/>
     <w:multiLevelType w:val="multilevel"/>
     <w:lvl w:ilvl="0">
       <w:start w:val="1"/>
@@ -15942,7 +15936,7 @@
     </w:lvl>
   </w:abstractNum>
   <w:abstractNum w:abstractNumId="71">
-    <w:nsid w:val="04A46AB3"/>
+    <w:nsid w:val="04E9BD6B"/>
     <w:multiLevelType w:val="multilevel"/>
     <w:lvl w:ilvl="0">
       <w:start w:val="1"/>
@@ -16027,7 +16021,7 @@
     </w:lvl>
   </w:abstractNum>
   <w:abstractNum w:abstractNumId="72">
-    <w:nsid w:val="00671165"/>
+    <w:nsid w:val="0343B767"/>
     <w:multiLevelType w:val="multilevel"/>
     <w:lvl w:ilvl="0">
       <w:numFmt w:val="bullet"/>
